--- a/Draft/5 Implementation.docx
+++ b/Draft/5 Implementation.docx
@@ -1,10 +1,10 @@
 
 <file path=word/document.xml><?xml version="1.0" encoding="utf-8"?>
-<w:document xmlns:wpc="http://schemas.microsoft.com/office/word/2010/wordprocessingCanvas" xmlns:cx="http://schemas.microsoft.com/office/drawing/2014/chartex" xmlns:cx1="http://schemas.microsoft.com/office/drawing/2015/9/8/chartex" xmlns:cx2="http://schemas.microsoft.com/office/drawing/2015/10/21/chartex" xmlns:cx3="http://schemas.microsoft.com/office/drawing/2016/5/9/chartex" xmlns:cx4="http://schemas.microsoft.com/office/drawing/2016/5/10/chartex" xmlns:cx5="http://schemas.microsoft.com/office/drawing/2016/5/11/chartex" xmlns:cx6="http://schemas.microsoft.com/office/drawing/2016/5/12/chartex" xmlns:cx7="http://schemas.microsoft.com/office/drawing/2016/5/13/chartex" xmlns:cx8="http://schemas.microsoft.com/office/drawing/2016/5/14/chartex" xmlns:mc="http://schemas.openxmlformats.org/markup-compatibility/2006" xmlns:aink="http://schemas.microsoft.com/office/drawing/2016/ink" xmlns:am3d="http://schemas.microsoft.com/office/drawing/2017/model3d" xmlns:o="urn:schemas-microsoft-com:office:office" xmlns:oel="http://schemas.microsoft.com/office/2019/extlst" xmlns:r="http://schemas.openxmlformats.org/officeDocument/2006/relationships" xmlns:m="http://schemas.openxmlformats.org/officeDocument/2006/math" xmlns:v="urn:schemas-microsoft-com:vml" xmlns:wp14="http://schemas.microsoft.com/office/word/2010/wordprocessingDrawing" xmlns:wp="http://schemas.openxmlformats.org/drawingml/2006/wordprocessingDrawing" xmlns:w10="urn:schemas-microsoft-com:office:word" xmlns:w="http://schemas.openxmlformats.org/wordprocessingml/2006/main" xmlns:w14="http://schemas.microsoft.com/office/word/2010/wordml" xmlns:w15="http://schemas.microsoft.com/office/word/2012/wordml" xmlns:w16cex="http://schemas.microsoft.com/office/word/2018/wordml/cex" xmlns:w16cid="http://schemas.microsoft.com/office/word/2016/wordml/cid" xmlns:w16="http://schemas.microsoft.com/office/word/2018/wordml" xmlns:w16du="http://schemas.microsoft.com/office/word/2023/wordml/word16du" xmlns:w16sdtdh="http://schemas.microsoft.com/office/word/2020/wordml/sdtdatahash" xmlns:w16sdtfl="http://schemas.microsoft.com/office/word/2024/wordml/sdtformatlock" xmlns:w16se="http://schemas.microsoft.com/office/word/2015/wordml/symex" xmlns:wpg="http://schemas.microsoft.com/office/word/2010/wordprocessingGroup" xmlns:wpi="http://schemas.microsoft.com/office/word/2010/wordprocessingInk" xmlns:wne="http://schemas.microsoft.com/office/word/2006/wordml" xmlns:wps="http://schemas.microsoft.com/office/word/2010/wordprocessingShape" mc:Ignorable="w14 w15 w16se w16cid w16 w16cex w16sdtdh w16sdtfl w16du wp14">
+<w:document xmlns:wpc="http://schemas.microsoft.com/office/word/2010/wordprocessingCanvas" xmlns:cx="http://schemas.microsoft.com/office/drawing/2014/chartex" xmlns:cx1="http://schemas.microsoft.com/office/drawing/2015/9/8/chartex" xmlns:cx2="http://schemas.microsoft.com/office/drawing/2015/10/21/chartex" xmlns:cx3="http://schemas.microsoft.com/office/drawing/2016/5/9/chartex" xmlns:cx4="http://schemas.microsoft.com/office/drawing/2016/5/10/chartex" xmlns:cx5="http://schemas.microsoft.com/office/drawing/2016/5/11/chartex" xmlns:cx6="http://schemas.microsoft.com/office/drawing/2016/5/12/chartex" xmlns:cx7="http://schemas.microsoft.com/office/drawing/2016/5/13/chartex" xmlns:cx8="http://schemas.microsoft.com/office/drawing/2016/5/14/chartex" xmlns:mc="http://schemas.openxmlformats.org/markup-compatibility/2006" xmlns:aink="http://schemas.microsoft.com/office/drawing/2016/ink" xmlns:am3d="http://schemas.microsoft.com/office/drawing/2017/model3d" xmlns:o="urn:schemas-microsoft-com:office:office" xmlns:r="http://schemas.openxmlformats.org/officeDocument/2006/relationships" xmlns:m="http://schemas.openxmlformats.org/officeDocument/2006/math" xmlns:v="urn:schemas-microsoft-com:vml" xmlns:wp14="http://schemas.microsoft.com/office/word/2010/wordprocessingDrawing" xmlns:wp="http://schemas.openxmlformats.org/drawingml/2006/wordprocessingDrawing" xmlns:w10="urn:schemas-microsoft-com:office:word" xmlns:w="http://schemas.openxmlformats.org/wordprocessingml/2006/main" xmlns:w14="http://schemas.microsoft.com/office/word/2010/wordml" xmlns:w15="http://schemas.microsoft.com/office/word/2012/wordml" xmlns:w16cex="http://schemas.microsoft.com/office/word/2018/wordml/cex" xmlns:w16cid="http://schemas.microsoft.com/office/word/2016/wordml/cid" xmlns:w16="http://schemas.microsoft.com/office/word/2018/wordml" xmlns:w16sdtdh="http://schemas.microsoft.com/office/word/2020/wordml/sdtdatahash" xmlns:w16se="http://schemas.microsoft.com/office/word/2015/wordml/symex" xmlns:wpg="http://schemas.microsoft.com/office/word/2010/wordprocessingGroup" xmlns:wpi="http://schemas.microsoft.com/office/word/2010/wordprocessingInk" xmlns:wne="http://schemas.microsoft.com/office/word/2006/wordml" xmlns:wps="http://schemas.microsoft.com/office/word/2010/wordprocessingShape" mc:Ignorable="w14 w15 w16se w16cid w16 w16cex w16sdtdh wp14">
   <w:body>
     <w:p>
       <w:pPr>
-        <w:pStyle w:val="Ttulo"/>
+        <w:pStyle w:val="Title"/>
         <w:rPr>
           <w:lang w:val="en-NZ"/>
         </w:rPr>
@@ -398,7 +398,7 @@
     </w:p>
     <w:p>
       <w:pPr>
-        <w:pStyle w:val="Ttulo1"/>
+        <w:pStyle w:val="Heading1"/>
         <w:rPr>
           <w:lang w:val="en-NZ"/>
         </w:rPr>
@@ -426,7 +426,7 @@
     </w:p>
     <w:p>
       <w:pPr>
-        <w:pStyle w:val="Prrafodelista"/>
+        <w:pStyle w:val="ListParagraph"/>
         <w:numPr>
           <w:ilvl w:val="0"/>
           <w:numId w:val="1"/>
@@ -446,7 +446,7 @@
     </w:p>
     <w:p>
       <w:pPr>
-        <w:pStyle w:val="Prrafodelista"/>
+        <w:pStyle w:val="ListParagraph"/>
         <w:numPr>
           <w:ilvl w:val="0"/>
           <w:numId w:val="1"/>
@@ -466,7 +466,7 @@
     </w:p>
     <w:p>
       <w:pPr>
-        <w:pStyle w:val="Prrafodelista"/>
+        <w:pStyle w:val="ListParagraph"/>
         <w:numPr>
           <w:ilvl w:val="0"/>
           <w:numId w:val="1"/>
@@ -524,7 +524,7 @@
     </w:p>
     <w:p>
       <w:pPr>
-        <w:pStyle w:val="Prrafodelista"/>
+        <w:pStyle w:val="ListParagraph"/>
         <w:numPr>
           <w:ilvl w:val="0"/>
           <w:numId w:val="2"/>
@@ -555,7 +555,7 @@
     </w:p>
     <w:p>
       <w:pPr>
-        <w:pStyle w:val="Prrafodelista"/>
+        <w:pStyle w:val="ListParagraph"/>
         <w:numPr>
           <w:ilvl w:val="0"/>
           <w:numId w:val="2"/>
@@ -574,7 +574,7 @@
     </w:p>
     <w:p>
       <w:pPr>
-        <w:pStyle w:val="Prrafodelista"/>
+        <w:pStyle w:val="ListParagraph"/>
         <w:numPr>
           <w:ilvl w:val="0"/>
           <w:numId w:val="2"/>
@@ -593,7 +593,7 @@
     </w:p>
     <w:p>
       <w:pPr>
-        <w:pStyle w:val="Prrafodelista"/>
+        <w:pStyle w:val="ListParagraph"/>
         <w:numPr>
           <w:ilvl w:val="0"/>
           <w:numId w:val="2"/>
@@ -612,7 +612,7 @@
     </w:p>
     <w:p>
       <w:pPr>
-        <w:pStyle w:val="Prrafodelista"/>
+        <w:pStyle w:val="ListParagraph"/>
         <w:numPr>
           <w:ilvl w:val="0"/>
           <w:numId w:val="2"/>
@@ -661,7 +661,7 @@
     </w:p>
     <w:p>
       <w:pPr>
-        <w:pStyle w:val="Ttulo2"/>
+        <w:pStyle w:val="Heading2"/>
         <w:rPr>
           <w:lang w:val="en-NZ"/>
         </w:rPr>
@@ -689,7 +689,7 @@
       </w:r>
       <w:r>
         <w:rPr>
-          <w:rStyle w:val="CitaCar"/>
+          <w:rStyle w:val="QuoteChar"/>
           <w:lang w:val="en-NZ"/>
         </w:rPr>
         <w:t>Kowalewski et al. (2017)</w:t>
@@ -714,7 +714,7 @@
       </w:r>
       <w:r>
         <w:rPr>
-          <w:rStyle w:val="CitaCar"/>
+          <w:rStyle w:val="QuoteChar"/>
           <w:lang w:val="en-NZ"/>
         </w:rPr>
         <w:t>(Manifest AR Work Instruction Platform, 2022)</w:t>
@@ -727,7 +727,7 @@
       </w:r>
       <w:r>
         <w:rPr>
-          <w:rStyle w:val="CitaCar"/>
+          <w:rStyle w:val="QuoteChar"/>
           <w:lang w:val="en-NZ"/>
         </w:rPr>
         <w:t>(Meta, 2025)</w:t>
@@ -802,7 +802,7 @@
       </w:r>
       <w:r>
         <w:rPr>
-          <w:rStyle w:val="CitaCar"/>
+          <w:rStyle w:val="QuoteChar"/>
           <w:lang w:val="en-NZ"/>
         </w:rPr>
         <w:t>(Boy, 2017)</w:t>
@@ -815,7 +815,7 @@
       </w:r>
       <w:r>
         <w:rPr>
-          <w:rStyle w:val="CitaCar"/>
+          <w:rStyle w:val="QuoteChar"/>
           <w:lang w:val="en-NZ"/>
         </w:rPr>
         <w:t>(Chang, Kuo, &amp; Du, 2023)</w:t>
@@ -890,7 +890,7 @@
       </w:r>
       <w:r>
         <w:rPr>
-          <w:rStyle w:val="CitaCar"/>
+          <w:rStyle w:val="QuoteChar"/>
           <w:lang w:val="en-NZ"/>
         </w:rPr>
         <w:t xml:space="preserve">by </w:t>
@@ -898,7 +898,7 @@
       <w:proofErr w:type="spellStart"/>
       <w:r>
         <w:rPr>
-          <w:rStyle w:val="CitaCar"/>
+          <w:rStyle w:val="QuoteChar"/>
           <w:lang w:val="en-NZ"/>
         </w:rPr>
         <w:t>Piumsomboon</w:t>
@@ -906,10 +906,26 @@
       <w:proofErr w:type="spellEnd"/>
       <w:r>
         <w:rPr>
-          <w:rStyle w:val="CitaCar"/>
-          <w:lang w:val="en-NZ"/>
-        </w:rPr>
-        <w:t>, Clark, Billinghurst, and Cockburn (2013)</w:t>
+          <w:rStyle w:val="QuoteChar"/>
+          <w:lang w:val="en-NZ"/>
+        </w:rPr>
+        <w:t xml:space="preserve">, Clark, </w:t>
+      </w:r>
+      <w:proofErr w:type="spellStart"/>
+      <w:r>
+        <w:rPr>
+          <w:rStyle w:val="QuoteChar"/>
+          <w:lang w:val="en-NZ"/>
+        </w:rPr>
+        <w:t>Billinghurst</w:t>
+      </w:r>
+      <w:proofErr w:type="spellEnd"/>
+      <w:r>
+        <w:rPr>
+          <w:rStyle w:val="QuoteChar"/>
+          <w:lang w:val="en-NZ"/>
+        </w:rPr>
+        <w:t>, and Cockburn (2013)</w:t>
       </w:r>
       <w:r>
         <w:rPr>
@@ -920,7 +936,7 @@
       <w:proofErr w:type="spellStart"/>
       <w:r>
         <w:rPr>
-          <w:rStyle w:val="CitaCar"/>
+          <w:rStyle w:val="QuoteChar"/>
           <w:lang w:val="en-NZ"/>
         </w:rPr>
         <w:t>Wobbrock</w:t>
@@ -928,7 +944,7 @@
       <w:proofErr w:type="spellEnd"/>
       <w:r>
         <w:rPr>
-          <w:rStyle w:val="CitaCar"/>
+          <w:rStyle w:val="QuoteChar"/>
           <w:lang w:val="en-NZ"/>
         </w:rPr>
         <w:t>, Morris, and Wilson (2009)</w:t>
@@ -1076,7 +1092,7 @@
     </w:p>
     <w:p>
       <w:pPr>
-        <w:pStyle w:val="Ttulo3"/>
+        <w:pStyle w:val="Heading3"/>
         <w:rPr>
           <w:lang w:val="en-NZ"/>
         </w:rPr>
@@ -1275,7 +1291,7 @@
     </w:p>
     <w:p>
       <w:pPr>
-        <w:pStyle w:val="Descripcin"/>
+        <w:pStyle w:val="Caption"/>
         <w:jc w:val="center"/>
         <w:rPr>
           <w:rFonts w:asciiTheme="majorHAnsi" w:hAnsiTheme="majorHAnsi" w:cstheme="majorHAnsi"/>
@@ -1364,7 +1380,7 @@
     </w:p>
     <w:p>
       <w:pPr>
-        <w:pStyle w:val="Prrafodelista"/>
+        <w:pStyle w:val="ListParagraph"/>
         <w:numPr>
           <w:ilvl w:val="0"/>
           <w:numId w:val="3"/>
@@ -1383,7 +1399,7 @@
     </w:p>
     <w:p>
       <w:pPr>
-        <w:pStyle w:val="Prrafodelista"/>
+        <w:pStyle w:val="ListParagraph"/>
         <w:numPr>
           <w:ilvl w:val="0"/>
           <w:numId w:val="3"/>
@@ -1402,7 +1418,7 @@
     </w:p>
     <w:p>
       <w:pPr>
-        <w:pStyle w:val="Prrafodelista"/>
+        <w:pStyle w:val="ListParagraph"/>
         <w:numPr>
           <w:ilvl w:val="0"/>
           <w:numId w:val="3"/>
@@ -1475,7 +1491,7 @@
       <w:proofErr w:type="spellStart"/>
       <w:r>
         <w:rPr>
-          <w:rStyle w:val="CitaCar"/>
+          <w:rStyle w:val="QuoteChar"/>
           <w:lang w:val="en-NZ"/>
         </w:rPr>
         <w:t>Piumsomboon</w:t>
@@ -1483,7 +1499,7 @@
       <w:proofErr w:type="spellEnd"/>
       <w:r>
         <w:rPr>
-          <w:rStyle w:val="CitaCar"/>
+          <w:rStyle w:val="QuoteChar"/>
           <w:lang w:val="en-NZ"/>
         </w:rPr>
         <w:t xml:space="preserve"> et al. (2013)</w:t>
@@ -1520,7 +1536,7 @@
       </w:r>
       <w:r>
         <w:rPr>
-          <w:rStyle w:val="CitaCar"/>
+          <w:rStyle w:val="QuoteChar"/>
           <w:lang w:val="en-NZ"/>
         </w:rPr>
         <w:t>(</w:t>
@@ -1528,7 +1544,7 @@
       <w:proofErr w:type="spellStart"/>
       <w:r>
         <w:rPr>
-          <w:rStyle w:val="CitaCar"/>
+          <w:rStyle w:val="QuoteChar"/>
           <w:lang w:val="en-NZ"/>
         </w:rPr>
         <w:t>Pinelle</w:t>
@@ -1536,7 +1552,7 @@
       <w:proofErr w:type="spellEnd"/>
       <w:r>
         <w:rPr>
-          <w:rStyle w:val="CitaCar"/>
+          <w:rStyle w:val="QuoteChar"/>
           <w:lang w:val="en-NZ"/>
         </w:rPr>
         <w:t xml:space="preserve">, </w:t>
@@ -1544,7 +1560,7 @@
       <w:proofErr w:type="spellStart"/>
       <w:r>
         <w:rPr>
-          <w:rStyle w:val="CitaCar"/>
+          <w:rStyle w:val="QuoteChar"/>
           <w:lang w:val="en-NZ"/>
         </w:rPr>
         <w:t>Gutwin</w:t>
@@ -1552,7 +1568,7 @@
       <w:proofErr w:type="spellEnd"/>
       <w:r>
         <w:rPr>
-          <w:rStyle w:val="CitaCar"/>
+          <w:rStyle w:val="QuoteChar"/>
           <w:lang w:val="en-NZ"/>
         </w:rPr>
         <w:t>, &amp; Greenberg, 2003; Scoular, Duckworth &amp; Heard, 2020)</w:t>
@@ -1579,7 +1595,7 @@
     </w:p>
     <w:p>
       <w:pPr>
-        <w:pStyle w:val="Prrafodelista"/>
+        <w:pStyle w:val="ListParagraph"/>
         <w:numPr>
           <w:ilvl w:val="0"/>
           <w:numId w:val="4"/>
@@ -1610,7 +1626,7 @@
     </w:p>
     <w:p>
       <w:pPr>
-        <w:pStyle w:val="Prrafodelista"/>
+        <w:pStyle w:val="ListParagraph"/>
         <w:numPr>
           <w:ilvl w:val="0"/>
           <w:numId w:val="4"/>
@@ -1629,7 +1645,7 @@
     </w:p>
     <w:p>
       <w:pPr>
-        <w:pStyle w:val="Prrafodelista"/>
+        <w:pStyle w:val="ListParagraph"/>
         <w:numPr>
           <w:ilvl w:val="0"/>
           <w:numId w:val="4"/>
@@ -1763,7 +1779,7 @@
       </w:r>
       <w:r>
         <w:rPr>
-          <w:rStyle w:val="CitaCar"/>
+          <w:rStyle w:val="QuoteChar"/>
           <w:lang w:val="en-NZ"/>
         </w:rPr>
         <w:t>Reilly et al. (2014)</w:t>
@@ -1776,7 +1792,7 @@
       </w:r>
       <w:r>
         <w:rPr>
-          <w:rStyle w:val="CitaCar"/>
+          <w:rStyle w:val="QuoteChar"/>
           <w:lang w:val="en-NZ"/>
         </w:rPr>
         <w:t>Lebeck, Ruth, Kohno, and Roesner (2018)</w:t>
@@ -1815,7 +1831,7 @@
       </w:r>
       <w:r>
         <w:rPr>
-          <w:rStyle w:val="CitaCar"/>
+          <w:rStyle w:val="QuoteChar"/>
           <w:lang w:val="en-NZ"/>
         </w:rPr>
         <w:t>(</w:t>
@@ -1823,7 +1839,7 @@
       <w:proofErr w:type="spellStart"/>
       <w:r>
         <w:rPr>
-          <w:rStyle w:val="CitaCar"/>
+          <w:rStyle w:val="QuoteChar"/>
           <w:lang w:val="en-NZ"/>
         </w:rPr>
         <w:t>Zigurs</w:t>
@@ -1831,7 +1847,7 @@
       <w:proofErr w:type="spellEnd"/>
       <w:r>
         <w:rPr>
-          <w:rStyle w:val="CitaCar"/>
+          <w:rStyle w:val="QuoteChar"/>
           <w:lang w:val="en-NZ"/>
         </w:rPr>
         <w:t xml:space="preserve"> refers to &amp; Munkvold, 2006)</w:t>
@@ -1905,7 +1921,7 @@
     </w:p>
     <w:p>
       <w:pPr>
-        <w:pStyle w:val="Descripcin"/>
+        <w:pStyle w:val="Caption"/>
         <w:jc w:val="center"/>
         <w:rPr>
           <w:rFonts w:asciiTheme="majorHAnsi" w:hAnsiTheme="majorHAnsi" w:cstheme="majorHAnsi"/>
@@ -2120,7 +2136,7 @@
     </w:p>
     <w:p>
       <w:pPr>
-        <w:pStyle w:val="Descripcin"/>
+        <w:pStyle w:val="Caption"/>
         <w:jc w:val="center"/>
         <w:rPr>
           <w:rFonts w:asciiTheme="majorHAnsi" w:hAnsiTheme="majorHAnsi" w:cstheme="majorHAnsi"/>
@@ -2184,7 +2200,7 @@
       </w:r>
       <w:r>
         <w:rPr>
-          <w:rStyle w:val="CitaCar"/>
+          <w:rStyle w:val="QuoteChar"/>
           <w:sz w:val="20"/>
           <w:szCs w:val="20"/>
           <w:lang w:val="en-NZ"/>
@@ -2193,7 +2209,7 @@
       </w:r>
       <w:r>
         <w:rPr>
-          <w:rStyle w:val="CitaCar"/>
+          <w:rStyle w:val="QuoteChar"/>
           <w:sz w:val="20"/>
           <w:szCs w:val="20"/>
           <w:lang w:val="en-US"/>
@@ -2203,7 +2219,7 @@
       <w:proofErr w:type="spellStart"/>
       <w:r>
         <w:rPr>
-          <w:rStyle w:val="CitaCar"/>
+          <w:rStyle w:val="QuoteChar"/>
           <w:sz w:val="20"/>
           <w:szCs w:val="20"/>
           <w:lang w:val="en-NZ"/>
@@ -2213,7 +2229,7 @@
       <w:proofErr w:type="spellEnd"/>
       <w:r>
         <w:rPr>
-          <w:rStyle w:val="CitaCar"/>
+          <w:rStyle w:val="QuoteChar"/>
           <w:sz w:val="20"/>
           <w:szCs w:val="20"/>
           <w:lang w:val="en-NZ"/>
@@ -2222,7 +2238,7 @@
       </w:r>
       <w:r>
         <w:rPr>
-          <w:rStyle w:val="CitaCar"/>
+          <w:rStyle w:val="QuoteChar"/>
           <w:sz w:val="20"/>
           <w:szCs w:val="20"/>
           <w:lang w:val="en-NZ"/>
@@ -2451,7 +2467,7 @@
       <w:pPr>
         <w:jc w:val="both"/>
         <w:rPr>
-          <w:rStyle w:val="CitaCar"/>
+          <w:rStyle w:val="QuoteChar"/>
           <w:lang w:val="en-NZ"/>
         </w:rPr>
       </w:pPr>
@@ -2463,7 +2479,7 @@
       </w:r>
       <w:r>
         <w:rPr>
-          <w:rStyle w:val="CitaCar"/>
+          <w:rStyle w:val="QuoteChar"/>
           <w:lang w:val="en-NZ"/>
         </w:rPr>
         <w:t>(</w:t>
@@ -2471,7 +2487,7 @@
       <w:proofErr w:type="spellStart"/>
       <w:r>
         <w:rPr>
-          <w:rStyle w:val="CitaCar"/>
+          <w:rStyle w:val="QuoteChar"/>
           <w:lang w:val="en-NZ"/>
         </w:rPr>
         <w:t>Wobbrock</w:t>
@@ -2479,7 +2495,7 @@
       <w:proofErr w:type="spellEnd"/>
       <w:r>
         <w:rPr>
-          <w:rStyle w:val="CitaCar"/>
+          <w:rStyle w:val="QuoteChar"/>
           <w:lang w:val="en-NZ"/>
         </w:rPr>
         <w:t>, Aung, Rothrock, &amp; Myers, 2005).</w:t>
@@ -2768,7 +2784,7 @@
     </w:p>
     <w:p>
       <w:pPr>
-        <w:pStyle w:val="Descripcin"/>
+        <w:pStyle w:val="Caption"/>
         <w:jc w:val="center"/>
         <w:rPr>
           <w:rFonts w:asciiTheme="majorHAnsi" w:hAnsiTheme="majorHAnsi" w:cstheme="majorHAnsi"/>
@@ -2827,7 +2843,7 @@
     </w:p>
     <w:p>
       <w:pPr>
-        <w:pStyle w:val="Ttulo3"/>
+        <w:pStyle w:val="Heading3"/>
         <w:rPr>
           <w:lang w:val="en-NZ"/>
         </w:rPr>
@@ -3013,7 +3029,7 @@
     </w:p>
     <w:p>
       <w:pPr>
-        <w:pStyle w:val="Descripcin"/>
+        <w:pStyle w:val="Caption"/>
         <w:jc w:val="center"/>
         <w:rPr>
           <w:rFonts w:asciiTheme="majorHAnsi" w:hAnsiTheme="majorHAnsi" w:cstheme="majorHAnsi"/>
@@ -3273,7 +3289,7 @@
     </w:p>
     <w:p>
       <w:pPr>
-        <w:pStyle w:val="Descripcin"/>
+        <w:pStyle w:val="Caption"/>
         <w:jc w:val="center"/>
         <w:rPr>
           <w:rFonts w:asciiTheme="majorHAnsi" w:hAnsiTheme="majorHAnsi" w:cstheme="majorHAnsi"/>
@@ -3379,7 +3395,7 @@
     </w:p>
     <w:p>
       <w:pPr>
-        <w:pStyle w:val="Descripcin"/>
+        <w:pStyle w:val="Caption"/>
         <w:jc w:val="center"/>
         <w:rPr>
           <w:rFonts w:asciiTheme="majorHAnsi" w:hAnsiTheme="majorHAnsi" w:cstheme="majorHAnsi"/>
@@ -3474,7 +3490,7 @@
     </w:p>
     <w:p>
       <w:pPr>
-        <w:pStyle w:val="Descripcin"/>
+        <w:pStyle w:val="Caption"/>
         <w:jc w:val="center"/>
         <w:rPr>
           <w:rFonts w:asciiTheme="majorHAnsi" w:hAnsiTheme="majorHAnsi" w:cstheme="majorHAnsi"/>
@@ -3592,7 +3608,7 @@
     </w:p>
     <w:p>
       <w:pPr>
-        <w:pStyle w:val="Descripcin"/>
+        <w:pStyle w:val="Caption"/>
         <w:jc w:val="center"/>
         <w:rPr>
           <w:rFonts w:asciiTheme="majorHAnsi" w:hAnsiTheme="majorHAnsi" w:cstheme="majorHAnsi"/>
@@ -3929,7 +3945,7 @@
     </w:p>
     <w:p>
       <w:pPr>
-        <w:pStyle w:val="Descripcin"/>
+        <w:pStyle w:val="Caption"/>
         <w:jc w:val="center"/>
         <w:rPr>
           <w:rFonts w:asciiTheme="majorHAnsi" w:hAnsiTheme="majorHAnsi" w:cstheme="majorHAnsi"/>
@@ -4082,7 +4098,7 @@
     </w:p>
     <w:p>
       <w:pPr>
-        <w:pStyle w:val="Descripcin"/>
+        <w:pStyle w:val="Caption"/>
         <w:jc w:val="center"/>
         <w:rPr>
           <w:rFonts w:asciiTheme="majorHAnsi" w:hAnsiTheme="majorHAnsi" w:cstheme="majorHAnsi"/>
@@ -4254,7 +4270,7 @@
     </w:p>
     <w:p>
       <w:pPr>
-        <w:pStyle w:val="Descripcin"/>
+        <w:pStyle w:val="Caption"/>
         <w:jc w:val="center"/>
         <w:rPr>
           <w:rFonts w:asciiTheme="majorHAnsi" w:hAnsiTheme="majorHAnsi" w:cstheme="majorHAnsi"/>
@@ -4513,7 +4529,7 @@
     </w:p>
     <w:p>
       <w:pPr>
-        <w:pStyle w:val="Descripcin"/>
+        <w:pStyle w:val="Caption"/>
         <w:jc w:val="center"/>
         <w:rPr>
           <w:rFonts w:asciiTheme="majorHAnsi" w:hAnsiTheme="majorHAnsi" w:cstheme="majorHAnsi"/>
@@ -4705,7 +4721,7 @@
     </w:p>
     <w:p>
       <w:pPr>
-        <w:pStyle w:val="Descripcin"/>
+        <w:pStyle w:val="Caption"/>
         <w:jc w:val="center"/>
         <w:rPr>
           <w:rFonts w:asciiTheme="majorHAnsi" w:hAnsiTheme="majorHAnsi" w:cstheme="majorHAnsi"/>
@@ -4784,7 +4800,7 @@
     </w:p>
     <w:p>
       <w:pPr>
-        <w:pStyle w:val="Descripcin"/>
+        <w:pStyle w:val="Caption"/>
         <w:jc w:val="center"/>
         <w:rPr>
           <w:rFonts w:asciiTheme="majorHAnsi" w:hAnsiTheme="majorHAnsi" w:cstheme="majorHAnsi"/>
@@ -5042,7 +5058,7 @@
     </w:p>
     <w:p>
       <w:pPr>
-        <w:pStyle w:val="Descripcin"/>
+        <w:pStyle w:val="Caption"/>
         <w:jc w:val="center"/>
         <w:rPr>
           <w:rFonts w:asciiTheme="majorHAnsi" w:hAnsiTheme="majorHAnsi" w:cstheme="majorHAnsi"/>
@@ -5213,7 +5229,7 @@
     </w:p>
     <w:p>
       <w:pPr>
-        <w:pStyle w:val="Descripcin"/>
+        <w:pStyle w:val="Caption"/>
         <w:jc w:val="center"/>
         <w:rPr>
           <w:rFonts w:asciiTheme="majorHAnsi" w:hAnsiTheme="majorHAnsi" w:cstheme="majorHAnsi"/>
@@ -5376,7 +5392,7 @@
     </w:p>
     <w:p>
       <w:pPr>
-        <w:pStyle w:val="Descripcin"/>
+        <w:pStyle w:val="Caption"/>
         <w:jc w:val="center"/>
         <w:rPr>
           <w:rFonts w:asciiTheme="majorHAnsi" w:hAnsiTheme="majorHAnsi" w:cstheme="majorHAnsi"/>
@@ -5648,7 +5664,7 @@
     </w:p>
     <w:p>
       <w:pPr>
-        <w:pStyle w:val="Descripcin"/>
+        <w:pStyle w:val="Caption"/>
         <w:jc w:val="center"/>
         <w:rPr>
           <w:rFonts w:asciiTheme="majorHAnsi" w:hAnsiTheme="majorHAnsi" w:cstheme="majorHAnsi"/>
@@ -5806,7 +5822,7 @@
     </w:p>
     <w:p>
       <w:pPr>
-        <w:pStyle w:val="Descripcin"/>
+        <w:pStyle w:val="Caption"/>
         <w:jc w:val="center"/>
         <w:rPr>
           <w:rFonts w:asciiTheme="majorHAnsi" w:hAnsiTheme="majorHAnsi" w:cstheme="majorHAnsi"/>
@@ -5827,7 +5843,7 @@
     </w:p>
     <w:p>
       <w:pPr>
-        <w:pStyle w:val="Ttulo3"/>
+        <w:pStyle w:val="Heading3"/>
         <w:rPr>
           <w:lang w:val="en-NZ"/>
         </w:rPr>
@@ -6040,7 +6056,7 @@
     </w:p>
     <w:p>
       <w:pPr>
-        <w:pStyle w:val="Prrafodelista"/>
+        <w:pStyle w:val="ListParagraph"/>
         <w:numPr>
           <w:ilvl w:val="0"/>
           <w:numId w:val="5"/>
@@ -6089,7 +6105,7 @@
     </w:p>
     <w:p>
       <w:pPr>
-        <w:pStyle w:val="Prrafodelista"/>
+        <w:pStyle w:val="ListParagraph"/>
         <w:numPr>
           <w:ilvl w:val="0"/>
           <w:numId w:val="5"/>
@@ -6120,7 +6136,7 @@
     </w:p>
     <w:p>
       <w:pPr>
-        <w:pStyle w:val="Prrafodelista"/>
+        <w:pStyle w:val="ListParagraph"/>
         <w:numPr>
           <w:ilvl w:val="0"/>
           <w:numId w:val="5"/>
@@ -6320,7 +6336,7 @@
     </w:p>
     <w:p>
       <w:pPr>
-        <w:pStyle w:val="Ttulo2"/>
+        <w:pStyle w:val="Heading2"/>
         <w:rPr>
           <w:lang w:val="en-NZ"/>
         </w:rPr>
@@ -6720,7 +6736,7 @@
     </w:p>
     <w:p>
       <w:pPr>
-        <w:pStyle w:val="Descripcin"/>
+        <w:pStyle w:val="Caption"/>
         <w:jc w:val="center"/>
         <w:rPr>
           <w:rFonts w:asciiTheme="majorHAnsi" w:hAnsiTheme="majorHAnsi" w:cstheme="majorHAnsi"/>
@@ -6740,7 +6756,7 @@
       </w:r>
       <w:r>
         <w:rPr>
-          <w:rStyle w:val="Refdenotaalpie"/>
+          <w:rStyle w:val="FootnoteReference"/>
           <w:rFonts w:asciiTheme="majorHAnsi" w:hAnsiTheme="majorHAnsi" w:cstheme="majorHAnsi"/>
           <w:sz w:val="24"/>
           <w:szCs w:val="24"/>
@@ -6976,7 +6992,7 @@
     </w:p>
     <w:p>
       <w:pPr>
-        <w:pStyle w:val="Prrafodelista"/>
+        <w:pStyle w:val="ListParagraph"/>
         <w:numPr>
           <w:ilvl w:val="0"/>
           <w:numId w:val="6"/>
@@ -6995,7 +7011,7 @@
     </w:p>
     <w:p>
       <w:pPr>
-        <w:pStyle w:val="Prrafodelista"/>
+        <w:pStyle w:val="ListParagraph"/>
         <w:numPr>
           <w:ilvl w:val="0"/>
           <w:numId w:val="6"/>
@@ -7026,7 +7042,7 @@
     </w:p>
     <w:p>
       <w:pPr>
-        <w:pStyle w:val="Prrafodelista"/>
+        <w:pStyle w:val="ListParagraph"/>
         <w:numPr>
           <w:ilvl w:val="0"/>
           <w:numId w:val="6"/>
@@ -7077,7 +7093,7 @@
     </w:p>
     <w:p>
       <w:pPr>
-        <w:pStyle w:val="Ttulo1"/>
+        <w:pStyle w:val="Heading1"/>
         <w:rPr>
           <w:lang w:val="en-NZ"/>
         </w:rPr>
@@ -7091,7 +7107,7 @@
     </w:p>
     <w:p>
       <w:pPr>
-        <w:pStyle w:val="Ttulo2"/>
+        <w:pStyle w:val="Heading2"/>
         <w:rPr>
           <w:lang w:val="en-NZ"/>
         </w:rPr>
@@ -7131,7 +7147,7 @@
     </w:p>
     <w:p>
       <w:pPr>
-        <w:pStyle w:val="Prrafodelista"/>
+        <w:pStyle w:val="ListParagraph"/>
         <w:numPr>
           <w:ilvl w:val="0"/>
           <w:numId w:val="7"/>
@@ -7162,7 +7178,7 @@
     </w:p>
     <w:p>
       <w:pPr>
-        <w:pStyle w:val="Prrafodelista"/>
+        <w:pStyle w:val="ListParagraph"/>
         <w:numPr>
           <w:ilvl w:val="0"/>
           <w:numId w:val="7"/>
@@ -7205,7 +7221,7 @@
     </w:p>
     <w:p>
       <w:pPr>
-        <w:pStyle w:val="Prrafodelista"/>
+        <w:pStyle w:val="ListParagraph"/>
         <w:numPr>
           <w:ilvl w:val="0"/>
           <w:numId w:val="7"/>
@@ -7237,7 +7253,7 @@
     </w:p>
     <w:p>
       <w:pPr>
-        <w:pStyle w:val="Prrafodelista"/>
+        <w:pStyle w:val="ListParagraph"/>
         <w:numPr>
           <w:ilvl w:val="0"/>
           <w:numId w:val="7"/>
@@ -7312,7 +7328,7 @@
     </w:p>
     <w:p>
       <w:pPr>
-        <w:pStyle w:val="Prrafodelista"/>
+        <w:pStyle w:val="ListParagraph"/>
         <w:numPr>
           <w:ilvl w:val="0"/>
           <w:numId w:val="8"/>
@@ -7337,7 +7353,7 @@
     </w:p>
     <w:p>
       <w:pPr>
-        <w:pStyle w:val="Prrafodelista"/>
+        <w:pStyle w:val="ListParagraph"/>
         <w:numPr>
           <w:ilvl w:val="0"/>
           <w:numId w:val="8"/>
@@ -7368,7 +7384,7 @@
     </w:p>
     <w:p>
       <w:pPr>
-        <w:pStyle w:val="Prrafodelista"/>
+        <w:pStyle w:val="ListParagraph"/>
         <w:numPr>
           <w:ilvl w:val="0"/>
           <w:numId w:val="8"/>
@@ -7387,7 +7403,7 @@
     </w:p>
     <w:p>
       <w:pPr>
-        <w:pStyle w:val="Prrafodelista"/>
+        <w:pStyle w:val="ListParagraph"/>
         <w:numPr>
           <w:ilvl w:val="0"/>
           <w:numId w:val="8"/>
@@ -7500,7 +7516,7 @@
     </w:p>
     <w:p>
       <w:pPr>
-        <w:pStyle w:val="Ttulo3"/>
+        <w:pStyle w:val="Heading3"/>
         <w:rPr>
           <w:lang w:val="en-NZ"/>
         </w:rPr>
@@ -7824,7 +7840,7 @@
     </w:p>
     <w:p>
       <w:pPr>
-        <w:pStyle w:val="Descripcin"/>
+        <w:pStyle w:val="Caption"/>
         <w:jc w:val="center"/>
         <w:rPr>
           <w:rFonts w:asciiTheme="majorHAnsi" w:hAnsiTheme="majorHAnsi" w:cstheme="majorHAnsi"/>
@@ -7921,7 +7937,7 @@
     </w:p>
     <w:p>
       <w:pPr>
-        <w:pStyle w:val="Prrafodelista"/>
+        <w:pStyle w:val="ListParagraph"/>
         <w:numPr>
           <w:ilvl w:val="0"/>
           <w:numId w:val="9"/>
@@ -7988,7 +8004,7 @@
     </w:p>
     <w:p>
       <w:pPr>
-        <w:pStyle w:val="Prrafodelista"/>
+        <w:pStyle w:val="ListParagraph"/>
         <w:numPr>
           <w:ilvl w:val="0"/>
           <w:numId w:val="9"/>
@@ -8007,7 +8023,7 @@
     </w:p>
     <w:p>
       <w:pPr>
-        <w:pStyle w:val="Prrafodelista"/>
+        <w:pStyle w:val="ListParagraph"/>
         <w:numPr>
           <w:ilvl w:val="0"/>
           <w:numId w:val="9"/>
@@ -8362,7 +8378,7 @@
     </w:p>
     <w:p>
       <w:pPr>
-        <w:pStyle w:val="Descripcin"/>
+        <w:pStyle w:val="Caption"/>
         <w:jc w:val="center"/>
         <w:rPr>
           <w:rFonts w:asciiTheme="majorHAnsi" w:hAnsiTheme="majorHAnsi" w:cstheme="majorHAnsi"/>
@@ -8611,7 +8627,7 @@
     </w:p>
     <w:p>
       <w:pPr>
-        <w:pStyle w:val="Descripcin"/>
+        <w:pStyle w:val="Caption"/>
         <w:jc w:val="center"/>
         <w:rPr>
           <w:rFonts w:asciiTheme="majorHAnsi" w:hAnsiTheme="majorHAnsi" w:cstheme="majorHAnsi"/>
@@ -8681,9 +8697,26 @@
       </w:r>
       <w:r>
         <w:rPr>
-          <w:rStyle w:val="CitaCar"/>
-        </w:rPr>
-        <w:t>(Brudy, 2013).</w:t>
+          <w:rStyle w:val="QuoteChar"/>
+          <w:lang w:val="en-NZ"/>
+        </w:rPr>
+        <w:t>(</w:t>
+      </w:r>
+      <w:proofErr w:type="spellStart"/>
+      <w:r>
+        <w:rPr>
+          <w:rStyle w:val="QuoteChar"/>
+          <w:lang w:val="en-NZ"/>
+        </w:rPr>
+        <w:t>Brudy</w:t>
+      </w:r>
+      <w:proofErr w:type="spellEnd"/>
+      <w:r>
+        <w:rPr>
+          <w:rStyle w:val="QuoteChar"/>
+          <w:lang w:val="en-NZ"/>
+        </w:rPr>
+        <w:t>, 2013).</w:t>
       </w:r>
     </w:p>
     <w:p>
@@ -8702,7 +8735,7 @@
     </w:p>
     <w:p>
       <w:pPr>
-        <w:pStyle w:val="Prrafodelista"/>
+        <w:pStyle w:val="ListParagraph"/>
         <w:numPr>
           <w:ilvl w:val="0"/>
           <w:numId w:val="10"/>
@@ -8721,7 +8754,7 @@
     </w:p>
     <w:p>
       <w:pPr>
-        <w:pStyle w:val="Prrafodelista"/>
+        <w:pStyle w:val="ListParagraph"/>
         <w:numPr>
           <w:ilvl w:val="0"/>
           <w:numId w:val="10"/>
@@ -8764,7 +8797,7 @@
     </w:p>
     <w:p>
       <w:pPr>
-        <w:pStyle w:val="Prrafodelista"/>
+        <w:pStyle w:val="ListParagraph"/>
         <w:numPr>
           <w:ilvl w:val="0"/>
           <w:numId w:val="10"/>
@@ -8998,7 +9031,7 @@
     </w:p>
     <w:p>
       <w:pPr>
-        <w:pStyle w:val="Descripcin"/>
+        <w:pStyle w:val="Caption"/>
         <w:jc w:val="center"/>
         <w:rPr>
           <w:rFonts w:asciiTheme="majorHAnsi" w:hAnsiTheme="majorHAnsi" w:cstheme="majorHAnsi"/>
@@ -9057,7 +9090,7 @@
     </w:p>
     <w:p>
       <w:pPr>
-        <w:pStyle w:val="Ttulo3"/>
+        <w:pStyle w:val="Heading3"/>
         <w:rPr>
           <w:lang w:val="en-NZ"/>
         </w:rPr>
@@ -9109,7 +9142,7 @@
     </w:p>
     <w:p>
       <w:pPr>
-        <w:pStyle w:val="Prrafodelista"/>
+        <w:pStyle w:val="ListParagraph"/>
         <w:numPr>
           <w:ilvl w:val="0"/>
           <w:numId w:val="11"/>
@@ -9128,7 +9161,7 @@
     </w:p>
     <w:p>
       <w:pPr>
-        <w:pStyle w:val="Prrafodelista"/>
+        <w:pStyle w:val="ListParagraph"/>
         <w:numPr>
           <w:ilvl w:val="0"/>
           <w:numId w:val="11"/>
@@ -9172,61 +9205,38 @@
       </w:r>
       <w:r>
         <w:rPr>
-          <w:rStyle w:val="CitaCar"/>
+          <w:rStyle w:val="QuoteChar"/>
+          <w:lang w:val="en-NZ"/>
         </w:rPr>
         <w:t>(</w:t>
       </w:r>
       <w:proofErr w:type="spellStart"/>
       <w:r>
         <w:rPr>
-          <w:rStyle w:val="CitaCar"/>
+          <w:rStyle w:val="QuoteChar"/>
+          <w:lang w:val="en-NZ"/>
         </w:rPr>
         <w:t>ARCore</w:t>
       </w:r>
       <w:proofErr w:type="spellEnd"/>
       <w:r>
         <w:rPr>
-          <w:rStyle w:val="CitaCar"/>
-        </w:rPr>
-        <w:t xml:space="preserve"> </w:t>
-      </w:r>
-      <w:proofErr w:type="spellStart"/>
-      <w:r>
-        <w:rPr>
-          <w:rStyle w:val="CitaCar"/>
-        </w:rPr>
-        <w:t>Supported</w:t>
-      </w:r>
-      <w:proofErr w:type="spellEnd"/>
-      <w:r>
-        <w:rPr>
-          <w:rStyle w:val="CitaCar"/>
-        </w:rPr>
-        <w:t xml:space="preserve"> </w:t>
-      </w:r>
-      <w:proofErr w:type="spellStart"/>
-      <w:r>
-        <w:rPr>
-          <w:rStyle w:val="CitaCar"/>
-        </w:rPr>
-        <w:t>Devices</w:t>
-      </w:r>
-      <w:proofErr w:type="spellEnd"/>
-      <w:r>
-        <w:rPr>
-          <w:rStyle w:val="CitaCar"/>
-        </w:rPr>
-        <w:t xml:space="preserve">, </w:t>
-      </w:r>
-      <w:r>
-        <w:rPr>
-          <w:rStyle w:val="CitaCar"/>
+          <w:rStyle w:val="QuoteChar"/>
+          <w:lang w:val="en-NZ"/>
+        </w:rPr>
+        <w:t xml:space="preserve"> Supported Devices, </w:t>
+      </w:r>
+      <w:r>
+        <w:rPr>
+          <w:rStyle w:val="QuoteChar"/>
+          <w:lang w:val="en-NZ"/>
         </w:rPr>
         <w:t>2025</w:t>
       </w:r>
       <w:r>
         <w:rPr>
-          <w:rStyle w:val="CitaCar"/>
+          <w:rStyle w:val="QuoteChar"/>
+          <w:lang w:val="en-NZ"/>
         </w:rPr>
         <w:t>)</w:t>
       </w:r>
@@ -9448,7 +9458,7 @@
     </w:p>
     <w:p>
       <w:pPr>
-        <w:pStyle w:val="Descripcin"/>
+        <w:pStyle w:val="Caption"/>
         <w:jc w:val="center"/>
         <w:rPr>
           <w:rFonts w:asciiTheme="majorHAnsi" w:hAnsiTheme="majorHAnsi" w:cstheme="majorHAnsi"/>
@@ -9560,7 +9570,7 @@
     </w:p>
     <w:p>
       <w:pPr>
-        <w:pStyle w:val="Prrafodelista"/>
+        <w:pStyle w:val="ListParagraph"/>
         <w:numPr>
           <w:ilvl w:val="0"/>
           <w:numId w:val="12"/>
@@ -9579,7 +9589,7 @@
     </w:p>
     <w:p>
       <w:pPr>
-        <w:pStyle w:val="Prrafodelista"/>
+        <w:pStyle w:val="ListParagraph"/>
         <w:numPr>
           <w:ilvl w:val="0"/>
           <w:numId w:val="12"/>
@@ -9610,7 +9620,7 @@
     </w:p>
     <w:p>
       <w:pPr>
-        <w:pStyle w:val="Prrafodelista"/>
+        <w:pStyle w:val="ListParagraph"/>
         <w:numPr>
           <w:ilvl w:val="0"/>
           <w:numId w:val="12"/>
@@ -9629,7 +9639,7 @@
     </w:p>
     <w:p>
       <w:pPr>
-        <w:pStyle w:val="Prrafodelista"/>
+        <w:pStyle w:val="ListParagraph"/>
         <w:numPr>
           <w:ilvl w:val="0"/>
           <w:numId w:val="12"/>
@@ -9816,7 +9826,7 @@
     </w:p>
     <w:p>
       <w:pPr>
-        <w:pStyle w:val="Descripcin"/>
+        <w:pStyle w:val="Caption"/>
         <w:jc w:val="center"/>
         <w:rPr>
           <w:rFonts w:asciiTheme="majorHAnsi" w:hAnsiTheme="majorHAnsi" w:cstheme="majorHAnsi"/>
@@ -9837,7 +9847,7 @@
     </w:p>
     <w:p>
       <w:pPr>
-        <w:pStyle w:val="Ttulo3"/>
+        <w:pStyle w:val="Heading3"/>
         <w:rPr>
           <w:lang w:val="en-NZ"/>
         </w:rPr>
@@ -9904,7 +9914,7 @@
     </w:p>
     <w:p>
       <w:pPr>
-        <w:pStyle w:val="Prrafodelista"/>
+        <w:pStyle w:val="ListParagraph"/>
         <w:numPr>
           <w:ilvl w:val="0"/>
           <w:numId w:val="13"/>
@@ -9923,7 +9933,7 @@
     </w:p>
     <w:p>
       <w:pPr>
-        <w:pStyle w:val="Prrafodelista"/>
+        <w:pStyle w:val="ListParagraph"/>
         <w:numPr>
           <w:ilvl w:val="0"/>
           <w:numId w:val="13"/>
@@ -9942,7 +9952,7 @@
     </w:p>
     <w:p>
       <w:pPr>
-        <w:pStyle w:val="Prrafodelista"/>
+        <w:pStyle w:val="ListParagraph"/>
         <w:numPr>
           <w:ilvl w:val="0"/>
           <w:numId w:val="13"/>
@@ -9961,7 +9971,7 @@
     </w:p>
     <w:p>
       <w:pPr>
-        <w:pStyle w:val="Prrafodelista"/>
+        <w:pStyle w:val="ListParagraph"/>
         <w:numPr>
           <w:ilvl w:val="0"/>
           <w:numId w:val="13"/>
@@ -9980,7 +9990,7 @@
     </w:p>
     <w:p>
       <w:pPr>
-        <w:pStyle w:val="Prrafodelista"/>
+        <w:pStyle w:val="ListParagraph"/>
         <w:numPr>
           <w:ilvl w:val="0"/>
           <w:numId w:val="13"/>
@@ -10051,7 +10061,7 @@
     </w:p>
     <w:p>
       <w:pPr>
-        <w:pStyle w:val="Prrafodelista"/>
+        <w:pStyle w:val="ListParagraph"/>
         <w:numPr>
           <w:ilvl w:val="0"/>
           <w:numId w:val="14"/>
@@ -10070,7 +10080,7 @@
     </w:p>
     <w:p>
       <w:pPr>
-        <w:pStyle w:val="Prrafodelista"/>
+        <w:pStyle w:val="ListParagraph"/>
         <w:numPr>
           <w:ilvl w:val="0"/>
           <w:numId w:val="14"/>
@@ -10089,7 +10099,7 @@
     </w:p>
     <w:p>
       <w:pPr>
-        <w:pStyle w:val="Prrafodelista"/>
+        <w:pStyle w:val="ListParagraph"/>
         <w:numPr>
           <w:ilvl w:val="0"/>
           <w:numId w:val="14"/>
@@ -10206,7 +10216,7 @@
     </w:p>
     <w:p>
       <w:pPr>
-        <w:pStyle w:val="Descripcin"/>
+        <w:pStyle w:val="Caption"/>
         <w:jc w:val="center"/>
         <w:rPr>
           <w:rFonts w:asciiTheme="majorHAnsi" w:hAnsiTheme="majorHAnsi" w:cstheme="majorHAnsi"/>
@@ -10259,7 +10269,7 @@
     </w:p>
     <w:p>
       <w:pPr>
-        <w:pStyle w:val="Prrafodelista"/>
+        <w:pStyle w:val="ListParagraph"/>
         <w:numPr>
           <w:ilvl w:val="0"/>
           <w:numId w:val="15"/>
@@ -10278,7 +10288,7 @@
     </w:p>
     <w:p>
       <w:pPr>
-        <w:pStyle w:val="Prrafodelista"/>
+        <w:pStyle w:val="ListParagraph"/>
         <w:numPr>
           <w:ilvl w:val="0"/>
           <w:numId w:val="15"/>
@@ -10297,7 +10307,7 @@
     </w:p>
     <w:p>
       <w:pPr>
-        <w:pStyle w:val="Prrafodelista"/>
+        <w:pStyle w:val="ListParagraph"/>
         <w:numPr>
           <w:ilvl w:val="0"/>
           <w:numId w:val="15"/>
@@ -10378,7 +10388,7 @@
     </w:p>
     <w:p>
       <w:pPr>
-        <w:pStyle w:val="Ttulo2"/>
+        <w:pStyle w:val="Heading2"/>
         <w:rPr>
           <w:lang w:val="en-NZ"/>
         </w:rPr>
@@ -10468,7 +10478,7 @@
     </w:p>
     <w:p>
       <w:pPr>
-        <w:pStyle w:val="Prrafodelista"/>
+        <w:pStyle w:val="ListParagraph"/>
         <w:numPr>
           <w:ilvl w:val="0"/>
           <w:numId w:val="16"/>
@@ -10487,7 +10497,7 @@
     </w:p>
     <w:p>
       <w:pPr>
-        <w:pStyle w:val="Prrafodelista"/>
+        <w:pStyle w:val="ListParagraph"/>
         <w:numPr>
           <w:ilvl w:val="0"/>
           <w:numId w:val="16"/>
@@ -10506,7 +10516,7 @@
     </w:p>
     <w:p>
       <w:pPr>
-        <w:pStyle w:val="Prrafodelista"/>
+        <w:pStyle w:val="ListParagraph"/>
         <w:numPr>
           <w:ilvl w:val="0"/>
           <w:numId w:val="16"/>
@@ -10525,7 +10535,7 @@
     </w:p>
     <w:p>
       <w:pPr>
-        <w:pStyle w:val="Prrafodelista"/>
+        <w:pStyle w:val="ListParagraph"/>
         <w:numPr>
           <w:ilvl w:val="0"/>
           <w:numId w:val="16"/>
@@ -10544,7 +10554,7 @@
     </w:p>
     <w:p>
       <w:pPr>
-        <w:pStyle w:val="Prrafodelista"/>
+        <w:pStyle w:val="ListParagraph"/>
         <w:numPr>
           <w:ilvl w:val="0"/>
           <w:numId w:val="16"/>
@@ -10564,7 +10574,7 @@
     </w:p>
     <w:p>
       <w:pPr>
-        <w:pStyle w:val="Prrafodelista"/>
+        <w:pStyle w:val="ListParagraph"/>
         <w:numPr>
           <w:ilvl w:val="0"/>
           <w:numId w:val="16"/>
@@ -10609,7 +10619,7 @@
     </w:p>
     <w:p>
       <w:pPr>
-        <w:pStyle w:val="Prrafodelista"/>
+        <w:pStyle w:val="ListParagraph"/>
         <w:numPr>
           <w:ilvl w:val="0"/>
           <w:numId w:val="17"/>
@@ -10640,7 +10650,7 @@
     </w:p>
     <w:p>
       <w:pPr>
-        <w:pStyle w:val="Prrafodelista"/>
+        <w:pStyle w:val="ListParagraph"/>
         <w:numPr>
           <w:ilvl w:val="0"/>
           <w:numId w:val="17"/>
@@ -10671,7 +10681,7 @@
     </w:p>
     <w:p>
       <w:pPr>
-        <w:pStyle w:val="Prrafodelista"/>
+        <w:pStyle w:val="ListParagraph"/>
         <w:numPr>
           <w:ilvl w:val="0"/>
           <w:numId w:val="17"/>
@@ -10690,7 +10700,7 @@
     </w:p>
     <w:p>
       <w:pPr>
-        <w:pStyle w:val="Prrafodelista"/>
+        <w:pStyle w:val="ListParagraph"/>
         <w:numPr>
           <w:ilvl w:val="0"/>
           <w:numId w:val="17"/>
@@ -10709,7 +10719,7 @@
     </w:p>
     <w:p>
       <w:pPr>
-        <w:pStyle w:val="Prrafodelista"/>
+        <w:pStyle w:val="ListParagraph"/>
         <w:numPr>
           <w:ilvl w:val="0"/>
           <w:numId w:val="17"/>
@@ -12867,7 +12877,7 @@
     </w:tbl>
     <w:p>
       <w:pPr>
-        <w:pStyle w:val="Descripcin"/>
+        <w:pStyle w:val="Caption"/>
         <w:jc w:val="center"/>
         <w:rPr>
           <w:rFonts w:asciiTheme="majorHAnsi" w:hAnsiTheme="majorHAnsi" w:cstheme="majorHAnsi"/>
@@ -12975,7 +12985,7 @@
     </w:p>
     <w:p>
       <w:pPr>
-        <w:pStyle w:val="Prrafodelista"/>
+        <w:pStyle w:val="ListParagraph"/>
         <w:numPr>
           <w:ilvl w:val="0"/>
           <w:numId w:val="18"/>
@@ -12994,7 +13004,7 @@
     </w:p>
     <w:p>
       <w:pPr>
-        <w:pStyle w:val="Prrafodelista"/>
+        <w:pStyle w:val="ListParagraph"/>
         <w:numPr>
           <w:ilvl w:val="0"/>
           <w:numId w:val="18"/>
@@ -13218,7 +13228,7 @@
     </w:p>
     <w:p>
       <w:pPr>
-        <w:pStyle w:val="Prrafodelista"/>
+        <w:pStyle w:val="ListParagraph"/>
         <w:numPr>
           <w:ilvl w:val="0"/>
           <w:numId w:val="19"/>
@@ -13237,7 +13247,7 @@
     </w:p>
     <w:p>
       <w:pPr>
-        <w:pStyle w:val="Prrafodelista"/>
+        <w:pStyle w:val="ListParagraph"/>
         <w:numPr>
           <w:ilvl w:val="0"/>
           <w:numId w:val="19"/>
@@ -16211,7 +16221,7 @@
     </w:tbl>
     <w:p>
       <w:pPr>
-        <w:pStyle w:val="Descripcin"/>
+        <w:pStyle w:val="Caption"/>
         <w:jc w:val="center"/>
         <w:rPr>
           <w:rFonts w:asciiTheme="majorHAnsi" w:hAnsiTheme="majorHAnsi" w:cstheme="majorHAnsi"/>
@@ -16301,7 +16311,7 @@
     </w:p>
     <w:p>
       <w:pPr>
-        <w:pStyle w:val="Ttulo2"/>
+        <w:pStyle w:val="Heading2"/>
         <w:rPr>
           <w:lang w:val="en-NZ"/>
         </w:rPr>
@@ -16405,7 +16415,7 @@
     </w:p>
     <w:p>
       <w:pPr>
-        <w:pStyle w:val="Ttulo3"/>
+        <w:pStyle w:val="Heading3"/>
         <w:rPr>
           <w:lang w:val="en-NZ"/>
         </w:rPr>
@@ -16591,35 +16601,40 @@
         </w:rPr>
         <w:t xml:space="preserve">see </w:t>
       </w:r>
-      <w:r>
-        <w:rPr>
-          <w:rStyle w:val="CitaCar"/>
+      <w:proofErr w:type="spellStart"/>
+      <w:r>
+        <w:rPr>
+          <w:rStyle w:val="QuoteChar"/>
           <w:lang w:val="en-NZ"/>
         </w:rPr>
         <w:t>ARCore</w:t>
       </w:r>
-      <w:r>
-        <w:rPr>
-          <w:rStyle w:val="CitaCar"/>
+      <w:proofErr w:type="spellEnd"/>
+      <w:r>
+        <w:rPr>
+          <w:rStyle w:val="QuoteChar"/>
+          <w:lang w:val="en-NZ"/>
         </w:rPr>
         <w:t xml:space="preserve"> </w:t>
       </w:r>
       <w:r>
         <w:rPr>
-          <w:rStyle w:val="CitaCar"/>
+          <w:rStyle w:val="QuoteChar"/>
+          <w:lang w:val="en-NZ"/>
         </w:rPr>
         <w:t>(</w:t>
       </w:r>
       <w:r>
         <w:rPr>
-          <w:rStyle w:val="CitaCar"/>
+          <w:rStyle w:val="QuoteChar"/>
           <w:lang w:val="en-NZ"/>
         </w:rPr>
         <w:t>2025</w:t>
       </w:r>
       <w:r>
         <w:rPr>
-          <w:rStyle w:val="CitaCar"/>
+          <w:rStyle w:val="QuoteChar"/>
+          <w:lang w:val="en-NZ"/>
         </w:rPr>
         <w:t>)</w:t>
       </w:r>
@@ -16631,20 +16646,21 @@
       </w:r>
       <w:r>
         <w:rPr>
-          <w:rStyle w:val="CitaCar"/>
+          <w:rStyle w:val="QuoteChar"/>
           <w:lang w:val="en-NZ"/>
         </w:rPr>
         <w:t>Meta Horizon</w:t>
       </w:r>
       <w:r>
         <w:rPr>
-          <w:rStyle w:val="CitaCar"/>
+          <w:rStyle w:val="QuoteChar"/>
+          <w:lang w:val="en-NZ"/>
         </w:rPr>
         <w:t xml:space="preserve"> (</w:t>
       </w:r>
       <w:r>
         <w:rPr>
-          <w:rStyle w:val="CitaCar"/>
+          <w:rStyle w:val="QuoteChar"/>
           <w:lang w:val="en-NZ"/>
         </w:rPr>
         <w:t>2025)</w:t>
@@ -16790,7 +16806,7 @@
     </w:p>
     <w:p>
       <w:pPr>
-        <w:pStyle w:val="Descripcin"/>
+        <w:pStyle w:val="Caption"/>
         <w:jc w:val="center"/>
         <w:rPr>
           <w:rFonts w:asciiTheme="majorHAnsi" w:hAnsiTheme="majorHAnsi" w:cstheme="majorHAnsi"/>
@@ -17068,7 +17084,7 @@
     </w:p>
     <w:p>
       <w:pPr>
-        <w:pStyle w:val="Descripcin"/>
+        <w:pStyle w:val="Caption"/>
         <w:jc w:val="center"/>
         <w:rPr>
           <w:rFonts w:asciiTheme="majorHAnsi" w:hAnsiTheme="majorHAnsi" w:cstheme="majorHAnsi"/>
@@ -17139,7 +17155,7 @@
     </w:p>
     <w:p>
       <w:pPr>
-        <w:pStyle w:val="Prrafodelista"/>
+        <w:pStyle w:val="ListParagraph"/>
         <w:numPr>
           <w:ilvl w:val="0"/>
           <w:numId w:val="20"/>
@@ -17158,7 +17174,7 @@
     </w:p>
     <w:p>
       <w:pPr>
-        <w:pStyle w:val="Prrafodelista"/>
+        <w:pStyle w:val="ListParagraph"/>
         <w:numPr>
           <w:ilvl w:val="0"/>
           <w:numId w:val="20"/>
@@ -17321,7 +17337,7 @@
     </w:p>
     <w:p>
       <w:pPr>
-        <w:pStyle w:val="Descripcin"/>
+        <w:pStyle w:val="Caption"/>
         <w:jc w:val="center"/>
         <w:rPr>
           <w:rFonts w:asciiTheme="majorHAnsi" w:hAnsiTheme="majorHAnsi" w:cstheme="majorHAnsi"/>
@@ -17404,33 +17420,45 @@
       </w:r>
       <w:r>
         <w:rPr>
-          <w:rStyle w:val="CitaCar"/>
+          <w:rStyle w:val="QuoteChar"/>
+          <w:lang w:val="en-NZ"/>
         </w:rPr>
         <w:t>(</w:t>
       </w:r>
       <w:r>
         <w:rPr>
-          <w:rStyle w:val="CitaCar"/>
+          <w:rStyle w:val="QuoteChar"/>
           <w:lang w:val="en-NZ"/>
         </w:rPr>
         <w:t>Pereira et al., 2021</w:t>
       </w:r>
       <w:r>
         <w:rPr>
-          <w:rStyle w:val="CitaCar"/>
+          <w:rStyle w:val="QuoteChar"/>
+          <w:lang w:val="en-NZ"/>
         </w:rPr>
         <w:t xml:space="preserve">, </w:t>
       </w:r>
-      <w:r>
-        <w:rPr>
-          <w:rStyle w:val="CitaCar"/>
-          <w:lang w:val="en-NZ"/>
-        </w:rPr>
-        <w:t>Braud et al., 2017</w:t>
-      </w:r>
-      <w:r>
-        <w:rPr>
-          <w:rStyle w:val="CitaCar"/>
+      <w:proofErr w:type="spellStart"/>
+      <w:r>
+        <w:rPr>
+          <w:rStyle w:val="QuoteChar"/>
+          <w:lang w:val="en-NZ"/>
+        </w:rPr>
+        <w:t>Braud</w:t>
+      </w:r>
+      <w:proofErr w:type="spellEnd"/>
+      <w:r>
+        <w:rPr>
+          <w:rStyle w:val="QuoteChar"/>
+          <w:lang w:val="en-NZ"/>
+        </w:rPr>
+        <w:t xml:space="preserve"> et al., 2017</w:t>
+      </w:r>
+      <w:r>
+        <w:rPr>
+          <w:rStyle w:val="QuoteChar"/>
+          <w:lang w:val="en-NZ"/>
         </w:rPr>
         <w:t>)</w:t>
       </w:r>
@@ -17668,7 +17696,7 @@
     </w:p>
     <w:p>
       <w:pPr>
-        <w:pStyle w:val="Descripcin"/>
+        <w:pStyle w:val="Caption"/>
         <w:jc w:val="center"/>
         <w:rPr>
           <w:rFonts w:asciiTheme="majorHAnsi" w:hAnsiTheme="majorHAnsi" w:cstheme="majorHAnsi"/>
@@ -17689,7 +17717,7 @@
     </w:p>
     <w:p>
       <w:pPr>
-        <w:pStyle w:val="Ttulo3"/>
+        <w:pStyle w:val="Heading3"/>
         <w:rPr>
           <w:lang w:val="en-NZ"/>
         </w:rPr>
@@ -17732,7 +17760,7 @@
     </w:p>
     <w:p>
       <w:pPr>
-        <w:pStyle w:val="Prrafodelista"/>
+        <w:pStyle w:val="ListParagraph"/>
         <w:numPr>
           <w:ilvl w:val="0"/>
           <w:numId w:val="21"/>
@@ -17751,7 +17779,7 @@
     </w:p>
     <w:p>
       <w:pPr>
-        <w:pStyle w:val="Prrafodelista"/>
+        <w:pStyle w:val="ListParagraph"/>
         <w:numPr>
           <w:ilvl w:val="0"/>
           <w:numId w:val="21"/>
@@ -17770,7 +17798,7 @@
     </w:p>
     <w:p>
       <w:pPr>
-        <w:pStyle w:val="Prrafodelista"/>
+        <w:pStyle w:val="ListParagraph"/>
         <w:numPr>
           <w:ilvl w:val="0"/>
           <w:numId w:val="21"/>
@@ -17922,7 +17950,7 @@
     </w:p>
     <w:p>
       <w:pPr>
-        <w:pStyle w:val="Descripcin"/>
+        <w:pStyle w:val="Caption"/>
         <w:jc w:val="center"/>
         <w:rPr>
           <w:rFonts w:asciiTheme="majorHAnsi" w:hAnsiTheme="majorHAnsi" w:cstheme="majorHAnsi"/>
@@ -18171,7 +18199,7 @@
     </w:p>
     <w:p>
       <w:pPr>
-        <w:pStyle w:val="Descripcin"/>
+        <w:pStyle w:val="Caption"/>
         <w:jc w:val="center"/>
         <w:rPr>
           <w:rFonts w:asciiTheme="majorHAnsi" w:hAnsiTheme="majorHAnsi" w:cstheme="majorHAnsi"/>
@@ -18346,7 +18374,7 @@
     </w:p>
     <w:p>
       <w:pPr>
-        <w:pStyle w:val="Descripcin"/>
+        <w:pStyle w:val="Caption"/>
         <w:jc w:val="center"/>
         <w:rPr>
           <w:rFonts w:asciiTheme="majorHAnsi" w:hAnsiTheme="majorHAnsi" w:cstheme="majorHAnsi"/>
@@ -18497,7 +18525,7 @@
     </w:p>
     <w:p>
       <w:pPr>
-        <w:pStyle w:val="Ttulo3"/>
+        <w:pStyle w:val="Heading3"/>
         <w:rPr>
           <w:lang w:val="en-NZ"/>
         </w:rPr>
@@ -18602,13 +18630,7 @@
         <w:rPr>
           <w:lang w:val="en-NZ"/>
         </w:rPr>
-        <w:t>, either by accident or maliciously</w:t>
-      </w:r>
-      <w:r>
-        <w:rPr>
-          <w:lang w:val="en-NZ"/>
-        </w:rPr>
-        <w:t>,</w:t>
+        <w:t>, either by accident or maliciously,</w:t>
       </w:r>
       <w:r>
         <w:rPr>
@@ -18667,14 +18689,15 @@
       </w:r>
       <w:r>
         <w:rPr>
-          <w:rStyle w:val="CitaCar"/>
+          <w:rStyle w:val="QuoteChar"/>
+          <w:lang w:val="en-NZ"/>
         </w:rPr>
         <w:t>(</w:t>
       </w:r>
       <w:proofErr w:type="spellStart"/>
       <w:r>
         <w:rPr>
-          <w:rStyle w:val="CitaCar"/>
+          <w:rStyle w:val="QuoteChar"/>
           <w:lang w:val="en-NZ"/>
         </w:rPr>
         <w:t>Galimullina</w:t>
@@ -18682,33 +18705,45 @@
       <w:proofErr w:type="spellEnd"/>
       <w:r>
         <w:rPr>
-          <w:rStyle w:val="CitaCar"/>
+          <w:rStyle w:val="QuoteChar"/>
           <w:lang w:val="en-NZ"/>
         </w:rPr>
         <w:t xml:space="preserve"> et al., 2022</w:t>
       </w:r>
       <w:r>
         <w:rPr>
-          <w:rStyle w:val="CitaCar"/>
+          <w:rStyle w:val="QuoteChar"/>
+          <w:lang w:val="en-NZ"/>
         </w:rPr>
         <w:t xml:space="preserve">, </w:t>
       </w:r>
-      <w:r>
-        <w:rPr>
-          <w:rStyle w:val="CitaCar"/>
-          <w:lang w:val="en-NZ"/>
-        </w:rPr>
-        <w:t>Ribble et al., 2004</w:t>
-      </w:r>
-      <w:r>
-        <w:rPr>
-          <w:rStyle w:val="CitaCar"/>
+      <w:proofErr w:type="spellStart"/>
+      <w:r>
+        <w:rPr>
+          <w:rStyle w:val="QuoteChar"/>
+          <w:lang w:val="en-NZ"/>
+        </w:rPr>
+        <w:t>Ribble</w:t>
+      </w:r>
+      <w:proofErr w:type="spellEnd"/>
+      <w:r>
+        <w:rPr>
+          <w:rStyle w:val="QuoteChar"/>
+          <w:lang w:val="en-NZ"/>
+        </w:rPr>
+        <w:t xml:space="preserve"> et al., 2004</w:t>
+      </w:r>
+      <w:r>
+        <w:rPr>
+          <w:rStyle w:val="QuoteChar"/>
+          <w:lang w:val="en-NZ"/>
         </w:rPr>
         <w:t>)</w:t>
       </w:r>
       <w:r>
         <w:rPr>
-          <w:rStyle w:val="CitaCar"/>
+          <w:rStyle w:val="QuoteChar"/>
+          <w:lang w:val="en-NZ"/>
         </w:rPr>
         <w:t>.</w:t>
       </w:r>
@@ -18821,7 +18856,7 @@
     </w:p>
     <w:p>
       <w:pPr>
-        <w:pStyle w:val="Descripcin"/>
+        <w:pStyle w:val="Caption"/>
         <w:jc w:val="center"/>
         <w:rPr>
           <w:rFonts w:asciiTheme="majorHAnsi" w:hAnsiTheme="majorHAnsi" w:cstheme="majorHAnsi"/>
@@ -18904,7 +18939,7 @@
     </w:p>
     <w:p>
       <w:pPr>
-        <w:pStyle w:val="Ttulo3"/>
+        <w:pStyle w:val="Heading3"/>
         <w:rPr>
           <w:lang w:val="en-NZ"/>
         </w:rPr>
@@ -19027,7 +19062,7 @@
     </w:p>
     <w:p>
       <w:pPr>
-        <w:pStyle w:val="Prrafodelista"/>
+        <w:pStyle w:val="ListParagraph"/>
         <w:numPr>
           <w:ilvl w:val="0"/>
           <w:numId w:val="22"/>
@@ -19046,7 +19081,7 @@
     </w:p>
     <w:p>
       <w:pPr>
-        <w:pStyle w:val="Prrafodelista"/>
+        <w:pStyle w:val="ListParagraph"/>
         <w:numPr>
           <w:ilvl w:val="0"/>
           <w:numId w:val="22"/>
@@ -19065,7 +19100,7 @@
     </w:p>
     <w:p>
       <w:pPr>
-        <w:pStyle w:val="Prrafodelista"/>
+        <w:pStyle w:val="ListParagraph"/>
         <w:numPr>
           <w:ilvl w:val="0"/>
           <w:numId w:val="22"/>
@@ -19292,7 +19327,7 @@
     </w:p>
     <w:p>
       <w:pPr>
-        <w:pStyle w:val="Descripcin"/>
+        <w:pStyle w:val="Caption"/>
         <w:jc w:val="center"/>
         <w:rPr>
           <w:rFonts w:asciiTheme="majorHAnsi" w:hAnsiTheme="majorHAnsi" w:cstheme="majorHAnsi"/>
@@ -19335,13 +19370,7 @@
         <w:rPr>
           <w:lang w:val="en-NZ"/>
         </w:rPr>
-        <w:t>from a selection implemented in the app</w:t>
-      </w:r>
-      <w:r>
-        <w:rPr>
-          <w:lang w:val="en-NZ"/>
-        </w:rPr>
-        <w:t xml:space="preserve"> </w:t>
+        <w:t xml:space="preserve">from a selection implemented in the app </w:t>
       </w:r>
       <w:r>
         <w:rPr>
@@ -19843,7 +19872,7 @@
     </w:p>
     <w:p>
       <w:pPr>
-        <w:pStyle w:val="Descripcin"/>
+        <w:pStyle w:val="Caption"/>
         <w:jc w:val="center"/>
         <w:rPr>
           <w:rFonts w:asciiTheme="majorHAnsi" w:hAnsiTheme="majorHAnsi" w:cstheme="majorHAnsi"/>
@@ -19890,7 +19919,7 @@
     </w:p>
     <w:p>
       <w:pPr>
-        <w:pStyle w:val="Ttulo2"/>
+        <w:pStyle w:val="Heading2"/>
         <w:rPr>
           <w:lang w:val="en-NZ"/>
         </w:rPr>
@@ -19930,7 +19959,7 @@
     </w:p>
     <w:p>
       <w:pPr>
-        <w:pStyle w:val="Ttulo3"/>
+        <w:pStyle w:val="Heading3"/>
         <w:rPr>
           <w:lang w:val="en-NZ"/>
         </w:rPr>
@@ -20270,19 +20299,7 @@
         <w:rPr>
           <w:lang w:val="en-NZ"/>
         </w:rPr>
-        <w:t>Ran et al.</w:t>
-      </w:r>
-      <w:r>
-        <w:rPr>
-          <w:lang w:val="en-NZ"/>
-        </w:rPr>
-        <w:t xml:space="preserve"> (</w:t>
-      </w:r>
-      <w:r>
-        <w:rPr>
-          <w:lang w:val="en-NZ"/>
-        </w:rPr>
-        <w:t>2020)</w:t>
+        <w:t>Ran et al. (2020)</w:t>
       </w:r>
       <w:r>
         <w:rPr>
@@ -20487,7 +20504,7 @@
     </w:p>
     <w:p>
       <w:pPr>
-        <w:pStyle w:val="Descripcin"/>
+        <w:pStyle w:val="Caption"/>
         <w:jc w:val="center"/>
         <w:rPr>
           <w:rFonts w:asciiTheme="majorHAnsi" w:hAnsiTheme="majorHAnsi" w:cstheme="majorHAnsi"/>
@@ -22565,7 +22582,7 @@
     </w:tbl>
     <w:p>
       <w:pPr>
-        <w:pStyle w:val="Descripcin"/>
+        <w:pStyle w:val="Caption"/>
         <w:jc w:val="center"/>
         <w:rPr>
           <w:rFonts w:asciiTheme="majorHAnsi" w:hAnsiTheme="majorHAnsi" w:cstheme="majorHAnsi"/>
@@ -22703,7 +22720,7 @@
     </w:p>
     <w:p>
       <w:pPr>
-        <w:pStyle w:val="Ttulo3"/>
+        <w:pStyle w:val="Heading3"/>
         <w:rPr>
           <w:lang w:val="en-NZ"/>
         </w:rPr>
@@ -23038,7 +23055,7 @@
     </w:p>
     <w:p>
       <w:pPr>
-        <w:pStyle w:val="Prrafodelista"/>
+        <w:pStyle w:val="ListParagraph"/>
         <w:numPr>
           <w:ilvl w:val="0"/>
           <w:numId w:val="23"/>
@@ -23057,7 +23074,7 @@
     </w:p>
     <w:p>
       <w:pPr>
-        <w:pStyle w:val="Prrafodelista"/>
+        <w:pStyle w:val="ListParagraph"/>
         <w:numPr>
           <w:ilvl w:val="0"/>
           <w:numId w:val="23"/>
@@ -23322,21 +23339,9 @@
       </w:r>
       <w:r>
         <w:rPr>
-          <w:lang w:val="en-NZ"/>
-        </w:rPr>
-        <w:t>Cole &amp; Stanton</w:t>
-      </w:r>
-      <w:r>
-        <w:rPr>
-          <w:lang w:val="en-NZ"/>
-        </w:rPr>
-        <w:t xml:space="preserve"> (</w:t>
-      </w:r>
-      <w:r>
-        <w:rPr>
-          <w:lang w:val="en-NZ"/>
-        </w:rPr>
-        <w:t>2003)</w:t>
+          <w:rStyle w:val="QuoteChar"/>
+        </w:rPr>
+        <w:t>Cole &amp; Stanton (2003)</w:t>
       </w:r>
       <w:r>
         <w:rPr>
@@ -23346,21 +23351,9 @@
       </w:r>
       <w:r>
         <w:rPr>
-          <w:lang w:val="en-NZ"/>
-        </w:rPr>
-        <w:t>Iglesias Rodríguez et al.</w:t>
-      </w:r>
-      <w:r>
-        <w:rPr>
-          <w:lang w:val="en-NZ"/>
-        </w:rPr>
-        <w:t xml:space="preserve"> (</w:t>
-      </w:r>
-      <w:r>
-        <w:rPr>
-          <w:lang w:val="en-NZ"/>
-        </w:rPr>
-        <w:t>2017)</w:t>
+          <w:rStyle w:val="QuoteChar"/>
+        </w:rPr>
+        <w:t>Iglesias Rodríguez et al. (2017)</w:t>
       </w:r>
       <w:r>
         <w:rPr>
@@ -23383,7 +23376,7 @@
     </w:p>
     <w:p>
       <w:pPr>
-        <w:pStyle w:val="Ttulo3"/>
+        <w:pStyle w:val="Heading3"/>
         <w:rPr>
           <w:lang w:val="en-NZ"/>
         </w:rPr>
@@ -23418,19 +23411,43 @@
         <w:rPr>
           <w:lang w:val="en-NZ"/>
         </w:rPr>
-        <w:t xml:space="preserve">Previous sections already illustrated how creating choice and flexibility in the interaction design allowed for a higher impact in the user experience that simply offering a straightforward interaction with the visualizations. Giving the users the opportunity to create their own sense of meaning and </w:t>
-      </w:r>
-      <w:r>
-        <w:rPr>
-          <w:lang w:val="en-NZ"/>
-        </w:rPr>
-        <w:t>a</w:t>
-      </w:r>
-      <w:r>
-        <w:rPr>
-          <w:lang w:val="en-NZ"/>
-        </w:rPr>
-        <w:t>venues for expression gave to WorkshopAR a higher sense of social relevance that the other tools created to manage or visualize the team.</w:t>
+        <w:t>Previous sections already illustrated how creating choice and flexibility in the interaction design allowed for a higher impact in the user experience</w:t>
+      </w:r>
+      <w:r>
+        <w:rPr>
+          <w:lang w:val="en-NZ"/>
+        </w:rPr>
+        <w:t xml:space="preserve"> and added a</w:t>
+      </w:r>
+      <w:r>
+        <w:rPr>
+          <w:lang w:val="en-NZ"/>
+        </w:rPr>
+        <w:t xml:space="preserve"> sense of social relevance that the other tools created to manage or visualize the team</w:t>
+      </w:r>
+      <w:r>
+        <w:rPr>
+          <w:lang w:val="en-NZ"/>
+        </w:rPr>
+        <w:t xml:space="preserve"> failed to convey</w:t>
+      </w:r>
+      <w:r>
+        <w:rPr>
+          <w:lang w:val="en-NZ"/>
+        </w:rPr>
+        <w:t>.</w:t>
+      </w:r>
+      <w:r>
+        <w:rPr>
+          <w:lang w:val="en-NZ"/>
+        </w:rPr>
+        <w:t xml:space="preserve"> </w:t>
+      </w:r>
+      <w:r>
+        <w:rPr>
+          <w:lang w:val="en-NZ"/>
+        </w:rPr>
+        <w:t>Given these observations, it is possible to identify key elements that can be used to build the final answer for the related research questions.</w:t>
       </w:r>
     </w:p>
     <w:p>
@@ -23444,7 +23461,134 @@
         <w:rPr>
           <w:lang w:val="en-NZ"/>
         </w:rPr>
-        <w:t>Given these observations, it is possible to identify key elements that can be used to build the final answer for the related research questions.</w:t>
+        <w:t>For question SQ5, visualization and flexibility were identified as the main advantages provided by AR technologies that c</w:t>
+      </w:r>
+      <w:r>
+        <w:rPr>
+          <w:lang w:val="en-NZ"/>
+        </w:rPr>
+        <w:t>ould</w:t>
+      </w:r>
+      <w:r>
+        <w:rPr>
+          <w:lang w:val="en-NZ"/>
+        </w:rPr>
+        <w:t xml:space="preserve"> be used </w:t>
+      </w:r>
+      <w:r>
+        <w:rPr>
+          <w:lang w:val="en-NZ"/>
+        </w:rPr>
+        <w:t>to</w:t>
+      </w:r>
+      <w:r>
+        <w:rPr>
+          <w:lang w:val="en-NZ"/>
+        </w:rPr>
+        <w:t xml:space="preserve"> create a significant impact in the student’s experience. </w:t>
+      </w:r>
+      <w:r>
+        <w:rPr>
+          <w:lang w:val="en-NZ"/>
+        </w:rPr>
+        <w:t>T</w:t>
+      </w:r>
+      <w:r>
+        <w:rPr>
+          <w:lang w:val="en-NZ"/>
+        </w:rPr>
+        <w:t xml:space="preserve">he students showed preference </w:t>
+      </w:r>
+      <w:r>
+        <w:rPr>
+          <w:lang w:val="en-NZ"/>
+        </w:rPr>
+        <w:t>for</w:t>
+      </w:r>
+      <w:r>
+        <w:rPr>
+          <w:lang w:val="en-NZ"/>
+        </w:rPr>
+        <w:t xml:space="preserve"> unintrusive visuals that could be approached only </w:t>
+      </w:r>
+      <w:r>
+        <w:rPr>
+          <w:lang w:val="en-NZ"/>
+        </w:rPr>
+        <w:t>w</w:t>
+      </w:r>
+      <w:r>
+        <w:rPr>
+          <w:lang w:val="en-NZ"/>
+        </w:rPr>
+        <w:t xml:space="preserve">hen desired and that could be used in different </w:t>
+      </w:r>
+      <w:r>
+        <w:rPr>
+          <w:lang w:val="en-NZ"/>
+        </w:rPr>
+        <w:t>contexts</w:t>
+      </w:r>
+      <w:r>
+        <w:rPr>
+          <w:lang w:val="en-NZ"/>
+        </w:rPr>
+        <w:t xml:space="preserve">, conveying meaning and utility </w:t>
+      </w:r>
+      <w:r>
+        <w:rPr>
+          <w:lang w:val="en-NZ"/>
+        </w:rPr>
+        <w:lastRenderedPageBreak/>
+        <w:t xml:space="preserve">based on the </w:t>
+      </w:r>
+      <w:r>
+        <w:rPr>
+          <w:lang w:val="en-NZ"/>
+        </w:rPr>
+        <w:t>situation</w:t>
+      </w:r>
+      <w:r>
+        <w:rPr>
+          <w:lang w:val="en-NZ"/>
+        </w:rPr>
+        <w:t xml:space="preserve"> without getting in the way of the work to be done. These observations could be extrapolated to any TEL intervention where it is important to consider that the learning activity and not the tool should be the centre of attention. </w:t>
+      </w:r>
+      <w:r>
+        <w:rPr>
+          <w:lang w:val="en-NZ"/>
+        </w:rPr>
+        <w:t>In the context of a</w:t>
+      </w:r>
+      <w:r>
+        <w:rPr>
+          <w:lang w:val="en-NZ"/>
+        </w:rPr>
+        <w:t xml:space="preserve"> collaborative</w:t>
+      </w:r>
+      <w:r>
+        <w:rPr>
+          <w:lang w:val="en-NZ"/>
+        </w:rPr>
+        <w:t xml:space="preserve"> activity</w:t>
+      </w:r>
+      <w:r>
+        <w:rPr>
+          <w:lang w:val="en-NZ"/>
+        </w:rPr>
+        <w:t xml:space="preserve">, it makes sense that the students would prefer for the tool to work as unnoticed as possible, providing aid and not hindrance. It is a difficult balance to achieve that requires </w:t>
+      </w:r>
+      <w:r>
+        <w:rPr>
+          <w:lang w:val="en-NZ"/>
+        </w:rPr>
+        <w:t xml:space="preserve">a </w:t>
+      </w:r>
+      <w:r>
+        <w:rPr>
+          <w:lang w:val="en-NZ"/>
+        </w:rPr>
+        <w:t>disciplined analysis of the feedback and a consistent iterative development.</w:t>
       </w:r>
     </w:p>
     <w:p>
@@ -23458,32 +23602,506 @@
         <w:rPr>
           <w:lang w:val="en-NZ"/>
         </w:rPr>
+        <w:t>The idea of flexibility guided the design when proposing the play model tools and the overall motivation of transforming any space into a working space. It was observed that</w:t>
+      </w:r>
+      <w:r>
+        <w:rPr>
+          <w:lang w:val="en-NZ"/>
+        </w:rPr>
+        <w:t xml:space="preserve"> this idea of flexibility</w:t>
+      </w:r>
+      <w:r>
+        <w:rPr>
+          <w:lang w:val="en-NZ"/>
+        </w:rPr>
+        <w:t xml:space="preserve"> could permeate even more elements of the design, </w:t>
+      </w:r>
+      <w:r>
+        <w:rPr>
+          <w:lang w:val="en-NZ"/>
+        </w:rPr>
+        <w:t>such as</w:t>
+      </w:r>
+      <w:r>
+        <w:rPr>
+          <w:lang w:val="en-NZ"/>
+        </w:rPr>
+        <w:t xml:space="preserve"> the processes</w:t>
+      </w:r>
+      <w:r>
+        <w:rPr>
+          <w:lang w:val="en-NZ"/>
+        </w:rPr>
+        <w:t xml:space="preserve"> </w:t>
+      </w:r>
+      <w:r>
+        <w:rPr>
+          <w:lang w:val="en-NZ"/>
+        </w:rPr>
+        <w:t xml:space="preserve">related to organize the team, organize discussions and communicate ideas through the app, </w:t>
+      </w:r>
+      <w:r>
+        <w:rPr>
+          <w:lang w:val="en-NZ"/>
+        </w:rPr>
+        <w:t>which where originally</w:t>
+      </w:r>
+      <w:r>
+        <w:rPr>
+          <w:lang w:val="en-NZ"/>
+        </w:rPr>
+        <w:t xml:space="preserve"> to rigidly structured.</w:t>
+      </w:r>
+    </w:p>
+    <w:p>
+      <w:pPr>
+        <w:jc w:val="both"/>
+        <w:rPr>
+          <w:lang w:val="en-NZ"/>
+        </w:rPr>
+      </w:pPr>
+      <w:r>
+        <w:rPr>
+          <w:lang w:val="en-NZ"/>
+        </w:rPr>
+        <w:t>Some students</w:t>
+      </w:r>
+      <w:r>
+        <w:rPr>
+          <w:lang w:val="en-NZ"/>
+        </w:rPr>
+        <w:t xml:space="preserve"> welcome</w:t>
+      </w:r>
+      <w:r>
+        <w:rPr>
+          <w:lang w:val="en-NZ"/>
+        </w:rPr>
+        <w:t>d</w:t>
+      </w:r>
+      <w:r>
+        <w:rPr>
+          <w:lang w:val="en-NZ"/>
+        </w:rPr>
+        <w:t xml:space="preserve"> </w:t>
+      </w:r>
+      <w:r>
+        <w:rPr>
+          <w:lang w:val="en-NZ"/>
+        </w:rPr>
+        <w:t>the structure provided by the application</w:t>
+      </w:r>
+      <w:r>
+        <w:rPr>
+          <w:lang w:val="en-NZ"/>
+        </w:rPr>
+        <w:t>, those having problems organizing the group or needing explicit guideline</w:t>
+      </w:r>
+      <w:r>
+        <w:rPr>
+          <w:lang w:val="en-NZ"/>
+        </w:rPr>
+        <w:t>s</w:t>
+      </w:r>
+      <w:r>
+        <w:rPr>
+          <w:lang w:val="en-NZ"/>
+        </w:rPr>
+        <w:t xml:space="preserve"> for their work, but </w:t>
+      </w:r>
+      <w:r>
+        <w:rPr>
+          <w:lang w:val="en-NZ"/>
+        </w:rPr>
+        <w:t xml:space="preserve">it was </w:t>
+      </w:r>
+      <w:r>
+        <w:rPr>
+          <w:lang w:val="en-NZ"/>
+        </w:rPr>
+        <w:t xml:space="preserve">resented by more organized or veteran students, who felt the </w:t>
+      </w:r>
+      <w:r>
+        <w:rPr>
+          <w:lang w:val="en-NZ"/>
+        </w:rPr>
+        <w:t>activity</w:t>
+      </w:r>
+      <w:r>
+        <w:rPr>
+          <w:lang w:val="en-NZ"/>
+        </w:rPr>
+        <w:t xml:space="preserve"> </w:t>
+      </w:r>
+      <w:r>
+        <w:rPr>
+          <w:lang w:val="en-NZ"/>
+        </w:rPr>
+        <w:t>w</w:t>
+      </w:r>
+      <w:r>
+        <w:rPr>
+          <w:lang w:val="en-NZ"/>
+        </w:rPr>
+        <w:t xml:space="preserve">as </w:t>
+      </w:r>
+      <w:r>
+        <w:rPr>
+          <w:lang w:val="en-NZ"/>
+        </w:rPr>
+        <w:t>too</w:t>
+      </w:r>
+      <w:r>
+        <w:rPr>
+          <w:lang w:val="en-NZ"/>
+        </w:rPr>
+        <w:t xml:space="preserve"> restrictive. This hints at a need </w:t>
+      </w:r>
+      <w:r>
+        <w:rPr>
+          <w:lang w:val="en-NZ"/>
+        </w:rPr>
+        <w:t xml:space="preserve">for </w:t>
+      </w:r>
+      <w:r>
+        <w:rPr>
+          <w:lang w:val="en-NZ"/>
+        </w:rPr>
+        <w:t>structure, but allowing for workarounds and configuration</w:t>
+      </w:r>
+      <w:r>
+        <w:rPr>
+          <w:lang w:val="en-NZ"/>
+        </w:rPr>
+        <w:t>.</w:t>
+      </w:r>
+      <w:r>
+        <w:rPr>
+          <w:lang w:val="en-NZ"/>
+        </w:rPr>
+        <w:t xml:space="preserve"> A similar situation</w:t>
+      </w:r>
+      <w:r>
+        <w:rPr>
+          <w:lang w:val="en-NZ"/>
+        </w:rPr>
+        <w:t xml:space="preserve"> was</w:t>
+      </w:r>
+      <w:r>
+        <w:rPr>
+          <w:lang w:val="en-NZ"/>
+        </w:rPr>
+        <w:t xml:space="preserve"> present when the students found ways of customizing their presence in the digital space and finding tools to create tailored forms of communication, which </w:t>
+      </w:r>
+      <w:r>
+        <w:rPr>
+          <w:lang w:val="en-NZ"/>
+        </w:rPr>
+        <w:t>were</w:t>
+      </w:r>
+      <w:r>
+        <w:rPr>
+          <w:lang w:val="en-NZ"/>
+        </w:rPr>
+        <w:t xml:space="preserve"> initially considered but not given the importance they finally acquired.</w:t>
+      </w:r>
+    </w:p>
+    <w:p>
+      <w:pPr>
+        <w:jc w:val="both"/>
+        <w:rPr>
+          <w:lang w:val="en-NZ"/>
+        </w:rPr>
+      </w:pPr>
+      <w:r>
+        <w:rPr>
+          <w:lang w:val="en-NZ"/>
+        </w:rPr>
+        <w:t>All of these o</w:t>
+      </w:r>
+      <w:r>
+        <w:rPr>
+          <w:lang w:val="en-NZ"/>
+        </w:rPr>
+        <w:t>bservations resonate very well with the educational nature of the tool: Useful visuals that do not st</w:t>
+      </w:r>
+      <w:r>
+        <w:rPr>
+          <w:lang w:val="en-NZ"/>
+        </w:rPr>
+        <w:t>eal</w:t>
+      </w:r>
+      <w:r>
+        <w:rPr>
+          <w:lang w:val="en-NZ"/>
+        </w:rPr>
+        <w:t xml:space="preserve"> the focus from the learning goal and a flexible structure that accommodates the different types of learners that could interact with the application.</w:t>
+      </w:r>
+    </w:p>
+    <w:p>
+      <w:pPr>
+        <w:jc w:val="both"/>
+        <w:rPr>
+          <w:lang w:val="en-NZ"/>
+        </w:rPr>
+      </w:pPr>
+      <w:r>
+        <w:rPr>
+          <w:lang w:val="en-NZ"/>
+        </w:rPr>
+        <w:t xml:space="preserve">Question SQ6 is more concerned with the opportunities created by a multiuser platform for education, and the effect of mediating communication by technology. Creating a mostly transparent networking process was helpful to ensure that the friction created by the introduction of the tool was minimized as much as possible, giving extra strength to the idea that any technological intervention works the best when it is as invisible as possible. It was also possible to identify </w:t>
+      </w:r>
+      <w:r>
+        <w:rPr>
+          <w:lang w:val="en-NZ"/>
+        </w:rPr>
+        <w:t>instances in which</w:t>
+      </w:r>
+      <w:r>
+        <w:rPr>
+          <w:lang w:val="en-NZ"/>
+        </w:rPr>
+        <w:t xml:space="preserve"> the usage of the tool itself was promoting social structures that were not desired (the responsibilities of the host user</w:t>
+      </w:r>
+      <w:r>
+        <w:rPr>
+          <w:lang w:val="en-NZ"/>
+        </w:rPr>
+        <w:t xml:space="preserve"> i.e.</w:t>
+      </w:r>
+      <w:r>
+        <w:rPr>
+          <w:lang w:val="en-NZ"/>
+        </w:rPr>
+        <w:t xml:space="preserve">) and </w:t>
+      </w:r>
+      <w:r>
+        <w:rPr>
+          <w:lang w:val="en-NZ"/>
+        </w:rPr>
+        <w:t xml:space="preserve">it was necessary to </w:t>
+      </w:r>
+      <w:r>
+        <w:rPr>
+          <w:lang w:val="en-NZ"/>
+        </w:rPr>
+        <w:t>redesign the approach so that any social structure, goal or task assigned to any participant came from the own team management process and supported by the tool, not enforced by it.</w:t>
+      </w:r>
+    </w:p>
+    <w:p>
+      <w:pPr>
+        <w:jc w:val="both"/>
+        <w:rPr>
+          <w:lang w:val="en-NZ"/>
+        </w:rPr>
+      </w:pPr>
+      <w:r>
+        <w:rPr>
+          <w:lang w:val="en-NZ"/>
+        </w:rPr>
+        <w:t xml:space="preserve">A final important lesson related to the multiuser approach was to not underestimate the importance of the social aspects present in any form of collaborative learning. It was possible to identify that there </w:t>
+      </w:r>
+      <w:r>
+        <w:rPr>
+          <w:lang w:val="en-NZ"/>
+        </w:rPr>
+        <w:t>was a</w:t>
+      </w:r>
+      <w:r>
+        <w:rPr>
+          <w:lang w:val="en-NZ"/>
+        </w:rPr>
+        <w:t xml:space="preserve"> </w:t>
+      </w:r>
+      <w:r>
+        <w:rPr>
+          <w:lang w:val="en-NZ"/>
+        </w:rPr>
+        <w:t>misplaced</w:t>
+      </w:r>
+      <w:r>
+        <w:rPr>
+          <w:lang w:val="en-NZ"/>
+        </w:rPr>
+        <w:t xml:space="preserve"> </w:t>
+      </w:r>
+      <w:r>
+        <w:rPr>
+          <w:lang w:val="en-NZ"/>
+        </w:rPr>
+        <w:t xml:space="preserve">focus </w:t>
+      </w:r>
+      <w:r>
+        <w:rPr>
+          <w:lang w:val="en-NZ"/>
+        </w:rPr>
+        <w:t xml:space="preserve">on promoting management and organizational skills through the pedagogical design of the activities, sometimes </w:t>
+      </w:r>
+      <w:r>
+        <w:rPr>
+          <w:lang w:val="en-NZ"/>
+        </w:rPr>
+        <w:t xml:space="preserve">sabotaging </w:t>
+      </w:r>
+      <w:r>
+        <w:rPr>
+          <w:lang w:val="en-NZ"/>
+        </w:rPr>
+        <w:t>equally important skills related to socialization, communication and emotional management. This is true for both the design of WorkshopAR, that found the most success among the students when presenting interesting forms of communication on top of the team management tools, and the case study in general, in which the students struggled the most with the social and communications aspects of the project rather than the technical ones.</w:t>
+      </w:r>
+    </w:p>
+    <w:p>
+      <w:pPr>
+        <w:pStyle w:val="Heading1"/>
+        <w:rPr>
+          <w:lang w:val="en-NZ"/>
+        </w:rPr>
+      </w:pPr>
+      <w:r>
+        <w:rPr>
+          <w:lang w:val="en-NZ"/>
+        </w:rPr>
+        <w:t>5.3 Conclusions</w:t>
+      </w:r>
+    </w:p>
+    <w:p>
+      <w:pPr>
+        <w:jc w:val="both"/>
+        <w:rPr>
+          <w:lang w:val="en-NZ"/>
+        </w:rPr>
+      </w:pPr>
+      <w:r>
+        <w:rPr>
+          <w:lang w:val="en-NZ"/>
+        </w:rPr>
+        <w:t xml:space="preserve">WorkshopAR was the result of an iterative software development aimed at understanding positive ways of using AR technologies </w:t>
+      </w:r>
+      <w:r>
+        <w:rPr>
+          <w:lang w:val="en-NZ"/>
+        </w:rPr>
+        <w:t>in</w:t>
+      </w:r>
+      <w:r>
+        <w:rPr>
+          <w:lang w:val="en-NZ"/>
+        </w:rPr>
+        <w:t xml:space="preserve"> a collaborative learning approach. The end result was a prototype that </w:t>
+      </w:r>
+      <w:r>
+        <w:rPr>
+          <w:lang w:val="en-NZ"/>
+        </w:rPr>
+        <w:t>allowed the users</w:t>
+      </w:r>
+      <w:r>
+        <w:rPr>
+          <w:lang w:val="en-NZ"/>
+        </w:rPr>
+        <w:t xml:space="preserve"> to integrate into the</w:t>
+      </w:r>
+      <w:r>
+        <w:rPr>
+          <w:lang w:val="en-NZ"/>
+        </w:rPr>
+        <w:t>ir</w:t>
+      </w:r>
+      <w:r>
+        <w:rPr>
+          <w:lang w:val="en-NZ"/>
+        </w:rPr>
+        <w:t xml:space="preserve"> workflow a</w:t>
+      </w:r>
+      <w:r>
+        <w:rPr>
+          <w:lang w:val="en-NZ"/>
+        </w:rPr>
+        <w:t xml:space="preserve"> set of </w:t>
+      </w:r>
+      <w:r>
+        <w:rPr>
+          <w:lang w:val="en-NZ"/>
+        </w:rPr>
+        <w:t>tool</w:t>
+      </w:r>
+      <w:r>
+        <w:rPr>
+          <w:lang w:val="en-NZ"/>
+        </w:rPr>
+        <w:t>s</w:t>
+      </w:r>
+      <w:r>
+        <w:rPr>
+          <w:lang w:val="en-NZ"/>
+        </w:rPr>
+        <w:t xml:space="preserve"> that helped </w:t>
+      </w:r>
+      <w:r>
+        <w:rPr>
+          <w:lang w:val="en-NZ"/>
+        </w:rPr>
         <w:lastRenderedPageBreak/>
-        <w:t>For question SQ5, visualization and flexibility were identified as the main advantages provided by AR technologies that c</w:t>
-      </w:r>
-      <w:r>
-        <w:rPr>
-          <w:lang w:val="en-NZ"/>
-        </w:rPr>
-        <w:t>ould</w:t>
-      </w:r>
-      <w:r>
-        <w:rPr>
-          <w:lang w:val="en-NZ"/>
-        </w:rPr>
-        <w:t xml:space="preserve"> be used in </w:t>
-      </w:r>
-      <w:r>
-        <w:rPr>
-          <w:lang w:val="en-NZ"/>
-        </w:rPr>
-        <w:t xml:space="preserve">a </w:t>
-      </w:r>
-      <w:r>
-        <w:rPr>
-          <w:lang w:val="en-NZ"/>
-        </w:rPr>
-        <w:t xml:space="preserve">learning environment </w:t>
+        <w:t>them to visualize all the components in motion needed for an effective teamwork and to actively participate in the procedures that make such work possible</w:t>
+      </w:r>
+      <w:r>
+        <w:rPr>
+          <w:lang w:val="en-NZ"/>
+        </w:rPr>
+        <w:t>.</w:t>
+      </w:r>
+      <w:r>
+        <w:rPr>
+          <w:lang w:val="en-NZ"/>
+        </w:rPr>
+        <w:t xml:space="preserve"> </w:t>
+      </w:r>
+      <w:r>
+        <w:rPr>
+          <w:lang w:val="en-NZ"/>
+        </w:rPr>
+        <w:t xml:space="preserve">WorkshopAR helped to illustrate and visualize all the elements and activities done when working in groups </w:t>
+      </w:r>
+      <w:r>
+        <w:rPr>
+          <w:lang w:val="en-NZ"/>
+        </w:rPr>
+        <w:t xml:space="preserve">that sometimes are executed </w:t>
+      </w:r>
+      <w:r>
+        <w:rPr>
+          <w:lang w:val="en-NZ"/>
+        </w:rPr>
+        <w:t>unconsciously</w:t>
+      </w:r>
+      <w:r>
+        <w:rPr>
+          <w:lang w:val="en-NZ"/>
+        </w:rPr>
+        <w:t xml:space="preserve"> and without </w:t>
+      </w:r>
+      <w:r>
+        <w:rPr>
+          <w:lang w:val="en-NZ"/>
+        </w:rPr>
+        <w:t>acknowledgment</w:t>
+      </w:r>
+      <w:r>
+        <w:rPr>
+          <w:lang w:val="en-NZ"/>
+        </w:rPr>
+        <w:t xml:space="preserve"> of their functionalit</w:t>
+      </w:r>
+      <w:r>
+        <w:rPr>
+          <w:lang w:val="en-NZ"/>
+        </w:rPr>
+        <w:t>ies. The software also helped to guide the discussion</w:t>
+      </w:r>
+      <w:r>
+        <w:rPr>
+          <w:lang w:val="en-NZ"/>
+        </w:rPr>
+        <w:t xml:space="preserve"> </w:t>
       </w:r>
       <w:r>
         <w:rPr>
@@ -23495,318 +24113,28 @@
         <w:rPr>
           <w:lang w:val="en-NZ"/>
         </w:rPr>
-        <w:t xml:space="preserve"> create a significant impact in the student’s experience. In terms of the visualization features that AR can provide, it was possible to observe that the students showed preferences </w:t>
-      </w:r>
-      <w:r>
-        <w:rPr>
-          <w:lang w:val="en-NZ"/>
-        </w:rPr>
-        <w:t>for</w:t>
-      </w:r>
-      <w:r>
-        <w:rPr>
-          <w:lang w:val="en-NZ"/>
-        </w:rPr>
-        <w:t xml:space="preserve"> unintrusive visuals that could be approached only </w:t>
-      </w:r>
-      <w:r>
-        <w:rPr>
-          <w:lang w:val="en-NZ"/>
-        </w:rPr>
-        <w:t>w</w:t>
-      </w:r>
-      <w:r>
-        <w:rPr>
-          <w:lang w:val="en-NZ"/>
-        </w:rPr>
-        <w:t xml:space="preserve">hen desired and that could be used in different </w:t>
-      </w:r>
-      <w:r>
-        <w:rPr>
-          <w:lang w:val="en-NZ"/>
-        </w:rPr>
-        <w:t>contexts</w:t>
-      </w:r>
-      <w:r>
-        <w:rPr>
-          <w:lang w:val="en-NZ"/>
-        </w:rPr>
-        <w:t xml:space="preserve">, conveying meaning and utility based on the </w:t>
-      </w:r>
-      <w:r>
-        <w:rPr>
-          <w:lang w:val="en-NZ"/>
-        </w:rPr>
-        <w:t>situation</w:t>
-      </w:r>
-      <w:r>
-        <w:rPr>
-          <w:lang w:val="en-NZ"/>
-        </w:rPr>
-        <w:t xml:space="preserve"> without getting in the way of the work to be done. These observations are relevant considering the context of the case </w:t>
-      </w:r>
-      <w:r>
-        <w:rPr>
-          <w:lang w:val="en-NZ"/>
-        </w:rPr>
-        <w:t>study and</w:t>
-      </w:r>
-      <w:r>
-        <w:rPr>
-          <w:lang w:val="en-NZ"/>
-        </w:rPr>
-        <w:t xml:space="preserve"> could be extrapolated to any TEL intervention where it is important to consider that the learning activity and not the tool should be the centre of attention. For a tool focused on helping with collaborative work, it makes sense that the students would prefer for the tool to work as unnoticed as possible, providing aid and not hindrance. It is a difficult balance to achieve that requires </w:t>
-      </w:r>
-      <w:r>
-        <w:rPr>
-          <w:lang w:val="en-NZ"/>
-        </w:rPr>
-        <w:t xml:space="preserve">a </w:t>
-      </w:r>
-      <w:r>
-        <w:rPr>
-          <w:lang w:val="en-NZ"/>
-        </w:rPr>
-        <w:t>disciplined analysis of the feedback and a consistent iterative development.</w:t>
-      </w:r>
-    </w:p>
-    <w:p>
-      <w:pPr>
-        <w:rPr>
-          <w:rFonts w:asciiTheme="majorHAnsi" w:hAnsiTheme="majorHAnsi" w:cstheme="majorHAnsi"/>
-          <w:sz w:val="24"/>
-          <w:szCs w:val="24"/>
-          <w:lang w:val="en-NZ"/>
-        </w:rPr>
-      </w:pPr>
-      <w:r>
-        <w:rPr>
-          <w:rFonts w:asciiTheme="majorHAnsi" w:hAnsiTheme="majorHAnsi" w:cstheme="majorHAnsi"/>
-          <w:sz w:val="24"/>
-          <w:szCs w:val="24"/>
-          <w:lang w:val="en-NZ"/>
-        </w:rPr>
-        <w:t xml:space="preserve">The idea behind what type of flexibility could be offered by WorkshopAR was also expanded from </w:t>
-      </w:r>
-      <w:r>
-        <w:rPr>
-          <w:rFonts w:asciiTheme="majorHAnsi" w:hAnsiTheme="majorHAnsi" w:cstheme="majorHAnsi"/>
-          <w:sz w:val="24"/>
-          <w:szCs w:val="24"/>
-          <w:lang w:val="en-NZ"/>
-        </w:rPr>
-        <w:t xml:space="preserve">what was initially implemented. </w:t>
-      </w:r>
-      <w:r>
-        <w:rPr>
-          <w:rFonts w:asciiTheme="majorHAnsi" w:hAnsiTheme="majorHAnsi" w:cstheme="majorHAnsi"/>
-          <w:sz w:val="24"/>
-          <w:szCs w:val="24"/>
-          <w:lang w:val="en-NZ"/>
-        </w:rPr>
-        <w:t xml:space="preserve">The idea of flexibility guided the design when proposing the play model tools and the overall motivation of transforming any space into a working space. It was observed that it could permeate even more elements of the design, and the processes proposed to the students to fulfil different goals, </w:t>
-      </w:r>
-      <w:r>
-        <w:rPr>
-          <w:rFonts w:asciiTheme="majorHAnsi" w:hAnsiTheme="majorHAnsi" w:cstheme="majorHAnsi"/>
-          <w:sz w:val="24"/>
-          <w:szCs w:val="24"/>
-          <w:lang w:val="en-NZ"/>
-        </w:rPr>
-        <w:t>especially</w:t>
-      </w:r>
-      <w:r>
-        <w:rPr>
-          <w:rFonts w:asciiTheme="majorHAnsi" w:hAnsiTheme="majorHAnsi" w:cstheme="majorHAnsi"/>
-          <w:sz w:val="24"/>
-          <w:szCs w:val="24"/>
-          <w:lang w:val="en-NZ"/>
-        </w:rPr>
-        <w:t xml:space="preserve"> those related to organize the team, organize discussions and communicate ideas through the app, where to rigidly structured. This proposed structure was welcome by some, those having problems organizing the group or needing and explicit guideline for their work, but resented by more organized or veteran students, who felt the app as to restrictive. This hints at a need for flexibility, and the need to propose and structure, but allowing for workarounds and configuration’ A similar situation is present when the students found ways of customizing their presence in the digital space and finding tools to create tailored forms of communication, which </w:t>
-      </w:r>
-      <w:r>
-        <w:rPr>
-          <w:rFonts w:asciiTheme="majorHAnsi" w:hAnsiTheme="majorHAnsi" w:cstheme="majorHAnsi"/>
-          <w:sz w:val="24"/>
-          <w:szCs w:val="24"/>
-          <w:lang w:val="en-NZ"/>
-        </w:rPr>
-        <w:t>were</w:t>
-      </w:r>
-      <w:r>
-        <w:rPr>
-          <w:rFonts w:asciiTheme="majorHAnsi" w:hAnsiTheme="majorHAnsi" w:cstheme="majorHAnsi"/>
-          <w:sz w:val="24"/>
-          <w:szCs w:val="24"/>
-          <w:lang w:val="en-NZ"/>
-        </w:rPr>
-        <w:t xml:space="preserve"> initially considered but not given the importance they finally acquired.</w:t>
-      </w:r>
-    </w:p>
-    <w:p>
-      <w:pPr>
-        <w:rPr>
-          <w:rFonts w:asciiTheme="majorHAnsi" w:hAnsiTheme="majorHAnsi" w:cstheme="majorHAnsi"/>
-          <w:sz w:val="24"/>
-          <w:szCs w:val="24"/>
-          <w:lang w:val="en-NZ"/>
-        </w:rPr>
-      </w:pPr>
-      <w:r>
-        <w:rPr>
-          <w:rFonts w:asciiTheme="majorHAnsi" w:hAnsiTheme="majorHAnsi" w:cstheme="majorHAnsi"/>
-          <w:sz w:val="24"/>
-          <w:szCs w:val="24"/>
-          <w:lang w:val="en-NZ"/>
-        </w:rPr>
-        <w:t>Observations of the most important aspects that evolved from the initial conception for strong visualizations and a flexible approach resonate very well with the educational nature of the tool: Useful visuals that do not still the focus from the learning goal and a flexible structure that accommodates the different types of learners that could interact with the application.</w:t>
-      </w:r>
-    </w:p>
-    <w:p>
-      <w:pPr>
-        <w:rPr>
-          <w:rFonts w:asciiTheme="majorHAnsi" w:hAnsiTheme="majorHAnsi" w:cstheme="majorHAnsi"/>
-          <w:sz w:val="24"/>
-          <w:szCs w:val="24"/>
-          <w:lang w:val="en-NZ"/>
-        </w:rPr>
-      </w:pPr>
-      <w:r>
-        <w:rPr>
-          <w:rFonts w:asciiTheme="majorHAnsi" w:hAnsiTheme="majorHAnsi" w:cstheme="majorHAnsi"/>
-          <w:sz w:val="24"/>
-          <w:szCs w:val="24"/>
-          <w:lang w:val="en-NZ"/>
-        </w:rPr>
-        <w:t>Question SQ6 is more concerned with the opportunities created by a multiuser platform for education, and the effect of mediating communication by technology. Creating a mostly transparent networking process was helpful to ensure that the friction created by the introduction of the tool was minimized as much as possible, giving extra strength to the idea that any technological intervention works the best when it is as invisible as possible. It was also possible to identify early when the usage of the tool itself was promoting social structures that were not desired (the responsibilities of the host user), and redesign the approach so that any social structure, goal or task assigned to any participant came from the own team management process and supported by the tool, not enforced by it.</w:t>
-      </w:r>
-    </w:p>
-    <w:p>
-      <w:pPr>
-        <w:rPr>
-          <w:rFonts w:asciiTheme="majorHAnsi" w:hAnsiTheme="majorHAnsi" w:cstheme="majorHAnsi"/>
-          <w:sz w:val="24"/>
-          <w:szCs w:val="24"/>
-          <w:lang w:val="en-NZ"/>
-        </w:rPr>
-      </w:pPr>
-      <w:r>
-        <w:rPr>
-          <w:rFonts w:asciiTheme="majorHAnsi" w:hAnsiTheme="majorHAnsi" w:cstheme="majorHAnsi"/>
-          <w:sz w:val="24"/>
-          <w:szCs w:val="24"/>
-          <w:lang w:val="en-NZ"/>
-        </w:rPr>
-        <w:lastRenderedPageBreak/>
-        <w:t>A final important lesson related to the multiuser approach was to not underestimate the importance of the social aspects present in any form of collaborative learning. It was possible to identify that there is an overfocus on promoting management and organizational skills through the pedagogical design of the activities, sometimes on detriment on promoting equally important skills related to socialization, communication and emotional management. This is true for both the design of WorkshopAR, that found the most success among the students when presenting interesting forms of communication on top of the team management tools, and the case study in general, in which the students struggled the most with the social and communications aspects of the project rather than the technical ones.</w:t>
-      </w:r>
-    </w:p>
-    <w:p>
-      <w:pPr>
-        <w:pStyle w:val="Ttulo1"/>
-        <w:rPr>
-          <w:rFonts w:asciiTheme="majorHAnsi" w:hAnsiTheme="majorHAnsi" w:cstheme="majorHAnsi"/>
-          <w:sz w:val="24"/>
-          <w:szCs w:val="24"/>
-          <w:lang w:val="en-NZ"/>
-        </w:rPr>
-      </w:pPr>
-      <w:r>
-        <w:rPr>
-          <w:rFonts w:asciiTheme="majorHAnsi" w:hAnsiTheme="majorHAnsi" w:cstheme="majorHAnsi"/>
-          <w:sz w:val="24"/>
-          <w:szCs w:val="24"/>
-          <w:lang w:val="en-NZ"/>
-        </w:rPr>
-        <w:t>5.3 Conclusions</w:t>
-      </w:r>
-    </w:p>
-    <w:p>
-      <w:pPr>
-        <w:rPr>
-          <w:rFonts w:asciiTheme="majorHAnsi" w:hAnsiTheme="majorHAnsi" w:cstheme="majorHAnsi"/>
-          <w:sz w:val="24"/>
-          <w:szCs w:val="24"/>
-          <w:lang w:val="en-NZ"/>
-        </w:rPr>
-      </w:pPr>
-      <w:r>
-        <w:rPr>
-          <w:rFonts w:asciiTheme="majorHAnsi" w:hAnsiTheme="majorHAnsi" w:cstheme="majorHAnsi"/>
-          <w:sz w:val="24"/>
-          <w:szCs w:val="24"/>
-          <w:lang w:val="en-NZ"/>
-        </w:rPr>
-        <w:t xml:space="preserve">WorkshopAR was the result of an iterative software development aimed at understanding positive ways of using AR technologies as a driver for a collaborative learning approach. The end result was a prototype that enabled the users the ability to integrate into the workflow of their projects a tool that helped them to visualize all the components in motion needed for an effective teamwork and to actively participate in the procedures that make such work possible, and that sometimes are executed </w:t>
-      </w:r>
-      <w:r>
-        <w:rPr>
-          <w:rFonts w:asciiTheme="majorHAnsi" w:hAnsiTheme="majorHAnsi" w:cstheme="majorHAnsi"/>
-          <w:sz w:val="24"/>
-          <w:szCs w:val="24"/>
-          <w:lang w:val="en-NZ"/>
-        </w:rPr>
-        <w:t>unconsciously</w:t>
-      </w:r>
-      <w:r>
-        <w:rPr>
-          <w:rFonts w:asciiTheme="majorHAnsi" w:hAnsiTheme="majorHAnsi" w:cstheme="majorHAnsi"/>
-          <w:sz w:val="24"/>
-          <w:szCs w:val="24"/>
-          <w:lang w:val="en-NZ"/>
-        </w:rPr>
-        <w:t xml:space="preserve"> and without </w:t>
-      </w:r>
-      <w:r>
-        <w:rPr>
-          <w:rFonts w:asciiTheme="majorHAnsi" w:hAnsiTheme="majorHAnsi" w:cstheme="majorHAnsi"/>
-          <w:sz w:val="24"/>
-          <w:szCs w:val="24"/>
-          <w:lang w:val="en-NZ"/>
-        </w:rPr>
-        <w:t>acknowledgment</w:t>
-      </w:r>
-      <w:r>
-        <w:rPr>
-          <w:rFonts w:asciiTheme="majorHAnsi" w:hAnsiTheme="majorHAnsi" w:cstheme="majorHAnsi"/>
-          <w:sz w:val="24"/>
-          <w:szCs w:val="24"/>
-          <w:lang w:val="en-NZ"/>
-        </w:rPr>
-        <w:t xml:space="preserve"> of their functionality in the group, on the improvements that could take place for better results in the future and of the possibility of </w:t>
-      </w:r>
-      <w:r>
-        <w:rPr>
-          <w:rFonts w:asciiTheme="majorHAnsi" w:hAnsiTheme="majorHAnsi" w:cstheme="majorHAnsi"/>
-          <w:sz w:val="24"/>
-          <w:szCs w:val="24"/>
+        <w:t xml:space="preserve"> the improvements that could take place for better results in the future and of the possibility of </w:t>
+      </w:r>
+      <w:r>
+        <w:rPr>
           <w:lang w:val="en-NZ"/>
         </w:rPr>
         <w:t>transferring</w:t>
       </w:r>
       <w:r>
         <w:rPr>
-          <w:rFonts w:asciiTheme="majorHAnsi" w:hAnsiTheme="majorHAnsi" w:cstheme="majorHAnsi"/>
-          <w:sz w:val="24"/>
-          <w:szCs w:val="24"/>
           <w:lang w:val="en-NZ"/>
         </w:rPr>
         <w:t xml:space="preserve"> the skills being </w:t>
       </w:r>
       <w:r>
         <w:rPr>
-          <w:rFonts w:asciiTheme="majorHAnsi" w:hAnsiTheme="majorHAnsi" w:cstheme="majorHAnsi"/>
-          <w:sz w:val="24"/>
-          <w:szCs w:val="24"/>
           <w:lang w:val="en-NZ"/>
         </w:rPr>
         <w:t>developed</w:t>
       </w:r>
       <w:r>
         <w:rPr>
-          <w:rFonts w:asciiTheme="majorHAnsi" w:hAnsiTheme="majorHAnsi" w:cstheme="majorHAnsi"/>
-          <w:sz w:val="24"/>
-          <w:szCs w:val="24"/>
           <w:lang w:val="en-NZ"/>
         </w:rPr>
         <w:t xml:space="preserve"> into other scenarios.</w:t>
@@ -23814,72 +24142,73 @@
     </w:p>
     <w:p>
       <w:pPr>
-        <w:rPr>
-          <w:rFonts w:asciiTheme="majorHAnsi" w:hAnsiTheme="majorHAnsi" w:cstheme="majorHAnsi"/>
-          <w:sz w:val="24"/>
-          <w:szCs w:val="24"/>
-          <w:lang w:val="en-NZ"/>
-        </w:rPr>
-      </w:pPr>
-      <w:r>
-        <w:rPr>
-          <w:rFonts w:asciiTheme="majorHAnsi" w:hAnsiTheme="majorHAnsi" w:cstheme="majorHAnsi"/>
-          <w:sz w:val="24"/>
-          <w:szCs w:val="24"/>
+        <w:jc w:val="both"/>
+        <w:rPr>
+          <w:lang w:val="en-NZ"/>
+        </w:rPr>
+      </w:pPr>
+      <w:r>
+        <w:rPr>
           <w:lang w:val="en-NZ"/>
         </w:rPr>
         <w:t xml:space="preserve">Coming from </w:t>
       </w:r>
       <w:r>
         <w:rPr>
-          <w:rFonts w:asciiTheme="majorHAnsi" w:hAnsiTheme="majorHAnsi" w:cstheme="majorHAnsi"/>
-          <w:sz w:val="24"/>
-          <w:szCs w:val="24"/>
           <w:lang w:val="en-NZ"/>
         </w:rPr>
         <w:t>an</w:t>
       </w:r>
       <w:r>
         <w:rPr>
-          <w:rFonts w:asciiTheme="majorHAnsi" w:hAnsiTheme="majorHAnsi" w:cstheme="majorHAnsi"/>
-          <w:sz w:val="24"/>
-          <w:szCs w:val="24"/>
           <w:lang w:val="en-NZ"/>
         </w:rPr>
         <w:t xml:space="preserve"> exhaustive design stage that </w:t>
       </w:r>
       <w:r>
         <w:rPr>
-          <w:rFonts w:asciiTheme="majorHAnsi" w:hAnsiTheme="majorHAnsi" w:cstheme="majorHAnsi"/>
-          <w:sz w:val="24"/>
-          <w:szCs w:val="24"/>
           <w:lang w:val="en-NZ"/>
         </w:rPr>
         <w:t>identified</w:t>
       </w:r>
       <w:r>
         <w:rPr>
-          <w:rFonts w:asciiTheme="majorHAnsi" w:hAnsiTheme="majorHAnsi" w:cstheme="majorHAnsi"/>
-          <w:sz w:val="24"/>
-          <w:szCs w:val="24"/>
-          <w:lang w:val="en-NZ"/>
-        </w:rPr>
-        <w:t xml:space="preserve"> several use case scenarios in which the students used the tools provided by WorkshopAR in their learning activities, and by constantly comparing the prototyped functionalities against the observations obtained during the different structured tests and informal observations that took place during the development cycle, it is possible to highlight the three main elements provided by WorkshopAR that better </w:t>
-      </w:r>
-      <w:r>
-        <w:rPr>
-          <w:rFonts w:asciiTheme="majorHAnsi" w:hAnsiTheme="majorHAnsi" w:cstheme="majorHAnsi"/>
-          <w:sz w:val="24"/>
-          <w:szCs w:val="24"/>
+          <w:lang w:val="en-NZ"/>
+        </w:rPr>
+        <w:t xml:space="preserve"> several use case scenarios in which the students used</w:t>
+      </w:r>
+      <w:r>
+        <w:rPr>
+          <w:lang w:val="en-NZ"/>
+        </w:rPr>
+        <w:t xml:space="preserve"> </w:t>
+      </w:r>
+      <w:r>
+        <w:rPr>
+          <w:lang w:val="en-NZ"/>
+        </w:rPr>
+        <w:t xml:space="preserve">WorkshopAR in their learning activities, and by constantly comparing the prototyped functionalities against the </w:t>
+      </w:r>
+      <w:r>
+        <w:rPr>
+          <w:lang w:val="en-NZ"/>
+        </w:rPr>
+        <w:t>data obtained from testing</w:t>
+      </w:r>
+      <w:r>
+        <w:rPr>
+          <w:lang w:val="en-NZ"/>
+        </w:rPr>
+        <w:t xml:space="preserve">, it is possible to highlight the three main elements provided by WorkshopAR that better </w:t>
+      </w:r>
+      <w:r>
+        <w:rPr>
           <w:lang w:val="en-NZ"/>
         </w:rPr>
         <w:t>align</w:t>
       </w:r>
       <w:r>
         <w:rPr>
-          <w:rFonts w:asciiTheme="majorHAnsi" w:hAnsiTheme="majorHAnsi" w:cstheme="majorHAnsi"/>
-          <w:sz w:val="24"/>
-          <w:szCs w:val="24"/>
           <w:lang w:val="en-NZ"/>
         </w:rPr>
         <w:t xml:space="preserve"> with the learning goals of the case study and that proved to generate the most value for the research context in which the development took place:</w:t>
@@ -23891,273 +24220,195 @@
           <w:ilvl w:val="0"/>
           <w:numId w:val="24"/>
         </w:numPr>
-        <w:rPr>
-          <w:rFonts w:asciiTheme="majorHAnsi" w:hAnsiTheme="majorHAnsi" w:cstheme="majorHAnsi"/>
-          <w:sz w:val="24"/>
-          <w:szCs w:val="24"/>
-          <w:lang w:val="en-NZ"/>
-        </w:rPr>
-      </w:pPr>
-      <w:r>
-        <w:rPr>
-          <w:rFonts w:asciiTheme="majorHAnsi" w:hAnsiTheme="majorHAnsi" w:cstheme="majorHAnsi"/>
-          <w:sz w:val="24"/>
-          <w:szCs w:val="24"/>
-          <w:lang w:val="en-NZ"/>
-        </w:rPr>
-        <w:t xml:space="preserve">Working in a Shared AR Room: Although </w:t>
-      </w:r>
-      <w:r>
-        <w:rPr>
-          <w:rFonts w:asciiTheme="majorHAnsi" w:hAnsiTheme="majorHAnsi" w:cstheme="majorHAnsi"/>
-          <w:sz w:val="24"/>
-          <w:szCs w:val="24"/>
+        <w:jc w:val="both"/>
+        <w:rPr>
+          <w:lang w:val="en-NZ"/>
+        </w:rPr>
+      </w:pPr>
+      <w:r>
+        <w:rPr>
+          <w:b/>
+          <w:bCs/>
+          <w:lang w:val="en-NZ"/>
+        </w:rPr>
+        <w:t>Working in a Shared AR Room:</w:t>
+      </w:r>
+      <w:r>
+        <w:rPr>
+          <w:lang w:val="en-NZ"/>
+        </w:rPr>
+        <w:t xml:space="preserve"> Although </w:t>
+      </w:r>
+      <w:r>
+        <w:rPr>
           <w:lang w:val="en-NZ"/>
         </w:rPr>
         <w:t>immersion</w:t>
       </w:r>
       <w:r>
         <w:rPr>
-          <w:rFonts w:asciiTheme="majorHAnsi" w:hAnsiTheme="majorHAnsi" w:cstheme="majorHAnsi"/>
-          <w:sz w:val="24"/>
-          <w:szCs w:val="24"/>
           <w:lang w:val="en-NZ"/>
         </w:rPr>
         <w:t xml:space="preserve"> was not a main design objective for WorkshopAR, it was important for the students to identify that the </w:t>
       </w:r>
       <w:r>
         <w:rPr>
-          <w:rFonts w:asciiTheme="majorHAnsi" w:hAnsiTheme="majorHAnsi" w:cstheme="majorHAnsi"/>
-          <w:sz w:val="24"/>
-          <w:szCs w:val="24"/>
           <w:lang w:val="en-NZ"/>
         </w:rPr>
         <w:t>activities</w:t>
       </w:r>
       <w:r>
         <w:rPr>
-          <w:rFonts w:asciiTheme="majorHAnsi" w:hAnsiTheme="majorHAnsi" w:cstheme="majorHAnsi"/>
-          <w:sz w:val="24"/>
-          <w:szCs w:val="24"/>
           <w:lang w:val="en-NZ"/>
         </w:rPr>
         <w:t xml:space="preserve"> done using the tool moved in a digital space that was in sync with their activities in the real space. The concept of the Room was </w:t>
       </w:r>
       <w:r>
         <w:rPr>
-          <w:rFonts w:asciiTheme="majorHAnsi" w:hAnsiTheme="majorHAnsi" w:cstheme="majorHAnsi"/>
-          <w:sz w:val="24"/>
-          <w:szCs w:val="24"/>
           <w:lang w:val="en-NZ"/>
         </w:rPr>
         <w:t>related</w:t>
       </w:r>
       <w:r>
         <w:rPr>
-          <w:rFonts w:asciiTheme="majorHAnsi" w:hAnsiTheme="majorHAnsi" w:cstheme="majorHAnsi"/>
-          <w:sz w:val="24"/>
-          <w:szCs w:val="24"/>
           <w:lang w:val="en-NZ"/>
         </w:rPr>
         <w:t xml:space="preserve"> to de idea of a space for working, entering the Room was equivalent to be part of the activity and the Room was seen as a repository for digital content. But the Room also existed </w:t>
       </w:r>
       <w:r>
         <w:rPr>
-          <w:rFonts w:asciiTheme="majorHAnsi" w:hAnsiTheme="majorHAnsi" w:cstheme="majorHAnsi"/>
-          <w:sz w:val="24"/>
-          <w:szCs w:val="24"/>
           <w:lang w:val="en-NZ"/>
         </w:rPr>
         <w:t>alongside</w:t>
       </w:r>
       <w:r>
         <w:rPr>
-          <w:rFonts w:asciiTheme="majorHAnsi" w:hAnsiTheme="majorHAnsi" w:cstheme="majorHAnsi"/>
-          <w:sz w:val="24"/>
-          <w:szCs w:val="24"/>
           <w:lang w:val="en-NZ"/>
         </w:rPr>
         <w:t xml:space="preserve"> the other tools and </w:t>
       </w:r>
       <w:r>
         <w:rPr>
-          <w:rFonts w:asciiTheme="majorHAnsi" w:hAnsiTheme="majorHAnsi" w:cstheme="majorHAnsi"/>
-          <w:sz w:val="24"/>
-          <w:szCs w:val="24"/>
           <w:lang w:val="en-NZ"/>
         </w:rPr>
         <w:t>resources</w:t>
       </w:r>
       <w:r>
         <w:rPr>
-          <w:rFonts w:asciiTheme="majorHAnsi" w:hAnsiTheme="majorHAnsi" w:cstheme="majorHAnsi"/>
-          <w:sz w:val="24"/>
-          <w:szCs w:val="24"/>
           <w:lang w:val="en-NZ"/>
         </w:rPr>
         <w:t xml:space="preserve"> being use in the classroom (the workshops of the course, their teaching assistants, the </w:t>
       </w:r>
       <w:r>
         <w:rPr>
-          <w:rFonts w:asciiTheme="majorHAnsi" w:hAnsiTheme="majorHAnsi" w:cstheme="majorHAnsi"/>
-          <w:sz w:val="24"/>
-          <w:szCs w:val="24"/>
           <w:lang w:val="en-NZ"/>
         </w:rPr>
         <w:t>students</w:t>
       </w:r>
       <w:r>
         <w:rPr>
-          <w:rFonts w:asciiTheme="majorHAnsi" w:hAnsiTheme="majorHAnsi" w:cstheme="majorHAnsi"/>
-          <w:sz w:val="24"/>
-          <w:szCs w:val="24"/>
-          <w:lang w:val="en-NZ"/>
-        </w:rPr>
-        <w:t xml:space="preserve"> of other groups, etc.) and they were able to propose ways to integrate </w:t>
-      </w:r>
-      <w:proofErr w:type="gramStart"/>
-      <w:r>
-        <w:rPr>
-          <w:rFonts w:asciiTheme="majorHAnsi" w:hAnsiTheme="majorHAnsi" w:cstheme="majorHAnsi"/>
-          <w:sz w:val="24"/>
-          <w:szCs w:val="24"/>
-          <w:lang w:val="en-NZ"/>
-        </w:rPr>
-        <w:t>all of</w:t>
-      </w:r>
-      <w:proofErr w:type="gramEnd"/>
-      <w:r>
-        <w:rPr>
-          <w:rFonts w:asciiTheme="majorHAnsi" w:hAnsiTheme="majorHAnsi" w:cstheme="majorHAnsi"/>
-          <w:sz w:val="24"/>
-          <w:szCs w:val="24"/>
-          <w:lang w:val="en-NZ"/>
-        </w:rPr>
-        <w:t xml:space="preserve"> these elements </w:t>
-      </w:r>
-      <w:proofErr w:type="gramStart"/>
-      <w:r>
-        <w:rPr>
-          <w:rFonts w:asciiTheme="majorHAnsi" w:hAnsiTheme="majorHAnsi" w:cstheme="majorHAnsi"/>
-          <w:sz w:val="24"/>
-          <w:szCs w:val="24"/>
-          <w:lang w:val="en-NZ"/>
-        </w:rPr>
-        <w:t>in order to</w:t>
-      </w:r>
-      <w:proofErr w:type="gramEnd"/>
-      <w:r>
-        <w:rPr>
-          <w:rFonts w:asciiTheme="majorHAnsi" w:hAnsiTheme="majorHAnsi" w:cstheme="majorHAnsi"/>
-          <w:sz w:val="24"/>
-          <w:szCs w:val="24"/>
-          <w:lang w:val="en-NZ"/>
-        </w:rPr>
-        <w:t xml:space="preserve"> achieve the desired results.</w:t>
+          <w:lang w:val="en-NZ"/>
+        </w:rPr>
+        <w:t xml:space="preserve"> of other groups, etc.) and the</w:t>
+      </w:r>
+      <w:r>
+        <w:rPr>
+          <w:lang w:val="en-NZ"/>
+        </w:rPr>
+        <w:t xml:space="preserve"> students</w:t>
+      </w:r>
+      <w:r>
+        <w:rPr>
+          <w:lang w:val="en-NZ"/>
+        </w:rPr>
+        <w:t xml:space="preserve"> were able to propose ways to integrate all of these elements in order to achieve the desired results.</w:t>
       </w:r>
     </w:p>
     <w:p>
       <w:pPr>
         <w:ind w:left="720"/>
-        <w:rPr>
-          <w:rFonts w:asciiTheme="majorHAnsi" w:hAnsiTheme="majorHAnsi" w:cstheme="majorHAnsi"/>
-          <w:sz w:val="24"/>
-          <w:szCs w:val="24"/>
-          <w:lang w:val="en-NZ"/>
-        </w:rPr>
-      </w:pPr>
-      <w:proofErr w:type="gramStart"/>
-      <w:r>
-        <w:rPr>
-          <w:rFonts w:asciiTheme="majorHAnsi" w:hAnsiTheme="majorHAnsi" w:cstheme="majorHAnsi"/>
-          <w:sz w:val="24"/>
-          <w:szCs w:val="24"/>
-          <w:lang w:val="en-NZ"/>
-        </w:rPr>
-        <w:lastRenderedPageBreak/>
-        <w:t>All of</w:t>
-      </w:r>
-      <w:proofErr w:type="gramEnd"/>
-      <w:r>
-        <w:rPr>
-          <w:rFonts w:asciiTheme="majorHAnsi" w:hAnsiTheme="majorHAnsi" w:cstheme="majorHAnsi"/>
-          <w:sz w:val="24"/>
-          <w:szCs w:val="24"/>
-          <w:lang w:val="en-NZ"/>
-        </w:rPr>
-        <w:t xml:space="preserve"> these observations </w:t>
-      </w:r>
-      <w:r>
-        <w:rPr>
-          <w:rFonts w:asciiTheme="majorHAnsi" w:hAnsiTheme="majorHAnsi" w:cstheme="majorHAnsi"/>
-          <w:sz w:val="24"/>
-          <w:szCs w:val="24"/>
+        <w:jc w:val="both"/>
+        <w:rPr>
+          <w:lang w:val="en-NZ"/>
+        </w:rPr>
+      </w:pPr>
+      <w:r>
+        <w:rPr>
+          <w:lang w:val="en-NZ"/>
+        </w:rPr>
+        <w:t xml:space="preserve">All of these observations </w:t>
+      </w:r>
+      <w:r>
+        <w:rPr>
           <w:lang w:val="en-NZ"/>
         </w:rPr>
         <w:t>aligned</w:t>
       </w:r>
       <w:r>
         <w:rPr>
-          <w:rFonts w:asciiTheme="majorHAnsi" w:hAnsiTheme="majorHAnsi" w:cstheme="majorHAnsi"/>
-          <w:sz w:val="24"/>
-          <w:szCs w:val="24"/>
           <w:lang w:val="en-NZ"/>
         </w:rPr>
         <w:t xml:space="preserve"> very well with the original intention of the design and support the idea that “a sense of </w:t>
       </w:r>
       <w:r>
         <w:rPr>
-          <w:rFonts w:asciiTheme="majorHAnsi" w:hAnsiTheme="majorHAnsi" w:cstheme="majorHAnsi"/>
-          <w:sz w:val="24"/>
-          <w:szCs w:val="24"/>
           <w:lang w:val="en-NZ"/>
         </w:rPr>
         <w:t>immersion</w:t>
       </w:r>
       <w:r>
         <w:rPr>
-          <w:rFonts w:asciiTheme="majorHAnsi" w:hAnsiTheme="majorHAnsi" w:cstheme="majorHAnsi"/>
-          <w:sz w:val="24"/>
-          <w:szCs w:val="24"/>
-          <w:lang w:val="en-NZ"/>
-        </w:rPr>
-        <w:t xml:space="preserve">” in the context of AR technologies include the physical space and include elements and activities outside the tool itself, and that can be used very effectively to </w:t>
-      </w:r>
-      <w:r>
-        <w:rPr>
-          <w:rFonts w:asciiTheme="majorHAnsi" w:hAnsiTheme="majorHAnsi" w:cstheme="majorHAnsi"/>
-          <w:sz w:val="24"/>
-          <w:szCs w:val="24"/>
-          <w:lang w:val="en-NZ"/>
-        </w:rPr>
-        <w:t>fulfil</w:t>
-      </w:r>
-      <w:r>
-        <w:rPr>
-          <w:rFonts w:asciiTheme="majorHAnsi" w:hAnsiTheme="majorHAnsi" w:cstheme="majorHAnsi"/>
-          <w:sz w:val="24"/>
-          <w:szCs w:val="24"/>
-          <w:lang w:val="en-NZ"/>
-        </w:rPr>
-        <w:t xml:space="preserve"> a varied spectrum of objectives. In the context of this research, it means that this take on </w:t>
-      </w:r>
-      <w:r>
-        <w:rPr>
-          <w:rFonts w:asciiTheme="majorHAnsi" w:hAnsiTheme="majorHAnsi" w:cstheme="majorHAnsi"/>
-          <w:sz w:val="24"/>
-          <w:szCs w:val="24"/>
+          <w:lang w:val="en-NZ"/>
+        </w:rPr>
+        <w:t xml:space="preserve">” in the context of AR technologies include the physical space and </w:t>
+      </w:r>
+      <w:r>
+        <w:rPr>
+          <w:lang w:val="en-NZ"/>
+        </w:rPr>
+        <w:t>many other elements</w:t>
+      </w:r>
+      <w:r>
+        <w:rPr>
+          <w:lang w:val="en-NZ"/>
+        </w:rPr>
+        <w:t xml:space="preserve"> outside the tool itself. In the context of this research, it means that this take on </w:t>
+      </w:r>
+      <w:r>
+        <w:rPr>
           <w:lang w:val="en-NZ"/>
         </w:rPr>
         <w:t>immersive</w:t>
       </w:r>
       <w:r>
         <w:rPr>
-          <w:rFonts w:asciiTheme="majorHAnsi" w:hAnsiTheme="majorHAnsi" w:cstheme="majorHAnsi"/>
-          <w:sz w:val="24"/>
-          <w:szCs w:val="24"/>
-          <w:lang w:val="en-NZ"/>
-        </w:rPr>
-        <w:t xml:space="preserve"> design that AR allows can create and advantage when it is important that the learners do not lose focus of the context in which they are learning, and of all the other elements around them that are also helping them towards achieving their learning goal. </w:t>
+          <w:lang w:val="en-NZ"/>
+        </w:rPr>
+        <w:t xml:space="preserve"> design that AR allows can create and advantage when it is important that the learners do not lose focus of the context in which they are learning, and </w:t>
+      </w:r>
+      <w:r>
+        <w:rPr>
+          <w:lang w:val="en-NZ"/>
+        </w:rPr>
+        <w:t>when</w:t>
+      </w:r>
+      <w:r>
+        <w:rPr>
+          <w:lang w:val="en-NZ"/>
+        </w:rPr>
+        <w:t xml:space="preserve"> all the other elements around</w:t>
+      </w:r>
+      <w:r>
+        <w:rPr>
+          <w:lang w:val="en-NZ"/>
+        </w:rPr>
+        <w:t xml:space="preserve"> </w:t>
+      </w:r>
+      <w:r>
+        <w:rPr>
+          <w:lang w:val="en-NZ"/>
+        </w:rPr>
+        <w:t>are also helping them towards achieving their learning goal.</w:t>
       </w:r>
     </w:p>
     <w:p>
@@ -24166,54 +24417,45 @@
           <w:ilvl w:val="0"/>
           <w:numId w:val="24"/>
         </w:numPr>
-        <w:rPr>
-          <w:rFonts w:asciiTheme="majorHAnsi" w:hAnsiTheme="majorHAnsi" w:cstheme="majorHAnsi"/>
-          <w:sz w:val="24"/>
-          <w:szCs w:val="24"/>
-          <w:lang w:val="en-NZ"/>
-        </w:rPr>
-      </w:pPr>
-      <w:r>
-        <w:rPr>
-          <w:rFonts w:asciiTheme="majorHAnsi" w:hAnsiTheme="majorHAnsi" w:cstheme="majorHAnsi"/>
-          <w:sz w:val="24"/>
-          <w:szCs w:val="24"/>
-          <w:lang w:val="en-NZ"/>
-        </w:rPr>
-        <w:t xml:space="preserve">Having a digital presence in the digital space: AR is a tool that works around visualization and interaction. There was an important effort in the design and implementation process to create different options that capitalized on </w:t>
-      </w:r>
-      <w:r>
-        <w:rPr>
-          <w:rFonts w:asciiTheme="majorHAnsi" w:hAnsiTheme="majorHAnsi" w:cstheme="majorHAnsi"/>
-          <w:sz w:val="24"/>
-          <w:szCs w:val="24"/>
+        <w:jc w:val="both"/>
+        <w:rPr>
+          <w:lang w:val="en-NZ"/>
+        </w:rPr>
+      </w:pPr>
+      <w:r>
+        <w:rPr>
+          <w:b/>
+          <w:bCs/>
+          <w:lang w:val="en-NZ"/>
+        </w:rPr>
+        <w:t>Having a digital presence in the digital space:</w:t>
+      </w:r>
+      <w:r>
+        <w:rPr>
+          <w:lang w:val="en-NZ"/>
+        </w:rPr>
+        <w:t xml:space="preserve"> AR is a tool that works around visualization and interaction. There was an important effort in the design and implementation process to create different options that capitalized on </w:t>
+      </w:r>
+      <w:r>
+        <w:rPr>
           <w:lang w:val="en-NZ"/>
         </w:rPr>
         <w:t>these advantages</w:t>
       </w:r>
       <w:r>
         <w:rPr>
-          <w:rFonts w:asciiTheme="majorHAnsi" w:hAnsiTheme="majorHAnsi" w:cstheme="majorHAnsi"/>
-          <w:sz w:val="24"/>
-          <w:szCs w:val="24"/>
           <w:lang w:val="en-NZ"/>
         </w:rPr>
         <w:t xml:space="preserve"> provided by WorkshopAR. The students resonated the most with the possibility of having a visual representation of themselves in the digital space, not only for personalization and general socialization, but as a point for interaction with their peers and the environment. Being able to see information about who is who and the tasks being performed created the biggest sense of “augmentation” of the activity and the biggest source of </w:t>
       </w:r>
       <w:r>
         <w:rPr>
-          <w:rFonts w:asciiTheme="majorHAnsi" w:hAnsiTheme="majorHAnsi" w:cstheme="majorHAnsi"/>
-          <w:sz w:val="24"/>
-          <w:szCs w:val="24"/>
           <w:lang w:val="en-NZ"/>
         </w:rPr>
         <w:t>opportunities</w:t>
       </w:r>
       <w:r>
         <w:rPr>
-          <w:rFonts w:asciiTheme="majorHAnsi" w:hAnsiTheme="majorHAnsi" w:cstheme="majorHAnsi"/>
-          <w:sz w:val="24"/>
-          <w:szCs w:val="24"/>
           <w:lang w:val="en-NZ"/>
         </w:rPr>
         <w:t xml:space="preserve"> to work in the future.</w:t>
@@ -24225,394 +24467,467 @@
           <w:ilvl w:val="0"/>
           <w:numId w:val="24"/>
         </w:numPr>
-        <w:rPr>
-          <w:rFonts w:asciiTheme="majorHAnsi" w:hAnsiTheme="majorHAnsi" w:cstheme="majorHAnsi"/>
-          <w:sz w:val="24"/>
-          <w:szCs w:val="24"/>
-          <w:lang w:val="en-NZ"/>
-        </w:rPr>
-      </w:pPr>
-      <w:r>
-        <w:rPr>
-          <w:rFonts w:asciiTheme="majorHAnsi" w:hAnsiTheme="majorHAnsi" w:cstheme="majorHAnsi"/>
-          <w:sz w:val="24"/>
-          <w:szCs w:val="24"/>
-          <w:lang w:val="en-NZ"/>
-        </w:rPr>
-        <w:t>Having visual and flexible tools for communication: In a similar note, the tools provided for communication create a lot of impact in the activities of the students. The main takeaway from the observation related to these tools (discussions, emotes, pointers) is about flexibility and expression. The elements provided for communication were simple, expandable and context</w:t>
-      </w:r>
-      <w:r>
-        <w:rPr>
-          <w:rFonts w:asciiTheme="majorHAnsi" w:hAnsiTheme="majorHAnsi" w:cstheme="majorHAnsi"/>
-          <w:sz w:val="24"/>
-          <w:szCs w:val="24"/>
+        <w:jc w:val="both"/>
+        <w:rPr>
+          <w:lang w:val="en-NZ"/>
+        </w:rPr>
+      </w:pPr>
+      <w:r>
+        <w:rPr>
+          <w:b/>
+          <w:bCs/>
+          <w:lang w:val="en-NZ"/>
+        </w:rPr>
+        <w:t>Having visual and flexible tools for communication:</w:t>
+      </w:r>
+      <w:r>
+        <w:rPr>
+          <w:lang w:val="en-NZ"/>
+        </w:rPr>
+        <w:t xml:space="preserve"> In a similar note, the tools provided for communication create</w:t>
+      </w:r>
+      <w:r>
+        <w:rPr>
+          <w:lang w:val="en-NZ"/>
+        </w:rPr>
+        <w:t>d</w:t>
+      </w:r>
+      <w:r>
+        <w:rPr>
+          <w:lang w:val="en-NZ"/>
+        </w:rPr>
+        <w:t xml:space="preserve"> a lot of impact in the activities of the students. The main takeaway from the observation related to these tools (discussions, emotes, pointers) is about flexibility and expression. The elements provided for communication were simple, expandable and context</w:t>
+      </w:r>
+      <w:r>
+        <w:rPr>
           <w:lang w:val="en-NZ"/>
         </w:rPr>
         <w:t>-independent</w:t>
       </w:r>
       <w:r>
         <w:rPr>
-          <w:rFonts w:asciiTheme="majorHAnsi" w:hAnsiTheme="majorHAnsi" w:cstheme="majorHAnsi"/>
-          <w:sz w:val="24"/>
-          <w:szCs w:val="24"/>
-          <w:lang w:val="en-NZ"/>
-        </w:rPr>
-        <w:t>, which gave the students to use them in diverse scenarios and adapt them to their needs and preferences, highlighting the social nature of the application and an important avenue for future research.</w:t>
-      </w:r>
-    </w:p>
-    <w:p>
-      <w:pPr>
-        <w:rPr>
-          <w:rFonts w:asciiTheme="majorHAnsi" w:hAnsiTheme="majorHAnsi" w:cstheme="majorHAnsi"/>
-          <w:sz w:val="24"/>
-          <w:szCs w:val="24"/>
-          <w:lang w:val="en-NZ"/>
-        </w:rPr>
-      </w:pPr>
-      <w:r>
-        <w:rPr>
-          <w:rFonts w:asciiTheme="majorHAnsi" w:hAnsiTheme="majorHAnsi" w:cstheme="majorHAnsi"/>
-          <w:sz w:val="24"/>
-          <w:szCs w:val="24"/>
+          <w:lang w:val="en-NZ"/>
+        </w:rPr>
+        <w:t xml:space="preserve">, which gave the students </w:t>
+      </w:r>
+      <w:r>
+        <w:rPr>
+          <w:lang w:val="en-NZ"/>
+        </w:rPr>
+        <w:t xml:space="preserve">the opportunity </w:t>
+      </w:r>
+      <w:r>
+        <w:rPr>
+          <w:lang w:val="en-NZ"/>
+        </w:rPr>
+        <w:t xml:space="preserve">to use them in diverse scenarios and adapt them to their needs and </w:t>
+      </w:r>
+      <w:r>
+        <w:rPr>
+          <w:lang w:val="en-NZ"/>
+        </w:rPr>
+        <w:lastRenderedPageBreak/>
+        <w:t>preferences, highlighting the social nature of the application and an important avenue for future research.</w:t>
+      </w:r>
+    </w:p>
+    <w:p>
+      <w:pPr>
+        <w:jc w:val="both"/>
+        <w:rPr>
+          <w:lang w:val="en-NZ"/>
+        </w:rPr>
+      </w:pPr>
+      <w:r>
+        <w:rPr>
           <w:lang w:val="en-NZ"/>
         </w:rPr>
         <w:t xml:space="preserve">The original set of </w:t>
       </w:r>
       <w:r>
         <w:rPr>
-          <w:rFonts w:asciiTheme="majorHAnsi" w:hAnsiTheme="majorHAnsi" w:cstheme="majorHAnsi"/>
-          <w:sz w:val="24"/>
-          <w:szCs w:val="24"/>
           <w:lang w:val="en-NZ"/>
         </w:rPr>
         <w:t>hypotheses</w:t>
       </w:r>
       <w:r>
         <w:rPr>
-          <w:rFonts w:asciiTheme="majorHAnsi" w:hAnsiTheme="majorHAnsi" w:cstheme="majorHAnsi"/>
-          <w:sz w:val="24"/>
-          <w:szCs w:val="24"/>
-          <w:lang w:val="en-NZ"/>
-        </w:rPr>
-        <w:t xml:space="preserve"> created during the design stage of WorkshopAR gave more emphasis to the interaction with play models and with the </w:t>
-      </w:r>
-      <w:r>
-        <w:rPr>
-          <w:rFonts w:asciiTheme="majorHAnsi" w:hAnsiTheme="majorHAnsi" w:cstheme="majorHAnsi"/>
-          <w:sz w:val="24"/>
-          <w:szCs w:val="24"/>
-          <w:lang w:val="en-NZ"/>
-        </w:rPr>
-        <w:t>structure</w:t>
-      </w:r>
-      <w:r>
-        <w:rPr>
-          <w:rFonts w:asciiTheme="majorHAnsi" w:hAnsiTheme="majorHAnsi" w:cstheme="majorHAnsi"/>
-          <w:sz w:val="24"/>
-          <w:szCs w:val="24"/>
-          <w:lang w:val="en-NZ"/>
-        </w:rPr>
-        <w:t xml:space="preserve"> tools to manage the team as the focal interactions that </w:t>
-      </w:r>
-      <w:r>
-        <w:rPr>
-          <w:rFonts w:asciiTheme="majorHAnsi" w:hAnsiTheme="majorHAnsi" w:cstheme="majorHAnsi"/>
-          <w:sz w:val="24"/>
-          <w:szCs w:val="24"/>
-          <w:lang w:val="en-NZ"/>
-        </w:rPr>
-        <w:t>would</w:t>
-      </w:r>
-      <w:r>
-        <w:rPr>
-          <w:rFonts w:asciiTheme="majorHAnsi" w:hAnsiTheme="majorHAnsi" w:cstheme="majorHAnsi"/>
-          <w:sz w:val="24"/>
-          <w:szCs w:val="24"/>
-          <w:lang w:val="en-NZ"/>
-        </w:rPr>
-        <w:t xml:space="preserve"> drive the activities the most. It was clearly not the case, but it is curious that those activities emphasized the same high-level aspects of the experience: A rich visual interaction with the environment and access to tools for social interaction.</w:t>
-      </w:r>
-    </w:p>
-    <w:p>
-      <w:pPr>
-        <w:rPr>
-          <w:rFonts w:asciiTheme="majorHAnsi" w:hAnsiTheme="majorHAnsi" w:cstheme="majorHAnsi"/>
-          <w:sz w:val="24"/>
-          <w:szCs w:val="24"/>
-          <w:lang w:val="en-NZ"/>
-        </w:rPr>
-      </w:pPr>
-      <w:r>
-        <w:rPr>
-          <w:rFonts w:asciiTheme="majorHAnsi" w:hAnsiTheme="majorHAnsi" w:cstheme="majorHAnsi"/>
-          <w:sz w:val="24"/>
-          <w:szCs w:val="24"/>
+          <w:lang w:val="en-NZ"/>
+        </w:rPr>
+        <w:t xml:space="preserve"> </w:t>
+      </w:r>
+      <w:r>
+        <w:rPr>
+          <w:lang w:val="en-NZ"/>
+        </w:rPr>
+        <w:t xml:space="preserve">gave more emphasis to the interaction with play models and with the </w:t>
+      </w:r>
+      <w:r>
+        <w:rPr>
+          <w:lang w:val="en-NZ"/>
+        </w:rPr>
+        <w:t>management of</w:t>
+      </w:r>
+      <w:r>
+        <w:rPr>
+          <w:lang w:val="en-NZ"/>
+        </w:rPr>
+        <w:t xml:space="preserve"> the team as the focal </w:t>
+      </w:r>
+      <w:r>
+        <w:rPr>
+          <w:lang w:val="en-NZ"/>
+        </w:rPr>
+        <w:t>drivers of</w:t>
+      </w:r>
+      <w:r>
+        <w:rPr>
+          <w:lang w:val="en-NZ"/>
+        </w:rPr>
+        <w:t xml:space="preserve"> the activities </w:t>
+      </w:r>
+      <w:r>
+        <w:rPr>
+          <w:lang w:val="en-NZ"/>
+        </w:rPr>
+        <w:t>in the classroom</w:t>
+      </w:r>
+      <w:r>
+        <w:rPr>
+          <w:lang w:val="en-NZ"/>
+        </w:rPr>
+        <w:t>. It was clearly not the case, but it is curious that those activities emphasized the same high-level aspects of the experience: A rich visual interaction with the environment and access to tools for social interaction.</w:t>
+      </w:r>
+    </w:p>
+    <w:p>
+      <w:pPr>
+        <w:jc w:val="both"/>
+        <w:rPr>
+          <w:lang w:val="en-NZ"/>
+        </w:rPr>
+      </w:pPr>
+      <w:r>
+        <w:rPr>
           <w:lang w:val="en-NZ"/>
         </w:rPr>
         <w:t>The development of WorkshopAR also served to explore different sets of tools and approaches to tackle the difficulties often found in many TEL developments, as identified in the literature.</w:t>
       </w:r>
-    </w:p>
-    <w:p>
-      <w:pPr>
-        <w:rPr>
-          <w:rFonts w:asciiTheme="majorHAnsi" w:hAnsiTheme="majorHAnsi" w:cstheme="majorHAnsi"/>
-          <w:sz w:val="24"/>
-          <w:szCs w:val="24"/>
-          <w:lang w:val="en-NZ"/>
-        </w:rPr>
-      </w:pPr>
-      <w:r>
-        <w:rPr>
-          <w:rFonts w:asciiTheme="majorHAnsi" w:hAnsiTheme="majorHAnsi" w:cstheme="majorHAnsi"/>
-          <w:sz w:val="24"/>
-          <w:szCs w:val="24"/>
-          <w:lang w:val="en-NZ"/>
-        </w:rPr>
-        <w:t xml:space="preserve">The technical challenges associated to teaching software are mostly related to the evolving as sometimes unpredictable needs of the classroom. Software that is perceived by the users as unreliable, </w:t>
-      </w:r>
-      <w:proofErr w:type="spellStart"/>
-      <w:r>
-        <w:rPr>
-          <w:rFonts w:asciiTheme="majorHAnsi" w:hAnsiTheme="majorHAnsi" w:cstheme="majorHAnsi"/>
-          <w:sz w:val="24"/>
-          <w:szCs w:val="24"/>
-          <w:lang w:val="en-NZ"/>
-        </w:rPr>
-        <w:t>to</w:t>
-      </w:r>
-      <w:proofErr w:type="spellEnd"/>
-      <w:r>
-        <w:rPr>
-          <w:rFonts w:asciiTheme="majorHAnsi" w:hAnsiTheme="majorHAnsi" w:cstheme="majorHAnsi"/>
-          <w:sz w:val="24"/>
-          <w:szCs w:val="24"/>
-          <w:lang w:val="en-NZ"/>
-        </w:rPr>
-        <w:t xml:space="preserve"> inflexible in its functionality or that presents a learning curve too steep is often abandoned because the friction created by </w:t>
-      </w:r>
-      <w:proofErr w:type="spellStart"/>
-      <w:r>
-        <w:rPr>
-          <w:rFonts w:asciiTheme="majorHAnsi" w:hAnsiTheme="majorHAnsi" w:cstheme="majorHAnsi"/>
-          <w:sz w:val="24"/>
-          <w:szCs w:val="24"/>
-          <w:lang w:val="en-NZ"/>
-        </w:rPr>
-        <w:t>truing</w:t>
-      </w:r>
-      <w:proofErr w:type="spellEnd"/>
-      <w:r>
-        <w:rPr>
-          <w:rFonts w:asciiTheme="majorHAnsi" w:hAnsiTheme="majorHAnsi" w:cstheme="majorHAnsi"/>
-          <w:sz w:val="24"/>
-          <w:szCs w:val="24"/>
-          <w:lang w:val="en-NZ"/>
-        </w:rPr>
-        <w:t xml:space="preserve"> to use the tool is multiplied by other </w:t>
-      </w:r>
-      <w:r>
-        <w:rPr>
-          <w:rFonts w:asciiTheme="majorHAnsi" w:hAnsiTheme="majorHAnsi" w:cstheme="majorHAnsi"/>
-          <w:sz w:val="24"/>
-          <w:szCs w:val="24"/>
-          <w:lang w:val="en-NZ"/>
-        </w:rPr>
-        <w:lastRenderedPageBreak/>
-        <w:t>factors such as lack of resources (human and physical), lack of support or unintended disruptions.</w:t>
-      </w:r>
-    </w:p>
-    <w:p>
-      <w:pPr>
-        <w:rPr>
-          <w:rFonts w:asciiTheme="majorHAnsi" w:hAnsiTheme="majorHAnsi" w:cstheme="majorHAnsi"/>
-          <w:sz w:val="24"/>
-          <w:szCs w:val="24"/>
-          <w:lang w:val="en-NZ"/>
-        </w:rPr>
-      </w:pPr>
-      <w:r>
-        <w:rPr>
-          <w:rFonts w:asciiTheme="majorHAnsi" w:hAnsiTheme="majorHAnsi" w:cstheme="majorHAnsi"/>
-          <w:sz w:val="24"/>
-          <w:szCs w:val="24"/>
-          <w:lang w:val="en-NZ"/>
-        </w:rPr>
-        <w:t xml:space="preserve">Workshop was not intended as a solution to </w:t>
-      </w:r>
-      <w:r>
-        <w:rPr>
-          <w:rFonts w:asciiTheme="majorHAnsi" w:hAnsiTheme="majorHAnsi" w:cstheme="majorHAnsi"/>
-          <w:sz w:val="24"/>
-          <w:szCs w:val="24"/>
+      <w:r>
+        <w:rPr>
+          <w:lang w:val="en-NZ"/>
+        </w:rPr>
+        <w:t xml:space="preserve"> </w:t>
+      </w:r>
+      <w:r>
+        <w:rPr>
+          <w:lang w:val="en-NZ"/>
+        </w:rPr>
+        <w:t>The technical challenges associated to teaching software are mostly related to the evolving a</w:t>
+      </w:r>
+      <w:r>
+        <w:rPr>
+          <w:lang w:val="en-NZ"/>
+        </w:rPr>
+        <w:t>nd</w:t>
+      </w:r>
+      <w:r>
+        <w:rPr>
+          <w:lang w:val="en-NZ"/>
+        </w:rPr>
+        <w:t xml:space="preserve"> sometimes unpredictable needs of the classroom. Software that is perceived by the users as unreliable, to</w:t>
+      </w:r>
+      <w:r>
+        <w:rPr>
+          <w:lang w:val="en-NZ"/>
+        </w:rPr>
+        <w:t>o</w:t>
+      </w:r>
+      <w:r>
+        <w:rPr>
+          <w:lang w:val="en-NZ"/>
+        </w:rPr>
+        <w:t xml:space="preserve"> inflexible in its functionality or that presents a learning curve too steep is often abandoned because the friction created by tr</w:t>
+      </w:r>
+      <w:r>
+        <w:rPr>
+          <w:lang w:val="en-NZ"/>
+        </w:rPr>
+        <w:t>y</w:t>
+      </w:r>
+      <w:r>
+        <w:rPr>
+          <w:lang w:val="en-NZ"/>
+        </w:rPr>
+        <w:t>ing to use the tool is multiplied by other factors such as lack of resources (human and physical), lack of support or unintended disruptions.</w:t>
+      </w:r>
+    </w:p>
+    <w:p>
+      <w:pPr>
+        <w:jc w:val="both"/>
+        <w:rPr>
+          <w:lang w:val="en-NZ"/>
+        </w:rPr>
+      </w:pPr>
+      <w:r>
+        <w:rPr>
+          <w:lang w:val="en-NZ"/>
+        </w:rPr>
+        <w:t>Workshop</w:t>
+      </w:r>
+      <w:r>
+        <w:rPr>
+          <w:lang w:val="en-NZ"/>
+        </w:rPr>
+        <w:t>AR</w:t>
+      </w:r>
+      <w:r>
+        <w:rPr>
+          <w:lang w:val="en-NZ"/>
+        </w:rPr>
+        <w:t xml:space="preserve"> was not intended as a solution to </w:t>
+      </w:r>
+      <w:r>
+        <w:rPr>
           <w:lang w:val="en-NZ"/>
         </w:rPr>
         <w:t>these issues</w:t>
       </w:r>
       <w:r>
         <w:rPr>
-          <w:rFonts w:asciiTheme="majorHAnsi" w:hAnsiTheme="majorHAnsi" w:cstheme="majorHAnsi"/>
-          <w:sz w:val="24"/>
-          <w:szCs w:val="24"/>
-          <w:lang w:val="en-NZ"/>
-        </w:rPr>
-        <w:t>, just as an informed exercise that could provide insights by analysing the process followed and how different issues were handled (or mishandled). The documentation of the architectural design</w:t>
-      </w:r>
-      <w:r>
-        <w:rPr>
-          <w:rFonts w:asciiTheme="majorHAnsi" w:hAnsiTheme="majorHAnsi" w:cstheme="majorHAnsi"/>
-          <w:sz w:val="24"/>
-          <w:szCs w:val="24"/>
-          <w:lang w:val="en-NZ"/>
-        </w:rPr>
-        <w:t xml:space="preserve"> offered value by showing how the software and the learning design were integrated since the conception of the solution, based on the learning goals at hand, to the iterative adjustments to the solution based on the input of the users interacting with the tool on-site.</w:t>
-      </w:r>
-    </w:p>
-    <w:p>
-      <w:pPr>
-        <w:rPr>
-          <w:rFonts w:asciiTheme="majorHAnsi" w:hAnsiTheme="majorHAnsi" w:cstheme="majorHAnsi"/>
-          <w:sz w:val="24"/>
-          <w:szCs w:val="24"/>
-          <w:lang w:val="en-NZ"/>
-        </w:rPr>
-      </w:pPr>
-      <w:r>
-        <w:rPr>
-          <w:rFonts w:asciiTheme="majorHAnsi" w:hAnsiTheme="majorHAnsi" w:cstheme="majorHAnsi"/>
-          <w:sz w:val="24"/>
-          <w:szCs w:val="24"/>
-          <w:lang w:val="en-NZ"/>
-        </w:rPr>
-        <w:t xml:space="preserve">In the same way, reporting the implementation process served as a record of the translation done of the initial design into a prototype. It highlighted the most important decisions and the rationale behind them </w:t>
-      </w:r>
-      <w:proofErr w:type="gramStart"/>
-      <w:r>
-        <w:rPr>
-          <w:rFonts w:asciiTheme="majorHAnsi" w:hAnsiTheme="majorHAnsi" w:cstheme="majorHAnsi"/>
-          <w:sz w:val="24"/>
-          <w:szCs w:val="24"/>
-          <w:lang w:val="en-NZ"/>
-        </w:rPr>
-        <w:t>in light of</w:t>
-      </w:r>
-      <w:proofErr w:type="gramEnd"/>
-      <w:r>
-        <w:rPr>
-          <w:rFonts w:asciiTheme="majorHAnsi" w:hAnsiTheme="majorHAnsi" w:cstheme="majorHAnsi"/>
-          <w:sz w:val="24"/>
-          <w:szCs w:val="24"/>
-          <w:lang w:val="en-NZ"/>
-        </w:rPr>
-        <w:t xml:space="preserve"> the research and learning goals. It also showed what elements of the design worked and which did not, and the steps taken to ensure that the software was evolving based on data and careful analysis.</w:t>
-      </w:r>
-    </w:p>
-    <w:p>
-      <w:pPr>
-        <w:rPr>
-          <w:rFonts w:asciiTheme="majorHAnsi" w:hAnsiTheme="majorHAnsi" w:cstheme="majorHAnsi"/>
-          <w:sz w:val="24"/>
-          <w:szCs w:val="24"/>
-          <w:lang w:val="en-NZ"/>
-        </w:rPr>
-      </w:pPr>
-      <w:r>
-        <w:rPr>
-          <w:rFonts w:asciiTheme="majorHAnsi" w:hAnsiTheme="majorHAnsi" w:cstheme="majorHAnsi"/>
-          <w:sz w:val="24"/>
-          <w:szCs w:val="24"/>
-          <w:lang w:val="en-NZ"/>
-        </w:rPr>
-        <w:t>At the end of the process, it is possible to extract some lessons from the analysis of the results, based both on the limited scope in time and resources for the development and the rich opportunities for observation and one-to-one contact with the users the case study provided.</w:t>
-      </w:r>
-    </w:p>
-    <w:p>
-      <w:pPr>
-        <w:pStyle w:val="Prrafodelista"/>
+          <w:lang w:val="en-NZ"/>
+        </w:rPr>
+        <w:t xml:space="preserve">, </w:t>
+      </w:r>
+      <w:r>
+        <w:rPr>
+          <w:lang w:val="en-NZ"/>
+        </w:rPr>
+        <w:t>it was</w:t>
+      </w:r>
+      <w:r>
+        <w:rPr>
+          <w:lang w:val="en-NZ"/>
+        </w:rPr>
+        <w:t xml:space="preserve"> an informed exercise that could provide insights by analysing the process followed and how different </w:t>
+      </w:r>
+      <w:r>
+        <w:rPr>
+          <w:lang w:val="en-NZ"/>
+        </w:rPr>
+        <w:t>situations</w:t>
+      </w:r>
+      <w:r>
+        <w:rPr>
+          <w:lang w:val="en-NZ"/>
+        </w:rPr>
+        <w:t xml:space="preserve"> were handled (or mishandled). The documentation of the architectural design</w:t>
+      </w:r>
+      <w:r>
+        <w:rPr>
+          <w:lang w:val="en-NZ"/>
+        </w:rPr>
+        <w:t xml:space="preserve"> offered value by showing how the software and the learning design were integrated since the conception of the solution, based on the learning goals at hand</w:t>
+      </w:r>
+      <w:r>
+        <w:rPr>
+          <w:lang w:val="en-NZ"/>
+        </w:rPr>
+        <w:t xml:space="preserve"> and</w:t>
+      </w:r>
+      <w:r>
+        <w:rPr>
+          <w:lang w:val="en-NZ"/>
+        </w:rPr>
+        <w:t xml:space="preserve"> </w:t>
+      </w:r>
+      <w:r>
+        <w:rPr>
+          <w:lang w:val="en-NZ"/>
+        </w:rPr>
+        <w:t xml:space="preserve">the </w:t>
+      </w:r>
+      <w:r>
+        <w:rPr>
+          <w:lang w:val="en-NZ"/>
+        </w:rPr>
+        <w:t xml:space="preserve">adjustments </w:t>
+      </w:r>
+      <w:r>
+        <w:rPr>
+          <w:lang w:val="en-NZ"/>
+        </w:rPr>
+        <w:t>done</w:t>
+      </w:r>
+      <w:r>
+        <w:rPr>
+          <w:lang w:val="en-NZ"/>
+        </w:rPr>
+        <w:t xml:space="preserve"> based on the input of the users interacting with the tool on-site.</w:t>
+      </w:r>
+    </w:p>
+    <w:p>
+      <w:pPr>
+        <w:jc w:val="both"/>
+        <w:rPr>
+          <w:lang w:val="en-NZ"/>
+        </w:rPr>
+      </w:pPr>
+      <w:r>
+        <w:rPr>
+          <w:lang w:val="en-NZ"/>
+        </w:rPr>
+        <w:t>In the same way, reporting the implementation process served as a record of the translation done of the initial design into a prototype. It highlighted the most important decisions and the rationale behind them in light of the research and learning goals. It also showed what elements of the design worked and which did not, and the steps taken to ensure that the software was evolving based on data and careful analysis.</w:t>
+      </w:r>
+    </w:p>
+    <w:p>
+      <w:pPr>
+        <w:jc w:val="both"/>
+        <w:rPr>
+          <w:lang w:val="en-NZ"/>
+        </w:rPr>
+      </w:pPr>
+      <w:r>
+        <w:rPr>
+          <w:lang w:val="en-NZ"/>
+        </w:rPr>
+        <w:t xml:space="preserve">At the end of the process, it is possible to extract some lessons from the analysis of the results, based both on the limited scope in time and resources for the development and the rich opportunities for observation </w:t>
+      </w:r>
+      <w:r>
+        <w:rPr>
+          <w:lang w:val="en-NZ"/>
+        </w:rPr>
+        <w:t>during the</w:t>
+      </w:r>
+      <w:r>
+        <w:rPr>
+          <w:lang w:val="en-NZ"/>
+        </w:rPr>
+        <w:t xml:space="preserve"> one-to-one contact with the users </w:t>
+      </w:r>
+      <w:r>
+        <w:rPr>
+          <w:lang w:val="en-NZ"/>
+        </w:rPr>
+        <w:t xml:space="preserve">that </w:t>
+      </w:r>
+      <w:r>
+        <w:rPr>
+          <w:lang w:val="en-NZ"/>
+        </w:rPr>
+        <w:t>the case study provided.</w:t>
+      </w:r>
+    </w:p>
+    <w:p>
+      <w:pPr>
+        <w:pStyle w:val="ListParagraph"/>
         <w:numPr>
           <w:ilvl w:val="0"/>
           <w:numId w:val="26"/>
         </w:numPr>
-        <w:rPr>
-          <w:rFonts w:asciiTheme="majorHAnsi" w:hAnsiTheme="majorHAnsi" w:cstheme="majorHAnsi"/>
-          <w:sz w:val="24"/>
-          <w:szCs w:val="24"/>
-          <w:lang w:val="en-NZ"/>
-        </w:rPr>
-      </w:pPr>
-      <w:r>
-        <w:rPr>
-          <w:rFonts w:asciiTheme="majorHAnsi" w:hAnsiTheme="majorHAnsi" w:cstheme="majorHAnsi"/>
-          <w:sz w:val="24"/>
-          <w:szCs w:val="24"/>
-          <w:lang w:val="en-NZ"/>
-        </w:rPr>
-        <w:t xml:space="preserve">Students, teachers and developers need to be aligned. These are often three different entities in the development </w:t>
-      </w:r>
-      <w:proofErr w:type="gramStart"/>
-      <w:r>
-        <w:rPr>
-          <w:rFonts w:asciiTheme="majorHAnsi" w:hAnsiTheme="majorHAnsi" w:cstheme="majorHAnsi"/>
-          <w:sz w:val="24"/>
-          <w:szCs w:val="24"/>
-          <w:lang w:val="en-NZ"/>
-        </w:rPr>
-        <w:t>process, and</w:t>
-      </w:r>
-      <w:proofErr w:type="gramEnd"/>
-      <w:r>
-        <w:rPr>
-          <w:rFonts w:asciiTheme="majorHAnsi" w:hAnsiTheme="majorHAnsi" w:cstheme="majorHAnsi"/>
-          <w:sz w:val="24"/>
-          <w:szCs w:val="24"/>
-          <w:lang w:val="en-NZ"/>
-        </w:rPr>
-        <w:t xml:space="preserve"> is often the responsibility of the developer to coordinate and organize the other two roles for the purpose of the tool development. But it is important for the developer to understand that the teacher is the role that should be guiding the process, as it is the teacher who truly knows the issues and needs </w:t>
-      </w:r>
-      <w:proofErr w:type="spellStart"/>
-      <w:r>
-        <w:rPr>
-          <w:rFonts w:asciiTheme="majorHAnsi" w:hAnsiTheme="majorHAnsi" w:cstheme="majorHAnsi"/>
-          <w:sz w:val="24"/>
-          <w:szCs w:val="24"/>
-          <w:lang w:val="en-NZ"/>
-        </w:rPr>
-        <w:t>od</w:t>
-      </w:r>
-      <w:proofErr w:type="spellEnd"/>
-      <w:r>
-        <w:rPr>
-          <w:rFonts w:asciiTheme="majorHAnsi" w:hAnsiTheme="majorHAnsi" w:cstheme="majorHAnsi"/>
-          <w:sz w:val="24"/>
-          <w:szCs w:val="24"/>
-          <w:lang w:val="en-NZ"/>
-        </w:rPr>
-        <w:t xml:space="preserve"> the classroom, and is the one that has to juggle that new technology among the other myriad of elements that make a lesson possible.</w:t>
-      </w:r>
-    </w:p>
-    <w:p>
-      <w:pPr>
-        <w:pStyle w:val="Prrafodelista"/>
-        <w:rPr>
-          <w:rFonts w:asciiTheme="majorHAnsi" w:hAnsiTheme="majorHAnsi" w:cstheme="majorHAnsi"/>
-          <w:sz w:val="24"/>
-          <w:szCs w:val="24"/>
-          <w:lang w:val="en-NZ"/>
-        </w:rPr>
-      </w:pPr>
-      <w:r>
-        <w:rPr>
-          <w:rFonts w:asciiTheme="majorHAnsi" w:hAnsiTheme="majorHAnsi" w:cstheme="majorHAnsi"/>
-          <w:sz w:val="24"/>
-          <w:szCs w:val="24"/>
+        <w:jc w:val="both"/>
+        <w:rPr>
+          <w:lang w:val="en-NZ"/>
+        </w:rPr>
+      </w:pPr>
+      <w:r>
+        <w:rPr>
+          <w:b/>
+          <w:bCs/>
+          <w:lang w:val="en-NZ"/>
+        </w:rPr>
+        <w:t>Students, teachers and developers need to be aligned</w:t>
+      </w:r>
+      <w:r>
+        <w:rPr>
+          <w:lang w:val="en-NZ"/>
+        </w:rPr>
+        <w:t>. These are often three different entities in the development process, and is often the responsibility of the developer to coordinate and organize the other two roles for the purpose of the</w:t>
+      </w:r>
+      <w:r>
+        <w:rPr>
+          <w:lang w:val="en-NZ"/>
+        </w:rPr>
+        <w:t xml:space="preserve"> </w:t>
+      </w:r>
+      <w:r>
+        <w:rPr>
+          <w:lang w:val="en-NZ"/>
+        </w:rPr>
+        <w:t>development. But it is important for the developer to understand that the teacher is the role that should be guiding the process, as it is the teacher who truly knows the issues and needs o</w:t>
+      </w:r>
+      <w:r>
+        <w:rPr>
+          <w:lang w:val="en-NZ"/>
+        </w:rPr>
+        <w:t>f</w:t>
+      </w:r>
+      <w:r>
+        <w:rPr>
+          <w:lang w:val="en-NZ"/>
+        </w:rPr>
+        <w:t xml:space="preserve"> the classroom</w:t>
+      </w:r>
+      <w:r>
+        <w:rPr>
+          <w:lang w:val="en-NZ"/>
+        </w:rPr>
+        <w:t>. It is also the teacher who</w:t>
+      </w:r>
+      <w:r>
+        <w:rPr>
+          <w:lang w:val="en-NZ"/>
+        </w:rPr>
+        <w:t xml:space="preserve"> </w:t>
+      </w:r>
+      <w:r>
+        <w:rPr>
+          <w:lang w:val="en-NZ"/>
+        </w:rPr>
+        <w:t>needs</w:t>
+      </w:r>
+      <w:r>
+        <w:rPr>
+          <w:lang w:val="en-NZ"/>
+        </w:rPr>
+        <w:t xml:space="preserve"> to juggle th</w:t>
+      </w:r>
+      <w:r>
+        <w:rPr>
+          <w:lang w:val="en-NZ"/>
+        </w:rPr>
+        <w:t>e</w:t>
+      </w:r>
+      <w:r>
+        <w:rPr>
+          <w:lang w:val="en-NZ"/>
+        </w:rPr>
+        <w:t xml:space="preserve"> new technology </w:t>
+      </w:r>
+      <w:r>
+        <w:rPr>
+          <w:lang w:val="en-NZ"/>
+        </w:rPr>
+        <w:t>along with</w:t>
+      </w:r>
+      <w:r>
+        <w:rPr>
+          <w:lang w:val="en-NZ"/>
+        </w:rPr>
+        <w:t xml:space="preserve"> the other myriad of elements that make a lesson possible.</w:t>
+      </w:r>
+      <w:r>
+        <w:rPr>
+          <w:lang w:val="en-NZ"/>
+        </w:rPr>
+        <w:t xml:space="preserve"> </w:t>
+      </w:r>
+      <w:r>
+        <w:rPr>
           <w:lang w:val="en-NZ"/>
         </w:rPr>
         <w:t>Equally important is to understand that the end user is the student, and that any teaching plan will fail if the student is not engaged. If the teacher is the one guiding the process, is the student who shapes the final product</w:t>
       </w:r>
       <w:r>
         <w:rPr>
-          <w:rFonts w:asciiTheme="majorHAnsi" w:hAnsiTheme="majorHAnsi" w:cstheme="majorHAnsi"/>
-          <w:sz w:val="24"/>
-          <w:szCs w:val="24"/>
           <w:lang w:val="en-NZ"/>
         </w:rPr>
         <w:t>.</w:t>
@@ -24620,37 +24935,35 @@
     </w:p>
     <w:p>
       <w:pPr>
-        <w:pStyle w:val="Prrafodelista"/>
-        <w:rPr>
-          <w:rFonts w:asciiTheme="majorHAnsi" w:hAnsiTheme="majorHAnsi" w:cstheme="majorHAnsi"/>
-          <w:sz w:val="24"/>
-          <w:szCs w:val="24"/>
-          <w:lang w:val="en-NZ"/>
-        </w:rPr>
-      </w:pPr>
-      <w:r>
-        <w:rPr>
-          <w:rFonts w:asciiTheme="majorHAnsi" w:hAnsiTheme="majorHAnsi" w:cstheme="majorHAnsi"/>
-          <w:sz w:val="24"/>
-          <w:szCs w:val="24"/>
-          <w:lang w:val="en-NZ"/>
-        </w:rPr>
-        <w:t xml:space="preserve">The development of WorkshopAR shined thanks to understanding this line of work and maintaining a constant conversation with students and teachers, which helped in understanding what was not working and why, as well as to identify new ideas an approach coming from the experiences of the users with the tool. It was thanks to the help of the teaching staff that a good understanding was achieved of the context of the Industry Project course was possible, but a better involvement of the side of the educator in the development process is needed, </w:t>
-      </w:r>
-      <w:r>
-        <w:rPr>
-          <w:rFonts w:asciiTheme="majorHAnsi" w:hAnsiTheme="majorHAnsi" w:cstheme="majorHAnsi"/>
-          <w:sz w:val="24"/>
-          <w:szCs w:val="24"/>
+        <w:ind w:left="720"/>
+        <w:jc w:val="both"/>
+        <w:rPr>
+          <w:sz w:val="20"/>
+          <w:szCs w:val="20"/>
+          <w:lang w:val="en-NZ"/>
+        </w:rPr>
+      </w:pPr>
+      <w:r>
+        <w:rPr>
+          <w:lang w:val="en-NZ"/>
+        </w:rPr>
+        <w:t xml:space="preserve">The development of WorkshopAR shined thanks to understanding this line of work and maintaining a constant conversation with students and teachers, which helped in understanding what was not working and why. It was thanks to the help of the teaching staff that a good understanding was achieved of the context of the Industry Project </w:t>
+      </w:r>
+      <w:r>
+        <w:rPr>
+          <w:lang w:val="en-NZ"/>
+        </w:rPr>
+        <w:lastRenderedPageBreak/>
+        <w:t xml:space="preserve">course, but a better involvement of the side of the educator in the development process is needed, </w:t>
+      </w:r>
+      <w:r>
+        <w:rPr>
           <w:lang w:val="en-NZ"/>
         </w:rPr>
         <w:t>and</w:t>
       </w:r>
       <w:r>
         <w:rPr>
-          <w:rFonts w:asciiTheme="majorHAnsi" w:hAnsiTheme="majorHAnsi" w:cstheme="majorHAnsi"/>
-          <w:sz w:val="24"/>
-          <w:szCs w:val="24"/>
           <w:lang w:val="en-NZ"/>
         </w:rPr>
         <w:t xml:space="preserve"> this is a valuable line of research for future work.</w:t>
@@ -24658,145 +24971,86 @@
     </w:p>
     <w:p>
       <w:pPr>
-        <w:pStyle w:val="Prrafodelista"/>
+        <w:pStyle w:val="ListParagraph"/>
         <w:numPr>
           <w:ilvl w:val="0"/>
           <w:numId w:val="26"/>
         </w:numPr>
-        <w:rPr>
-          <w:rFonts w:asciiTheme="majorHAnsi" w:hAnsiTheme="majorHAnsi" w:cstheme="majorHAnsi"/>
-          <w:sz w:val="24"/>
-          <w:szCs w:val="24"/>
-          <w:lang w:val="en-NZ"/>
-        </w:rPr>
-      </w:pPr>
-      <w:r>
-        <w:rPr>
-          <w:rFonts w:asciiTheme="majorHAnsi" w:hAnsiTheme="majorHAnsi" w:cstheme="majorHAnsi"/>
-          <w:sz w:val="24"/>
-          <w:szCs w:val="24"/>
+        <w:jc w:val="both"/>
+        <w:rPr>
+          <w:lang w:val="en-NZ"/>
+        </w:rPr>
+      </w:pPr>
+      <w:r>
+        <w:rPr>
+          <w:b/>
+          <w:bCs/>
           <w:lang w:val="en-NZ"/>
         </w:rPr>
         <w:t>Generalized vs Focalized design.</w:t>
       </w:r>
       <w:r>
         <w:rPr>
-          <w:rFonts w:asciiTheme="majorHAnsi" w:hAnsiTheme="majorHAnsi" w:cstheme="majorHAnsi"/>
-          <w:sz w:val="24"/>
-          <w:szCs w:val="24"/>
           <w:lang w:val="en-NZ"/>
         </w:rPr>
         <w:t xml:space="preserve"> There is an appeal to propose a tool than can cover many if not all aspects of a problem. But an </w:t>
       </w:r>
       <w:r>
         <w:rPr>
-          <w:rFonts w:asciiTheme="majorHAnsi" w:hAnsiTheme="majorHAnsi" w:cstheme="majorHAnsi"/>
-          <w:sz w:val="24"/>
-          <w:szCs w:val="24"/>
           <w:lang w:val="en-NZ"/>
         </w:rPr>
         <w:t>all-encompassing</w:t>
       </w:r>
       <w:r>
         <w:rPr>
-          <w:rFonts w:asciiTheme="majorHAnsi" w:hAnsiTheme="majorHAnsi" w:cstheme="majorHAnsi"/>
-          <w:sz w:val="24"/>
-          <w:szCs w:val="24"/>
           <w:lang w:val="en-NZ"/>
         </w:rPr>
         <w:t xml:space="preserve"> tool is a massive challenge, </w:t>
       </w:r>
-      <w:proofErr w:type="spellStart"/>
-      <w:r>
-        <w:rPr>
-          <w:rFonts w:asciiTheme="majorHAnsi" w:hAnsiTheme="majorHAnsi" w:cstheme="majorHAnsi"/>
-          <w:sz w:val="24"/>
-          <w:szCs w:val="24"/>
-          <w:lang w:val="en-NZ"/>
-        </w:rPr>
-        <w:t>specially</w:t>
-      </w:r>
-      <w:proofErr w:type="spellEnd"/>
-      <w:r>
-        <w:rPr>
-          <w:rFonts w:asciiTheme="majorHAnsi" w:hAnsiTheme="majorHAnsi" w:cstheme="majorHAnsi"/>
-          <w:sz w:val="24"/>
-          <w:szCs w:val="24"/>
-          <w:lang w:val="en-NZ"/>
-        </w:rPr>
-        <w:t xml:space="preserve"> in contrast to the low scale and scope of many TEL projects, </w:t>
-      </w:r>
-      <w:r>
-        <w:rPr>
-          <w:rFonts w:asciiTheme="majorHAnsi" w:hAnsiTheme="majorHAnsi" w:cstheme="majorHAnsi"/>
-          <w:sz w:val="24"/>
-          <w:szCs w:val="24"/>
-          <w:lang w:val="en-NZ"/>
-        </w:rPr>
-        <w:t>even</w:t>
-      </w:r>
-      <w:r>
-        <w:rPr>
-          <w:rFonts w:asciiTheme="majorHAnsi" w:hAnsiTheme="majorHAnsi" w:cstheme="majorHAnsi"/>
-          <w:sz w:val="24"/>
-          <w:szCs w:val="24"/>
-          <w:lang w:val="en-NZ"/>
-        </w:rPr>
-        <w:t xml:space="preserve"> withing the specialized field of collaborative learning inside the scope of WorkshopAR, the design could have focused even more </w:t>
-      </w:r>
-      <w:proofErr w:type="gramStart"/>
-      <w:r>
-        <w:rPr>
-          <w:rFonts w:asciiTheme="majorHAnsi" w:hAnsiTheme="majorHAnsi" w:cstheme="majorHAnsi"/>
-          <w:sz w:val="24"/>
-          <w:szCs w:val="24"/>
-          <w:lang w:val="en-NZ"/>
-        </w:rPr>
-        <w:t>in</w:t>
-      </w:r>
-      <w:proofErr w:type="gramEnd"/>
-      <w:r>
-        <w:rPr>
-          <w:rFonts w:asciiTheme="majorHAnsi" w:hAnsiTheme="majorHAnsi" w:cstheme="majorHAnsi"/>
-          <w:sz w:val="24"/>
-          <w:szCs w:val="24"/>
-          <w:lang w:val="en-NZ"/>
-        </w:rPr>
-        <w:t xml:space="preserve"> the functionalities offered </w:t>
-      </w:r>
-      <w:r>
-        <w:rPr>
-          <w:rFonts w:asciiTheme="majorHAnsi" w:hAnsiTheme="majorHAnsi" w:cstheme="majorHAnsi"/>
-          <w:sz w:val="24"/>
-          <w:szCs w:val="24"/>
-          <w:lang w:val="en-NZ"/>
-        </w:rPr>
-        <w:lastRenderedPageBreak/>
-        <w:t xml:space="preserve">to the students. </w:t>
-      </w:r>
-      <w:r>
-        <w:rPr>
-          <w:rFonts w:asciiTheme="majorHAnsi" w:hAnsiTheme="majorHAnsi" w:cstheme="majorHAnsi"/>
-          <w:sz w:val="24"/>
-          <w:szCs w:val="24"/>
+      <w:r>
+        <w:rPr>
+          <w:lang w:val="en-NZ"/>
+        </w:rPr>
+        <w:t>especially</w:t>
+      </w:r>
+      <w:r>
+        <w:rPr>
+          <w:lang w:val="en-NZ"/>
+        </w:rPr>
+        <w:t xml:space="preserve"> in contrast to the low scale and scope of many TEL projects</w:t>
+      </w:r>
+      <w:r>
+        <w:rPr>
+          <w:lang w:val="en-NZ"/>
+        </w:rPr>
+        <w:t>. E</w:t>
+      </w:r>
+      <w:r>
+        <w:rPr>
+          <w:lang w:val="en-NZ"/>
+        </w:rPr>
+        <w:t>ven</w:t>
+      </w:r>
+      <w:r>
+        <w:rPr>
+          <w:lang w:val="en-NZ"/>
+        </w:rPr>
+        <w:t xml:space="preserve"> within the specialized field of collaborative learning inside the scope of WorkshopAR, the design could have focused even more in the functionalities offered to the students. </w:t>
+      </w:r>
+      <w:r>
+        <w:rPr>
           <w:lang w:val="en-NZ"/>
         </w:rPr>
         <w:t>A</w:t>
       </w:r>
       <w:r>
         <w:rPr>
-          <w:rFonts w:asciiTheme="majorHAnsi" w:hAnsiTheme="majorHAnsi" w:cstheme="majorHAnsi"/>
-          <w:sz w:val="24"/>
-          <w:szCs w:val="24"/>
           <w:lang w:val="en-NZ"/>
         </w:rPr>
         <w:t xml:space="preserve"> hypothetical third iteration could have focused on the social and communication aspects that resonated </w:t>
       </w:r>
       <w:r>
         <w:rPr>
-          <w:rFonts w:asciiTheme="majorHAnsi" w:hAnsiTheme="majorHAnsi" w:cstheme="majorHAnsi"/>
-          <w:sz w:val="24"/>
-          <w:szCs w:val="24"/>
           <w:lang w:val="en-NZ"/>
         </w:rPr>
         <w:t>the most with the users, polishing the present functionalities and exploring more avenues of interaction in this area.</w:t>
@@ -24804,133 +25058,161 @@
     </w:p>
     <w:p>
       <w:pPr>
-        <w:pStyle w:val="Prrafodelista"/>
+        <w:pStyle w:val="ListParagraph"/>
         <w:numPr>
           <w:ilvl w:val="0"/>
           <w:numId w:val="26"/>
         </w:numPr>
-        <w:rPr>
-          <w:rFonts w:asciiTheme="majorHAnsi" w:hAnsiTheme="majorHAnsi" w:cstheme="majorHAnsi"/>
-          <w:sz w:val="24"/>
-          <w:szCs w:val="24"/>
-          <w:lang w:val="en-NZ"/>
-        </w:rPr>
-      </w:pPr>
-      <w:r>
-        <w:rPr>
-          <w:rFonts w:asciiTheme="majorHAnsi" w:hAnsiTheme="majorHAnsi" w:cstheme="majorHAnsi"/>
-          <w:sz w:val="24"/>
-          <w:szCs w:val="24"/>
-          <w:lang w:val="en-NZ"/>
-        </w:rPr>
-        <w:t xml:space="preserve">Learning technology ecosystems. At higher levels of scholarity it is important to consider that any technology used as a learning tool </w:t>
-      </w:r>
-      <w:proofErr w:type="gramStart"/>
-      <w:r>
-        <w:rPr>
-          <w:rFonts w:asciiTheme="majorHAnsi" w:hAnsiTheme="majorHAnsi" w:cstheme="majorHAnsi"/>
-          <w:sz w:val="24"/>
-          <w:szCs w:val="24"/>
-          <w:lang w:val="en-NZ"/>
-        </w:rPr>
-        <w:t>enters into</w:t>
-      </w:r>
-      <w:proofErr w:type="gramEnd"/>
-      <w:r>
-        <w:rPr>
-          <w:rFonts w:asciiTheme="majorHAnsi" w:hAnsiTheme="majorHAnsi" w:cstheme="majorHAnsi"/>
-          <w:sz w:val="24"/>
-          <w:szCs w:val="24"/>
-          <w:lang w:val="en-NZ"/>
-        </w:rPr>
-        <w:t xml:space="preserve"> a complex ecosystem of tools trying to cooperate (and compete) in aiding the user to achieve a goal. Even when a stellar functionality is offered, it could be eclipsed </w:t>
-      </w:r>
-      <w:r>
-        <w:rPr>
-          <w:rFonts w:asciiTheme="majorHAnsi" w:hAnsiTheme="majorHAnsi" w:cstheme="majorHAnsi"/>
-          <w:sz w:val="24"/>
-          <w:szCs w:val="24"/>
+        <w:jc w:val="both"/>
+        <w:rPr>
+          <w:lang w:val="en-NZ"/>
+        </w:rPr>
+      </w:pPr>
+      <w:r>
+        <w:rPr>
+          <w:b/>
+          <w:bCs/>
+          <w:lang w:val="en-NZ"/>
+        </w:rPr>
+        <w:t>T</w:t>
+      </w:r>
+      <w:r>
+        <w:rPr>
+          <w:b/>
+          <w:bCs/>
+          <w:lang w:val="en-NZ"/>
+        </w:rPr>
+        <w:t>echnolog</w:t>
+      </w:r>
+      <w:r>
+        <w:rPr>
+          <w:b/>
+          <w:bCs/>
+          <w:lang w:val="en-NZ"/>
+        </w:rPr>
+        <w:t>y</w:t>
+      </w:r>
+      <w:r>
+        <w:rPr>
+          <w:b/>
+          <w:bCs/>
+          <w:lang w:val="en-NZ"/>
+        </w:rPr>
+        <w:t xml:space="preserve"> ecosystems.</w:t>
+      </w:r>
+      <w:r>
+        <w:rPr>
+          <w:lang w:val="en-NZ"/>
+        </w:rPr>
+        <w:t xml:space="preserve"> At higher levels of scholarity it is important to consider that any technology used as a learning tool enters into a complex ecosystem of tools trying to cooperate (and compete) in aiding the user to achieve a goal. Even when a stellar functionality is offered, it could be eclipsed </w:t>
+      </w:r>
+      <w:r>
+        <w:rPr>
           <w:lang w:val="en-NZ"/>
         </w:rPr>
         <w:t>by a</w:t>
       </w:r>
       <w:r>
         <w:rPr>
-          <w:rFonts w:asciiTheme="majorHAnsi" w:hAnsiTheme="majorHAnsi" w:cstheme="majorHAnsi"/>
-          <w:sz w:val="24"/>
-          <w:szCs w:val="24"/>
-          <w:lang w:val="en-NZ"/>
-        </w:rPr>
-        <w:t xml:space="preserve"> lack of connectivity with other tools or because it is a poor fit in that ecosystem. At this point is clear that this is a consideration mostly exclusive for tertiary education scenarios, but it is possible to imagine a scenario in which the solution proposed need to consider the technology used by teachers, administration and the institution in general, even at school-level education.</w:t>
+          <w:lang w:val="en-NZ"/>
+        </w:rPr>
+        <w:t xml:space="preserve"> lack of connectivity with other tools or because it is a poor fit in that ecosystem. At this point is clear that this is a consideration mostly exclusive for tertiary education scenarios, but it is possible to imagine a s</w:t>
+      </w:r>
+      <w:r>
+        <w:rPr>
+          <w:lang w:val="en-NZ"/>
+        </w:rPr>
+        <w:t>ituation</w:t>
+      </w:r>
+      <w:r>
+        <w:rPr>
+          <w:lang w:val="en-NZ"/>
+        </w:rPr>
+        <w:t xml:space="preserve"> in which </w:t>
+      </w:r>
+      <w:r>
+        <w:rPr>
+          <w:lang w:val="en-NZ"/>
+        </w:rPr>
+        <w:t>a</w:t>
+      </w:r>
+      <w:r>
+        <w:rPr>
+          <w:lang w:val="en-NZ"/>
+        </w:rPr>
+        <w:t xml:space="preserve"> solution proposed need</w:t>
+      </w:r>
+      <w:r>
+        <w:rPr>
+          <w:lang w:val="en-NZ"/>
+        </w:rPr>
+        <w:t>s</w:t>
+      </w:r>
+      <w:r>
+        <w:rPr>
+          <w:lang w:val="en-NZ"/>
+        </w:rPr>
+        <w:t xml:space="preserve"> to consider the technology used by teachers, administration and the institution in general, even at </w:t>
+      </w:r>
+      <w:r>
+        <w:rPr>
+          <w:lang w:val="en-NZ"/>
+        </w:rPr>
+        <w:t>primary or secondary-</w:t>
+      </w:r>
+      <w:r>
+        <w:rPr>
+          <w:lang w:val="en-NZ"/>
+        </w:rPr>
+        <w:t>level education.</w:t>
       </w:r>
     </w:p>
     <w:p>
       <w:pPr>
         <w:ind w:left="360"/>
-        <w:rPr>
-          <w:rFonts w:asciiTheme="majorHAnsi" w:hAnsiTheme="majorHAnsi" w:cstheme="majorHAnsi"/>
-          <w:sz w:val="24"/>
-          <w:szCs w:val="24"/>
-          <w:lang w:val="en-NZ"/>
-        </w:rPr>
-      </w:pPr>
-      <w:r>
-        <w:rPr>
-          <w:rFonts w:asciiTheme="majorHAnsi" w:hAnsiTheme="majorHAnsi" w:cstheme="majorHAnsi"/>
-          <w:sz w:val="24"/>
-          <w:szCs w:val="24"/>
+        <w:jc w:val="both"/>
+        <w:rPr>
+          <w:lang w:val="en-NZ"/>
+        </w:rPr>
+      </w:pPr>
+      <w:r>
+        <w:rPr>
           <w:lang w:val="en-NZ"/>
         </w:rPr>
         <w:t xml:space="preserve">With this is possible to conclude the exploration and analysis of the development of WorkshopAR, of the process followed to ensure that the educational and technological goals were fulfilled, of the tools used to gather, analyse and incorporate feedback, </w:t>
       </w:r>
       <w:r>
         <w:rPr>
-          <w:rFonts w:asciiTheme="majorHAnsi" w:hAnsiTheme="majorHAnsi" w:cstheme="majorHAnsi"/>
-          <w:sz w:val="24"/>
-          <w:szCs w:val="24"/>
-          <w:lang w:val="en-NZ"/>
-        </w:rPr>
-        <w:t>and to evaluate the results obtained to identify failure points and pathways for future work.</w:t>
+          <w:lang w:val="en-NZ"/>
+        </w:rPr>
+        <w:t xml:space="preserve">and </w:t>
+      </w:r>
+      <w:r>
+        <w:rPr>
+          <w:lang w:val="en-NZ"/>
+        </w:rPr>
+        <w:t>the evaluation of the</w:t>
+      </w:r>
+      <w:r>
+        <w:rPr>
+          <w:lang w:val="en-NZ"/>
+        </w:rPr>
+        <w:t xml:space="preserve"> results obtained to identify failure points and pathways for future work.</w:t>
       </w:r>
     </w:p>
     <w:p>
       <w:pPr>
         <w:ind w:left="360"/>
-        <w:rPr>
-          <w:rFonts w:asciiTheme="majorHAnsi" w:hAnsiTheme="majorHAnsi" w:cstheme="majorHAnsi"/>
-          <w:sz w:val="24"/>
-          <w:szCs w:val="24"/>
-          <w:lang w:val="en-NZ"/>
-        </w:rPr>
-      </w:pPr>
-      <w:r>
-        <w:rPr>
-          <w:rFonts w:asciiTheme="majorHAnsi" w:hAnsiTheme="majorHAnsi" w:cstheme="majorHAnsi"/>
-          <w:sz w:val="24"/>
-          <w:szCs w:val="24"/>
-          <w:lang w:val="en-NZ"/>
-        </w:rPr>
-        <w:t xml:space="preserve">The following chapter will now analyse in depth the context in which WorkshopAR was deployed, the </w:t>
-      </w:r>
-      <w:proofErr w:type="gramStart"/>
-      <w:r>
-        <w:rPr>
-          <w:rFonts w:asciiTheme="majorHAnsi" w:hAnsiTheme="majorHAnsi" w:cstheme="majorHAnsi"/>
-          <w:sz w:val="24"/>
-          <w:szCs w:val="24"/>
-          <w:lang w:val="en-NZ"/>
-        </w:rPr>
-        <w:t>particular characteristics</w:t>
-      </w:r>
-      <w:proofErr w:type="gramEnd"/>
-      <w:r>
-        <w:rPr>
-          <w:rFonts w:asciiTheme="majorHAnsi" w:hAnsiTheme="majorHAnsi" w:cstheme="majorHAnsi"/>
-          <w:sz w:val="24"/>
-          <w:szCs w:val="24"/>
-          <w:lang w:val="en-NZ"/>
-        </w:rPr>
-        <w:t xml:space="preserve"> that made the chosen case study an interesting context for research and the observations gathered that will paint the whole picture to propose a final answer for the research questions.</w:t>
+        <w:jc w:val="both"/>
+        <w:rPr>
+          <w:lang w:val="en-NZ"/>
+        </w:rPr>
+      </w:pPr>
+      <w:r>
+        <w:rPr>
+          <w:lang w:val="en-NZ"/>
+        </w:rPr>
+        <w:t>The following chapter will now analyse in depth the context in which WorkshopAR was deployed, the particular characteristics that made the chosen case study an interesting context for research and the observations gathered that will paint the whole picture to propose a final answer for the research questions.</w:t>
       </w:r>
     </w:p>
     <w:p>
@@ -24976,7 +25258,7 @@
 </file>
 
 <file path=word/endnotes.xml><?xml version="1.0" encoding="utf-8"?>
-<w:endnotes xmlns:wpc="http://schemas.microsoft.com/office/word/2010/wordprocessingCanvas" xmlns:cx="http://schemas.microsoft.com/office/drawing/2014/chartex" xmlns:cx1="http://schemas.microsoft.com/office/drawing/2015/9/8/chartex" xmlns:cx2="http://schemas.microsoft.com/office/drawing/2015/10/21/chartex" xmlns:cx3="http://schemas.microsoft.com/office/drawing/2016/5/9/chartex" xmlns:cx4="http://schemas.microsoft.com/office/drawing/2016/5/10/chartex" xmlns:cx5="http://schemas.microsoft.com/office/drawing/2016/5/11/chartex" xmlns:cx6="http://schemas.microsoft.com/office/drawing/2016/5/12/chartex" xmlns:cx7="http://schemas.microsoft.com/office/drawing/2016/5/13/chartex" xmlns:cx8="http://schemas.microsoft.com/office/drawing/2016/5/14/chartex" xmlns:mc="http://schemas.openxmlformats.org/markup-compatibility/2006" xmlns:aink="http://schemas.microsoft.com/office/drawing/2016/ink" xmlns:am3d="http://schemas.microsoft.com/office/drawing/2017/model3d" xmlns:o="urn:schemas-microsoft-com:office:office" xmlns:oel="http://schemas.microsoft.com/office/2019/extlst" xmlns:r="http://schemas.openxmlformats.org/officeDocument/2006/relationships" xmlns:m="http://schemas.openxmlformats.org/officeDocument/2006/math" xmlns:v="urn:schemas-microsoft-com:vml" xmlns:wp14="http://schemas.microsoft.com/office/word/2010/wordprocessingDrawing" xmlns:wp="http://schemas.openxmlformats.org/drawingml/2006/wordprocessingDrawing" xmlns:w10="urn:schemas-microsoft-com:office:word" xmlns:w="http://schemas.openxmlformats.org/wordprocessingml/2006/main" xmlns:w14="http://schemas.microsoft.com/office/word/2010/wordml" xmlns:w15="http://schemas.microsoft.com/office/word/2012/wordml" xmlns:w16cex="http://schemas.microsoft.com/office/word/2018/wordml/cex" xmlns:w16cid="http://schemas.microsoft.com/office/word/2016/wordml/cid" xmlns:w16="http://schemas.microsoft.com/office/word/2018/wordml" xmlns:w16du="http://schemas.microsoft.com/office/word/2023/wordml/word16du" xmlns:w16sdtdh="http://schemas.microsoft.com/office/word/2020/wordml/sdtdatahash" xmlns:w16sdtfl="http://schemas.microsoft.com/office/word/2024/wordml/sdtformatlock" xmlns:w16se="http://schemas.microsoft.com/office/word/2015/wordml/symex" xmlns:wpg="http://schemas.microsoft.com/office/word/2010/wordprocessingGroup" xmlns:wpi="http://schemas.microsoft.com/office/word/2010/wordprocessingInk" xmlns:wne="http://schemas.microsoft.com/office/word/2006/wordml" xmlns:wps="http://schemas.microsoft.com/office/word/2010/wordprocessingShape" mc:Ignorable="w14 w15 w16se w16cid w16 w16cex w16sdtdh w16sdtfl w16du wp14">
+<w:endnotes xmlns:wpc="http://schemas.microsoft.com/office/word/2010/wordprocessingCanvas" xmlns:cx="http://schemas.microsoft.com/office/drawing/2014/chartex" xmlns:cx1="http://schemas.microsoft.com/office/drawing/2015/9/8/chartex" xmlns:cx2="http://schemas.microsoft.com/office/drawing/2015/10/21/chartex" xmlns:cx3="http://schemas.microsoft.com/office/drawing/2016/5/9/chartex" xmlns:cx4="http://schemas.microsoft.com/office/drawing/2016/5/10/chartex" xmlns:cx5="http://schemas.microsoft.com/office/drawing/2016/5/11/chartex" xmlns:cx6="http://schemas.microsoft.com/office/drawing/2016/5/12/chartex" xmlns:cx7="http://schemas.microsoft.com/office/drawing/2016/5/13/chartex" xmlns:cx8="http://schemas.microsoft.com/office/drawing/2016/5/14/chartex" xmlns:mc="http://schemas.openxmlformats.org/markup-compatibility/2006" xmlns:aink="http://schemas.microsoft.com/office/drawing/2016/ink" xmlns:am3d="http://schemas.microsoft.com/office/drawing/2017/model3d" xmlns:o="urn:schemas-microsoft-com:office:office" xmlns:r="http://schemas.openxmlformats.org/officeDocument/2006/relationships" xmlns:m="http://schemas.openxmlformats.org/officeDocument/2006/math" xmlns:v="urn:schemas-microsoft-com:vml" xmlns:wp14="http://schemas.microsoft.com/office/word/2010/wordprocessingDrawing" xmlns:wp="http://schemas.openxmlformats.org/drawingml/2006/wordprocessingDrawing" xmlns:w10="urn:schemas-microsoft-com:office:word" xmlns:w="http://schemas.openxmlformats.org/wordprocessingml/2006/main" xmlns:w14="http://schemas.microsoft.com/office/word/2010/wordml" xmlns:w15="http://schemas.microsoft.com/office/word/2012/wordml" xmlns:w16cex="http://schemas.microsoft.com/office/word/2018/wordml/cex" xmlns:w16cid="http://schemas.microsoft.com/office/word/2016/wordml/cid" xmlns:w16="http://schemas.microsoft.com/office/word/2018/wordml" xmlns:w16sdtdh="http://schemas.microsoft.com/office/word/2020/wordml/sdtdatahash" xmlns:w16se="http://schemas.microsoft.com/office/word/2015/wordml/symex" xmlns:wpg="http://schemas.microsoft.com/office/word/2010/wordprocessingGroup" xmlns:wpi="http://schemas.microsoft.com/office/word/2010/wordprocessingInk" xmlns:wne="http://schemas.microsoft.com/office/word/2006/wordml" xmlns:wps="http://schemas.microsoft.com/office/word/2010/wordprocessingShape" mc:Ignorable="w14 w15 w16se w16cid w16 w16cex w16sdtdh wp14">
   <w:endnote w:type="separator" w:id="-1">
     <w:p>
       <w:pPr>
@@ -25001,7 +25283,7 @@
 </file>
 
 <file path=word/footnotes.xml><?xml version="1.0" encoding="utf-8"?>
-<w:footnotes xmlns:wpc="http://schemas.microsoft.com/office/word/2010/wordprocessingCanvas" xmlns:cx="http://schemas.microsoft.com/office/drawing/2014/chartex" xmlns:cx1="http://schemas.microsoft.com/office/drawing/2015/9/8/chartex" xmlns:cx2="http://schemas.microsoft.com/office/drawing/2015/10/21/chartex" xmlns:cx3="http://schemas.microsoft.com/office/drawing/2016/5/9/chartex" xmlns:cx4="http://schemas.microsoft.com/office/drawing/2016/5/10/chartex" xmlns:cx5="http://schemas.microsoft.com/office/drawing/2016/5/11/chartex" xmlns:cx6="http://schemas.microsoft.com/office/drawing/2016/5/12/chartex" xmlns:cx7="http://schemas.microsoft.com/office/drawing/2016/5/13/chartex" xmlns:cx8="http://schemas.microsoft.com/office/drawing/2016/5/14/chartex" xmlns:mc="http://schemas.openxmlformats.org/markup-compatibility/2006" xmlns:aink="http://schemas.microsoft.com/office/drawing/2016/ink" xmlns:am3d="http://schemas.microsoft.com/office/drawing/2017/model3d" xmlns:o="urn:schemas-microsoft-com:office:office" xmlns:oel="http://schemas.microsoft.com/office/2019/extlst" xmlns:r="http://schemas.openxmlformats.org/officeDocument/2006/relationships" xmlns:m="http://schemas.openxmlformats.org/officeDocument/2006/math" xmlns:v="urn:schemas-microsoft-com:vml" xmlns:wp14="http://schemas.microsoft.com/office/word/2010/wordprocessingDrawing" xmlns:wp="http://schemas.openxmlformats.org/drawingml/2006/wordprocessingDrawing" xmlns:w10="urn:schemas-microsoft-com:office:word" xmlns:w="http://schemas.openxmlformats.org/wordprocessingml/2006/main" xmlns:w14="http://schemas.microsoft.com/office/word/2010/wordml" xmlns:w15="http://schemas.microsoft.com/office/word/2012/wordml" xmlns:w16cex="http://schemas.microsoft.com/office/word/2018/wordml/cex" xmlns:w16cid="http://schemas.microsoft.com/office/word/2016/wordml/cid" xmlns:w16="http://schemas.microsoft.com/office/word/2018/wordml" xmlns:w16du="http://schemas.microsoft.com/office/word/2023/wordml/word16du" xmlns:w16sdtdh="http://schemas.microsoft.com/office/word/2020/wordml/sdtdatahash" xmlns:w16sdtfl="http://schemas.microsoft.com/office/word/2024/wordml/sdtformatlock" xmlns:w16se="http://schemas.microsoft.com/office/word/2015/wordml/symex" xmlns:wpg="http://schemas.microsoft.com/office/word/2010/wordprocessingGroup" xmlns:wpi="http://schemas.microsoft.com/office/word/2010/wordprocessingInk" xmlns:wne="http://schemas.microsoft.com/office/word/2006/wordml" xmlns:wps="http://schemas.microsoft.com/office/word/2010/wordprocessingShape" mc:Ignorable="w14 w15 w16se w16cid w16 w16cex w16sdtdh w16sdtfl w16du wp14">
+<w:footnotes xmlns:wpc="http://schemas.microsoft.com/office/word/2010/wordprocessingCanvas" xmlns:cx="http://schemas.microsoft.com/office/drawing/2014/chartex" xmlns:cx1="http://schemas.microsoft.com/office/drawing/2015/9/8/chartex" xmlns:cx2="http://schemas.microsoft.com/office/drawing/2015/10/21/chartex" xmlns:cx3="http://schemas.microsoft.com/office/drawing/2016/5/9/chartex" xmlns:cx4="http://schemas.microsoft.com/office/drawing/2016/5/10/chartex" xmlns:cx5="http://schemas.microsoft.com/office/drawing/2016/5/11/chartex" xmlns:cx6="http://schemas.microsoft.com/office/drawing/2016/5/12/chartex" xmlns:cx7="http://schemas.microsoft.com/office/drawing/2016/5/13/chartex" xmlns:cx8="http://schemas.microsoft.com/office/drawing/2016/5/14/chartex" xmlns:mc="http://schemas.openxmlformats.org/markup-compatibility/2006" xmlns:aink="http://schemas.microsoft.com/office/drawing/2016/ink" xmlns:am3d="http://schemas.microsoft.com/office/drawing/2017/model3d" xmlns:o="urn:schemas-microsoft-com:office:office" xmlns:r="http://schemas.openxmlformats.org/officeDocument/2006/relationships" xmlns:m="http://schemas.openxmlformats.org/officeDocument/2006/math" xmlns:v="urn:schemas-microsoft-com:vml" xmlns:wp14="http://schemas.microsoft.com/office/word/2010/wordprocessingDrawing" xmlns:wp="http://schemas.openxmlformats.org/drawingml/2006/wordprocessingDrawing" xmlns:w10="urn:schemas-microsoft-com:office:word" xmlns:w="http://schemas.openxmlformats.org/wordprocessingml/2006/main" xmlns:w14="http://schemas.microsoft.com/office/word/2010/wordml" xmlns:w15="http://schemas.microsoft.com/office/word/2012/wordml" xmlns:w16cex="http://schemas.microsoft.com/office/word/2018/wordml/cex" xmlns:w16cid="http://schemas.microsoft.com/office/word/2016/wordml/cid" xmlns:w16="http://schemas.microsoft.com/office/word/2018/wordml" xmlns:w16sdtdh="http://schemas.microsoft.com/office/word/2020/wordml/sdtdatahash" xmlns:w16se="http://schemas.microsoft.com/office/word/2015/wordml/symex" xmlns:wpg="http://schemas.microsoft.com/office/word/2010/wordprocessingGroup" xmlns:wpi="http://schemas.microsoft.com/office/word/2010/wordprocessingInk" xmlns:wne="http://schemas.microsoft.com/office/word/2006/wordml" xmlns:wps="http://schemas.microsoft.com/office/word/2010/wordprocessingShape" mc:Ignorable="w14 w15 w16se w16cid w16 w16cex w16sdtdh wp14">
   <w:footnote w:type="separator" w:id="-1">
     <w:p>
       <w:r>
@@ -25019,7 +25301,7 @@
   <w:footnote w:id="1">
     <w:p>
       <w:pPr>
-        <w:pStyle w:val="Textonotapie"/>
+        <w:pStyle w:val="FootnoteText"/>
         <w:rPr>
           <w:lang w:val="en-NZ"/>
         </w:rPr>
@@ -25039,7 +25321,7 @@
       <w:hyperlink r:id="rId1">
         <w:r>
           <w:rPr>
-            <w:rStyle w:val="Hipervnculo"/>
+            <w:rStyle w:val="Hyperlink"/>
             <w:lang w:val="en-NZ"/>
           </w:rPr>
           <w:t>https://www.youtube.com/watch?v=Exu7r2vZpcw</w:t>
@@ -25054,7 +25336,7 @@
       <w:hyperlink r:id="rId2">
         <w:r>
           <w:rPr>
-            <w:rStyle w:val="Hipervnculo"/>
+            <w:rStyle w:val="Hyperlink"/>
             <w:lang w:val="en-NZ"/>
           </w:rPr>
           <w:t>https://www.youtube.com/watch?v=dtp6b76pMak</w:t>
@@ -25066,7 +25348,7 @@
 </file>
 
 <file path=word/numbering.xml><?xml version="1.0" encoding="utf-8"?>
-<w:numbering xmlns:wpc="http://schemas.microsoft.com/office/word/2010/wordprocessingCanvas" xmlns:cx="http://schemas.microsoft.com/office/drawing/2014/chartex" xmlns:cx1="http://schemas.microsoft.com/office/drawing/2015/9/8/chartex" xmlns:cx2="http://schemas.microsoft.com/office/drawing/2015/10/21/chartex" xmlns:cx3="http://schemas.microsoft.com/office/drawing/2016/5/9/chartex" xmlns:cx4="http://schemas.microsoft.com/office/drawing/2016/5/10/chartex" xmlns:cx5="http://schemas.microsoft.com/office/drawing/2016/5/11/chartex" xmlns:cx6="http://schemas.microsoft.com/office/drawing/2016/5/12/chartex" xmlns:cx7="http://schemas.microsoft.com/office/drawing/2016/5/13/chartex" xmlns:cx8="http://schemas.microsoft.com/office/drawing/2016/5/14/chartex" xmlns:mc="http://schemas.openxmlformats.org/markup-compatibility/2006" xmlns:aink="http://schemas.microsoft.com/office/drawing/2016/ink" xmlns:am3d="http://schemas.microsoft.com/office/drawing/2017/model3d" xmlns:o="urn:schemas-microsoft-com:office:office" xmlns:oel="http://schemas.microsoft.com/office/2019/extlst" xmlns:r="http://schemas.openxmlformats.org/officeDocument/2006/relationships" xmlns:m="http://schemas.openxmlformats.org/officeDocument/2006/math" xmlns:v="urn:schemas-microsoft-com:vml" xmlns:wp14="http://schemas.microsoft.com/office/word/2010/wordprocessingDrawing" xmlns:wp="http://schemas.openxmlformats.org/drawingml/2006/wordprocessingDrawing" xmlns:w10="urn:schemas-microsoft-com:office:word" xmlns:w="http://schemas.openxmlformats.org/wordprocessingml/2006/main" xmlns:w14="http://schemas.microsoft.com/office/word/2010/wordml" xmlns:w15="http://schemas.microsoft.com/office/word/2012/wordml" xmlns:w16cex="http://schemas.microsoft.com/office/word/2018/wordml/cex" xmlns:w16cid="http://schemas.microsoft.com/office/word/2016/wordml/cid" xmlns:w16="http://schemas.microsoft.com/office/word/2018/wordml" xmlns:w16du="http://schemas.microsoft.com/office/word/2023/wordml/word16du" xmlns:w16sdtdh="http://schemas.microsoft.com/office/word/2020/wordml/sdtdatahash" xmlns:w16sdtfl="http://schemas.microsoft.com/office/word/2024/wordml/sdtformatlock" xmlns:w16se="http://schemas.microsoft.com/office/word/2015/wordml/symex" xmlns:wpg="http://schemas.microsoft.com/office/word/2010/wordprocessingGroup" xmlns:wpi="http://schemas.microsoft.com/office/word/2010/wordprocessingInk" xmlns:wne="http://schemas.microsoft.com/office/word/2006/wordml" xmlns:wps="http://schemas.microsoft.com/office/word/2010/wordprocessingShape" mc:Ignorable="w14 w15 w16se w16cid w16 w16cex w16sdtdh w16sdtfl w16du wp14">
+<w:numbering xmlns:wpc="http://schemas.microsoft.com/office/word/2010/wordprocessingCanvas" xmlns:cx="http://schemas.microsoft.com/office/drawing/2014/chartex" xmlns:cx1="http://schemas.microsoft.com/office/drawing/2015/9/8/chartex" xmlns:cx2="http://schemas.microsoft.com/office/drawing/2015/10/21/chartex" xmlns:cx3="http://schemas.microsoft.com/office/drawing/2016/5/9/chartex" xmlns:cx4="http://schemas.microsoft.com/office/drawing/2016/5/10/chartex" xmlns:cx5="http://schemas.microsoft.com/office/drawing/2016/5/11/chartex" xmlns:cx6="http://schemas.microsoft.com/office/drawing/2016/5/12/chartex" xmlns:cx7="http://schemas.microsoft.com/office/drawing/2016/5/13/chartex" xmlns:cx8="http://schemas.microsoft.com/office/drawing/2016/5/14/chartex" xmlns:mc="http://schemas.openxmlformats.org/markup-compatibility/2006" xmlns:aink="http://schemas.microsoft.com/office/drawing/2016/ink" xmlns:am3d="http://schemas.microsoft.com/office/drawing/2017/model3d" xmlns:o="urn:schemas-microsoft-com:office:office" xmlns:r="http://schemas.openxmlformats.org/officeDocument/2006/relationships" xmlns:m="http://schemas.openxmlformats.org/officeDocument/2006/math" xmlns:v="urn:schemas-microsoft-com:vml" xmlns:wp14="http://schemas.microsoft.com/office/word/2010/wordprocessingDrawing" xmlns:wp="http://schemas.openxmlformats.org/drawingml/2006/wordprocessingDrawing" xmlns:w10="urn:schemas-microsoft-com:office:word" xmlns:w="http://schemas.openxmlformats.org/wordprocessingml/2006/main" xmlns:w14="http://schemas.microsoft.com/office/word/2010/wordml" xmlns:w15="http://schemas.microsoft.com/office/word/2012/wordml" xmlns:w16cex="http://schemas.microsoft.com/office/word/2018/wordml/cex" xmlns:w16cid="http://schemas.microsoft.com/office/word/2016/wordml/cid" xmlns:w16="http://schemas.microsoft.com/office/word/2018/wordml" xmlns:w16sdtdh="http://schemas.microsoft.com/office/word/2020/wordml/sdtdatahash" xmlns:w16se="http://schemas.microsoft.com/office/word/2015/wordml/symex" xmlns:wpg="http://schemas.microsoft.com/office/word/2010/wordprocessingGroup" xmlns:wpi="http://schemas.microsoft.com/office/word/2010/wordprocessingInk" xmlns:wne="http://schemas.microsoft.com/office/word/2006/wordml" xmlns:wps="http://schemas.microsoft.com/office/word/2010/wordprocessingShape" mc:Ignorable="w14 w15 w16se w16cid w16 w16cex w16sdtdh wp14">
   <w:abstractNum w:abstractNumId="0" w15:restartNumberingAfterBreak="0">
     <w:nsid w:val="064E0694"/>
     <w:multiLevelType w:val="multilevel"/>
@@ -28608,89 +28890,89 @@
       </w:rPr>
     </w:lvl>
   </w:abstractNum>
-  <w:num w:numId="1" w16cid:durableId="1650204079">
+  <w:num w:numId="1">
     <w:abstractNumId w:val="9"/>
   </w:num>
-  <w:num w:numId="2" w16cid:durableId="1991251278">
+  <w:num w:numId="2">
     <w:abstractNumId w:val="5"/>
   </w:num>
-  <w:num w:numId="3" w16cid:durableId="973414977">
+  <w:num w:numId="3">
     <w:abstractNumId w:val="14"/>
   </w:num>
-  <w:num w:numId="4" w16cid:durableId="1359046998">
+  <w:num w:numId="4">
     <w:abstractNumId w:val="13"/>
   </w:num>
-  <w:num w:numId="5" w16cid:durableId="2113743294">
+  <w:num w:numId="5">
     <w:abstractNumId w:val="17"/>
   </w:num>
-  <w:num w:numId="6" w16cid:durableId="2006667028">
+  <w:num w:numId="6">
     <w:abstractNumId w:val="6"/>
   </w:num>
-  <w:num w:numId="7" w16cid:durableId="466704587">
+  <w:num w:numId="7">
     <w:abstractNumId w:val="19"/>
   </w:num>
-  <w:num w:numId="8" w16cid:durableId="1143932882">
+  <w:num w:numId="8">
     <w:abstractNumId w:val="3"/>
   </w:num>
-  <w:num w:numId="9" w16cid:durableId="460535192">
+  <w:num w:numId="9">
     <w:abstractNumId w:val="18"/>
   </w:num>
-  <w:num w:numId="10" w16cid:durableId="1815373895">
+  <w:num w:numId="10">
     <w:abstractNumId w:val="24"/>
   </w:num>
-  <w:num w:numId="11" w16cid:durableId="1982727535">
+  <w:num w:numId="11">
     <w:abstractNumId w:val="11"/>
   </w:num>
-  <w:num w:numId="12" w16cid:durableId="191187625">
+  <w:num w:numId="12">
     <w:abstractNumId w:val="20"/>
   </w:num>
-  <w:num w:numId="13" w16cid:durableId="1719281114">
+  <w:num w:numId="13">
     <w:abstractNumId w:val="16"/>
   </w:num>
-  <w:num w:numId="14" w16cid:durableId="578445033">
+  <w:num w:numId="14">
     <w:abstractNumId w:val="10"/>
   </w:num>
-  <w:num w:numId="15" w16cid:durableId="829756152">
+  <w:num w:numId="15">
     <w:abstractNumId w:val="0"/>
   </w:num>
-  <w:num w:numId="16" w16cid:durableId="66803089">
+  <w:num w:numId="16">
     <w:abstractNumId w:val="1"/>
   </w:num>
-  <w:num w:numId="17" w16cid:durableId="739403882">
+  <w:num w:numId="17">
     <w:abstractNumId w:val="2"/>
   </w:num>
-  <w:num w:numId="18" w16cid:durableId="1798839555">
+  <w:num w:numId="18">
     <w:abstractNumId w:val="8"/>
   </w:num>
-  <w:num w:numId="19" w16cid:durableId="472479503">
+  <w:num w:numId="19">
     <w:abstractNumId w:val="25"/>
   </w:num>
-  <w:num w:numId="20" w16cid:durableId="298658654">
+  <w:num w:numId="20">
     <w:abstractNumId w:val="7"/>
   </w:num>
-  <w:num w:numId="21" w16cid:durableId="665018804">
+  <w:num w:numId="21">
     <w:abstractNumId w:val="23"/>
   </w:num>
-  <w:num w:numId="22" w16cid:durableId="365957415">
+  <w:num w:numId="22">
     <w:abstractNumId w:val="4"/>
   </w:num>
-  <w:num w:numId="23" w16cid:durableId="1349402851">
+  <w:num w:numId="23">
     <w:abstractNumId w:val="12"/>
   </w:num>
-  <w:num w:numId="24" w16cid:durableId="1032803418">
+  <w:num w:numId="24">
     <w:abstractNumId w:val="22"/>
   </w:num>
-  <w:num w:numId="25" w16cid:durableId="1858736420">
+  <w:num w:numId="25">
     <w:abstractNumId w:val="21"/>
   </w:num>
-  <w:num w:numId="26" w16cid:durableId="1665816962">
+  <w:num w:numId="26">
     <w:abstractNumId w:val="15"/>
   </w:num>
 </w:numbering>
 </file>
 
 <file path=word/styles.xml><?xml version="1.0" encoding="utf-8"?>
-<w:styles xmlns:mc="http://schemas.openxmlformats.org/markup-compatibility/2006" xmlns:r="http://schemas.openxmlformats.org/officeDocument/2006/relationships" xmlns:w="http://schemas.openxmlformats.org/wordprocessingml/2006/main" xmlns:w14="http://schemas.microsoft.com/office/word/2010/wordml" xmlns:w15="http://schemas.microsoft.com/office/word/2012/wordml" xmlns:w16cex="http://schemas.microsoft.com/office/word/2018/wordml/cex" xmlns:w16cid="http://schemas.microsoft.com/office/word/2016/wordml/cid" xmlns:w16="http://schemas.microsoft.com/office/word/2018/wordml" xmlns:w16du="http://schemas.microsoft.com/office/word/2023/wordml/word16du" xmlns:w16sdtdh="http://schemas.microsoft.com/office/word/2020/wordml/sdtdatahash" xmlns:w16sdtfl="http://schemas.microsoft.com/office/word/2024/wordml/sdtformatlock" xmlns:w16se="http://schemas.microsoft.com/office/word/2015/wordml/symex" mc:Ignorable="w14 w15 w16se w16cid w16 w16cex w16sdtdh w16sdtfl w16du">
+<w:styles xmlns:mc="http://schemas.openxmlformats.org/markup-compatibility/2006" xmlns:r="http://schemas.openxmlformats.org/officeDocument/2006/relationships" xmlns:w="http://schemas.openxmlformats.org/wordprocessingml/2006/main" xmlns:w14="http://schemas.microsoft.com/office/word/2010/wordml" xmlns:w15="http://schemas.microsoft.com/office/word/2012/wordml" xmlns:w16cex="http://schemas.microsoft.com/office/word/2018/wordml/cex" xmlns:w16cid="http://schemas.microsoft.com/office/word/2016/wordml/cid" xmlns:w16="http://schemas.microsoft.com/office/word/2018/wordml" xmlns:w16sdtdh="http://schemas.microsoft.com/office/word/2020/wordml/sdtdatahash" xmlns:w16se="http://schemas.microsoft.com/office/word/2015/wordml/symex" mc:Ignorable="w14 w15 w16se w16cid w16 w16cex w16sdtdh">
   <w:docDefaults>
     <w:rPrDefault>
       <w:rPr>
@@ -29089,7 +29371,7 @@
     <w:name w:val="Normal"/>
     <w:qFormat/>
   </w:style>
-  <w:style w:type="paragraph" w:styleId="Ttulo1">
+  <w:style w:type="paragraph" w:styleId="Heading1">
     <w:name w:val="heading 1"/>
     <w:basedOn w:val="Normal"/>
     <w:next w:val="Normal"/>
@@ -29106,7 +29388,7 @@
       <w:szCs w:val="40"/>
     </w:rPr>
   </w:style>
-  <w:style w:type="paragraph" w:styleId="Ttulo2">
+  <w:style w:type="paragraph" w:styleId="Heading2">
     <w:name w:val="heading 2"/>
     <w:basedOn w:val="Normal"/>
     <w:next w:val="Normal"/>
@@ -29124,7 +29406,7 @@
       <w:szCs w:val="32"/>
     </w:rPr>
   </w:style>
-  <w:style w:type="paragraph" w:styleId="Ttulo3">
+  <w:style w:type="paragraph" w:styleId="Heading3">
     <w:name w:val="heading 3"/>
     <w:basedOn w:val="Normal"/>
     <w:next w:val="Normal"/>
@@ -29143,7 +29425,7 @@
       <w:szCs w:val="28"/>
     </w:rPr>
   </w:style>
-  <w:style w:type="paragraph" w:styleId="Ttulo4">
+  <w:style w:type="paragraph" w:styleId="Heading4">
     <w:name w:val="heading 4"/>
     <w:basedOn w:val="Normal"/>
     <w:next w:val="Normal"/>
@@ -29163,7 +29445,7 @@
       <w:szCs w:val="24"/>
     </w:rPr>
   </w:style>
-  <w:style w:type="paragraph" w:styleId="Ttulo5">
+  <w:style w:type="paragraph" w:styleId="Heading5">
     <w:name w:val="heading 5"/>
     <w:basedOn w:val="Normal"/>
     <w:next w:val="Normal"/>
@@ -29181,7 +29463,7 @@
       <w:color w:val="666666"/>
     </w:rPr>
   </w:style>
-  <w:style w:type="paragraph" w:styleId="Ttulo6">
+  <w:style w:type="paragraph" w:styleId="Heading6">
     <w:name w:val="heading 6"/>
     <w:basedOn w:val="Normal"/>
     <w:next w:val="Normal"/>
@@ -29200,13 +29482,13 @@
       <w:color w:val="666666"/>
     </w:rPr>
   </w:style>
-  <w:style w:type="character" w:default="1" w:styleId="Fuentedeprrafopredeter">
+  <w:style w:type="character" w:default="1" w:styleId="DefaultParagraphFont">
     <w:name w:val="Default Paragraph Font"/>
     <w:uiPriority w:val="1"/>
     <w:semiHidden/>
     <w:unhideWhenUsed/>
   </w:style>
-  <w:style w:type="table" w:default="1" w:styleId="Tablanormal">
+  <w:style w:type="table" w:default="1" w:styleId="TableNormal">
     <w:name w:val="Normal Table"/>
     <w:uiPriority w:val="99"/>
     <w:semiHidden/>
@@ -29221,16 +29503,16 @@
       </w:tblCellMar>
     </w:tblPr>
   </w:style>
-  <w:style w:type="numbering" w:default="1" w:styleId="Sinlista">
+  <w:style w:type="numbering" w:default="1" w:styleId="NoList">
     <w:name w:val="No List"/>
     <w:uiPriority w:val="99"/>
     <w:semiHidden/>
     <w:unhideWhenUsed/>
   </w:style>
-  <w:style w:type="character" w:customStyle="1" w:styleId="CitaCar">
-    <w:name w:val="Cita Car"/>
-    <w:basedOn w:val="Fuentedeprrafopredeter"/>
-    <w:link w:val="Cita"/>
+  <w:style w:type="character" w:customStyle="1" w:styleId="QuoteChar">
+    <w:name w:val="Quote Char"/>
+    <w:basedOn w:val="DefaultParagraphFont"/>
+    <w:link w:val="Quote"/>
     <w:uiPriority w:val="29"/>
     <w:qFormat/>
     <w:rsid w:val="005D23D7"/>
@@ -29240,9 +29522,9 @@
       <w:color w:val="404040" w:themeColor="text1" w:themeTint="BF"/>
     </w:rPr>
   </w:style>
-  <w:style w:type="character" w:styleId="Textodelmarcadordeposicin">
+  <w:style w:type="character" w:styleId="PlaceholderText">
     <w:name w:val="Placeholder Text"/>
-    <w:basedOn w:val="Fuentedeprrafopredeter"/>
+    <w:basedOn w:val="DefaultParagraphFont"/>
     <w:uiPriority w:val="99"/>
     <w:semiHidden/>
     <w:qFormat/>
@@ -29251,10 +29533,10 @@
       <w:color w:val="666666"/>
     </w:rPr>
   </w:style>
-  <w:style w:type="character" w:customStyle="1" w:styleId="TextonotapieCar">
-    <w:name w:val="Texto nota pie Car"/>
-    <w:basedOn w:val="Fuentedeprrafopredeter"/>
-    <w:link w:val="Textonotapie"/>
+  <w:style w:type="character" w:customStyle="1" w:styleId="FootnoteTextChar">
+    <w:name w:val="Footnote Text Char"/>
+    <w:basedOn w:val="DefaultParagraphFont"/>
+    <w:link w:val="FootnoteText"/>
     <w:uiPriority w:val="99"/>
     <w:semiHidden/>
     <w:qFormat/>
@@ -29266,7 +29548,7 @@
   </w:style>
   <w:style w:type="character" w:customStyle="1" w:styleId="FootnoteCharacters">
     <w:name w:val="Footnote Characters"/>
-    <w:basedOn w:val="Fuentedeprrafopredeter"/>
+    <w:basedOn w:val="DefaultParagraphFont"/>
     <w:uiPriority w:val="99"/>
     <w:semiHidden/>
     <w:unhideWhenUsed/>
@@ -29276,15 +29558,15 @@
       <w:vertAlign w:val="superscript"/>
     </w:rPr>
   </w:style>
-  <w:style w:type="character" w:styleId="Refdenotaalpie">
+  <w:style w:type="character" w:styleId="FootnoteReference">
     <w:name w:val="footnote reference"/>
     <w:rPr>
       <w:vertAlign w:val="superscript"/>
     </w:rPr>
   </w:style>
-  <w:style w:type="character" w:styleId="Hipervnculo">
+  <w:style w:type="character" w:styleId="Hyperlink">
     <w:name w:val="Hyperlink"/>
-    <w:basedOn w:val="Fuentedeprrafopredeter"/>
+    <w:basedOn w:val="DefaultParagraphFont"/>
     <w:uiPriority w:val="99"/>
     <w:unhideWhenUsed/>
     <w:rsid w:val="00B220C6"/>
@@ -29293,9 +29575,9 @@
       <w:u w:val="single"/>
     </w:rPr>
   </w:style>
-  <w:style w:type="character" w:styleId="Mencinsinresolver">
+  <w:style w:type="character" w:styleId="UnresolvedMention">
     <w:name w:val="Unresolved Mention"/>
-    <w:basedOn w:val="Fuentedeprrafopredeter"/>
+    <w:basedOn w:val="DefaultParagraphFont"/>
     <w:uiPriority w:val="99"/>
     <w:semiHidden/>
     <w:unhideWhenUsed/>
@@ -29306,7 +29588,7 @@
       <w:shd w:val="clear" w:color="auto" w:fill="E1DFDD"/>
     </w:rPr>
   </w:style>
-  <w:style w:type="character" w:styleId="Refdenotaalfinal">
+  <w:style w:type="character" w:styleId="EndnoteReference">
     <w:name w:val="endnote reference"/>
     <w:rPr>
       <w:vertAlign w:val="superscript"/>
@@ -29326,7 +29608,7 @@
   <w:style w:type="paragraph" w:customStyle="1" w:styleId="Heading">
     <w:name w:val="Heading"/>
     <w:basedOn w:val="Normal"/>
-    <w:next w:val="Textoindependiente"/>
+    <w:next w:val="BodyText"/>
     <w:qFormat/>
     <w:pPr>
       <w:keepNext/>
@@ -29338,21 +29620,21 @@
       <w:szCs w:val="28"/>
     </w:rPr>
   </w:style>
-  <w:style w:type="paragraph" w:styleId="Textoindependiente">
+  <w:style w:type="paragraph" w:styleId="BodyText">
     <w:name w:val="Body Text"/>
     <w:basedOn w:val="Normal"/>
     <w:pPr>
       <w:spacing w:after="140"/>
     </w:pPr>
   </w:style>
-  <w:style w:type="paragraph" w:styleId="Lista">
+  <w:style w:type="paragraph" w:styleId="List">
     <w:name w:val="List"/>
-    <w:basedOn w:val="Textoindependiente"/>
+    <w:basedOn w:val="BodyText"/>
     <w:rPr>
       <w:rFonts w:cs="Noto Sans Devanagari"/>
     </w:rPr>
   </w:style>
-  <w:style w:type="paragraph" w:styleId="Descripcin">
+  <w:style w:type="paragraph" w:styleId="Caption">
     <w:name w:val="caption"/>
     <w:basedOn w:val="Normal"/>
     <w:next w:val="Normal"/>
@@ -29382,7 +29664,7 @@
       <w:rFonts w:cs="Noto Sans Devanagari"/>
     </w:rPr>
   </w:style>
-  <w:style w:type="paragraph" w:styleId="Ttulo">
+  <w:style w:type="paragraph" w:styleId="Title">
     <w:name w:val="Title"/>
     <w:basedOn w:val="Normal"/>
     <w:next w:val="Normal"/>
@@ -29398,7 +29680,7 @@
       <w:szCs w:val="52"/>
     </w:rPr>
   </w:style>
-  <w:style w:type="paragraph" w:styleId="Subttulo">
+  <w:style w:type="paragraph" w:styleId="Subtitle">
     <w:name w:val="Subtitle"/>
     <w:basedOn w:val="Normal"/>
     <w:next w:val="Normal"/>
@@ -29415,7 +29697,7 @@
       <w:szCs w:val="30"/>
     </w:rPr>
   </w:style>
-  <w:style w:type="paragraph" w:styleId="Prrafodelista">
+  <w:style w:type="paragraph" w:styleId="ListParagraph">
     <w:name w:val="List Paragraph"/>
     <w:basedOn w:val="Normal"/>
     <w:uiPriority w:val="34"/>
@@ -29426,11 +29708,11 @@
       <w:contextualSpacing/>
     </w:pPr>
   </w:style>
-  <w:style w:type="paragraph" w:styleId="Cita">
+  <w:style w:type="paragraph" w:styleId="Quote">
     <w:name w:val="Quote"/>
     <w:basedOn w:val="Normal"/>
     <w:next w:val="Normal"/>
-    <w:link w:val="CitaCar"/>
+    <w:link w:val="QuoteChar"/>
     <w:uiPriority w:val="29"/>
     <w:qFormat/>
     <w:rsid w:val="005D23D7"/>
@@ -29445,10 +29727,10 @@
       <w:color w:val="404040" w:themeColor="text1" w:themeTint="BF"/>
     </w:rPr>
   </w:style>
-  <w:style w:type="paragraph" w:styleId="Textonotapie">
+  <w:style w:type="paragraph" w:styleId="FootnoteText">
     <w:name w:val="footnote text"/>
     <w:basedOn w:val="Normal"/>
-    <w:link w:val="TextonotapieCar"/>
+    <w:link w:val="FootnoteTextChar"/>
     <w:uiPriority w:val="99"/>
     <w:semiHidden/>
     <w:unhideWhenUsed/>

--- a/Draft/5 Implementation.docx
+++ b/Draft/5 Implementation.docx
@@ -1,10 +1,10 @@
 
 <file path=word/document.xml><?xml version="1.0" encoding="utf-8"?>
-<w:document xmlns:wpc="http://schemas.microsoft.com/office/word/2010/wordprocessingCanvas" xmlns:cx="http://schemas.microsoft.com/office/drawing/2014/chartex" xmlns:cx1="http://schemas.microsoft.com/office/drawing/2015/9/8/chartex" xmlns:cx2="http://schemas.microsoft.com/office/drawing/2015/10/21/chartex" xmlns:cx3="http://schemas.microsoft.com/office/drawing/2016/5/9/chartex" xmlns:cx4="http://schemas.microsoft.com/office/drawing/2016/5/10/chartex" xmlns:cx5="http://schemas.microsoft.com/office/drawing/2016/5/11/chartex" xmlns:cx6="http://schemas.microsoft.com/office/drawing/2016/5/12/chartex" xmlns:cx7="http://schemas.microsoft.com/office/drawing/2016/5/13/chartex" xmlns:cx8="http://schemas.microsoft.com/office/drawing/2016/5/14/chartex" xmlns:mc="http://schemas.openxmlformats.org/markup-compatibility/2006" xmlns:aink="http://schemas.microsoft.com/office/drawing/2016/ink" xmlns:am3d="http://schemas.microsoft.com/office/drawing/2017/model3d" xmlns:o="urn:schemas-microsoft-com:office:office" xmlns:r="http://schemas.openxmlformats.org/officeDocument/2006/relationships" xmlns:m="http://schemas.openxmlformats.org/officeDocument/2006/math" xmlns:v="urn:schemas-microsoft-com:vml" xmlns:wp14="http://schemas.microsoft.com/office/word/2010/wordprocessingDrawing" xmlns:wp="http://schemas.openxmlformats.org/drawingml/2006/wordprocessingDrawing" xmlns:w10="urn:schemas-microsoft-com:office:word" xmlns:w="http://schemas.openxmlformats.org/wordprocessingml/2006/main" xmlns:w14="http://schemas.microsoft.com/office/word/2010/wordml" xmlns:w15="http://schemas.microsoft.com/office/word/2012/wordml" xmlns:w16cex="http://schemas.microsoft.com/office/word/2018/wordml/cex" xmlns:w16cid="http://schemas.microsoft.com/office/word/2016/wordml/cid" xmlns:w16="http://schemas.microsoft.com/office/word/2018/wordml" xmlns:w16sdtdh="http://schemas.microsoft.com/office/word/2020/wordml/sdtdatahash" xmlns:w16se="http://schemas.microsoft.com/office/word/2015/wordml/symex" xmlns:wpg="http://schemas.microsoft.com/office/word/2010/wordprocessingGroup" xmlns:wpi="http://schemas.microsoft.com/office/word/2010/wordprocessingInk" xmlns:wne="http://schemas.microsoft.com/office/word/2006/wordml" xmlns:wps="http://schemas.microsoft.com/office/word/2010/wordprocessingShape" mc:Ignorable="w14 w15 w16se w16cid w16 w16cex w16sdtdh wp14">
+<w:document xmlns:wpc="http://schemas.microsoft.com/office/word/2010/wordprocessingCanvas" xmlns:cx="http://schemas.microsoft.com/office/drawing/2014/chartex" xmlns:cx1="http://schemas.microsoft.com/office/drawing/2015/9/8/chartex" xmlns:cx2="http://schemas.microsoft.com/office/drawing/2015/10/21/chartex" xmlns:cx3="http://schemas.microsoft.com/office/drawing/2016/5/9/chartex" xmlns:cx4="http://schemas.microsoft.com/office/drawing/2016/5/10/chartex" xmlns:cx5="http://schemas.microsoft.com/office/drawing/2016/5/11/chartex" xmlns:cx6="http://schemas.microsoft.com/office/drawing/2016/5/12/chartex" xmlns:cx7="http://schemas.microsoft.com/office/drawing/2016/5/13/chartex" xmlns:cx8="http://schemas.microsoft.com/office/drawing/2016/5/14/chartex" xmlns:mc="http://schemas.openxmlformats.org/markup-compatibility/2006" xmlns:aink="http://schemas.microsoft.com/office/drawing/2016/ink" xmlns:am3d="http://schemas.microsoft.com/office/drawing/2017/model3d" xmlns:o="urn:schemas-microsoft-com:office:office" xmlns:oel="http://schemas.microsoft.com/office/2019/extlst" xmlns:r="http://schemas.openxmlformats.org/officeDocument/2006/relationships" xmlns:m="http://schemas.openxmlformats.org/officeDocument/2006/math" xmlns:v="urn:schemas-microsoft-com:vml" xmlns:wp14="http://schemas.microsoft.com/office/word/2010/wordprocessingDrawing" xmlns:wp="http://schemas.openxmlformats.org/drawingml/2006/wordprocessingDrawing" xmlns:w10="urn:schemas-microsoft-com:office:word" xmlns:w="http://schemas.openxmlformats.org/wordprocessingml/2006/main" xmlns:w14="http://schemas.microsoft.com/office/word/2010/wordml" xmlns:w15="http://schemas.microsoft.com/office/word/2012/wordml" xmlns:w16cex="http://schemas.microsoft.com/office/word/2018/wordml/cex" xmlns:w16cid="http://schemas.microsoft.com/office/word/2016/wordml/cid" xmlns:w16="http://schemas.microsoft.com/office/word/2018/wordml" xmlns:w16du="http://schemas.microsoft.com/office/word/2023/wordml/word16du" xmlns:w16sdtdh="http://schemas.microsoft.com/office/word/2020/wordml/sdtdatahash" xmlns:w16sdtfl="http://schemas.microsoft.com/office/word/2024/wordml/sdtformatlock" xmlns:w16se="http://schemas.microsoft.com/office/word/2015/wordml/symex" xmlns:wpg="http://schemas.microsoft.com/office/word/2010/wordprocessingGroup" xmlns:wpi="http://schemas.microsoft.com/office/word/2010/wordprocessingInk" xmlns:wne="http://schemas.microsoft.com/office/word/2006/wordml" xmlns:wps="http://schemas.microsoft.com/office/word/2010/wordprocessingShape" mc:Ignorable="w14 w15 w16se w16cid w16 w16cex w16sdtdh w16sdtfl w16du wp14">
   <w:body>
     <w:p>
       <w:pPr>
-        <w:pStyle w:val="Title"/>
+        <w:pStyle w:val="Ttulo"/>
         <w:rPr>
           <w:lang w:val="en-NZ"/>
         </w:rPr>
@@ -28,7 +28,63 @@
         <w:rPr>
           <w:lang w:val="en-NZ"/>
         </w:rPr>
-        <w:t>The previous chapter detailed the architectural design of WorkshopAR, that is, the main ideas and decisions taken to fulfil the goals proposed for the software development and the efforts done to align the technical aspects of the project with the educational goals present in the research. The chapter also identified key components of the development process to follow and proposed an overall plan for the implementation of the software.</w:t>
+        <w:t xml:space="preserve">This chapter will continue the technical analysis of </w:t>
+      </w:r>
+      <w:proofErr w:type="spellStart"/>
+      <w:r>
+        <w:rPr>
+          <w:lang w:val="en-NZ"/>
+        </w:rPr>
+        <w:t>WorkshopAR</w:t>
+      </w:r>
+      <w:proofErr w:type="spellEnd"/>
+      <w:r>
+        <w:rPr>
+          <w:lang w:val="en-NZ"/>
+        </w:rPr>
+        <w:t xml:space="preserve"> by exploring the</w:t>
+      </w:r>
+      <w:r>
+        <w:rPr>
+          <w:lang w:val="en-NZ"/>
+        </w:rPr>
+        <w:t xml:space="preserve"> implementation process and the </w:t>
+      </w:r>
+      <w:r>
+        <w:rPr>
+          <w:lang w:val="en-NZ"/>
+        </w:rPr>
+        <w:t>results obtained</w:t>
+      </w:r>
+      <w:r>
+        <w:rPr>
+          <w:lang w:val="en-NZ"/>
+        </w:rPr>
+        <w:t xml:space="preserve">. This analysis will highlight the research done to identify and propose a suitable interaction design </w:t>
+      </w:r>
+      <w:r>
+        <w:rPr>
+          <w:lang w:val="en-NZ"/>
+        </w:rPr>
+        <w:t>for</w:t>
+      </w:r>
+      <w:r>
+        <w:rPr>
+          <w:lang w:val="en-NZ"/>
+        </w:rPr>
+        <w:t xml:space="preserve"> the context around </w:t>
+      </w:r>
+      <w:r>
+        <w:rPr>
+          <w:lang w:val="en-NZ"/>
+        </w:rPr>
+        <w:t>the project</w:t>
+      </w:r>
+      <w:r>
+        <w:rPr>
+          <w:lang w:val="en-NZ"/>
+        </w:rPr>
+        <w:t>, the evolving tendencies in the implementation of AR experiences and all the information regarding good and bad practices that had been found in the literature.</w:t>
       </w:r>
     </w:p>
     <w:p>
@@ -36,50 +92,40 @@
         <w:spacing w:after="240"/>
         <w:jc w:val="both"/>
         <w:rPr>
-          <w:lang w:val="en-NZ"/>
-        </w:rPr>
-      </w:pPr>
-      <w:r>
-        <w:rPr>
-          <w:lang w:val="en-NZ"/>
-        </w:rPr>
-        <w:t>This chapter will continue the technical analysis of the project</w:t>
-      </w:r>
-      <w:r>
-        <w:rPr>
-          <w:lang w:val="en-NZ"/>
-        </w:rPr>
-        <w:t xml:space="preserve"> by exploring the</w:t>
-      </w:r>
-      <w:r>
-        <w:rPr>
-          <w:lang w:val="en-NZ"/>
-        </w:rPr>
-        <w:t xml:space="preserve"> implementation process and the </w:t>
-      </w:r>
-      <w:r>
-        <w:rPr>
-          <w:lang w:val="en-NZ"/>
-        </w:rPr>
-        <w:t>results obtained</w:t>
-      </w:r>
-      <w:r>
-        <w:rPr>
-          <w:lang w:val="en-NZ"/>
-        </w:rPr>
-        <w:t xml:space="preserve">. This analysis will highlight the research done to identify and propose a suitable interaction design </w:t>
-      </w:r>
-      <w:r>
-        <w:rPr>
-          <w:lang w:val="en-NZ"/>
-        </w:rPr>
-        <w:t>for</w:t>
-      </w:r>
-      <w:r>
-        <w:rPr>
-          <w:lang w:val="en-NZ"/>
-        </w:rPr>
-        <w:t xml:space="preserve"> the context around WorkshopAR, the evolving tendencies in the implementation of AR experiences and all the information regarding good and bad practices that had been found in the literature.</w:t>
+          <w:sz w:val="20"/>
+          <w:szCs w:val="20"/>
+          <w:lang w:val="en-NZ"/>
+        </w:rPr>
+      </w:pPr>
+      <w:r>
+        <w:rPr>
+          <w:lang w:val="en-NZ"/>
+        </w:rPr>
+        <w:t xml:space="preserve">It will also </w:t>
+      </w:r>
+      <w:r>
+        <w:rPr>
+          <w:lang w:val="en-NZ"/>
+        </w:rPr>
+        <w:t>offer a comparison between</w:t>
+      </w:r>
+      <w:r>
+        <w:rPr>
+          <w:lang w:val="en-NZ"/>
+        </w:rPr>
+        <w:t xml:space="preserve"> the plans and ideas proposed in the architectural design against the actual implementation of the software, </w:t>
+      </w:r>
+      <w:r>
+        <w:rPr>
+          <w:lang w:val="en-NZ"/>
+        </w:rPr>
+        <w:t>identifying</w:t>
+      </w:r>
+      <w:r>
+        <w:rPr>
+          <w:lang w:val="en-NZ"/>
+        </w:rPr>
+        <w:t xml:space="preserve"> the reasoning behind such changes and how the context and circumstances of the development shaped the final product.</w:t>
       </w:r>
     </w:p>
     <w:p>
@@ -87,40 +133,110 @@
         <w:spacing w:after="240"/>
         <w:jc w:val="both"/>
         <w:rPr>
-          <w:sz w:val="20"/>
-          <w:szCs w:val="20"/>
-          <w:lang w:val="en-NZ"/>
-        </w:rPr>
-      </w:pPr>
-      <w:r>
-        <w:rPr>
-          <w:lang w:val="en-NZ"/>
-        </w:rPr>
-        <w:t xml:space="preserve">It will also </w:t>
-      </w:r>
-      <w:r>
-        <w:rPr>
-          <w:lang w:val="en-NZ"/>
-        </w:rPr>
-        <w:t>offer a comparison between</w:t>
-      </w:r>
-      <w:r>
-        <w:rPr>
-          <w:lang w:val="en-NZ"/>
-        </w:rPr>
-        <w:t xml:space="preserve"> the plans and ideas proposed in the architectural design against the actual implementation of the software, </w:t>
-      </w:r>
-      <w:r>
-        <w:rPr>
-          <w:lang w:val="en-NZ"/>
-        </w:rPr>
-        <w:t>identifying</w:t>
-      </w:r>
-      <w:r>
-        <w:rPr>
-          <w:lang w:val="en-NZ"/>
-        </w:rPr>
-        <w:t xml:space="preserve"> the reasoning behind such changes and how the context and circumstances of the development shaped the final product.</w:t>
+          <w:lang w:val="en-NZ"/>
+        </w:rPr>
+      </w:pPr>
+      <w:r>
+        <w:rPr>
+          <w:lang w:val="en-NZ"/>
+        </w:rPr>
+        <w:t>Chapter 3 detailed the reasoning behind the chosen development methodology, explaining how an iterative approach allowed for experimentation and flexibility, and that</w:t>
+      </w:r>
+      <w:r>
+        <w:rPr>
+          <w:lang w:val="en-NZ"/>
+        </w:rPr>
+        <w:t xml:space="preserve"> it</w:t>
+      </w:r>
+      <w:r>
+        <w:rPr>
+          <w:lang w:val="en-NZ"/>
+        </w:rPr>
+        <w:t xml:space="preserve"> better accommodated the constraint</w:t>
+      </w:r>
+      <w:r>
+        <w:rPr>
+          <w:lang w:val="en-NZ"/>
+        </w:rPr>
+        <w:t>s</w:t>
+      </w:r>
+      <w:r>
+        <w:rPr>
+          <w:lang w:val="en-NZ"/>
+        </w:rPr>
+        <w:t xml:space="preserve"> in time and resources </w:t>
+      </w:r>
+      <w:r>
+        <w:rPr>
+          <w:lang w:val="en-NZ"/>
+        </w:rPr>
+        <w:t xml:space="preserve">found in the research, </w:t>
+      </w:r>
+      <w:r>
+        <w:rPr>
+          <w:lang w:val="en-NZ"/>
+        </w:rPr>
+        <w:t>facilitat</w:t>
+      </w:r>
+      <w:r>
+        <w:rPr>
+          <w:lang w:val="en-NZ"/>
+        </w:rPr>
+        <w:t xml:space="preserve">ing </w:t>
+      </w:r>
+      <w:r>
+        <w:rPr>
+          <w:lang w:val="en-NZ"/>
+        </w:rPr>
+        <w:t>a “just-enough” approach to architecture, design and implementation.</w:t>
+      </w:r>
+      <w:r>
+        <w:rPr>
+          <w:lang w:val="en-NZ"/>
+        </w:rPr>
+        <w:t xml:space="preserve"> </w:t>
+      </w:r>
+      <w:r>
+        <w:rPr>
+          <w:lang w:val="en-NZ"/>
+        </w:rPr>
+        <w:t xml:space="preserve">As a result, WorkshopAR undertook a development process in two iteration cycles which derived in the testing and deployment of a prototype used for observation and data gathering. Both cycles were structured around a design phase, </w:t>
+      </w:r>
+      <w:r>
+        <w:rPr>
+          <w:lang w:val="en-NZ"/>
+        </w:rPr>
+        <w:t xml:space="preserve">an </w:t>
+      </w:r>
+      <w:r>
+        <w:rPr>
+          <w:lang w:val="en-NZ"/>
+        </w:rPr>
+        <w:t>implementation</w:t>
+      </w:r>
+      <w:r>
+        <w:rPr>
+          <w:lang w:val="en-NZ"/>
+        </w:rPr>
+        <w:t xml:space="preserve"> phase</w:t>
+      </w:r>
+      <w:r>
+        <w:rPr>
+          <w:lang w:val="en-NZ"/>
+        </w:rPr>
+        <w:t xml:space="preserve"> and quick adjustments. In between iterations it was possible to allocate some time to data analysis and planification for the ne</w:t>
+      </w:r>
+      <w:r>
+        <w:rPr>
+          <w:lang w:val="en-NZ"/>
+        </w:rPr>
+        <w:t>x</w:t>
+      </w:r>
+      <w:r>
+        <w:rPr>
+          <w:lang w:val="en-NZ"/>
+        </w:rPr>
+        <w:t>t iteration cycle.</w:t>
       </w:r>
     </w:p>
     <w:p>
@@ -135,7 +251,7 @@
         <w:rPr>
           <w:lang w:val="en-NZ"/>
         </w:rPr>
-        <w:t>Finally, this chapter will detail the software development process used. The process</w:t>
+        <w:t>Iteration 1 focused on building and testing the functional AR technology behind WorkshopAR: the shared AR space and the fundamental AR interactions. The overall goal was to explore the main use cycle of creating a room, starting a session with other users and share visualizations of different digital objects.</w:t>
       </w:r>
       <w:r>
         <w:rPr>
@@ -147,43 +263,7 @@
         <w:rPr>
           <w:lang w:val="en-NZ"/>
         </w:rPr>
-        <w:t xml:space="preserve">implemented two iterations of development which emphasized testing procedures and early validations. There was also an important effort to integrate the development of the tool with the case </w:t>
-      </w:r>
-      <w:r>
-        <w:rPr>
-          <w:lang w:val="en-NZ"/>
-        </w:rPr>
-        <w:t>study,</w:t>
-      </w:r>
-      <w:r>
-        <w:rPr>
-          <w:lang w:val="en-NZ"/>
-        </w:rPr>
-        <w:t xml:space="preserve"> and </w:t>
-      </w:r>
-      <w:r>
-        <w:rPr>
-          <w:lang w:val="en-NZ"/>
-        </w:rPr>
-        <w:t xml:space="preserve">the software constantly </w:t>
-      </w:r>
-      <w:r>
-        <w:rPr>
-          <w:lang w:val="en-NZ"/>
-        </w:rPr>
-        <w:t xml:space="preserve">evolved with the particularities of the course and the educational needs of the </w:t>
-      </w:r>
-      <w:r>
-        <w:rPr>
-          <w:lang w:val="en-NZ"/>
-        </w:rPr>
-        <w:t>students</w:t>
-      </w:r>
-      <w:r>
-        <w:rPr>
-          <w:lang w:val="en-NZ"/>
-        </w:rPr>
-        <w:t>.</w:t>
+        <w:t>The in between testing and analysis was used to better align WorkshopAR to the particularities of the Industry Project Course, as well as incorporating key observations provided by initial test users.</w:t>
       </w:r>
     </w:p>
     <w:p>
@@ -198,55 +278,7 @@
         <w:rPr>
           <w:lang w:val="en-NZ"/>
         </w:rPr>
-        <w:t>Chapter 3 detailed the reasoning behind the chosen development methodology, explaining how an iterative approach allowed for experimentation and flexibility, and that</w:t>
-      </w:r>
-      <w:r>
-        <w:rPr>
-          <w:lang w:val="en-NZ"/>
-        </w:rPr>
-        <w:t xml:space="preserve"> it</w:t>
-      </w:r>
-      <w:r>
-        <w:rPr>
-          <w:lang w:val="en-NZ"/>
-        </w:rPr>
-        <w:t xml:space="preserve"> better accommodated the constraint</w:t>
-      </w:r>
-      <w:r>
-        <w:rPr>
-          <w:lang w:val="en-NZ"/>
-        </w:rPr>
-        <w:t>s</w:t>
-      </w:r>
-      <w:r>
-        <w:rPr>
-          <w:lang w:val="en-NZ"/>
-        </w:rPr>
-        <w:t xml:space="preserve"> in time and resources </w:t>
-      </w:r>
-      <w:r>
-        <w:rPr>
-          <w:lang w:val="en-NZ"/>
-        </w:rPr>
-        <w:t xml:space="preserve">found in the research, </w:t>
-      </w:r>
-      <w:r>
-        <w:rPr>
-          <w:lang w:val="en-NZ"/>
-        </w:rPr>
-        <w:t>facilitat</w:t>
-      </w:r>
-      <w:r>
-        <w:rPr>
-          <w:lang w:val="en-NZ"/>
-        </w:rPr>
-        <w:t xml:space="preserve">ing </w:t>
-      </w:r>
-      <w:r>
-        <w:rPr>
-          <w:lang w:val="en-NZ"/>
-        </w:rPr>
-        <w:t>a “just-enough” approach to architecture, design and implementation.</w:t>
+        <w:t>Iteration 2 focused on providing the needed functionalities to fulfil the use cases identified in the architectural design process, those that provided most value to the users and the research.</w:t>
       </w:r>
       <w:r>
         <w:rPr>
@@ -258,43 +290,19 @@
         <w:rPr>
           <w:lang w:val="en-NZ"/>
         </w:rPr>
-        <w:t xml:space="preserve">As a result, WorkshopAR undertook a development process in two iteration cycles which derived in the testing and deployment of a prototype used for observation and data gathering. Both cycles were structured around a design phase, </w:t>
-      </w:r>
-      <w:r>
-        <w:rPr>
-          <w:lang w:val="en-NZ"/>
-        </w:rPr>
-        <w:t xml:space="preserve">an </w:t>
-      </w:r>
-      <w:r>
-        <w:rPr>
-          <w:lang w:val="en-NZ"/>
-        </w:rPr>
-        <w:t>implementation</w:t>
-      </w:r>
-      <w:r>
-        <w:rPr>
-          <w:lang w:val="en-NZ"/>
-        </w:rPr>
-        <w:t xml:space="preserve"> phase</w:t>
-      </w:r>
-      <w:r>
-        <w:rPr>
-          <w:lang w:val="en-NZ"/>
-        </w:rPr>
-        <w:t xml:space="preserve"> and quick adjustments. In between iterations it was possible to allocate some time to data analysis and planification for the ne</w:t>
-      </w:r>
-      <w:r>
-        <w:rPr>
-          <w:lang w:val="en-NZ"/>
-        </w:rPr>
-        <w:t>x</w:t>
-      </w:r>
-      <w:r>
-        <w:rPr>
-          <w:lang w:val="en-NZ"/>
-        </w:rPr>
-        <w:t>t iteration cycle.</w:t>
+        <w:t>A final analysis of the results was done to identify possible solutions to the issues and ideas generated from the data gathering, both at an implementation and design level.</w:t>
+      </w:r>
+      <w:r>
+        <w:rPr>
+          <w:lang w:val="en-NZ"/>
+        </w:rPr>
+        <w:t xml:space="preserve"> </w:t>
+      </w:r>
+      <w:r>
+        <w:rPr>
+          <w:lang w:val="en-NZ"/>
+        </w:rPr>
+        <w:t>There is also a discussion of possible future steps for WorkshopAR, of how the software can evolve and the lessons learned for future or related scenarios.</w:t>
       </w:r>
     </w:p>
     <w:p>
@@ -307,9 +315,166 @@
       </w:pPr>
       <w:r>
         <w:rPr>
-          <w:lang w:val="en-NZ"/>
-        </w:rPr>
-        <w:t>Iteration 1 focused on building and testing the functional AR technology behind WorkshopAR: the shared AR space and the fundamental AR interactions. The overall goal was to explore the main use cycle of creating a room, starting a session with other users and share visualizations of different digital objects.</w:t>
+          <w:highlight w:val="red"/>
+          <w:lang w:val="en-NZ"/>
+        </w:rPr>
+        <w:t xml:space="preserve">It is also important to mention that this implementation process ran in parallel to the development of the case study, specially to the observation sessions. To use as best as possible the available time for development, several of the functionalities of </w:t>
+      </w:r>
+      <w:proofErr w:type="spellStart"/>
+      <w:r>
+        <w:rPr>
+          <w:highlight w:val="red"/>
+          <w:lang w:val="en-NZ"/>
+        </w:rPr>
+        <w:t>WorkshopAR</w:t>
+      </w:r>
+      <w:proofErr w:type="spellEnd"/>
+      <w:r>
+        <w:rPr>
+          <w:highlight w:val="red"/>
+          <w:lang w:val="en-NZ"/>
+        </w:rPr>
+        <w:t xml:space="preserve"> were identified and tested as needed during the development of the course, and the software itself evolved throughout the execution of the case study. T</w:t>
+      </w:r>
+      <w:r>
+        <w:rPr>
+          <w:highlight w:val="red"/>
+          <w:lang w:val="en-NZ"/>
+        </w:rPr>
+        <w:t xml:space="preserve">he description of the implementation </w:t>
+      </w:r>
+      <w:r>
+        <w:rPr>
+          <w:highlight w:val="red"/>
+          <w:lang w:val="en-NZ"/>
+        </w:rPr>
+        <w:t xml:space="preserve">process </w:t>
+      </w:r>
+      <w:r>
+        <w:rPr>
+          <w:highlight w:val="red"/>
+          <w:lang w:val="en-NZ"/>
+        </w:rPr>
+        <w:t>will be separate</w:t>
+      </w:r>
+      <w:r>
+        <w:rPr>
+          <w:highlight w:val="red"/>
+          <w:lang w:val="en-NZ"/>
+        </w:rPr>
+        <w:t>d</w:t>
+      </w:r>
+      <w:r>
+        <w:rPr>
+          <w:highlight w:val="red"/>
+          <w:lang w:val="en-NZ"/>
+        </w:rPr>
+        <w:t xml:space="preserve"> from the analysis of the case study</w:t>
+      </w:r>
+      <w:r>
+        <w:rPr>
+          <w:highlight w:val="red"/>
+          <w:lang w:val="en-NZ"/>
+        </w:rPr>
+        <w:t xml:space="preserve"> to keep this document as clear and accessible as possible, and to not repeat to many times the same observations and discussions. A special effort will be done to show the overall evolution of </w:t>
+      </w:r>
+      <w:proofErr w:type="spellStart"/>
+      <w:r>
+        <w:rPr>
+          <w:highlight w:val="red"/>
+          <w:lang w:val="en-NZ"/>
+        </w:rPr>
+        <w:t>WorkshopAR</w:t>
+      </w:r>
+      <w:proofErr w:type="spellEnd"/>
+      <w:r>
+        <w:rPr>
+          <w:highlight w:val="red"/>
+          <w:lang w:val="en-NZ"/>
+        </w:rPr>
+        <w:t xml:space="preserve"> as a software and to highlight the major changes to development influenced by the interactions with the users and the circumstances observed in the classroom</w:t>
+      </w:r>
+      <w:r>
+        <w:rPr>
+          <w:highlight w:val="red"/>
+          <w:lang w:val="en-NZ"/>
+        </w:rPr>
+        <w:t>.</w:t>
+      </w:r>
+    </w:p>
+    <w:p>
+      <w:pPr>
+        <w:jc w:val="both"/>
+        <w:rPr>
+          <w:lang w:val="en-NZ"/>
+        </w:rPr>
+      </w:pPr>
+      <w:r>
+        <w:rPr>
+          <w:lang w:val="en-NZ"/>
+        </w:rPr>
+        <w:lastRenderedPageBreak/>
+        <w:t xml:space="preserve">The following sections will then describe this implementation process and provide a post-mortem of the activity to promote discussion and analysis of the results. Section 5.1 will first detail the research done as part of the interaction design of WorkshopAR, research that informed the approach that the software was going to take in relation to AR technologies and how to implement a set of interactions for the collaborative and multi-platform tasks present in the context of </w:t>
+      </w:r>
+      <w:r>
+        <w:rPr>
+          <w:lang w:val="en-NZ"/>
+        </w:rPr>
+        <w:t xml:space="preserve">the </w:t>
+      </w:r>
+      <w:r>
+        <w:rPr>
+          <w:lang w:val="en-NZ"/>
+        </w:rPr>
+        <w:t xml:space="preserve">development. Section 5.2 will describe and show the results of the development process, organizing the analysis around the two iteration cycles described previously. Section 5.3 will act as a final analysis and conclusion of the results of the implementation process, the development of WorkshopAR and for the technical section of the research in general. </w:t>
+      </w:r>
+    </w:p>
+    <w:p>
+      <w:pPr>
+        <w:pStyle w:val="Ttulo1"/>
+        <w:rPr>
+          <w:lang w:val="en-NZ"/>
+        </w:rPr>
+      </w:pPr>
+      <w:r>
+        <w:rPr>
+          <w:lang w:val="en-NZ"/>
+        </w:rPr>
+        <w:t>5.1 Interaction Design</w:t>
+      </w:r>
+    </w:p>
+    <w:p>
+      <w:pPr>
+        <w:jc w:val="both"/>
+        <w:rPr>
+          <w:lang w:val="en-NZ"/>
+        </w:rPr>
+      </w:pPr>
+      <w:r>
+        <w:rPr>
+          <w:lang w:val="en-NZ"/>
+        </w:rPr>
+        <w:t>The first step of</w:t>
+      </w:r>
+      <w:r>
+        <w:rPr>
+          <w:lang w:val="en-NZ"/>
+        </w:rPr>
+        <w:t xml:space="preserve"> the construction of </w:t>
+      </w:r>
+      <w:proofErr w:type="spellStart"/>
+      <w:r>
+        <w:rPr>
+          <w:lang w:val="en-NZ"/>
+        </w:rPr>
+        <w:t>WorkshopAR</w:t>
+      </w:r>
+      <w:proofErr w:type="spellEnd"/>
+      <w:r>
+        <w:rPr>
+          <w:lang w:val="en-NZ"/>
+        </w:rPr>
+        <w:t xml:space="preserve"> was</w:t>
       </w:r>
       <w:r>
         <w:rPr>
@@ -321,112 +486,12 @@
         <w:rPr>
           <w:lang w:val="en-NZ"/>
         </w:rPr>
-        <w:t>The in between testing and analysis was used to better align WorkshopAR to the particularities of the Industry Project Course, as well as incorporating key observations provided by initial test users.</w:t>
-      </w:r>
-    </w:p>
-    <w:p>
-      <w:pPr>
-        <w:spacing w:after="240"/>
-        <w:jc w:val="both"/>
-        <w:rPr>
-          <w:lang w:val="en-NZ"/>
-        </w:rPr>
-      </w:pPr>
-      <w:r>
-        <w:rPr>
-          <w:lang w:val="en-NZ"/>
-        </w:rPr>
-        <w:t>Iteration 2 focused on providing the needed functionalities to fulfil the use cases identified in the architectural design process, those that provided most value to the users and the research.</w:t>
-      </w:r>
-      <w:r>
-        <w:rPr>
-          <w:lang w:val="en-NZ"/>
-        </w:rPr>
-        <w:t xml:space="preserve"> </w:t>
-      </w:r>
-      <w:r>
-        <w:rPr>
-          <w:lang w:val="en-NZ"/>
-        </w:rPr>
-        <w:t>A final analysis of the results was done to identify possible solutions to the issues and ideas generated from the data gathering, both at an implementation and design level.</w:t>
-      </w:r>
-      <w:r>
-        <w:rPr>
-          <w:lang w:val="en-NZ"/>
-        </w:rPr>
-        <w:t xml:space="preserve"> </w:t>
-      </w:r>
-      <w:r>
-        <w:rPr>
-          <w:lang w:val="en-NZ"/>
-        </w:rPr>
-        <w:t xml:space="preserve">There is also </w:t>
-      </w:r>
-      <w:r>
-        <w:rPr>
-          <w:lang w:val="en-NZ"/>
-        </w:rPr>
-        <w:lastRenderedPageBreak/>
-        <w:t>a discussion of possible future steps for WorkshopAR, of how the software can evolve and the lessons learned for future or related scenarios.</w:t>
-      </w:r>
-    </w:p>
-    <w:p>
-      <w:pPr>
-        <w:jc w:val="both"/>
-        <w:rPr>
-          <w:lang w:val="en-NZ"/>
-        </w:rPr>
-      </w:pPr>
-      <w:r>
-        <w:rPr>
-          <w:lang w:val="en-NZ"/>
-        </w:rPr>
-        <w:t xml:space="preserve">The following sections will then describe this implementation process and provide a post-mortem of the activity to promote discussion and analysis of the results. Section 5.1 will first detail the research done as part of the interaction design of WorkshopAR, research that informed the approach that the software was going to take in relation to AR technologies and how to implement a set of interactions for the collaborative and multi-platform tasks present in the context of </w:t>
-      </w:r>
-      <w:r>
-        <w:rPr>
-          <w:lang w:val="en-NZ"/>
-        </w:rPr>
-        <w:t xml:space="preserve">the </w:t>
-      </w:r>
-      <w:r>
-        <w:rPr>
-          <w:lang w:val="en-NZ"/>
-        </w:rPr>
-        <w:t xml:space="preserve">development. Section 5.2 will describe and show the results of the development process, organizing the analysis around the two iteration cycles described previously. Section 5.3 will act as a final analysis and conclusion of the results of the implementation process, the development of WorkshopAR and for the technical section of the research in general. </w:t>
-      </w:r>
-    </w:p>
-    <w:p>
-      <w:pPr>
-        <w:pStyle w:val="Heading1"/>
-        <w:rPr>
-          <w:lang w:val="en-NZ"/>
-        </w:rPr>
-      </w:pPr>
-      <w:r>
-        <w:rPr>
-          <w:lang w:val="en-NZ"/>
-        </w:rPr>
-        <w:t>5.1 Interaction Design</w:t>
-      </w:r>
-    </w:p>
-    <w:p>
-      <w:pPr>
-        <w:jc w:val="both"/>
-        <w:rPr>
-          <w:lang w:val="en-NZ"/>
-        </w:rPr>
-      </w:pPr>
-      <w:r>
-        <w:rPr>
-          <w:lang w:val="en-NZ"/>
-        </w:rPr>
-        <w:t>An important effort in the construction of WorkshopAR was put in the design of the interactive elements at the core of the experience. The interactions that received the most attention during the design process can be classified in three:</w:t>
-      </w:r>
-    </w:p>
-    <w:p>
-      <w:pPr>
-        <w:pStyle w:val="ListParagraph"/>
+        <w:t>the design of the interactive elements at the core of the experience. The interactions that received the most attention during the design process can be classified in three:</w:t>
+      </w:r>
+    </w:p>
+    <w:p>
+      <w:pPr>
+        <w:pStyle w:val="Prrafodelista"/>
         <w:numPr>
           <w:ilvl w:val="0"/>
           <w:numId w:val="1"/>
@@ -446,7 +511,7 @@
     </w:p>
     <w:p>
       <w:pPr>
-        <w:pStyle w:val="ListParagraph"/>
+        <w:pStyle w:val="Prrafodelista"/>
         <w:numPr>
           <w:ilvl w:val="0"/>
           <w:numId w:val="1"/>
@@ -466,7 +531,7 @@
     </w:p>
     <w:p>
       <w:pPr>
-        <w:pStyle w:val="ListParagraph"/>
+        <w:pStyle w:val="Prrafodelista"/>
         <w:numPr>
           <w:ilvl w:val="0"/>
           <w:numId w:val="1"/>
@@ -499,9 +564,42 @@
       </w:r>
       <w:r>
         <w:rPr>
-          <w:lang w:val="en-NZ"/>
-        </w:rPr>
-        <w:t xml:space="preserve">It is important for the interaction design proposed to be as invisible as possible, </w:t>
+          <w:highlight w:val="red"/>
+          <w:lang w:val="en-NZ"/>
+        </w:rPr>
+        <w:t>It is also important to take into consideration that this process was executed when there was already a clear idea of the learning objectives needed for ENBU79X\89X, but prior to any activity or observation session.</w:t>
+      </w:r>
+    </w:p>
+    <w:p>
+      <w:pPr>
+        <w:jc w:val="both"/>
+        <w:rPr>
+          <w:lang w:val="en-NZ"/>
+        </w:rPr>
+      </w:pPr>
+      <w:r>
+        <w:rPr>
+          <w:lang w:val="en-NZ"/>
+        </w:rPr>
+        <w:t>The</w:t>
+      </w:r>
+      <w:r>
+        <w:rPr>
+          <w:lang w:val="en-NZ"/>
+        </w:rPr>
+        <w:t xml:space="preserve"> interaction design </w:t>
+      </w:r>
+      <w:r>
+        <w:rPr>
+          <w:lang w:val="en-NZ"/>
+        </w:rPr>
+        <w:t xml:space="preserve">was </w:t>
+      </w:r>
+      <w:r>
+        <w:rPr>
+          <w:lang w:val="en-NZ"/>
+        </w:rPr>
+        <w:t xml:space="preserve">proposed to be as invisible as possible, </w:t>
       </w:r>
       <w:r>
         <w:rPr>
@@ -524,7 +622,7 @@
     </w:p>
     <w:p>
       <w:pPr>
-        <w:pStyle w:val="ListParagraph"/>
+        <w:pStyle w:val="Prrafodelista"/>
         <w:numPr>
           <w:ilvl w:val="0"/>
           <w:numId w:val="2"/>
@@ -555,7 +653,7 @@
     </w:p>
     <w:p>
       <w:pPr>
-        <w:pStyle w:val="ListParagraph"/>
+        <w:pStyle w:val="Prrafodelista"/>
         <w:numPr>
           <w:ilvl w:val="0"/>
           <w:numId w:val="2"/>
@@ -574,7 +672,7 @@
     </w:p>
     <w:p>
       <w:pPr>
-        <w:pStyle w:val="ListParagraph"/>
+        <w:pStyle w:val="Prrafodelista"/>
         <w:numPr>
           <w:ilvl w:val="0"/>
           <w:numId w:val="2"/>
@@ -593,7 +691,7 @@
     </w:p>
     <w:p>
       <w:pPr>
-        <w:pStyle w:val="ListParagraph"/>
+        <w:pStyle w:val="Prrafodelista"/>
         <w:numPr>
           <w:ilvl w:val="0"/>
           <w:numId w:val="2"/>
@@ -612,7 +710,7 @@
     </w:p>
     <w:p>
       <w:pPr>
-        <w:pStyle w:val="ListParagraph"/>
+        <w:pStyle w:val="Prrafodelista"/>
         <w:numPr>
           <w:ilvl w:val="0"/>
           <w:numId w:val="2"/>
@@ -661,7 +759,7 @@
     </w:p>
     <w:p>
       <w:pPr>
-        <w:pStyle w:val="Heading2"/>
+        <w:pStyle w:val="Ttulo2"/>
         <w:rPr>
           <w:lang w:val="en-NZ"/>
         </w:rPr>
@@ -685,52 +783,57 @@
         <w:rPr>
           <w:lang w:val="en-NZ"/>
         </w:rPr>
-        <w:t xml:space="preserve">Successful implementations of AR in everyday usage and production, such as those reported by </w:t>
-      </w:r>
-      <w:r>
-        <w:rPr>
-          <w:rStyle w:val="QuoteChar"/>
-          <w:lang w:val="en-NZ"/>
-        </w:rPr>
-        <w:t>Kowalewski et al. (2017)</w:t>
-      </w:r>
-      <w:r>
-        <w:rPr>
-          <w:lang w:val="en-NZ"/>
-        </w:rPr>
-        <w:t xml:space="preserve">, demonstrate </w:t>
-      </w:r>
-      <w:r>
-        <w:rPr>
-          <w:lang w:val="en-NZ"/>
-        </w:rPr>
-        <w:t>the practical application of AR in software development</w:t>
-      </w:r>
-      <w:r>
-        <w:rPr>
-          <w:lang w:val="en-NZ"/>
-        </w:rPr>
-        <w:t xml:space="preserve">. Furthermore, the availability of ready-to-use software like Manifest </w:t>
-      </w:r>
-      <w:r>
-        <w:rPr>
-          <w:rStyle w:val="QuoteChar"/>
-          <w:lang w:val="en-NZ"/>
-        </w:rPr>
-        <w:t>(Manifest AR Work Instruction Platform, 2022)</w:t>
-      </w:r>
-      <w:r>
-        <w:rPr>
-          <w:lang w:val="en-NZ"/>
-        </w:rPr>
-        <w:t xml:space="preserve"> and the accessibility offered by end-user products like the Meta Quest 3 </w:t>
-      </w:r>
-      <w:r>
-        <w:rPr>
-          <w:rStyle w:val="QuoteChar"/>
-          <w:lang w:val="en-NZ"/>
-        </w:rPr>
-        <w:t>(Meta, 2025)</w:t>
+        <w:t>T</w:t>
+      </w:r>
+      <w:r>
+        <w:rPr>
+          <w:lang w:val="en-NZ"/>
+        </w:rPr>
+        <w:t>he</w:t>
+      </w:r>
+      <w:r>
+        <w:rPr>
+          <w:lang w:val="en-NZ"/>
+        </w:rPr>
+        <w:t>re is a a</w:t>
+      </w:r>
+      <w:r>
+        <w:rPr>
+          <w:lang w:val="en-NZ"/>
+        </w:rPr>
+        <w:t xml:space="preserve"> need to consider any development within the broad spectrum of mixed realities as a product intended for the general consumer. This is why the development of WorkshopAR, although envisioned as a research prototype, aims for an implementation guided by a user-centred, human-centred design approach</w:t>
+      </w:r>
+      <w:r>
+        <w:rPr>
+          <w:lang w:val="en-NZ"/>
+        </w:rPr>
+        <w:t>.</w:t>
+      </w:r>
+    </w:p>
+    <w:p>
+      <w:pPr>
+        <w:jc w:val="both"/>
+        <w:rPr>
+          <w:lang w:val="en-NZ"/>
+        </w:rPr>
+      </w:pPr>
+      <w:r>
+        <w:rPr>
+          <w:lang w:val="en-NZ"/>
+        </w:rPr>
+        <w:t xml:space="preserve">For a human-centred approach it is important to </w:t>
+      </w:r>
+      <w:r>
+        <w:rPr>
+          <w:lang w:val="en-NZ"/>
+        </w:rPr>
+        <w:t>consider</w:t>
+      </w:r>
+      <w:r>
+        <w:rPr>
+          <w:lang w:val="en-NZ"/>
+        </w:rPr>
+        <w:t xml:space="preserve"> the requirements that are directly related to interactions of the end user with the core utility of the product and the</w:t>
       </w:r>
       <w:r>
         <w:rPr>
@@ -742,13 +845,69 @@
         <w:rPr>
           <w:lang w:val="en-NZ"/>
         </w:rPr>
-        <w:t>highlight the need to consider any development within the broad spectrum of mixed realities as a product intended for the general consumer. This is why the development of WorkshopAR, although envisioned as a research prototype, aims for an implementation guided by a user-centred, human-centred design approach</w:t>
-      </w:r>
-      <w:r>
-        <w:rPr>
-          <w:lang w:val="en-NZ"/>
-        </w:rPr>
-        <w:t>.</w:t>
+        <w:t xml:space="preserve">context in which </w:t>
+      </w:r>
+      <w:r>
+        <w:rPr>
+          <w:lang w:val="en-NZ"/>
+        </w:rPr>
+        <w:t>they</w:t>
+      </w:r>
+      <w:r>
+        <w:rPr>
+          <w:lang w:val="en-NZ"/>
+        </w:rPr>
+        <w:t xml:space="preserve"> happen </w:t>
+      </w:r>
+      <w:r>
+        <w:rPr>
+          <w:rStyle w:val="CitaCar"/>
+          <w:lang w:val="en-NZ"/>
+        </w:rPr>
+        <w:t>(Boy, 2017)</w:t>
+      </w:r>
+      <w:r>
+        <w:rPr>
+          <w:lang w:val="en-NZ"/>
+        </w:rPr>
+        <w:t xml:space="preserve">. This general design goal is highly relevant for WorkshopAR if seen as a product introducing AR technology to the collaborative education context. AR technology remains relatively new to most consumers and most of them have little or no contact with it in their daily routines </w:t>
+      </w:r>
+      <w:r>
+        <w:rPr>
+          <w:rStyle w:val="CitaCar"/>
+          <w:lang w:val="en-NZ"/>
+        </w:rPr>
+        <w:t>(Chang, Kuo, &amp; Du, 2023)</w:t>
+      </w:r>
+      <w:r>
+        <w:rPr>
+          <w:lang w:val="en-NZ"/>
+        </w:rPr>
+        <w:t xml:space="preserve">. Consequently, users have not yet developed a consistent digital literacy around these and similar technologies. Is equally uncommon, even for experience users, to have any form of expectations about the behaviour and allowed interactions of any </w:t>
+      </w:r>
+      <w:r>
+        <w:rPr>
+          <w:lang w:val="en-NZ"/>
+        </w:rPr>
+        <w:t>development</w:t>
+      </w:r>
+      <w:r>
+        <w:rPr>
+          <w:lang w:val="en-NZ"/>
+        </w:rPr>
+        <w:t xml:space="preserve">. Even when an application is deployed in </w:t>
+      </w:r>
+      <w:r>
+        <w:rPr>
+          <w:lang w:val="en-NZ"/>
+        </w:rPr>
+        <w:t xml:space="preserve">a </w:t>
+      </w:r>
+      <w:r>
+        <w:rPr>
+          <w:lang w:val="en-NZ"/>
+        </w:rPr>
+        <w:t>more recognizable platform, like a smartphone, the affordances and interaction methods that the users are accustomed to may not be the same or may be entirely absent.</w:t>
       </w:r>
     </w:p>
     <w:p>
@@ -762,19 +921,7 @@
         <w:rPr>
           <w:lang w:val="en-NZ"/>
         </w:rPr>
-        <w:t xml:space="preserve">For a human-centred approach it is important to </w:t>
-      </w:r>
-      <w:r>
-        <w:rPr>
-          <w:lang w:val="en-NZ"/>
-        </w:rPr>
-        <w:t>consider</w:t>
-      </w:r>
-      <w:r>
-        <w:rPr>
-          <w:lang w:val="en-NZ"/>
-        </w:rPr>
-        <w:t xml:space="preserve"> the requirements that are directly related to interactions of the end user with the core utility of the product and the</w:t>
+        <w:t>Several efforts have been made to create a shared language for developers to use</w:t>
       </w:r>
       <w:r>
         <w:rPr>
@@ -786,69 +933,118 @@
         <w:rPr>
           <w:lang w:val="en-NZ"/>
         </w:rPr>
-        <w:t xml:space="preserve">context in which </w:t>
-      </w:r>
-      <w:r>
-        <w:rPr>
-          <w:lang w:val="en-NZ"/>
-        </w:rPr>
-        <w:t>they</w:t>
-      </w:r>
-      <w:r>
-        <w:rPr>
-          <w:lang w:val="en-NZ"/>
-        </w:rPr>
-        <w:t xml:space="preserve"> happen </w:t>
-      </w:r>
-      <w:r>
-        <w:rPr>
-          <w:rStyle w:val="QuoteChar"/>
-          <w:lang w:val="en-NZ"/>
-        </w:rPr>
-        <w:t>(Boy, 2017)</w:t>
-      </w:r>
-      <w:r>
-        <w:rPr>
-          <w:lang w:val="en-NZ"/>
-        </w:rPr>
-        <w:t xml:space="preserve">. This general design goal is highly relevant for WorkshopAR if seen as a product introducing AR technology to the collaborative education context. AR technology remains relatively new to most consumers and most of them have little or no contact with it in their daily routines </w:t>
-      </w:r>
-      <w:r>
-        <w:rPr>
-          <w:rStyle w:val="QuoteChar"/>
-          <w:lang w:val="en-NZ"/>
-        </w:rPr>
-        <w:t>(Chang, Kuo, &amp; Du, 2023)</w:t>
-      </w:r>
-      <w:r>
-        <w:rPr>
-          <w:lang w:val="en-NZ"/>
-        </w:rPr>
-        <w:t xml:space="preserve">. Consequently, users have not yet developed a consistent digital literacy around these and similar technologies. Is equally uncommon, even for experience users, to have any form of expectations about the behaviour and allowed interactions of any </w:t>
-      </w:r>
-      <w:r>
-        <w:rPr>
-          <w:lang w:val="en-NZ"/>
-        </w:rPr>
-        <w:t>development</w:t>
-      </w:r>
-      <w:r>
-        <w:rPr>
-          <w:lang w:val="en-NZ"/>
-        </w:rPr>
-        <w:t xml:space="preserve">. Even when an application is deployed in </w:t>
-      </w:r>
-      <w:r>
-        <w:rPr>
-          <w:lang w:val="en-NZ"/>
-        </w:rPr>
-        <w:t xml:space="preserve">a </w:t>
-      </w:r>
-      <w:r>
-        <w:rPr>
-          <w:lang w:val="en-NZ"/>
-        </w:rPr>
-        <w:t>more recognizable platform, like a smartphone, the affordances and interaction methods that the users are accustomed to may not be the same or may be entirely absent.</w:t>
+        <w:t>in the interaction design of their applications, and to solve common problems with</w:t>
+      </w:r>
+      <w:r>
+        <w:rPr>
+          <w:lang w:val="en-NZ"/>
+        </w:rPr>
+        <w:t xml:space="preserve"> </w:t>
+      </w:r>
+      <w:r>
+        <w:rPr>
+          <w:lang w:val="en-NZ"/>
+        </w:rPr>
+        <w:t xml:space="preserve">consistent approaches. Research studies such as those conducted </w:t>
+      </w:r>
+      <w:r>
+        <w:rPr>
+          <w:rStyle w:val="CitaCar"/>
+          <w:lang w:val="en-NZ"/>
+        </w:rPr>
+        <w:t xml:space="preserve">by </w:t>
+      </w:r>
+      <w:proofErr w:type="spellStart"/>
+      <w:r>
+        <w:rPr>
+          <w:rStyle w:val="CitaCar"/>
+          <w:lang w:val="en-NZ"/>
+        </w:rPr>
+        <w:t>Piumsomboon</w:t>
+      </w:r>
+      <w:proofErr w:type="spellEnd"/>
+      <w:r>
+        <w:rPr>
+          <w:rStyle w:val="CitaCar"/>
+          <w:lang w:val="en-NZ"/>
+        </w:rPr>
+        <w:t>, Clark, Billinghurst, and Cockburn (2013)</w:t>
+      </w:r>
+      <w:r>
+        <w:rPr>
+          <w:lang w:val="en-NZ"/>
+        </w:rPr>
+        <w:t xml:space="preserve"> and </w:t>
+      </w:r>
+      <w:proofErr w:type="spellStart"/>
+      <w:r>
+        <w:rPr>
+          <w:rStyle w:val="CitaCar"/>
+          <w:lang w:val="en-NZ"/>
+        </w:rPr>
+        <w:t>Wobbrock</w:t>
+      </w:r>
+      <w:proofErr w:type="spellEnd"/>
+      <w:r>
+        <w:rPr>
+          <w:rStyle w:val="CitaCar"/>
+          <w:lang w:val="en-NZ"/>
+        </w:rPr>
+        <w:t>, Morris, and Wilson (2009)</w:t>
+      </w:r>
+      <w:r>
+        <w:rPr>
+          <w:lang w:val="en-NZ"/>
+        </w:rPr>
+        <w:t xml:space="preserve"> have formulated and compiled an array of gestures tailored to various forms of Augmented Reality and</w:t>
+      </w:r>
+      <w:r>
+        <w:rPr>
+          <w:lang w:val="en-NZ"/>
+        </w:rPr>
+        <w:t xml:space="preserve"> </w:t>
+      </w:r>
+      <w:r>
+        <w:rPr>
+          <w:lang w:val="en-NZ"/>
+        </w:rPr>
+        <w:t>Mixed Reality (MR) interactions. These proposed sets of gestures encompass a broad</w:t>
+      </w:r>
+      <w:r>
+        <w:rPr>
+          <w:lang w:val="en-NZ"/>
+        </w:rPr>
+        <w:t xml:space="preserve"> </w:t>
+      </w:r>
+      <w:r>
+        <w:rPr>
+          <w:lang w:val="en-NZ"/>
+        </w:rPr>
+        <w:t>spectrum of general interactions, ranging from</w:t>
+      </w:r>
+      <w:r>
+        <w:rPr>
+          <w:lang w:val="en-NZ"/>
+        </w:rPr>
+        <w:t xml:space="preserve"> </w:t>
+      </w:r>
+      <w:r>
+        <w:rPr>
+          <w:lang w:val="en-NZ"/>
+        </w:rPr>
+        <w:t>object selection and manipulation</w:t>
+      </w:r>
+      <w:r>
+        <w:rPr>
+          <w:lang w:val="en-NZ"/>
+        </w:rPr>
+        <w:t xml:space="preserve"> </w:t>
+      </w:r>
+      <w:r>
+        <w:rPr>
+          <w:lang w:val="en-NZ"/>
+        </w:rPr>
+        <w:t>to complex tasks like file browsing and content editing. However, these gestures are designed under the assumption of single-user interactions.</w:t>
       </w:r>
     </w:p>
     <w:p>
@@ -862,7 +1058,31 @@
         <w:rPr>
           <w:lang w:val="en-NZ"/>
         </w:rPr>
-        <w:t>Several efforts have been made to create a shared language for developers to use</w:t>
+        <w:t xml:space="preserve">While some interactions may </w:t>
+      </w:r>
+      <w:r>
+        <w:rPr>
+          <w:lang w:val="en-NZ"/>
+        </w:rPr>
+        <w:t>be the same in both scenarios</w:t>
+      </w:r>
+      <w:r>
+        <w:rPr>
+          <w:lang w:val="en-NZ"/>
+        </w:rPr>
+        <w:t>, others are unique to multi-user settings. Moreover, it is important to note that collaboration is not a</w:t>
+      </w:r>
+      <w:r>
+        <w:rPr>
+          <w:lang w:val="en-NZ"/>
+        </w:rPr>
+        <w:t xml:space="preserve"> given characteristic </w:t>
+      </w:r>
+      <w:r>
+        <w:rPr>
+          <w:lang w:val="en-NZ"/>
+        </w:rPr>
+        <w:t>of multi-user scenarios. The objective of the research described in this section is to explore the particularities of collaborative interaction in AR. Using the same user-driven methodology proposed in the studies cited</w:t>
       </w:r>
       <w:r>
         <w:rPr>
@@ -874,7 +1094,85 @@
         <w:rPr>
           <w:lang w:val="en-NZ"/>
         </w:rPr>
-        <w:t>in the interaction design of their applications, and to solve common problems with</w:t>
+        <w:t xml:space="preserve">previously, the aim is to identify common tasks executed in a collaborative setting using different forms of AR technology. Based on that, </w:t>
+      </w:r>
+      <w:r>
+        <w:rPr>
+          <w:lang w:val="en-NZ"/>
+        </w:rPr>
+        <w:t>the result</w:t>
+      </w:r>
+      <w:r>
+        <w:rPr>
+          <w:lang w:val="en-NZ"/>
+        </w:rPr>
+        <w:t xml:space="preserve"> is a proposed set of gestures that capture the most natural interactions that users perform and tend to converge to. The results were directly used as a design guideline for the interaction design of WorkshopAR, highlighting effective strategies to tackle </w:t>
+      </w:r>
+      <w:r>
+        <w:rPr>
+          <w:lang w:val="en-NZ"/>
+        </w:rPr>
+        <w:t>tasks</w:t>
+      </w:r>
+      <w:r>
+        <w:rPr>
+          <w:lang w:val="en-NZ"/>
+        </w:rPr>
+        <w:t xml:space="preserve"> related to the use of AR in the collaborative scenario and the use of mobile devices as the </w:t>
+      </w:r>
+      <w:r>
+        <w:rPr>
+          <w:lang w:val="en-NZ"/>
+        </w:rPr>
+        <w:t>focus</w:t>
+      </w:r>
+      <w:r>
+        <w:rPr>
+          <w:lang w:val="en-NZ"/>
+        </w:rPr>
+        <w:t xml:space="preserve"> for deployment.</w:t>
+      </w:r>
+    </w:p>
+    <w:p>
+      <w:pPr>
+        <w:pStyle w:val="Ttulo3"/>
+        <w:rPr>
+          <w:lang w:val="en-NZ"/>
+        </w:rPr>
+      </w:pPr>
+      <w:r>
+        <w:rPr>
+          <w:lang w:val="en-NZ"/>
+        </w:rPr>
+        <w:t>5.1.1.1 Research Methodology</w:t>
+      </w:r>
+    </w:p>
+    <w:p>
+      <w:pPr>
+        <w:jc w:val="both"/>
+        <w:rPr>
+          <w:lang w:val="en-NZ"/>
+        </w:rPr>
+      </w:pPr>
+      <w:r>
+        <w:rPr>
+          <w:lang w:val="en-NZ"/>
+        </w:rPr>
+        <w:t>The interaction design process was guided by a three-step procedure: 1.) Identification and selection of tasks, 2.) Data collection from participants proposing interactions for the identified tasks, and 3.) Analysis of the collected data to identify convergent approaches, recurrent issues, and common behaviours.</w:t>
+      </w:r>
+    </w:p>
+    <w:p>
+      <w:pPr>
+        <w:jc w:val="both"/>
+        <w:rPr>
+          <w:lang w:val="en-NZ"/>
+        </w:rPr>
+      </w:pPr>
+      <w:r>
+        <w:rPr>
+          <w:lang w:val="en-NZ"/>
+        </w:rPr>
+        <w:t>In total, 24 different participants were interviewed with a median age of 41 and standard</w:t>
       </w:r>
       <w:r>
         <w:rPr>
@@ -886,263 +1184,14 @@
         <w:rPr>
           <w:lang w:val="en-NZ"/>
         </w:rPr>
-        <w:t xml:space="preserve">consistent approaches. Research studies such as those conducted </w:t>
-      </w:r>
-      <w:r>
-        <w:rPr>
-          <w:rStyle w:val="QuoteChar"/>
-          <w:lang w:val="en-NZ"/>
-        </w:rPr>
-        <w:t xml:space="preserve">by </w:t>
-      </w:r>
-      <w:proofErr w:type="spellStart"/>
-      <w:r>
-        <w:rPr>
-          <w:rStyle w:val="QuoteChar"/>
-          <w:lang w:val="en-NZ"/>
-        </w:rPr>
-        <w:t>Piumsomboon</w:t>
-      </w:r>
-      <w:proofErr w:type="spellEnd"/>
-      <w:r>
-        <w:rPr>
-          <w:rStyle w:val="QuoteChar"/>
-          <w:lang w:val="en-NZ"/>
-        </w:rPr>
-        <w:t xml:space="preserve">, Clark, </w:t>
-      </w:r>
-      <w:proofErr w:type="spellStart"/>
-      <w:r>
-        <w:rPr>
-          <w:rStyle w:val="QuoteChar"/>
-          <w:lang w:val="en-NZ"/>
-        </w:rPr>
-        <w:t>Billinghurst</w:t>
-      </w:r>
-      <w:proofErr w:type="spellEnd"/>
-      <w:r>
-        <w:rPr>
-          <w:rStyle w:val="QuoteChar"/>
-          <w:lang w:val="en-NZ"/>
-        </w:rPr>
-        <w:t>, and Cockburn (2013)</w:t>
-      </w:r>
-      <w:r>
-        <w:rPr>
-          <w:lang w:val="en-NZ"/>
-        </w:rPr>
-        <w:t xml:space="preserve"> and </w:t>
-      </w:r>
-      <w:proofErr w:type="spellStart"/>
-      <w:r>
-        <w:rPr>
-          <w:rStyle w:val="QuoteChar"/>
-          <w:lang w:val="en-NZ"/>
-        </w:rPr>
-        <w:t>Wobbrock</w:t>
-      </w:r>
-      <w:proofErr w:type="spellEnd"/>
-      <w:r>
-        <w:rPr>
-          <w:rStyle w:val="QuoteChar"/>
-          <w:lang w:val="en-NZ"/>
-        </w:rPr>
-        <w:t>, Morris, and Wilson (2009)</w:t>
-      </w:r>
-      <w:r>
-        <w:rPr>
-          <w:lang w:val="en-NZ"/>
-        </w:rPr>
-        <w:t xml:space="preserve"> have formulated and compiled an array of gestures tailored to various forms of Augmented Reality and</w:t>
-      </w:r>
-      <w:r>
-        <w:rPr>
-          <w:lang w:val="en-NZ"/>
-        </w:rPr>
-        <w:t xml:space="preserve"> </w:t>
-      </w:r>
-      <w:r>
-        <w:rPr>
-          <w:lang w:val="en-NZ"/>
-        </w:rPr>
-        <w:t>Mixed Reality (MR) interactions. These proposed sets of gestures encompass a broad</w:t>
-      </w:r>
-      <w:r>
-        <w:rPr>
-          <w:lang w:val="en-NZ"/>
-        </w:rPr>
-        <w:t xml:space="preserve"> </w:t>
-      </w:r>
-      <w:r>
-        <w:rPr>
-          <w:lang w:val="en-NZ"/>
-        </w:rPr>
-        <w:t>spectrum of general interactions, ranging from</w:t>
-      </w:r>
-      <w:r>
-        <w:rPr>
-          <w:lang w:val="en-NZ"/>
-        </w:rPr>
-        <w:t xml:space="preserve"> </w:t>
-      </w:r>
-      <w:r>
-        <w:rPr>
-          <w:lang w:val="en-NZ"/>
-        </w:rPr>
-        <w:t>object selection and manipulation</w:t>
-      </w:r>
-      <w:r>
-        <w:rPr>
-          <w:lang w:val="en-NZ"/>
-        </w:rPr>
-        <w:t xml:space="preserve"> </w:t>
-      </w:r>
-      <w:r>
-        <w:rPr>
-          <w:lang w:val="en-NZ"/>
-        </w:rPr>
-        <w:t>to complex tasks like file browsing and content editing. However, these gestures are designed under the assumption of single-user interactions.</w:t>
-      </w:r>
-    </w:p>
-    <w:p>
-      <w:pPr>
-        <w:jc w:val="both"/>
-        <w:rPr>
-          <w:lang w:val="en-NZ"/>
-        </w:rPr>
-      </w:pPr>
-      <w:r>
-        <w:rPr>
-          <w:lang w:val="en-NZ"/>
-        </w:rPr>
-        <w:t xml:space="preserve">While some interactions may </w:t>
-      </w:r>
-      <w:r>
-        <w:rPr>
-          <w:lang w:val="en-NZ"/>
-        </w:rPr>
-        <w:t>be the same in both scenarios</w:t>
-      </w:r>
-      <w:r>
-        <w:rPr>
-          <w:lang w:val="en-NZ"/>
-        </w:rPr>
-        <w:t>, others are unique to multi-user settings. Moreover, it is important to note that collaboration is not a</w:t>
-      </w:r>
-      <w:r>
-        <w:rPr>
-          <w:lang w:val="en-NZ"/>
-        </w:rPr>
-        <w:t xml:space="preserve"> given characteristic </w:t>
-      </w:r>
-      <w:r>
-        <w:rPr>
-          <w:lang w:val="en-NZ"/>
-        </w:rPr>
-        <w:t>of multi-user scenarios. The objective of the research described in this section is to explore the particularities of collaborative interaction in AR. Using the same user-driven methodology proposed in the studies cited</w:t>
-      </w:r>
-      <w:r>
-        <w:rPr>
-          <w:lang w:val="en-NZ"/>
-        </w:rPr>
-        <w:t xml:space="preserve"> </w:t>
-      </w:r>
-      <w:r>
-        <w:rPr>
-          <w:lang w:val="en-NZ"/>
-        </w:rPr>
-        <w:t xml:space="preserve">previously, the aim is to identify common tasks executed in a collaborative setting using different forms of AR technology. Based on that, </w:t>
-      </w:r>
-      <w:r>
-        <w:rPr>
-          <w:lang w:val="en-NZ"/>
-        </w:rPr>
-        <w:t>the result</w:t>
-      </w:r>
-      <w:r>
-        <w:rPr>
-          <w:lang w:val="en-NZ"/>
-        </w:rPr>
-        <w:t xml:space="preserve"> is a proposed set of gestures that capture the most natural interactions that users perform and tend to converge to. The results were directly used as a design guideline for the interaction design of WorkshopAR, highlighting effective strategies to tackle </w:t>
-      </w:r>
-      <w:r>
-        <w:rPr>
-          <w:lang w:val="en-NZ"/>
-        </w:rPr>
-        <w:t>tasks</w:t>
-      </w:r>
-      <w:r>
-        <w:rPr>
-          <w:lang w:val="en-NZ"/>
-        </w:rPr>
-        <w:t xml:space="preserve"> related to the use of AR in the collaborative scenario and the use of mobile devices as the </w:t>
-      </w:r>
-      <w:r>
-        <w:rPr>
-          <w:lang w:val="en-NZ"/>
-        </w:rPr>
-        <w:t>focus</w:t>
-      </w:r>
-      <w:r>
-        <w:rPr>
-          <w:lang w:val="en-NZ"/>
-        </w:rPr>
-        <w:t xml:space="preserve"> for deployment.</w:t>
-      </w:r>
-    </w:p>
-    <w:p>
-      <w:pPr>
-        <w:pStyle w:val="Heading3"/>
-        <w:rPr>
-          <w:lang w:val="en-NZ"/>
-        </w:rPr>
-      </w:pPr>
-      <w:r>
-        <w:rPr>
-          <w:lang w:val="en-NZ"/>
-        </w:rPr>
-        <w:t>5.1.1.1 Research Methodology</w:t>
-      </w:r>
-    </w:p>
-    <w:p>
-      <w:pPr>
-        <w:jc w:val="both"/>
-        <w:rPr>
-          <w:lang w:val="en-NZ"/>
-        </w:rPr>
-      </w:pPr>
-      <w:r>
-        <w:rPr>
-          <w:lang w:val="en-NZ"/>
-        </w:rPr>
-        <w:t>The interaction design process was guided by a three-step procedure: 1.) Identification and selection of tasks, 2.) Data collection from participants proposing interactions for the identified tasks, and 3.) Analysis of the collected data to identify convergent approaches, recurrent issues, and common behaviours.</w:t>
-      </w:r>
-    </w:p>
-    <w:p>
-      <w:pPr>
-        <w:jc w:val="both"/>
-        <w:rPr>
-          <w:lang w:val="en-NZ"/>
-        </w:rPr>
-      </w:pPr>
+        <w:t xml:space="preserve">deviation of 11. Of the participants, 66% were women while 34% were men. In terms of demographics, 20% of the participants were university students with careers mostly in design </w:t>
+      </w:r>
       <w:r>
         <w:rPr>
           <w:lang w:val="en-NZ"/>
         </w:rPr>
         <w:lastRenderedPageBreak/>
-        <w:t>In total, 24 different participants were interviewed with a median age of 41 and standard</w:t>
-      </w:r>
-      <w:r>
-        <w:rPr>
-          <w:lang w:val="en-NZ"/>
-        </w:rPr>
-        <w:t xml:space="preserve"> </w:t>
-      </w:r>
-      <w:r>
-        <w:rPr>
-          <w:lang w:val="en-NZ"/>
-        </w:rPr>
-        <w:t>deviation of 11. Of the participants, 66% were women while 34% were men. In terms of demographics, 20% of the participants were university students with careers mostly in design and computer science. The remaining participants were professionals in different fields like IT, medicine, and administration.</w:t>
+        <w:t>and computer science. The remaining participants were professionals in different fields like IT, medicine, and administration.</w:t>
       </w:r>
     </w:p>
     <w:p>
@@ -1291,7 +1340,7 @@
     </w:p>
     <w:p>
       <w:pPr>
-        <w:pStyle w:val="Caption"/>
+        <w:pStyle w:val="Descripcin"/>
         <w:jc w:val="center"/>
         <w:rPr>
           <w:rFonts w:asciiTheme="majorHAnsi" w:hAnsiTheme="majorHAnsi" w:cstheme="majorHAnsi"/>
@@ -1380,7 +1429,7 @@
     </w:p>
     <w:p>
       <w:pPr>
-        <w:pStyle w:val="ListParagraph"/>
+        <w:pStyle w:val="Prrafodelista"/>
         <w:numPr>
           <w:ilvl w:val="0"/>
           <w:numId w:val="3"/>
@@ -1399,7 +1448,7 @@
     </w:p>
     <w:p>
       <w:pPr>
-        <w:pStyle w:val="ListParagraph"/>
+        <w:pStyle w:val="Prrafodelista"/>
         <w:numPr>
           <w:ilvl w:val="0"/>
           <w:numId w:val="3"/>
@@ -1418,7 +1467,7 @@
     </w:p>
     <w:p>
       <w:pPr>
-        <w:pStyle w:val="ListParagraph"/>
+        <w:pStyle w:val="Prrafodelista"/>
         <w:numPr>
           <w:ilvl w:val="0"/>
           <w:numId w:val="3"/>
@@ -1491,7 +1540,7 @@
       <w:proofErr w:type="spellStart"/>
       <w:r>
         <w:rPr>
-          <w:rStyle w:val="QuoteChar"/>
+          <w:rStyle w:val="CitaCar"/>
           <w:lang w:val="en-NZ"/>
         </w:rPr>
         <w:t>Piumsomboon</w:t>
@@ -1499,7 +1548,7 @@
       <w:proofErr w:type="spellEnd"/>
       <w:r>
         <w:rPr>
-          <w:rStyle w:val="QuoteChar"/>
+          <w:rStyle w:val="CitaCar"/>
           <w:lang w:val="en-NZ"/>
         </w:rPr>
         <w:t xml:space="preserve"> et al. (2013)</w:t>
@@ -1536,7 +1585,7 @@
       </w:r>
       <w:r>
         <w:rPr>
-          <w:rStyle w:val="QuoteChar"/>
+          <w:rStyle w:val="CitaCar"/>
           <w:lang w:val="en-NZ"/>
         </w:rPr>
         <w:t>(</w:t>
@@ -1544,7 +1593,7 @@
       <w:proofErr w:type="spellStart"/>
       <w:r>
         <w:rPr>
-          <w:rStyle w:val="QuoteChar"/>
+          <w:rStyle w:val="CitaCar"/>
           <w:lang w:val="en-NZ"/>
         </w:rPr>
         <w:t>Pinelle</w:t>
@@ -1552,7 +1601,7 @@
       <w:proofErr w:type="spellEnd"/>
       <w:r>
         <w:rPr>
-          <w:rStyle w:val="QuoteChar"/>
+          <w:rStyle w:val="CitaCar"/>
           <w:lang w:val="en-NZ"/>
         </w:rPr>
         <w:t xml:space="preserve">, </w:t>
@@ -1560,7 +1609,7 @@
       <w:proofErr w:type="spellStart"/>
       <w:r>
         <w:rPr>
-          <w:rStyle w:val="QuoteChar"/>
+          <w:rStyle w:val="CitaCar"/>
           <w:lang w:val="en-NZ"/>
         </w:rPr>
         <w:t>Gutwin</w:t>
@@ -1568,7 +1617,7 @@
       <w:proofErr w:type="spellEnd"/>
       <w:r>
         <w:rPr>
-          <w:rStyle w:val="QuoteChar"/>
+          <w:rStyle w:val="CitaCar"/>
           <w:lang w:val="en-NZ"/>
         </w:rPr>
         <w:t>, &amp; Greenberg, 2003; Scoular, Duckworth &amp; Heard, 2020)</w:t>
@@ -1589,13 +1638,12 @@
         <w:rPr>
           <w:lang w:val="en-NZ"/>
         </w:rPr>
-        <w:lastRenderedPageBreak/>
         <w:t>identified, representing the most common activities done in a collaborative activity and that could be supported by an AR application. Three principles guided the final selection:</w:t>
       </w:r>
     </w:p>
     <w:p>
       <w:pPr>
-        <w:pStyle w:val="ListParagraph"/>
+        <w:pStyle w:val="Prrafodelista"/>
         <w:numPr>
           <w:ilvl w:val="0"/>
           <w:numId w:val="4"/>
@@ -1626,7 +1674,7 @@
     </w:p>
     <w:p>
       <w:pPr>
-        <w:pStyle w:val="ListParagraph"/>
+        <w:pStyle w:val="Prrafodelista"/>
         <w:numPr>
           <w:ilvl w:val="0"/>
           <w:numId w:val="4"/>
@@ -1640,12 +1688,13 @@
         <w:rPr>
           <w:lang w:val="en-NZ"/>
         </w:rPr>
+        <w:lastRenderedPageBreak/>
         <w:t>All members of the team have access to the same AR application but not necessarily to the same platform nor do they have the same means of interaction.</w:t>
       </w:r>
     </w:p>
     <w:p>
       <w:pPr>
-        <w:pStyle w:val="ListParagraph"/>
+        <w:pStyle w:val="Prrafodelista"/>
         <w:numPr>
           <w:ilvl w:val="0"/>
           <w:numId w:val="4"/>
@@ -1779,7 +1828,7 @@
       </w:r>
       <w:r>
         <w:rPr>
-          <w:rStyle w:val="QuoteChar"/>
+          <w:rStyle w:val="CitaCar"/>
           <w:lang w:val="en-NZ"/>
         </w:rPr>
         <w:t>Reilly et al. (2014)</w:t>
@@ -1792,7 +1841,7 @@
       </w:r>
       <w:r>
         <w:rPr>
-          <w:rStyle w:val="QuoteChar"/>
+          <w:rStyle w:val="CitaCar"/>
           <w:lang w:val="en-NZ"/>
         </w:rPr>
         <w:t>Lebeck, Ruth, Kohno, and Roesner (2018)</w:t>
@@ -1831,7 +1880,7 @@
       </w:r>
       <w:r>
         <w:rPr>
-          <w:rStyle w:val="QuoteChar"/>
+          <w:rStyle w:val="CitaCar"/>
           <w:lang w:val="en-NZ"/>
         </w:rPr>
         <w:t>(</w:t>
@@ -1839,7 +1888,7 @@
       <w:proofErr w:type="spellStart"/>
       <w:r>
         <w:rPr>
-          <w:rStyle w:val="QuoteChar"/>
+          <w:rStyle w:val="CitaCar"/>
           <w:lang w:val="en-NZ"/>
         </w:rPr>
         <w:t>Zigurs</w:t>
@@ -1847,7 +1896,7 @@
       <w:proofErr w:type="spellEnd"/>
       <w:r>
         <w:rPr>
-          <w:rStyle w:val="QuoteChar"/>
+          <w:rStyle w:val="CitaCar"/>
           <w:lang w:val="en-NZ"/>
         </w:rPr>
         <w:t xml:space="preserve"> refers to &amp; Munkvold, 2006)</w:t>
@@ -1857,6 +1906,37 @@
           <w:lang w:val="en-NZ"/>
         </w:rPr>
         <w:t>, those that could benefit from AR augmentation, or at the very least, be compatible within an AR setting. This assumption was particularly relevant given the decision to maintain synchronous team interactions within the same physical space. This category also considers actions done by an individual managing an activity for several groups at the same time, like a teacher or a coach guiding the experience.</w:t>
+      </w:r>
+    </w:p>
+    <w:p>
+      <w:pPr>
+        <w:jc w:val="both"/>
+        <w:rPr>
+          <w:lang w:val="en-NZ"/>
+        </w:rPr>
+      </w:pPr>
+      <w:r>
+        <w:rPr>
+          <w:highlight w:val="red"/>
+          <w:lang w:val="en-NZ"/>
+        </w:rPr>
+        <w:t xml:space="preserve">All the selected actions reflected scenarios that could be present during the observation sessions in the case study but did not necessarily </w:t>
+      </w:r>
+      <w:proofErr w:type="gramStart"/>
+      <w:r>
+        <w:rPr>
+          <w:highlight w:val="red"/>
+          <w:lang w:val="en-NZ"/>
+        </w:rPr>
+        <w:t>reflected</w:t>
+      </w:r>
+      <w:proofErr w:type="gramEnd"/>
+      <w:r>
+        <w:rPr>
+          <w:highlight w:val="red"/>
+          <w:lang w:val="en-NZ"/>
+        </w:rPr>
+        <w:t xml:space="preserve"> the final observations and the real usage of the tool, only what was observed from test runs outside the classroom and during the interaction design process.</w:t>
       </w:r>
     </w:p>
     <w:p>
@@ -1921,7 +2001,7 @@
     </w:p>
     <w:p>
       <w:pPr>
-        <w:pStyle w:val="Caption"/>
+        <w:pStyle w:val="Descripcin"/>
         <w:jc w:val="center"/>
         <w:rPr>
           <w:rFonts w:asciiTheme="majorHAnsi" w:hAnsiTheme="majorHAnsi" w:cstheme="majorHAnsi"/>
@@ -2136,7 +2216,7 @@
     </w:p>
     <w:p>
       <w:pPr>
-        <w:pStyle w:val="Caption"/>
+        <w:pStyle w:val="Descripcin"/>
         <w:jc w:val="center"/>
         <w:rPr>
           <w:rFonts w:asciiTheme="majorHAnsi" w:hAnsiTheme="majorHAnsi" w:cstheme="majorHAnsi"/>
@@ -2200,7 +2280,7 @@
       </w:r>
       <w:r>
         <w:rPr>
-          <w:rStyle w:val="QuoteChar"/>
+          <w:rStyle w:val="CitaCar"/>
           <w:sz w:val="20"/>
           <w:szCs w:val="20"/>
           <w:lang w:val="en-NZ"/>
@@ -2209,7 +2289,7 @@
       </w:r>
       <w:r>
         <w:rPr>
-          <w:rStyle w:val="QuoteChar"/>
+          <w:rStyle w:val="CitaCar"/>
           <w:sz w:val="20"/>
           <w:szCs w:val="20"/>
           <w:lang w:val="en-US"/>
@@ -2219,7 +2299,7 @@
       <w:proofErr w:type="spellStart"/>
       <w:r>
         <w:rPr>
-          <w:rStyle w:val="QuoteChar"/>
+          <w:rStyle w:val="CitaCar"/>
           <w:sz w:val="20"/>
           <w:szCs w:val="20"/>
           <w:lang w:val="en-NZ"/>
@@ -2229,7 +2309,7 @@
       <w:proofErr w:type="spellEnd"/>
       <w:r>
         <w:rPr>
-          <w:rStyle w:val="QuoteChar"/>
+          <w:rStyle w:val="CitaCar"/>
           <w:sz w:val="20"/>
           <w:szCs w:val="20"/>
           <w:lang w:val="en-NZ"/>
@@ -2238,7 +2318,7 @@
       </w:r>
       <w:r>
         <w:rPr>
-          <w:rStyle w:val="QuoteChar"/>
+          <w:rStyle w:val="CitaCar"/>
           <w:sz w:val="20"/>
           <w:szCs w:val="20"/>
           <w:lang w:val="en-NZ"/>
@@ -2467,7 +2547,7 @@
       <w:pPr>
         <w:jc w:val="both"/>
         <w:rPr>
-          <w:rStyle w:val="QuoteChar"/>
+          <w:rStyle w:val="CitaCar"/>
           <w:lang w:val="en-NZ"/>
         </w:rPr>
       </w:pPr>
@@ -2479,7 +2559,7 @@
       </w:r>
       <w:r>
         <w:rPr>
-          <w:rStyle w:val="QuoteChar"/>
+          <w:rStyle w:val="CitaCar"/>
           <w:lang w:val="en-NZ"/>
         </w:rPr>
         <w:t>(</w:t>
@@ -2487,7 +2567,7 @@
       <w:proofErr w:type="spellStart"/>
       <w:r>
         <w:rPr>
-          <w:rStyle w:val="QuoteChar"/>
+          <w:rStyle w:val="CitaCar"/>
           <w:lang w:val="en-NZ"/>
         </w:rPr>
         <w:t>Wobbrock</w:t>
@@ -2495,7 +2575,7 @@
       <w:proofErr w:type="spellEnd"/>
       <w:r>
         <w:rPr>
-          <w:rStyle w:val="QuoteChar"/>
+          <w:rStyle w:val="CitaCar"/>
           <w:lang w:val="en-NZ"/>
         </w:rPr>
         <w:t>, Aung, Rothrock, &amp; Myers, 2005).</w:t>
@@ -2784,7 +2864,7 @@
     </w:p>
     <w:p>
       <w:pPr>
-        <w:pStyle w:val="Caption"/>
+        <w:pStyle w:val="Descripcin"/>
         <w:jc w:val="center"/>
         <w:rPr>
           <w:rFonts w:asciiTheme="majorHAnsi" w:hAnsiTheme="majorHAnsi" w:cstheme="majorHAnsi"/>
@@ -2843,7 +2923,7 @@
     </w:p>
     <w:p>
       <w:pPr>
-        <w:pStyle w:val="Heading3"/>
+        <w:pStyle w:val="Ttulo3"/>
         <w:rPr>
           <w:lang w:val="en-NZ"/>
         </w:rPr>
@@ -3029,7 +3109,7 @@
     </w:p>
     <w:p>
       <w:pPr>
-        <w:pStyle w:val="Caption"/>
+        <w:pStyle w:val="Descripcin"/>
         <w:jc w:val="center"/>
         <w:rPr>
           <w:rFonts w:asciiTheme="majorHAnsi" w:hAnsiTheme="majorHAnsi" w:cstheme="majorHAnsi"/>
@@ -3289,7 +3369,7 @@
     </w:p>
     <w:p>
       <w:pPr>
-        <w:pStyle w:val="Caption"/>
+        <w:pStyle w:val="Descripcin"/>
         <w:jc w:val="center"/>
         <w:rPr>
           <w:rFonts w:asciiTheme="majorHAnsi" w:hAnsiTheme="majorHAnsi" w:cstheme="majorHAnsi"/>
@@ -3395,7 +3475,7 @@
     </w:p>
     <w:p>
       <w:pPr>
-        <w:pStyle w:val="Caption"/>
+        <w:pStyle w:val="Descripcin"/>
         <w:jc w:val="center"/>
         <w:rPr>
           <w:rFonts w:asciiTheme="majorHAnsi" w:hAnsiTheme="majorHAnsi" w:cstheme="majorHAnsi"/>
@@ -3490,7 +3570,7 @@
     </w:p>
     <w:p>
       <w:pPr>
-        <w:pStyle w:val="Caption"/>
+        <w:pStyle w:val="Descripcin"/>
         <w:jc w:val="center"/>
         <w:rPr>
           <w:rFonts w:asciiTheme="majorHAnsi" w:hAnsiTheme="majorHAnsi" w:cstheme="majorHAnsi"/>
@@ -3608,7 +3688,7 @@
     </w:p>
     <w:p>
       <w:pPr>
-        <w:pStyle w:val="Caption"/>
+        <w:pStyle w:val="Descripcin"/>
         <w:jc w:val="center"/>
         <w:rPr>
           <w:rFonts w:asciiTheme="majorHAnsi" w:hAnsiTheme="majorHAnsi" w:cstheme="majorHAnsi"/>
@@ -3945,7 +4025,7 @@
     </w:p>
     <w:p>
       <w:pPr>
-        <w:pStyle w:val="Caption"/>
+        <w:pStyle w:val="Descripcin"/>
         <w:jc w:val="center"/>
         <w:rPr>
           <w:rFonts w:asciiTheme="majorHAnsi" w:hAnsiTheme="majorHAnsi" w:cstheme="majorHAnsi"/>
@@ -4098,7 +4178,7 @@
     </w:p>
     <w:p>
       <w:pPr>
-        <w:pStyle w:val="Caption"/>
+        <w:pStyle w:val="Descripcin"/>
         <w:jc w:val="center"/>
         <w:rPr>
           <w:rFonts w:asciiTheme="majorHAnsi" w:hAnsiTheme="majorHAnsi" w:cstheme="majorHAnsi"/>
@@ -4270,7 +4350,7 @@
     </w:p>
     <w:p>
       <w:pPr>
-        <w:pStyle w:val="Caption"/>
+        <w:pStyle w:val="Descripcin"/>
         <w:jc w:val="center"/>
         <w:rPr>
           <w:rFonts w:asciiTheme="majorHAnsi" w:hAnsiTheme="majorHAnsi" w:cstheme="majorHAnsi"/>
@@ -4529,7 +4609,7 @@
     </w:p>
     <w:p>
       <w:pPr>
-        <w:pStyle w:val="Caption"/>
+        <w:pStyle w:val="Descripcin"/>
         <w:jc w:val="center"/>
         <w:rPr>
           <w:rFonts w:asciiTheme="majorHAnsi" w:hAnsiTheme="majorHAnsi" w:cstheme="majorHAnsi"/>
@@ -4721,7 +4801,7 @@
     </w:p>
     <w:p>
       <w:pPr>
-        <w:pStyle w:val="Caption"/>
+        <w:pStyle w:val="Descripcin"/>
         <w:jc w:val="center"/>
         <w:rPr>
           <w:rFonts w:asciiTheme="majorHAnsi" w:hAnsiTheme="majorHAnsi" w:cstheme="majorHAnsi"/>
@@ -4800,7 +4880,7 @@
     </w:p>
     <w:p>
       <w:pPr>
-        <w:pStyle w:val="Caption"/>
+        <w:pStyle w:val="Descripcin"/>
         <w:jc w:val="center"/>
         <w:rPr>
           <w:rFonts w:asciiTheme="majorHAnsi" w:hAnsiTheme="majorHAnsi" w:cstheme="majorHAnsi"/>
@@ -5058,7 +5138,7 @@
     </w:p>
     <w:p>
       <w:pPr>
-        <w:pStyle w:val="Caption"/>
+        <w:pStyle w:val="Descripcin"/>
         <w:jc w:val="center"/>
         <w:rPr>
           <w:rFonts w:asciiTheme="majorHAnsi" w:hAnsiTheme="majorHAnsi" w:cstheme="majorHAnsi"/>
@@ -5229,7 +5309,7 @@
     </w:p>
     <w:p>
       <w:pPr>
-        <w:pStyle w:val="Caption"/>
+        <w:pStyle w:val="Descripcin"/>
         <w:jc w:val="center"/>
         <w:rPr>
           <w:rFonts w:asciiTheme="majorHAnsi" w:hAnsiTheme="majorHAnsi" w:cstheme="majorHAnsi"/>
@@ -5392,7 +5472,7 @@
     </w:p>
     <w:p>
       <w:pPr>
-        <w:pStyle w:val="Caption"/>
+        <w:pStyle w:val="Descripcin"/>
         <w:jc w:val="center"/>
         <w:rPr>
           <w:rFonts w:asciiTheme="majorHAnsi" w:hAnsiTheme="majorHAnsi" w:cstheme="majorHAnsi"/>
@@ -5664,7 +5744,7 @@
     </w:p>
     <w:p>
       <w:pPr>
-        <w:pStyle w:val="Caption"/>
+        <w:pStyle w:val="Descripcin"/>
         <w:jc w:val="center"/>
         <w:rPr>
           <w:rFonts w:asciiTheme="majorHAnsi" w:hAnsiTheme="majorHAnsi" w:cstheme="majorHAnsi"/>
@@ -5822,7 +5902,7 @@
     </w:p>
     <w:p>
       <w:pPr>
-        <w:pStyle w:val="Caption"/>
+        <w:pStyle w:val="Descripcin"/>
         <w:jc w:val="center"/>
         <w:rPr>
           <w:rFonts w:asciiTheme="majorHAnsi" w:hAnsiTheme="majorHAnsi" w:cstheme="majorHAnsi"/>
@@ -5843,7 +5923,7 @@
     </w:p>
     <w:p>
       <w:pPr>
-        <w:pStyle w:val="Heading3"/>
+        <w:pStyle w:val="Ttulo3"/>
         <w:rPr>
           <w:lang w:val="en-NZ"/>
         </w:rPr>
@@ -6056,7 +6136,7 @@
     </w:p>
     <w:p>
       <w:pPr>
-        <w:pStyle w:val="ListParagraph"/>
+        <w:pStyle w:val="Prrafodelista"/>
         <w:numPr>
           <w:ilvl w:val="0"/>
           <w:numId w:val="5"/>
@@ -6105,7 +6185,7 @@
     </w:p>
     <w:p>
       <w:pPr>
-        <w:pStyle w:val="ListParagraph"/>
+        <w:pStyle w:val="Prrafodelista"/>
         <w:numPr>
           <w:ilvl w:val="0"/>
           <w:numId w:val="5"/>
@@ -6136,7 +6216,7 @@
     </w:p>
     <w:p>
       <w:pPr>
-        <w:pStyle w:val="ListParagraph"/>
+        <w:pStyle w:val="Prrafodelista"/>
         <w:numPr>
           <w:ilvl w:val="0"/>
           <w:numId w:val="5"/>
@@ -6336,7 +6416,7 @@
     </w:p>
     <w:p>
       <w:pPr>
-        <w:pStyle w:val="Heading2"/>
+        <w:pStyle w:val="Ttulo2"/>
         <w:rPr>
           <w:lang w:val="en-NZ"/>
         </w:rPr>
@@ -6736,7 +6816,7 @@
     </w:p>
     <w:p>
       <w:pPr>
-        <w:pStyle w:val="Caption"/>
+        <w:pStyle w:val="Descripcin"/>
         <w:jc w:val="center"/>
         <w:rPr>
           <w:rFonts w:asciiTheme="majorHAnsi" w:hAnsiTheme="majorHAnsi" w:cstheme="majorHAnsi"/>
@@ -6756,7 +6836,7 @@
       </w:r>
       <w:r>
         <w:rPr>
-          <w:rStyle w:val="FootnoteReference"/>
+          <w:rStyle w:val="Refdenotaalpie"/>
           <w:rFonts w:asciiTheme="majorHAnsi" w:hAnsiTheme="majorHAnsi" w:cstheme="majorHAnsi"/>
           <w:sz w:val="24"/>
           <w:szCs w:val="24"/>
@@ -6949,32 +7029,6 @@
         <w:rPr>
           <w:lang w:val="en-NZ"/>
         </w:rPr>
-        <w:t xml:space="preserve">Paired with information obtained during the testing stage of the first implementation process, this prompted a strong change on the approach for the design of several of the functionalities of WorkshopAR. It was decided that a better approach was to hint or discuss ideal structures for the collaborative work of the users, but without enforcing it. This prompted flexibility in the usage of the tool and would lower the disruption that the data gathering process could create in the workflow of the students during the </w:t>
-      </w:r>
-      <w:r>
-        <w:rPr>
-          <w:lang w:val="en-NZ"/>
-        </w:rPr>
-        <w:t>classroom</w:t>
-      </w:r>
-      <w:r>
-        <w:rPr>
-          <w:lang w:val="en-NZ"/>
-        </w:rPr>
-        <w:t xml:space="preserve"> sessions.</w:t>
-      </w:r>
-    </w:p>
-    <w:p>
-      <w:pPr>
-        <w:jc w:val="both"/>
-        <w:rPr>
-          <w:lang w:val="en-NZ"/>
-        </w:rPr>
-      </w:pPr>
-      <w:r>
-        <w:rPr>
-          <w:lang w:val="en-NZ"/>
-        </w:rPr>
         <w:t>In summary, the research process on collaborative gestures informed several aspects of the interaction design of WorkshopAR</w:t>
       </w:r>
       <w:r>
@@ -6992,7 +7046,7 @@
     </w:p>
     <w:p>
       <w:pPr>
-        <w:pStyle w:val="ListParagraph"/>
+        <w:pStyle w:val="Prrafodelista"/>
         <w:numPr>
           <w:ilvl w:val="0"/>
           <w:numId w:val="6"/>
@@ -7011,7 +7065,7 @@
     </w:p>
     <w:p>
       <w:pPr>
-        <w:pStyle w:val="ListParagraph"/>
+        <w:pStyle w:val="Prrafodelista"/>
         <w:numPr>
           <w:ilvl w:val="0"/>
           <w:numId w:val="6"/>
@@ -7042,7 +7096,7 @@
     </w:p>
     <w:p>
       <w:pPr>
-        <w:pStyle w:val="ListParagraph"/>
+        <w:pStyle w:val="Prrafodelista"/>
         <w:numPr>
           <w:ilvl w:val="0"/>
           <w:numId w:val="6"/>
@@ -7093,7 +7147,7 @@
     </w:p>
     <w:p>
       <w:pPr>
-        <w:pStyle w:val="Heading1"/>
+        <w:pStyle w:val="Ttulo1"/>
         <w:rPr>
           <w:lang w:val="en-NZ"/>
         </w:rPr>
@@ -7107,7 +7161,7 @@
     </w:p>
     <w:p>
       <w:pPr>
-        <w:pStyle w:val="Heading2"/>
+        <w:pStyle w:val="Ttulo2"/>
         <w:rPr>
           <w:lang w:val="en-NZ"/>
         </w:rPr>
@@ -7147,7 +7201,7 @@
     </w:p>
     <w:p>
       <w:pPr>
-        <w:pStyle w:val="ListParagraph"/>
+        <w:pStyle w:val="Prrafodelista"/>
         <w:numPr>
           <w:ilvl w:val="0"/>
           <w:numId w:val="7"/>
@@ -7178,7 +7232,7 @@
     </w:p>
     <w:p>
       <w:pPr>
-        <w:pStyle w:val="ListParagraph"/>
+        <w:pStyle w:val="Prrafodelista"/>
         <w:numPr>
           <w:ilvl w:val="0"/>
           <w:numId w:val="7"/>
@@ -7221,7 +7275,7 @@
     </w:p>
     <w:p>
       <w:pPr>
-        <w:pStyle w:val="ListParagraph"/>
+        <w:pStyle w:val="Prrafodelista"/>
         <w:numPr>
           <w:ilvl w:val="0"/>
           <w:numId w:val="7"/>
@@ -7235,7 +7289,6 @@
         <w:rPr>
           <w:lang w:val="en-NZ"/>
         </w:rPr>
-        <w:lastRenderedPageBreak/>
         <w:t xml:space="preserve">Open the </w:t>
       </w:r>
       <w:r>
@@ -7253,7 +7306,7 @@
     </w:p>
     <w:p>
       <w:pPr>
-        <w:pStyle w:val="ListParagraph"/>
+        <w:pStyle w:val="Prrafodelista"/>
         <w:numPr>
           <w:ilvl w:val="0"/>
           <w:numId w:val="7"/>
@@ -7328,7 +7381,7 @@
     </w:p>
     <w:p>
       <w:pPr>
-        <w:pStyle w:val="ListParagraph"/>
+        <w:pStyle w:val="Prrafodelista"/>
         <w:numPr>
           <w:ilvl w:val="0"/>
           <w:numId w:val="8"/>
@@ -7342,6 +7395,7 @@
         <w:rPr>
           <w:lang w:val="en-NZ"/>
         </w:rPr>
+        <w:lastRenderedPageBreak/>
         <w:t>Joining a configured room and visualizing other participants in the session</w:t>
       </w:r>
       <w:r>
@@ -7353,7 +7407,7 @@
     </w:p>
     <w:p>
       <w:pPr>
-        <w:pStyle w:val="ListParagraph"/>
+        <w:pStyle w:val="Prrafodelista"/>
         <w:numPr>
           <w:ilvl w:val="0"/>
           <w:numId w:val="8"/>
@@ -7384,7 +7438,7 @@
     </w:p>
     <w:p>
       <w:pPr>
-        <w:pStyle w:val="ListParagraph"/>
+        <w:pStyle w:val="Prrafodelista"/>
         <w:numPr>
           <w:ilvl w:val="0"/>
           <w:numId w:val="8"/>
@@ -7403,7 +7457,7 @@
     </w:p>
     <w:p>
       <w:pPr>
-        <w:pStyle w:val="ListParagraph"/>
+        <w:pStyle w:val="Prrafodelista"/>
         <w:numPr>
           <w:ilvl w:val="0"/>
           <w:numId w:val="8"/>
@@ -7456,67 +7510,141 @@
       <w:pPr>
         <w:jc w:val="both"/>
         <w:rPr>
-          <w:lang w:val="en-NZ"/>
-        </w:rPr>
-      </w:pPr>
-      <w:r>
-        <w:rPr>
-          <w:lang w:val="en-NZ"/>
-        </w:rPr>
-        <w:t xml:space="preserve">The following sections will explore the results obtained for each milestone and the data gathered in each testing phase. It is important to remark that the process itself was not as structured or as sequential as explained. Although there </w:t>
-      </w:r>
-      <w:r>
-        <w:rPr>
+          <w:highlight w:val="red"/>
+          <w:lang w:val="en-NZ"/>
+        </w:rPr>
+      </w:pPr>
+      <w:r>
+        <w:rPr>
+          <w:lang w:val="en-NZ"/>
+        </w:rPr>
+        <w:t xml:space="preserve">The following sections will explore the results obtained for each milestone and the data gathered in each testing phase. It is important to remark that the process itself was not as structured or as sequential as explained. </w:t>
+      </w:r>
+      <w:r>
+        <w:rPr>
+          <w:highlight w:val="red"/>
+          <w:lang w:val="en-NZ"/>
+        </w:rPr>
+        <w:t xml:space="preserve">Although there </w:t>
+      </w:r>
+      <w:r>
+        <w:rPr>
+          <w:highlight w:val="red"/>
           <w:lang w:val="en-NZ"/>
         </w:rPr>
         <w:t>were</w:t>
       </w:r>
       <w:r>
         <w:rPr>
+          <w:highlight w:val="red"/>
           <w:lang w:val="en-NZ"/>
         </w:rPr>
         <w:t xml:space="preserve"> a clear plan and a tangible set of goals guiding the process, each milestone was work upon and tested in parallel and at different point</w:t>
       </w:r>
       <w:r>
         <w:rPr>
+          <w:highlight w:val="red"/>
           <w:lang w:val="en-NZ"/>
         </w:rPr>
         <w:t>s</w:t>
       </w:r>
       <w:r>
         <w:rPr>
+          <w:highlight w:val="red"/>
           <w:lang w:val="en-NZ"/>
         </w:rPr>
         <w:t xml:space="preserve"> of development, keeping a constant communication loop with testers and st</w:t>
       </w:r>
       <w:r>
         <w:rPr>
+          <w:highlight w:val="red"/>
           <w:lang w:val="en-NZ"/>
         </w:rPr>
         <w:t>udents</w:t>
       </w:r>
       <w:r>
         <w:rPr>
+          <w:highlight w:val="red"/>
           <w:lang w:val="en-NZ"/>
         </w:rPr>
         <w:t xml:space="preserve"> but without following any formal sequence of steps or</w:t>
       </w:r>
       <w:r>
         <w:rPr>
+          <w:highlight w:val="red"/>
           <w:lang w:val="en-NZ"/>
         </w:rPr>
         <w:t xml:space="preserve"> a</w:t>
       </w:r>
       <w:r>
         <w:rPr>
-          <w:lang w:val="en-NZ"/>
-        </w:rPr>
-        <w:t xml:space="preserve"> staged process. The following analyses are shown in isolation to facilitated communication and exposition but work itself was more fluid and less sequential.</w:t>
-      </w:r>
-    </w:p>
-    <w:p>
-      <w:pPr>
-        <w:pStyle w:val="Heading3"/>
+          <w:highlight w:val="red"/>
+          <w:lang w:val="en-NZ"/>
+        </w:rPr>
+        <w:t xml:space="preserve"> staged process.</w:t>
+      </w:r>
+    </w:p>
+    <w:p>
+      <w:pPr>
+        <w:jc w:val="both"/>
+        <w:rPr>
+          <w:lang w:val="en-NZ"/>
+        </w:rPr>
+      </w:pPr>
+      <w:r>
+        <w:rPr>
+          <w:highlight w:val="red"/>
+          <w:lang w:val="en-NZ"/>
+        </w:rPr>
+        <w:t xml:space="preserve">In terms of the case study, the iteration ran along the first have of the observed cohort, offering the students the opportunity to interact with the creation of the digital room, the tools to manage the work session and the initial steps to create the interaction with the play objects. This process was gradual and constantly changed in response to the feedback given by the students, </w:t>
+      </w:r>
+      <w:proofErr w:type="gramStart"/>
+      <w:r>
+        <w:rPr>
+          <w:highlight w:val="red"/>
+          <w:lang w:val="en-NZ"/>
+        </w:rPr>
+        <w:t>yet,</w:t>
+      </w:r>
+      <w:proofErr w:type="gramEnd"/>
+      <w:r>
+        <w:rPr>
+          <w:highlight w:val="red"/>
+          <w:lang w:val="en-NZ"/>
+        </w:rPr>
+        <w:t xml:space="preserve"> the </w:t>
+      </w:r>
+      <w:r>
+        <w:rPr>
+          <w:highlight w:val="red"/>
+          <w:lang w:val="en-NZ"/>
+        </w:rPr>
+        <w:t xml:space="preserve">analyses </w:t>
+      </w:r>
+      <w:r>
+        <w:rPr>
+          <w:highlight w:val="red"/>
+          <w:lang w:val="en-NZ"/>
+        </w:rPr>
+        <w:t xml:space="preserve">in the following sections </w:t>
+      </w:r>
+      <w:r>
+        <w:rPr>
+          <w:highlight w:val="red"/>
+          <w:lang w:val="en-NZ"/>
+        </w:rPr>
+        <w:t>are shown in isolation to facilitated communication and exposition</w:t>
+      </w:r>
+      <w:r>
+        <w:rPr>
+          <w:lang w:val="en-NZ"/>
+        </w:rPr>
+        <w:t>.</w:t>
+      </w:r>
+    </w:p>
+    <w:p>
+      <w:pPr>
+        <w:pStyle w:val="Ttulo3"/>
         <w:rPr>
           <w:lang w:val="en-NZ"/>
         </w:rPr>
@@ -7601,7 +7729,13 @@
         <w:rPr>
           <w:lang w:val="en-NZ"/>
         </w:rPr>
-        <w:t xml:space="preserve">Two major principles guided the implementation of the </w:t>
+        <w:t>The</w:t>
+      </w:r>
+      <w:r>
+        <w:rPr>
+          <w:lang w:val="en-NZ"/>
+        </w:rPr>
+        <w:t xml:space="preserve"> </w:t>
       </w:r>
       <w:r>
         <w:rPr>
@@ -7613,7 +7747,31 @@
         <w:rPr>
           <w:lang w:val="en-NZ"/>
         </w:rPr>
-        <w:t xml:space="preserve">oom. In first instance, the </w:t>
+        <w:t>oom hints at structure without enforcing it</w:t>
+      </w:r>
+      <w:r>
+        <w:rPr>
+          <w:lang w:val="en-NZ"/>
+        </w:rPr>
+        <w:t xml:space="preserve"> and </w:t>
+      </w:r>
+      <w:r>
+        <w:rPr>
+          <w:lang w:val="en-NZ"/>
+        </w:rPr>
+        <w:t xml:space="preserve">indicates that a work session is </w:t>
+      </w:r>
+      <w:r>
+        <w:rPr>
+          <w:lang w:val="en-NZ"/>
+        </w:rPr>
+        <w:t xml:space="preserve">running. </w:t>
+      </w:r>
+      <w:r>
+        <w:rPr>
+          <w:lang w:val="en-NZ"/>
+        </w:rPr>
+        <w:t xml:space="preserve">If a user is not working, then that person shouldn’t be in the </w:t>
       </w:r>
       <w:r>
         <w:rPr>
@@ -7625,42 +7783,6 @@
         <w:rPr>
           <w:lang w:val="en-NZ"/>
         </w:rPr>
-        <w:t xml:space="preserve">oom hints at structure without enforcing it, a major design focus in the development of WorkshopAR. The </w:t>
-      </w:r>
-      <w:r>
-        <w:rPr>
-          <w:lang w:val="en-NZ"/>
-        </w:rPr>
-        <w:t>R</w:t>
-      </w:r>
-      <w:r>
-        <w:rPr>
-          <w:lang w:val="en-NZ"/>
-        </w:rPr>
-        <w:t xml:space="preserve">oom indicates that a work session is happening, and to enter the </w:t>
-      </w:r>
-      <w:r>
-        <w:rPr>
-          <w:lang w:val="en-NZ"/>
-        </w:rPr>
-        <w:t>R</w:t>
-      </w:r>
-      <w:r>
-        <w:rPr>
-          <w:lang w:val="en-NZ"/>
-        </w:rPr>
-        <w:t xml:space="preserve">oom means to start focusing on the tasks and goals planed for the session. If a user is not working, then that person shouldn’t be in the </w:t>
-      </w:r>
-      <w:r>
-        <w:rPr>
-          <w:lang w:val="en-NZ"/>
-        </w:rPr>
-        <w:t>R</w:t>
-      </w:r>
-      <w:r>
-        <w:rPr>
-          <w:lang w:val="en-NZ"/>
-        </w:rPr>
         <w:t>oom, but without leaving the physical space shared with the other teammates.</w:t>
       </w:r>
       <w:r>
@@ -7673,7 +7795,13 @@
         <w:rPr>
           <w:lang w:val="en-NZ"/>
         </w:rPr>
-        <w:t xml:space="preserve">Following a similar line of though, hopping between </w:t>
+        <w:t>H</w:t>
+      </w:r>
+      <w:r>
+        <w:rPr>
+          <w:lang w:val="en-NZ"/>
+        </w:rPr>
+        <w:t xml:space="preserve">opping between </w:t>
       </w:r>
       <w:r>
         <w:rPr>
@@ -7701,58 +7829,70 @@
         <w:rPr>
           <w:lang w:val="en-NZ"/>
         </w:rPr>
+        <w:t xml:space="preserve">The Room also </w:t>
+      </w:r>
+      <w:r>
+        <w:rPr>
+          <w:lang w:val="en-NZ"/>
+        </w:rPr>
+        <w:t>anchor</w:t>
+      </w:r>
+      <w:r>
+        <w:rPr>
+          <w:lang w:val="en-NZ"/>
+        </w:rPr>
+        <w:t>s</w:t>
+      </w:r>
+      <w:r>
+        <w:rPr>
+          <w:lang w:val="en-NZ"/>
+        </w:rPr>
+        <w:t xml:space="preserve"> concepts and ideas to physical elements. It is a principle also linked to flexibility, to make the users think about allocating </w:t>
+      </w:r>
+      <w:r>
+        <w:rPr>
+          <w:lang w:val="en-NZ"/>
+        </w:rPr>
+        <w:t xml:space="preserve">a </w:t>
+      </w:r>
+      <w:r>
+        <w:rPr>
+          <w:lang w:val="en-NZ"/>
+        </w:rPr>
+        <w:t>space suitable to work and to gather all the needed resources, but allowing the use of any type of space, not only a literal, physical room. Any space could be augmented to fit the needs of the work session.</w:t>
+      </w:r>
+    </w:p>
+    <w:p>
+      <w:pPr>
+        <w:jc w:val="both"/>
+        <w:rPr>
+          <w:lang w:val="en-NZ"/>
+        </w:rPr>
+      </w:pPr>
+      <w:r>
+        <w:rPr>
+          <w:lang w:val="en-NZ"/>
+        </w:rPr>
+        <w:t>The idea of collaborative augmentation is also at play here,</w:t>
+      </w:r>
+      <w:r>
+        <w:rPr>
+          <w:lang w:val="en-NZ"/>
+        </w:rPr>
+        <w:t xml:space="preserve"> </w:t>
+      </w:r>
+      <w:r>
+        <w:rPr>
+          <w:lang w:val="en-NZ"/>
+        </w:rPr>
+        <w:t xml:space="preserve">the users can stablish a link between the selected space and all the digital information selected, adding a layer of </w:t>
+      </w:r>
+      <w:r>
+        <w:rPr>
+          <w:lang w:val="en-NZ"/>
+        </w:rPr>
         <w:lastRenderedPageBreak/>
-        <w:t>The second principle is</w:t>
-      </w:r>
-      <w:r>
-        <w:rPr>
-          <w:lang w:val="en-NZ"/>
-        </w:rPr>
-        <w:t xml:space="preserve"> </w:t>
-      </w:r>
-      <w:r>
-        <w:rPr>
-          <w:lang w:val="en-NZ"/>
-        </w:rPr>
-        <w:t xml:space="preserve">to anchor concepts and ideas to physical elements. It is a principle also linked to flexibility, to make the users think about allocating </w:t>
-      </w:r>
-      <w:r>
-        <w:rPr>
-          <w:lang w:val="en-NZ"/>
-        </w:rPr>
-        <w:t xml:space="preserve">a </w:t>
-      </w:r>
-      <w:r>
-        <w:rPr>
-          <w:lang w:val="en-NZ"/>
-        </w:rPr>
-        <w:t>space suitable to work and to gather all the needed resources, but allowing the use of any type of space, not only a literal, physical room. Any space could be augmented to fit the needs of the work session.</w:t>
-      </w:r>
-    </w:p>
-    <w:p>
-      <w:pPr>
-        <w:jc w:val="both"/>
-        <w:rPr>
-          <w:lang w:val="en-NZ"/>
-        </w:rPr>
-      </w:pPr>
-      <w:r>
-        <w:rPr>
-          <w:lang w:val="en-NZ"/>
-        </w:rPr>
-        <w:t>The idea of collaborative augmentation is also at play here,</w:t>
-      </w:r>
-      <w:r>
-        <w:rPr>
-          <w:lang w:val="en-NZ"/>
-        </w:rPr>
-        <w:t xml:space="preserve"> </w:t>
-      </w:r>
-      <w:r>
-        <w:rPr>
-          <w:lang w:val="en-NZ"/>
-        </w:rPr>
-        <w:t>the users can stablish a link between the selected space and all the digital information selected, adding a layer of information to the space that can signify whatever meaning the users want it to have (a wall for ideas, another for issues and another for opportunities i.e.). Figure 2</w:t>
+        <w:t>information to the space that can signify whatever meaning the users want it to have (a wall for ideas, another for issues and another for opportunities i.e.). Figure 2</w:t>
       </w:r>
       <w:r>
         <w:rPr>
@@ -7840,7 +7980,7 @@
     </w:p>
     <w:p>
       <w:pPr>
-        <w:pStyle w:val="Caption"/>
+        <w:pStyle w:val="Descripcin"/>
         <w:jc w:val="center"/>
         <w:rPr>
           <w:rFonts w:asciiTheme="majorHAnsi" w:hAnsiTheme="majorHAnsi" w:cstheme="majorHAnsi"/>
@@ -7937,7 +8077,7 @@
     </w:p>
     <w:p>
       <w:pPr>
-        <w:pStyle w:val="ListParagraph"/>
+        <w:pStyle w:val="Prrafodelista"/>
         <w:numPr>
           <w:ilvl w:val="0"/>
           <w:numId w:val="9"/>
@@ -8004,7 +8144,7 @@
     </w:p>
     <w:p>
       <w:pPr>
-        <w:pStyle w:val="ListParagraph"/>
+        <w:pStyle w:val="Prrafodelista"/>
         <w:numPr>
           <w:ilvl w:val="0"/>
           <w:numId w:val="9"/>
@@ -8023,7 +8163,7 @@
     </w:p>
     <w:p>
       <w:pPr>
-        <w:pStyle w:val="ListParagraph"/>
+        <w:pStyle w:val="Prrafodelista"/>
         <w:numPr>
           <w:ilvl w:val="0"/>
           <w:numId w:val="9"/>
@@ -8075,110 +8215,116 @@
         <w:rPr>
           <w:lang w:val="en-NZ"/>
         </w:rPr>
+        <w:t>The</w:t>
+      </w:r>
+      <w:r>
+        <w:rPr>
+          <w:lang w:val="en-NZ"/>
+        </w:rPr>
+        <w:t xml:space="preserve"> host user only needs to select the </w:t>
+      </w:r>
+      <w:r>
+        <w:rPr>
+          <w:lang w:val="en-NZ"/>
+        </w:rPr>
+        <w:t>R</w:t>
+      </w:r>
+      <w:r>
+        <w:rPr>
+          <w:lang w:val="en-NZ"/>
+        </w:rPr>
+        <w:t>oom creation and provide a</w:t>
+      </w:r>
+      <w:r>
+        <w:rPr>
+          <w:lang w:val="en-NZ"/>
+        </w:rPr>
+        <w:t xml:space="preserve"> </w:t>
+      </w:r>
+      <w:r>
+        <w:rPr>
+          <w:lang w:val="en-NZ"/>
+        </w:rPr>
+        <w:t>name, which act as</w:t>
+      </w:r>
+      <w:r>
+        <w:rPr>
+          <w:lang w:val="en-NZ"/>
+        </w:rPr>
+        <w:t xml:space="preserve"> a</w:t>
+      </w:r>
+      <w:r>
+        <w:rPr>
+          <w:lang w:val="en-NZ"/>
+        </w:rPr>
+        <w:t xml:space="preserve"> unique ID for that </w:t>
+      </w:r>
+      <w:r>
+        <w:rPr>
+          <w:lang w:val="en-NZ"/>
+        </w:rPr>
+        <w:t>R</w:t>
+      </w:r>
+      <w:r>
+        <w:rPr>
+          <w:lang w:val="en-NZ"/>
+        </w:rPr>
+        <w:t xml:space="preserve">oom in Lightship, as shown in Figure 22. On the other hand, a client user can search for all the available </w:t>
+      </w:r>
+      <w:r>
+        <w:rPr>
+          <w:lang w:val="en-NZ"/>
+        </w:rPr>
+        <w:t>R</w:t>
+      </w:r>
+      <w:r>
+        <w:rPr>
+          <w:lang w:val="en-NZ"/>
+        </w:rPr>
+        <w:t>ooms created so far for WorkshopAR</w:t>
+      </w:r>
+      <w:r>
+        <w:rPr>
+          <w:lang w:val="en-NZ"/>
+        </w:rPr>
+        <w:t xml:space="preserve"> and join any selected one</w:t>
+      </w:r>
+      <w:r>
+        <w:rPr>
+          <w:lang w:val="en-NZ"/>
+        </w:rPr>
+        <w:t xml:space="preserve">. In a more realistic scenario, in which several groups would be working at the same time, it would be necessary to implement more tools for users to filter and search a </w:t>
+      </w:r>
+      <w:r>
+        <w:rPr>
+          <w:lang w:val="en-NZ"/>
+        </w:rPr>
+        <w:t>R</w:t>
+      </w:r>
+      <w:r>
+        <w:rPr>
+          <w:lang w:val="en-NZ"/>
+        </w:rPr>
+        <w:t xml:space="preserve">oom given its ID, as well as means to compartmentalize the creation of </w:t>
+      </w:r>
+      <w:r>
+        <w:rPr>
+          <w:lang w:val="en-NZ"/>
+        </w:rPr>
+        <w:t>a R</w:t>
+      </w:r>
+      <w:r>
+        <w:rPr>
+          <w:lang w:val="en-NZ"/>
+        </w:rPr>
+        <w:t xml:space="preserve">oom inside bigger logical units </w:t>
+      </w:r>
+      <w:r>
+        <w:rPr>
+          <w:lang w:val="en-NZ"/>
+        </w:rPr>
         <w:lastRenderedPageBreak/>
-        <w:t>The</w:t>
-      </w:r>
-      <w:r>
-        <w:rPr>
-          <w:lang w:val="en-NZ"/>
-        </w:rPr>
-        <w:t xml:space="preserve"> host user only needs to select the </w:t>
-      </w:r>
-      <w:r>
-        <w:rPr>
-          <w:lang w:val="en-NZ"/>
-        </w:rPr>
-        <w:t>R</w:t>
-      </w:r>
-      <w:r>
-        <w:rPr>
-          <w:lang w:val="en-NZ"/>
-        </w:rPr>
-        <w:t>oom creation and provide a</w:t>
-      </w:r>
-      <w:r>
-        <w:rPr>
-          <w:lang w:val="en-NZ"/>
-        </w:rPr>
-        <w:t xml:space="preserve"> </w:t>
-      </w:r>
-      <w:r>
-        <w:rPr>
-          <w:lang w:val="en-NZ"/>
-        </w:rPr>
-        <w:t>name, which act as</w:t>
-      </w:r>
-      <w:r>
-        <w:rPr>
-          <w:lang w:val="en-NZ"/>
-        </w:rPr>
-        <w:t xml:space="preserve"> a</w:t>
-      </w:r>
-      <w:r>
-        <w:rPr>
-          <w:lang w:val="en-NZ"/>
-        </w:rPr>
-        <w:t xml:space="preserve"> unique ID for that </w:t>
-      </w:r>
-      <w:r>
-        <w:rPr>
-          <w:lang w:val="en-NZ"/>
-        </w:rPr>
-        <w:t>R</w:t>
-      </w:r>
-      <w:r>
-        <w:rPr>
-          <w:lang w:val="en-NZ"/>
-        </w:rPr>
-        <w:t xml:space="preserve">oom in Lightship, as shown in Figure 22. On the other hand, a client user can search for all the available </w:t>
-      </w:r>
-      <w:r>
-        <w:rPr>
-          <w:lang w:val="en-NZ"/>
-        </w:rPr>
-        <w:t>R</w:t>
-      </w:r>
-      <w:r>
-        <w:rPr>
-          <w:lang w:val="en-NZ"/>
-        </w:rPr>
-        <w:t>ooms created so far for WorkshopAR</w:t>
-      </w:r>
-      <w:r>
-        <w:rPr>
-          <w:lang w:val="en-NZ"/>
-        </w:rPr>
-        <w:t xml:space="preserve"> and join any selected one</w:t>
-      </w:r>
-      <w:r>
-        <w:rPr>
-          <w:lang w:val="en-NZ"/>
-        </w:rPr>
-        <w:t xml:space="preserve">. In a more realistic scenario, in which several groups would be working at the same time, it would be necessary to implement more tools for users to filter and search a </w:t>
-      </w:r>
-      <w:r>
-        <w:rPr>
-          <w:lang w:val="en-NZ"/>
-        </w:rPr>
-        <w:t>R</w:t>
-      </w:r>
-      <w:r>
-        <w:rPr>
-          <w:lang w:val="en-NZ"/>
-        </w:rPr>
-        <w:t xml:space="preserve">oom given its ID, as well as means to compartmentalize the creation of </w:t>
-      </w:r>
-      <w:r>
-        <w:rPr>
-          <w:lang w:val="en-NZ"/>
-        </w:rPr>
-        <w:t>a R</w:t>
-      </w:r>
-      <w:r>
-        <w:rPr>
-          <w:lang w:val="en-NZ"/>
-        </w:rPr>
-        <w:t>oom inside bigger logical units like classroom</w:t>
+        <w:t>like classroom</w:t>
       </w:r>
       <w:r>
         <w:rPr>
@@ -8378,7 +8524,7 @@
     </w:p>
     <w:p>
       <w:pPr>
-        <w:pStyle w:val="Caption"/>
+        <w:pStyle w:val="Descripcin"/>
         <w:jc w:val="center"/>
         <w:rPr>
           <w:rFonts w:asciiTheme="majorHAnsi" w:hAnsiTheme="majorHAnsi" w:cstheme="majorHAnsi"/>
@@ -8627,7 +8773,7 @@
     </w:p>
     <w:p>
       <w:pPr>
-        <w:pStyle w:val="Caption"/>
+        <w:pStyle w:val="Descripcin"/>
         <w:jc w:val="center"/>
         <w:rPr>
           <w:rFonts w:asciiTheme="majorHAnsi" w:hAnsiTheme="majorHAnsi" w:cstheme="majorHAnsi"/>
@@ -8697,7 +8843,7 @@
       </w:r>
       <w:r>
         <w:rPr>
-          <w:rStyle w:val="QuoteChar"/>
+          <w:rStyle w:val="CitaCar"/>
           <w:lang w:val="en-NZ"/>
         </w:rPr>
         <w:t>(</w:t>
@@ -8705,7 +8851,7 @@
       <w:proofErr w:type="spellStart"/>
       <w:r>
         <w:rPr>
-          <w:rStyle w:val="QuoteChar"/>
+          <w:rStyle w:val="CitaCar"/>
           <w:lang w:val="en-NZ"/>
         </w:rPr>
         <w:t>Brudy</w:t>
@@ -8713,7 +8859,7 @@
       <w:proofErr w:type="spellEnd"/>
       <w:r>
         <w:rPr>
-          <w:rStyle w:val="QuoteChar"/>
+          <w:rStyle w:val="CitaCar"/>
           <w:lang w:val="en-NZ"/>
         </w:rPr>
         <w:t>, 2013).</w:t>
@@ -8735,7 +8881,7 @@
     </w:p>
     <w:p>
       <w:pPr>
-        <w:pStyle w:val="ListParagraph"/>
+        <w:pStyle w:val="Prrafodelista"/>
         <w:numPr>
           <w:ilvl w:val="0"/>
           <w:numId w:val="10"/>
@@ -8754,7 +8900,7 @@
     </w:p>
     <w:p>
       <w:pPr>
-        <w:pStyle w:val="ListParagraph"/>
+        <w:pStyle w:val="Prrafodelista"/>
         <w:numPr>
           <w:ilvl w:val="0"/>
           <w:numId w:val="10"/>
@@ -8797,7 +8943,7 @@
     </w:p>
     <w:p>
       <w:pPr>
-        <w:pStyle w:val="ListParagraph"/>
+        <w:pStyle w:val="Prrafodelista"/>
         <w:numPr>
           <w:ilvl w:val="0"/>
           <w:numId w:val="10"/>
@@ -9031,7 +9177,7 @@
     </w:p>
     <w:p>
       <w:pPr>
-        <w:pStyle w:val="Caption"/>
+        <w:pStyle w:val="Descripcin"/>
         <w:jc w:val="center"/>
         <w:rPr>
           <w:rFonts w:asciiTheme="majorHAnsi" w:hAnsiTheme="majorHAnsi" w:cstheme="majorHAnsi"/>
@@ -9090,7 +9236,7 @@
     </w:p>
     <w:p>
       <w:pPr>
-        <w:pStyle w:val="Heading3"/>
+        <w:pStyle w:val="Ttulo3"/>
         <w:rPr>
           <w:lang w:val="en-NZ"/>
         </w:rPr>
@@ -9142,7 +9288,7 @@
     </w:p>
     <w:p>
       <w:pPr>
-        <w:pStyle w:val="ListParagraph"/>
+        <w:pStyle w:val="Prrafodelista"/>
         <w:numPr>
           <w:ilvl w:val="0"/>
           <w:numId w:val="11"/>
@@ -9161,7 +9307,7 @@
     </w:p>
     <w:p>
       <w:pPr>
-        <w:pStyle w:val="ListParagraph"/>
+        <w:pStyle w:val="Prrafodelista"/>
         <w:numPr>
           <w:ilvl w:val="0"/>
           <w:numId w:val="11"/>
@@ -9205,7 +9351,7 @@
       </w:r>
       <w:r>
         <w:rPr>
-          <w:rStyle w:val="QuoteChar"/>
+          <w:rStyle w:val="CitaCar"/>
           <w:lang w:val="en-NZ"/>
         </w:rPr>
         <w:t>(</w:t>
@@ -9213,7 +9359,7 @@
       <w:proofErr w:type="spellStart"/>
       <w:r>
         <w:rPr>
-          <w:rStyle w:val="QuoteChar"/>
+          <w:rStyle w:val="CitaCar"/>
           <w:lang w:val="en-NZ"/>
         </w:rPr>
         <w:t>ARCore</w:t>
@@ -9221,21 +9367,21 @@
       <w:proofErr w:type="spellEnd"/>
       <w:r>
         <w:rPr>
-          <w:rStyle w:val="QuoteChar"/>
+          <w:rStyle w:val="CitaCar"/>
           <w:lang w:val="en-NZ"/>
         </w:rPr>
         <w:t xml:space="preserve"> Supported Devices, </w:t>
       </w:r>
       <w:r>
         <w:rPr>
-          <w:rStyle w:val="QuoteChar"/>
+          <w:rStyle w:val="CitaCar"/>
           <w:lang w:val="en-NZ"/>
         </w:rPr>
         <w:t>2025</w:t>
       </w:r>
       <w:r>
         <w:rPr>
-          <w:rStyle w:val="QuoteChar"/>
+          <w:rStyle w:val="CitaCar"/>
           <w:lang w:val="en-NZ"/>
         </w:rPr>
         <w:t>)</w:t>
@@ -9458,7 +9604,7 @@
     </w:p>
     <w:p>
       <w:pPr>
-        <w:pStyle w:val="Caption"/>
+        <w:pStyle w:val="Descripcin"/>
         <w:jc w:val="center"/>
         <w:rPr>
           <w:rFonts w:asciiTheme="majorHAnsi" w:hAnsiTheme="majorHAnsi" w:cstheme="majorHAnsi"/>
@@ -9570,7 +9716,7 @@
     </w:p>
     <w:p>
       <w:pPr>
-        <w:pStyle w:val="ListParagraph"/>
+        <w:pStyle w:val="Prrafodelista"/>
         <w:numPr>
           <w:ilvl w:val="0"/>
           <w:numId w:val="12"/>
@@ -9589,7 +9735,7 @@
     </w:p>
     <w:p>
       <w:pPr>
-        <w:pStyle w:val="ListParagraph"/>
+        <w:pStyle w:val="Prrafodelista"/>
         <w:numPr>
           <w:ilvl w:val="0"/>
           <w:numId w:val="12"/>
@@ -9620,7 +9766,7 @@
     </w:p>
     <w:p>
       <w:pPr>
-        <w:pStyle w:val="ListParagraph"/>
+        <w:pStyle w:val="Prrafodelista"/>
         <w:numPr>
           <w:ilvl w:val="0"/>
           <w:numId w:val="12"/>
@@ -9639,7 +9785,7 @@
     </w:p>
     <w:p>
       <w:pPr>
-        <w:pStyle w:val="ListParagraph"/>
+        <w:pStyle w:val="Prrafodelista"/>
         <w:numPr>
           <w:ilvl w:val="0"/>
           <w:numId w:val="12"/>
@@ -9826,7 +9972,7 @@
     </w:p>
     <w:p>
       <w:pPr>
-        <w:pStyle w:val="Caption"/>
+        <w:pStyle w:val="Descripcin"/>
         <w:jc w:val="center"/>
         <w:rPr>
           <w:rFonts w:asciiTheme="majorHAnsi" w:hAnsiTheme="majorHAnsi" w:cstheme="majorHAnsi"/>
@@ -9847,7 +9993,7 @@
     </w:p>
     <w:p>
       <w:pPr>
-        <w:pStyle w:val="Heading3"/>
+        <w:pStyle w:val="Ttulo3"/>
         <w:rPr>
           <w:lang w:val="en-NZ"/>
         </w:rPr>
@@ -9871,19 +10017,19 @@
         <w:rPr>
           <w:lang w:val="en-NZ"/>
         </w:rPr>
-        <w:t>To test the implementation of the room setup</w:t>
-      </w:r>
-      <w:r>
-        <w:rPr>
-          <w:lang w:val="en-NZ"/>
-        </w:rPr>
-        <w:t>,</w:t>
-      </w:r>
-      <w:r>
-        <w:rPr>
-          <w:lang w:val="en-NZ"/>
-        </w:rPr>
-        <w:t xml:space="preserve"> two basic functionalities that involved sharing information through the network were implemented. The first one was the User Anchor, as exposed in the previous section, which follows the position and orientation of the camera in each participant’s device. The second implementation was a test of the general functionality for the play models, specifically, the procedure of adding and positioning a new model in the </w:t>
+        <w:t>Th</w:t>
+      </w:r>
+      <w:r>
+        <w:rPr>
+          <w:lang w:val="en-NZ"/>
+        </w:rPr>
+        <w:t xml:space="preserve">is </w:t>
+      </w:r>
+      <w:r>
+        <w:rPr>
+          <w:lang w:val="en-NZ"/>
+        </w:rPr>
+        <w:t xml:space="preserve">implementation was a test of the general functionality for the play models, specifically, the procedure of adding and positioning a new model in the </w:t>
       </w:r>
       <w:r>
         <w:rPr>
@@ -9914,7 +10060,7 @@
     </w:p>
     <w:p>
       <w:pPr>
-        <w:pStyle w:val="ListParagraph"/>
+        <w:pStyle w:val="Prrafodelista"/>
         <w:numPr>
           <w:ilvl w:val="0"/>
           <w:numId w:val="13"/>
@@ -9933,7 +10079,7 @@
     </w:p>
     <w:p>
       <w:pPr>
-        <w:pStyle w:val="ListParagraph"/>
+        <w:pStyle w:val="Prrafodelista"/>
         <w:numPr>
           <w:ilvl w:val="0"/>
           <w:numId w:val="13"/>
@@ -9952,7 +10098,7 @@
     </w:p>
     <w:p>
       <w:pPr>
-        <w:pStyle w:val="ListParagraph"/>
+        <w:pStyle w:val="Prrafodelista"/>
         <w:numPr>
           <w:ilvl w:val="0"/>
           <w:numId w:val="13"/>
@@ -9971,7 +10117,7 @@
     </w:p>
     <w:p>
       <w:pPr>
-        <w:pStyle w:val="ListParagraph"/>
+        <w:pStyle w:val="Prrafodelista"/>
         <w:numPr>
           <w:ilvl w:val="0"/>
           <w:numId w:val="13"/>
@@ -9990,7 +10136,7 @@
     </w:p>
     <w:p>
       <w:pPr>
-        <w:pStyle w:val="ListParagraph"/>
+        <w:pStyle w:val="Prrafodelista"/>
         <w:numPr>
           <w:ilvl w:val="0"/>
           <w:numId w:val="13"/>
@@ -10018,33 +10164,7 @@
         <w:rPr>
           <w:lang w:val="en-NZ"/>
         </w:rPr>
-        <w:t xml:space="preserve">For the first </w:t>
-      </w:r>
-      <w:r>
-        <w:rPr>
-          <w:lang w:val="en-NZ"/>
-        </w:rPr>
-        <w:t>round of tests</w:t>
-      </w:r>
-      <w:r>
-        <w:rPr>
-          <w:lang w:val="en-NZ"/>
-        </w:rPr>
-        <w:t xml:space="preserve"> the full functionality intended for the interaction with play models was not necessary. The focus of the first implementation was to build and test the network backend and to receive early feedback and ideas around this functionality from the users.</w:t>
-      </w:r>
-    </w:p>
-    <w:p>
-      <w:pPr>
-        <w:jc w:val="both"/>
-        <w:rPr>
-          <w:lang w:val="en-NZ"/>
-        </w:rPr>
-      </w:pPr>
-      <w:r>
-        <w:rPr>
-          <w:lang w:val="en-NZ"/>
-        </w:rPr>
-        <w:t xml:space="preserve">The most important element in the Room for the implementation of the play models is the workspace. Each model is positioned in the room in relation to the workspace and will move and reposition if the workspace moves. Section 5.2.1.1 explained that </w:t>
+        <w:t xml:space="preserve">Each model is positioned in the room in relation to the workspace and will move and reposition if the workspace moves. Section 5.2.1.1 explained that </w:t>
       </w:r>
       <w:r>
         <w:rPr>
@@ -10061,7 +10181,7 @@
     </w:p>
     <w:p>
       <w:pPr>
-        <w:pStyle w:val="ListParagraph"/>
+        <w:pStyle w:val="Prrafodelista"/>
         <w:numPr>
           <w:ilvl w:val="0"/>
           <w:numId w:val="14"/>
@@ -10080,7 +10200,7 @@
     </w:p>
     <w:p>
       <w:pPr>
-        <w:pStyle w:val="ListParagraph"/>
+        <w:pStyle w:val="Prrafodelista"/>
         <w:numPr>
           <w:ilvl w:val="0"/>
           <w:numId w:val="14"/>
@@ -10099,7 +10219,7 @@
     </w:p>
     <w:p>
       <w:pPr>
-        <w:pStyle w:val="ListParagraph"/>
+        <w:pStyle w:val="Prrafodelista"/>
         <w:numPr>
           <w:ilvl w:val="0"/>
           <w:numId w:val="14"/>
@@ -10173,7 +10293,6 @@
           <w:szCs w:val="24"/>
           <w:lang w:val="en-NZ"/>
         </w:rPr>
-        <w:lastRenderedPageBreak/>
         <w:drawing>
           <wp:inline distT="0" distB="0" distL="0" distR="0" wp14:anchorId="55B9FE81" wp14:editId="6800ADBD">
             <wp:extent cx="1493495" cy="3178810"/>
@@ -10216,7 +10335,7 @@
     </w:p>
     <w:p>
       <w:pPr>
-        <w:pStyle w:val="Caption"/>
+        <w:pStyle w:val="Descripcin"/>
         <w:jc w:val="center"/>
         <w:rPr>
           <w:rFonts w:asciiTheme="majorHAnsi" w:hAnsiTheme="majorHAnsi" w:cstheme="majorHAnsi"/>
@@ -10246,6 +10365,7 @@
         <w:rPr>
           <w:lang w:val="en-NZ"/>
         </w:rPr>
+        <w:lastRenderedPageBreak/>
         <w:t xml:space="preserve">Since no interaction </w:t>
       </w:r>
       <w:r>
@@ -10269,7 +10389,7 @@
     </w:p>
     <w:p>
       <w:pPr>
-        <w:pStyle w:val="ListParagraph"/>
+        <w:pStyle w:val="Prrafodelista"/>
         <w:numPr>
           <w:ilvl w:val="0"/>
           <w:numId w:val="15"/>
@@ -10288,7 +10408,7 @@
     </w:p>
     <w:p>
       <w:pPr>
-        <w:pStyle w:val="ListParagraph"/>
+        <w:pStyle w:val="Prrafodelista"/>
         <w:numPr>
           <w:ilvl w:val="0"/>
           <w:numId w:val="15"/>
@@ -10307,7 +10427,7 @@
     </w:p>
     <w:p>
       <w:pPr>
-        <w:pStyle w:val="ListParagraph"/>
+        <w:pStyle w:val="Prrafodelista"/>
         <w:numPr>
           <w:ilvl w:val="0"/>
           <w:numId w:val="15"/>
@@ -10388,7 +10508,7 @@
     </w:p>
     <w:p>
       <w:pPr>
-        <w:pStyle w:val="Heading2"/>
+        <w:pStyle w:val="Ttulo2"/>
         <w:rPr>
           <w:lang w:val="en-NZ"/>
         </w:rPr>
@@ -10411,38 +10531,50 @@
         <w:rPr>
           <w:lang w:val="en-NZ"/>
         </w:rPr>
-        <w:t>The time in between iterations was used to gather data from test users about the current state of the development and about the integration of the tool in the student’s work.</w:t>
-      </w:r>
-      <w:r>
-        <w:rPr>
-          <w:lang w:val="en-NZ"/>
-        </w:rPr>
-        <w:t xml:space="preserve"> </w:t>
-      </w:r>
-      <w:r>
-        <w:rPr>
-          <w:lang w:val="en-NZ"/>
-        </w:rPr>
-        <w:t>Two types of tests took place: first, unstructured tests focus</w:t>
-      </w:r>
-      <w:r>
-        <w:rPr>
-          <w:lang w:val="en-NZ"/>
-        </w:rPr>
-        <w:t>ed</w:t>
-      </w:r>
-      <w:r>
-        <w:rPr>
-          <w:lang w:val="en-NZ"/>
-        </w:rPr>
-        <w:t xml:space="preserve"> on gathering feedback about the general interaction with the application, and second, small encounters with students with the purpose of introducing the app and the observation activities</w:t>
-      </w:r>
-      <w:r>
-        <w:rPr>
-          <w:lang w:val="en-NZ"/>
-        </w:rPr>
-        <w:t xml:space="preserve"> to take place in the future</w:t>
-      </w:r>
+        <w:t>T</w:t>
+      </w:r>
+      <w:r>
+        <w:rPr>
+          <w:lang w:val="en-NZ"/>
+        </w:rPr>
+        <w:t xml:space="preserve">he full protocol followed during the observation sessions with the students will be discussed in Chapter 6. For this section, it is enough to consider that users, either students during classroom time or participants in unstructured test, where presented with incremental aspects of </w:t>
+      </w:r>
+      <w:proofErr w:type="spellStart"/>
+      <w:r>
+        <w:rPr>
+          <w:lang w:val="en-NZ"/>
+        </w:rPr>
+        <w:t>WorkshopAR</w:t>
+      </w:r>
+      <w:proofErr w:type="spellEnd"/>
+      <w:r>
+        <w:rPr>
+          <w:lang w:val="en-NZ"/>
+        </w:rPr>
+        <w:t xml:space="preserve"> and prompted to interact with specific tasks during the session to observe and receive feedback from that </w:t>
+      </w:r>
+      <w:proofErr w:type="gramStart"/>
+      <w:r>
+        <w:rPr>
+          <w:lang w:val="en-NZ"/>
+        </w:rPr>
+        <w:t>particular usage</w:t>
+      </w:r>
+      <w:proofErr w:type="gramEnd"/>
+      <w:r>
+        <w:rPr>
+          <w:lang w:val="en-NZ"/>
+        </w:rPr>
+        <w:t xml:space="preserve">. Observations and feedback were recorded and analysed through the whole development of </w:t>
+      </w:r>
+      <w:proofErr w:type="spellStart"/>
+      <w:r>
+        <w:rPr>
+          <w:lang w:val="en-NZ"/>
+        </w:rPr>
+        <w:t>WorkshopAR</w:t>
+      </w:r>
+      <w:proofErr w:type="spellEnd"/>
       <w:r>
         <w:rPr>
           <w:lang w:val="en-NZ"/>
@@ -10461,28 +10593,35 @@
         <w:rPr>
           <w:lang w:val="en-NZ"/>
         </w:rPr>
-        <w:t xml:space="preserve">The unstructured tests were conducted with six different users across four days of testing. The loose protocol followed consisted </w:t>
-      </w:r>
-      <w:r>
-        <w:rPr>
-          <w:lang w:val="en-NZ"/>
-        </w:rPr>
-        <w:t>of</w:t>
-      </w:r>
-      <w:r>
-        <w:rPr>
-          <w:lang w:val="en-NZ"/>
-        </w:rPr>
-        <w:t>:</w:t>
-      </w:r>
-    </w:p>
-    <w:p>
-      <w:pPr>
-        <w:pStyle w:val="ListParagraph"/>
-        <w:numPr>
-          <w:ilvl w:val="0"/>
-          <w:numId w:val="16"/>
-        </w:numPr>
+        <w:t xml:space="preserve">In general, it was possible to consider the configuration process of the </w:t>
+      </w:r>
+      <w:r>
+        <w:rPr>
+          <w:lang w:val="en-NZ"/>
+        </w:rPr>
+        <w:t>R</w:t>
+      </w:r>
+      <w:r>
+        <w:rPr>
+          <w:lang w:val="en-NZ"/>
+        </w:rPr>
+        <w:t xml:space="preserve">oom as a success, the users </w:t>
+      </w:r>
+      <w:r>
+        <w:rPr>
+          <w:lang w:val="en-NZ"/>
+        </w:rPr>
+        <w:t>found</w:t>
+      </w:r>
+      <w:r>
+        <w:rPr>
+          <w:lang w:val="en-NZ"/>
+        </w:rPr>
+        <w:t xml:space="preserve"> the task clear and the controls easy or at least sufficient to accomplish the explained goals. The most prevalent feedback was related to the visual clarity of several of the UI elements present, especially with the controls for the fine tuning of the workspace. It was an expected issue considering that a proper UI design was not the focus of the iteration. It did offer several points to work upon when conducting the final UI implementation: Clear indication of what elements of the digital model are going to change when interacting with it (position, elevation, scale), the ability to quickly correct errors, revers unintended actions and verify changes before committing to them.</w:t>
+      </w:r>
+    </w:p>
+    <w:p>
+      <w:pPr>
         <w:jc w:val="both"/>
         <w:rPr>
           <w:lang w:val="en-NZ"/>
@@ -10492,16 +10631,95 @@
         <w:rPr>
           <w:lang w:val="en-NZ"/>
         </w:rPr>
-        <w:t>Ask the users to navigate the main menu of the application and create a new profile.</w:t>
-      </w:r>
-    </w:p>
-    <w:p>
-      <w:pPr>
-        <w:pStyle w:val="ListParagraph"/>
-        <w:numPr>
-          <w:ilvl w:val="0"/>
-          <w:numId w:val="16"/>
-        </w:numPr>
+        <w:t>The most important highlight was observed consistentl</w:t>
+      </w:r>
+      <w:r>
+        <w:rPr>
+          <w:lang w:val="en-NZ"/>
+        </w:rPr>
+        <w:t>y w</w:t>
+      </w:r>
+      <w:r>
+        <w:rPr>
+          <w:lang w:val="en-NZ"/>
+        </w:rPr>
+        <w:t>hen positioning the model in the workspace</w:t>
+      </w:r>
+      <w:r>
+        <w:rPr>
+          <w:lang w:val="en-NZ"/>
+        </w:rPr>
+        <w:t>. U</w:t>
+      </w:r>
+      <w:r>
+        <w:rPr>
+          <w:lang w:val="en-NZ"/>
+        </w:rPr>
+        <w:t>ser</w:t>
+      </w:r>
+      <w:r>
+        <w:rPr>
+          <w:lang w:val="en-NZ"/>
+        </w:rPr>
+        <w:t>s</w:t>
+      </w:r>
+      <w:r>
+        <w:rPr>
+          <w:lang w:val="en-NZ"/>
+        </w:rPr>
+        <w:t xml:space="preserve"> had to physically move the device to adjust the position of the model, since it was linked to the centr</w:t>
+      </w:r>
+      <w:r>
+        <w:rPr>
+          <w:lang w:val="en-NZ"/>
+        </w:rPr>
+        <w:t xml:space="preserve">e </w:t>
+      </w:r>
+      <w:r>
+        <w:rPr>
+          <w:lang w:val="en-NZ"/>
+        </w:rPr>
+        <w:t xml:space="preserve">point of view of the camera. When executing this in a small workspace </w:t>
+      </w:r>
+      <w:r>
+        <w:rPr>
+          <w:lang w:val="en-NZ"/>
+        </w:rPr>
+        <w:t>it presented</w:t>
+      </w:r>
+      <w:r>
+        <w:rPr>
+          <w:lang w:val="en-NZ"/>
+        </w:rPr>
+        <w:t xml:space="preserve"> no problem, but it was observed that when the user configured a bigger workspace, one big enough to no</w:t>
+      </w:r>
+      <w:r>
+        <w:rPr>
+          <w:lang w:val="en-NZ"/>
+        </w:rPr>
+        <w:t>t</w:t>
+      </w:r>
+      <w:r>
+        <w:rPr>
+          <w:lang w:val="en-NZ"/>
+        </w:rPr>
+        <w:t xml:space="preserve"> completely fit on the display, the user had to move around the physical space, often standing up and advancing a couple of steps in the space to be able to position the model. This presented itself more often when the user had a big table or desk in the physical room where the testing was tak</w:t>
+      </w:r>
+      <w:r>
+        <w:rPr>
+          <w:lang w:val="en-NZ"/>
+        </w:rPr>
+        <w:t>ing</w:t>
+      </w:r>
+      <w:r>
+        <w:rPr>
+          <w:lang w:val="en-NZ"/>
+        </w:rPr>
+        <w:t xml:space="preserve"> place, which compelled the user to adjust the workspace to fit the table although they were not prompted to do it so.</w:t>
+      </w:r>
+    </w:p>
+    <w:p>
+      <w:pPr>
         <w:jc w:val="both"/>
         <w:rPr>
           <w:lang w:val="en-NZ"/>
@@ -10511,367 +10729,56 @@
         <w:rPr>
           <w:lang w:val="en-NZ"/>
         </w:rPr>
-        <w:t>Ask the users to create and launch a Room.</w:t>
-      </w:r>
-    </w:p>
-    <w:p>
-      <w:pPr>
-        <w:pStyle w:val="ListParagraph"/>
-        <w:numPr>
-          <w:ilvl w:val="0"/>
-          <w:numId w:val="16"/>
-        </w:numPr>
-        <w:jc w:val="both"/>
-        <w:rPr>
-          <w:lang w:val="en-NZ"/>
-        </w:rPr>
-      </w:pPr>
-      <w:r>
-        <w:rPr>
-          <w:lang w:val="en-NZ"/>
-        </w:rPr>
-        <w:t>Explain to the users the purpose and configuration process of the workspace.</w:t>
-      </w:r>
-    </w:p>
-    <w:p>
-      <w:pPr>
-        <w:pStyle w:val="ListParagraph"/>
-        <w:numPr>
-          <w:ilvl w:val="0"/>
-          <w:numId w:val="16"/>
-        </w:numPr>
-        <w:jc w:val="both"/>
-        <w:rPr>
-          <w:lang w:val="en-NZ"/>
-        </w:rPr>
-      </w:pPr>
-      <w:r>
-        <w:rPr>
-          <w:lang w:val="en-NZ"/>
-        </w:rPr>
-        <w:t>Ask the users to scan the target image and configure a workspace.</w:t>
-      </w:r>
-    </w:p>
-    <w:p>
-      <w:pPr>
-        <w:pStyle w:val="ListParagraph"/>
-        <w:numPr>
-          <w:ilvl w:val="0"/>
-          <w:numId w:val="16"/>
-        </w:numPr>
-        <w:jc w:val="both"/>
-        <w:rPr>
-          <w:lang w:val="en-NZ"/>
-        </w:rPr>
-      </w:pPr>
+        <w:t xml:space="preserve">More than an error, this situation generated an undesired behaviour. The need to stand up and move around the room, although not completely unfeasible, was seen as too disruptive. Some users mentioned the situation as a positive, forcing the participant to be more active during the meeting, but it was also perceived as unnecessary if there were proper tools to achieve the same result in an easier way. </w:t>
+      </w:r>
+      <w:r>
+        <w:rPr>
+          <w:lang w:val="en-NZ"/>
+        </w:rPr>
+        <w:t>I</w:t>
+      </w:r>
+      <w:r>
+        <w:rPr>
+          <w:lang w:val="en-NZ"/>
+        </w:rPr>
+        <w:t xml:space="preserve">t was clear that the process had to be refined to offer more control to the users during the positioning process and all other interactions that </w:t>
+      </w:r>
       <w:r>
         <w:rPr>
           <w:lang w:val="en-NZ"/>
         </w:rPr>
         <w:lastRenderedPageBreak/>
-        <w:t>Ask them to find the play models menu and position a model in the workspace.</w:t>
-      </w:r>
-    </w:p>
-    <w:p>
-      <w:pPr>
-        <w:pStyle w:val="ListParagraph"/>
-        <w:numPr>
-          <w:ilvl w:val="0"/>
-          <w:numId w:val="16"/>
-        </w:numPr>
-        <w:jc w:val="both"/>
-        <w:rPr>
-          <w:lang w:val="en-NZ"/>
-        </w:rPr>
-      </w:pPr>
-      <w:r>
-        <w:rPr>
-          <w:lang w:val="en-NZ"/>
-        </w:rPr>
-        <w:t>Record observations from the researcher and feedback from the users.</w:t>
-      </w:r>
-    </w:p>
-    <w:p>
-      <w:pPr>
-        <w:jc w:val="both"/>
-        <w:rPr>
-          <w:lang w:val="en-NZ"/>
-        </w:rPr>
-      </w:pPr>
-      <w:r>
-        <w:rPr>
-          <w:lang w:val="en-NZ"/>
-        </w:rPr>
-        <w:t>The protocol focuse</w:t>
-      </w:r>
-      <w:r>
-        <w:rPr>
-          <w:lang w:val="en-NZ"/>
-        </w:rPr>
-        <w:t>d</w:t>
-      </w:r>
-      <w:r>
-        <w:rPr>
-          <w:lang w:val="en-NZ"/>
-        </w:rPr>
-        <w:t xml:space="preserve"> on gathering data about the user experience during the configuration stage of the Room. Records of the observations were done both on audio and written format, and mainly tried to highlight data about:</w:t>
-      </w:r>
-    </w:p>
-    <w:p>
-      <w:pPr>
-        <w:pStyle w:val="ListParagraph"/>
-        <w:numPr>
-          <w:ilvl w:val="0"/>
-          <w:numId w:val="17"/>
-        </w:numPr>
-        <w:jc w:val="both"/>
-        <w:rPr>
-          <w:lang w:val="en-NZ"/>
-        </w:rPr>
-      </w:pPr>
-      <w:r>
-        <w:rPr>
-          <w:lang w:val="en-NZ"/>
-        </w:rPr>
-        <w:t xml:space="preserve">Issues and friction with the current UI, taking into consideration that the users were not shown the final version in terms of aesthetics but </w:t>
-      </w:r>
-      <w:r>
-        <w:rPr>
-          <w:lang w:val="en-NZ"/>
-        </w:rPr>
-        <w:t>interacting</w:t>
-      </w:r>
-      <w:r>
-        <w:rPr>
-          <w:lang w:val="en-NZ"/>
-        </w:rPr>
-        <w:t xml:space="preserve"> with the current proposal for functionality and usability.</w:t>
-      </w:r>
-    </w:p>
-    <w:p>
-      <w:pPr>
-        <w:pStyle w:val="ListParagraph"/>
-        <w:numPr>
-          <w:ilvl w:val="0"/>
-          <w:numId w:val="17"/>
-        </w:numPr>
-        <w:jc w:val="both"/>
-        <w:rPr>
-          <w:lang w:val="en-NZ"/>
-        </w:rPr>
-      </w:pPr>
-      <w:r>
-        <w:rPr>
-          <w:lang w:val="en-NZ"/>
-        </w:rPr>
-        <w:t>Misunderstandings with the procedures or points in which user</w:t>
-      </w:r>
-      <w:r>
-        <w:rPr>
-          <w:lang w:val="en-NZ"/>
-        </w:rPr>
-        <w:t>s</w:t>
-      </w:r>
-      <w:r>
-        <w:rPr>
-          <w:lang w:val="en-NZ"/>
-        </w:rPr>
-        <w:t xml:space="preserve"> got stuck trying to achieve an objective.</w:t>
-      </w:r>
-    </w:p>
-    <w:p>
-      <w:pPr>
-        <w:pStyle w:val="ListParagraph"/>
-        <w:numPr>
-          <w:ilvl w:val="0"/>
-          <w:numId w:val="17"/>
-        </w:numPr>
-        <w:jc w:val="both"/>
-        <w:rPr>
-          <w:lang w:val="en-NZ"/>
-        </w:rPr>
-      </w:pPr>
-      <w:r>
-        <w:rPr>
-          <w:lang w:val="en-NZ"/>
-        </w:rPr>
-        <w:t>Recurrent errors, mistakes or bugs.</w:t>
-      </w:r>
-    </w:p>
-    <w:p>
-      <w:pPr>
-        <w:pStyle w:val="ListParagraph"/>
-        <w:numPr>
-          <w:ilvl w:val="0"/>
-          <w:numId w:val="17"/>
-        </w:numPr>
-        <w:jc w:val="both"/>
-        <w:rPr>
-          <w:lang w:val="en-NZ"/>
-        </w:rPr>
-      </w:pPr>
-      <w:r>
-        <w:rPr>
-          <w:lang w:val="en-NZ"/>
-        </w:rPr>
-        <w:t>Recurrent positive comments.</w:t>
-      </w:r>
-    </w:p>
-    <w:p>
-      <w:pPr>
-        <w:pStyle w:val="ListParagraph"/>
-        <w:numPr>
-          <w:ilvl w:val="0"/>
-          <w:numId w:val="17"/>
-        </w:numPr>
-        <w:jc w:val="both"/>
-        <w:rPr>
-          <w:lang w:val="en-NZ"/>
-        </w:rPr>
-      </w:pPr>
-      <w:r>
-        <w:rPr>
-          <w:lang w:val="en-NZ"/>
-        </w:rPr>
-        <w:t>Open recommendations from the users of how something should work or behave.</w:t>
-      </w:r>
-    </w:p>
-    <w:p>
-      <w:pPr>
-        <w:jc w:val="both"/>
-        <w:rPr>
-          <w:lang w:val="en-NZ"/>
-        </w:rPr>
-      </w:pPr>
-      <w:r>
-        <w:rPr>
-          <w:lang w:val="en-NZ"/>
-        </w:rPr>
-        <w:t xml:space="preserve">In general, it was possible to consider the configuration process of the </w:t>
-      </w:r>
-      <w:r>
-        <w:rPr>
-          <w:lang w:val="en-NZ"/>
-        </w:rPr>
-        <w:t>R</w:t>
-      </w:r>
-      <w:r>
-        <w:rPr>
-          <w:lang w:val="en-NZ"/>
-        </w:rPr>
-        <w:t xml:space="preserve">oom as a success, the users </w:t>
-      </w:r>
-      <w:r>
-        <w:rPr>
-          <w:lang w:val="en-NZ"/>
-        </w:rPr>
-        <w:t>found</w:t>
-      </w:r>
-      <w:r>
-        <w:rPr>
-          <w:lang w:val="en-NZ"/>
-        </w:rPr>
-        <w:t xml:space="preserve"> the task clear and the controls easy or at least sufficient to accomplish the explained goals. The most prevalent feedback was related to the visual clarity of several of the UI elements present, especially with the controls for the fine tuning of the workspace. It was an expected issue considering that a proper UI design was not the focus of the iteration. It did offer several points to work upon when conducting the final UI implementation: Clear indication of what elements of the digital model are going to change when interacting with it (position, elevation, scale), the ability to quickly correct errors, revers unintended actions and verify changes before committing to them.</w:t>
-      </w:r>
-    </w:p>
-    <w:p>
-      <w:pPr>
-        <w:jc w:val="both"/>
-        <w:rPr>
-          <w:lang w:val="en-NZ"/>
-        </w:rPr>
-      </w:pPr>
-      <w:r>
-        <w:rPr>
-          <w:lang w:val="en-NZ"/>
-        </w:rPr>
-        <w:t>The most important highlight was observed consistently during the execution of the fifth task. When positioning the model in the workspace the user had to physically move the device to adjust the position of the model, since it was linked to the centr</w:t>
-      </w:r>
-      <w:r>
-        <w:rPr>
-          <w:lang w:val="en-NZ"/>
-        </w:rPr>
-        <w:t xml:space="preserve">e </w:t>
-      </w:r>
-      <w:r>
-        <w:rPr>
-          <w:lang w:val="en-NZ"/>
-        </w:rPr>
-        <w:t xml:space="preserve">point of view of the camera. When executing this in a small workspace </w:t>
-      </w:r>
-      <w:r>
-        <w:rPr>
-          <w:lang w:val="en-NZ"/>
-        </w:rPr>
-        <w:t>it presented</w:t>
-      </w:r>
-      <w:r>
-        <w:rPr>
-          <w:lang w:val="en-NZ"/>
-        </w:rPr>
-        <w:t xml:space="preserve"> no problem, but it was observed that when the user configured a bigger workspace, one big enough to no</w:t>
-      </w:r>
-      <w:r>
-        <w:rPr>
-          <w:lang w:val="en-NZ"/>
-        </w:rPr>
-        <w:t>t</w:t>
-      </w:r>
-      <w:r>
-        <w:rPr>
-          <w:lang w:val="en-NZ"/>
-        </w:rPr>
-        <w:t xml:space="preserve"> completely fit on the display, the user had to move around the physical space, often standing up and advancing a couple of steps in the space to be able to position the model in the desired </w:t>
-      </w:r>
-      <w:r>
-        <w:rPr>
-          <w:lang w:val="en-NZ"/>
-        </w:rPr>
-        <w:t>position</w:t>
-      </w:r>
-      <w:r>
-        <w:rPr>
-          <w:lang w:val="en-NZ"/>
-        </w:rPr>
-        <w:t>. This presented itself more often when the user had a big table or desk in the physical room where the testing was tak</w:t>
-      </w:r>
-      <w:r>
-        <w:rPr>
-          <w:lang w:val="en-NZ"/>
-        </w:rPr>
-        <w:t>ing</w:t>
-      </w:r>
-      <w:r>
-        <w:rPr>
-          <w:lang w:val="en-NZ"/>
-        </w:rPr>
-        <w:t xml:space="preserve"> place, which compelled the user to adjust the workspace to fit the table although they were not prompted to do it so.</w:t>
-      </w:r>
-    </w:p>
-    <w:p>
-      <w:pPr>
-        <w:jc w:val="both"/>
-        <w:rPr>
-          <w:lang w:val="en-NZ"/>
-        </w:rPr>
-      </w:pPr>
-      <w:r>
-        <w:rPr>
-          <w:lang w:val="en-NZ"/>
-        </w:rPr>
-        <w:t xml:space="preserve">More than an error, this situation generated an undesired behaviour. The need to stand up and move around the room, although not completely unfeasible, was seen as too disruptive. Some users mentioned the situation as a positive, forcing the participant to be more active during the meeting, but it was also perceived as unnecessary if there were proper tools to achieve the same result in an easier way. </w:t>
-      </w:r>
-      <w:r>
-        <w:rPr>
-          <w:lang w:val="en-NZ"/>
-        </w:rPr>
-        <w:t>I</w:t>
-      </w:r>
-      <w:r>
-        <w:rPr>
-          <w:lang w:val="en-NZ"/>
-        </w:rPr>
-        <w:t>t was clear that the process had to be refined to offer more control to the users during the positioning process and all other interactions that could use the same system in the future implementation. Table 1 shows a summary of the major themes extracted from the observation during the unstructured tests.</w:t>
+        <w:t xml:space="preserve">could use the same system in the future implementation. Table 1 shows a summary of </w:t>
+      </w:r>
+      <w:r>
+        <w:rPr>
+          <w:lang w:val="en-NZ"/>
+        </w:rPr>
+        <w:t>the major themes extracted from the observation</w:t>
+      </w:r>
+      <w:r>
+        <w:rPr>
+          <w:lang w:val="en-NZ"/>
+        </w:rPr>
+        <w:t xml:space="preserve"> of six users recorded across four different sessions </w:t>
+      </w:r>
+      <w:r>
+        <w:rPr>
+          <w:lang w:val="en-NZ"/>
+        </w:rPr>
+        <w:t>during the</w:t>
+      </w:r>
+      <w:r>
+        <w:rPr>
+          <w:lang w:val="en-NZ"/>
+        </w:rPr>
+        <w:t xml:space="preserve"> first iteration</w:t>
+      </w:r>
+      <w:r>
+        <w:rPr>
+          <w:lang w:val="en-NZ"/>
+        </w:rPr>
+        <w:t>.</w:t>
       </w:r>
     </w:p>
     <w:tbl>
@@ -12877,7 +12784,7 @@
     </w:tbl>
     <w:p>
       <w:pPr>
-        <w:pStyle w:val="Caption"/>
+        <w:pStyle w:val="Descripcin"/>
         <w:jc w:val="center"/>
         <w:rPr>
           <w:rFonts w:asciiTheme="majorHAnsi" w:hAnsiTheme="majorHAnsi" w:cstheme="majorHAnsi"/>
@@ -12962,34 +12869,23 @@
         <w:rPr>
           <w:lang w:val="en-NZ"/>
         </w:rPr>
-        <w:t>S</w:t>
-      </w:r>
-      <w:r>
-        <w:rPr>
-          <w:lang w:val="en-NZ"/>
-        </w:rPr>
-        <w:t xml:space="preserve">imilar results were obtained with the first round of interviews </w:t>
-      </w:r>
-      <w:r>
-        <w:rPr>
-          <w:lang w:val="en-NZ"/>
-        </w:rPr>
-        <w:t>to</w:t>
-      </w:r>
-      <w:r>
-        <w:rPr>
-          <w:lang w:val="en-NZ"/>
-        </w:rPr>
-        <w:t xml:space="preserve"> students of the Industry Project course. A more detailed recount of the activities done during the first weeks of observations can be found in chapter 6. To summarize the data obtained and focus the analysis to the evaluation of the first iteration of development, two main objectives guided the initial approach with the students:</w:t>
-      </w:r>
-    </w:p>
-    <w:p>
-      <w:pPr>
-        <w:pStyle w:val="ListParagraph"/>
-        <w:numPr>
-          <w:ilvl w:val="0"/>
-          <w:numId w:val="18"/>
-        </w:numPr>
+        <w:t>The User Anchor also received some feedback, which echoed the information found on the test described in section 5.2.1.2. Some users found it interesting and a good tool to have at hand during that first meeting activity they were experiencing</w:t>
+      </w:r>
+      <w:r>
+        <w:rPr>
+          <w:lang w:val="en-NZ"/>
+        </w:rPr>
+        <w:t>.</w:t>
+      </w:r>
+      <w:r>
+        <w:rPr>
+          <w:lang w:val="en-NZ"/>
+        </w:rPr>
+        <w:t xml:space="preserve"> Others were concerned that the anchor could be very distracting and get in the way of other visuals. The main complaint was that it was too charged with information, and that it would be useful to have the option to hide it or to make it smaller and less intrusive.</w:t>
+      </w:r>
+    </w:p>
+    <w:p>
+      <w:pPr>
         <w:jc w:val="both"/>
         <w:rPr>
           <w:lang w:val="en-NZ"/>
@@ -12999,218 +12895,7 @@
         <w:rPr>
           <w:lang w:val="en-NZ"/>
         </w:rPr>
-        <w:t>Introduce WorkshopAR to the students and discuss how it could be used as part of the activities of the course.</w:t>
-      </w:r>
-    </w:p>
-    <w:p>
-      <w:pPr>
-        <w:pStyle w:val="ListParagraph"/>
-        <w:numPr>
-          <w:ilvl w:val="0"/>
-          <w:numId w:val="18"/>
-        </w:numPr>
-        <w:jc w:val="both"/>
-        <w:rPr>
-          <w:lang w:val="en-NZ"/>
-        </w:rPr>
-      </w:pPr>
-      <w:r>
-        <w:rPr>
-          <w:lang w:val="en-NZ"/>
-        </w:rPr>
-        <w:t>Identify preliminary feedback from the students about the implementation of WorkshopAR, the proposed process to use it as part of their project and the result</w:t>
-      </w:r>
-      <w:r>
-        <w:rPr>
-          <w:lang w:val="en-NZ"/>
-        </w:rPr>
-        <w:t>s</w:t>
-      </w:r>
-      <w:r>
-        <w:rPr>
-          <w:lang w:val="en-NZ"/>
-        </w:rPr>
-        <w:t xml:space="preserve"> expected from them while working with the tool.</w:t>
-      </w:r>
-    </w:p>
-    <w:p>
-      <w:pPr>
-        <w:jc w:val="both"/>
-        <w:rPr>
-          <w:lang w:val="en-NZ"/>
-        </w:rPr>
-      </w:pPr>
-      <w:r>
-        <w:rPr>
-          <w:lang w:val="en-NZ"/>
-        </w:rPr>
-        <w:t xml:space="preserve">From these informal interviews with the students, it was possible to identify that the initial main concern and task for each student was to meet and get familiarized with their other teammates, since the groups were organized at random. They found WorkshopAR as a useful tool with this task, as it could display information about people they have not meat yet and could work </w:t>
-      </w:r>
-      <w:r>
-        <w:rPr>
-          <w:lang w:val="en-NZ"/>
-        </w:rPr>
         <w:lastRenderedPageBreak/>
-        <w:t>as an interesting medium to start a conversation with other people, as some form of “icebreaker”.</w:t>
-      </w:r>
-    </w:p>
-    <w:p>
-      <w:pPr>
-        <w:jc w:val="both"/>
-        <w:rPr>
-          <w:lang w:val="en-NZ"/>
-        </w:rPr>
-      </w:pPr>
-      <w:r>
-        <w:rPr>
-          <w:lang w:val="en-NZ"/>
-        </w:rPr>
-        <w:t>On the other hand, the process of organizing all the communication mediums need</w:t>
-      </w:r>
-      <w:r>
-        <w:rPr>
-          <w:lang w:val="en-NZ"/>
-        </w:rPr>
-        <w:t>ed</w:t>
-      </w:r>
-      <w:r>
-        <w:rPr>
-          <w:lang w:val="en-NZ"/>
-        </w:rPr>
-        <w:t xml:space="preserve"> for the group to work properly was already a major concern for most students, who found that adding another tool to the repertoire of outlets they had to manage could rapidly become a source of stress rather than help.</w:t>
-      </w:r>
-    </w:p>
-    <w:p>
-      <w:pPr>
-        <w:jc w:val="both"/>
-        <w:rPr>
-          <w:lang w:val="en-NZ"/>
-        </w:rPr>
-      </w:pPr>
-      <w:r>
-        <w:rPr>
-          <w:lang w:val="en-NZ"/>
-        </w:rPr>
-        <w:t>A third group of students where a little behind the other</w:t>
-      </w:r>
-      <w:r>
-        <w:rPr>
-          <w:lang w:val="en-NZ"/>
-        </w:rPr>
-        <w:t>s</w:t>
-      </w:r>
-      <w:r>
-        <w:rPr>
-          <w:lang w:val="en-NZ"/>
-        </w:rPr>
-        <w:t xml:space="preserve"> is terms of organizing their teams and were just understanding the amount of groupwork that the course required every week. These students just started to talk about the situation and how to deal with it. In this scenario, introducing the idea of WorkshopAR prompted a discussion about how to organize the group around the collaboration requirements of the classroom, although the tool itself was a little tangential in that discussion.</w:t>
-      </w:r>
-    </w:p>
-    <w:p>
-      <w:pPr>
-        <w:jc w:val="both"/>
-        <w:rPr>
-          <w:lang w:val="en-NZ"/>
-        </w:rPr>
-      </w:pPr>
-      <w:r>
-        <w:rPr>
-          <w:lang w:val="en-NZ"/>
-        </w:rPr>
-        <w:t>A final set of comments came from quick interactions of the students with the visual elements of the Room. The students found that the idea of the workspace was very useful</w:t>
-      </w:r>
-      <w:r>
-        <w:rPr>
-          <w:lang w:val="en-NZ"/>
-        </w:rPr>
-        <w:t>. C</w:t>
-      </w:r>
-      <w:r>
-        <w:rPr>
-          <w:lang w:val="en-NZ"/>
-        </w:rPr>
-        <w:t>omments highlight</w:t>
-      </w:r>
-      <w:r>
-        <w:rPr>
-          <w:lang w:val="en-NZ"/>
-        </w:rPr>
-        <w:t>ed</w:t>
-      </w:r>
-      <w:r>
-        <w:rPr>
-          <w:lang w:val="en-NZ"/>
-        </w:rPr>
-        <w:t xml:space="preserve"> that it could help with organization, to set up a quick meeting anywhere or </w:t>
-      </w:r>
-      <w:r>
-        <w:rPr>
-          <w:lang w:val="en-NZ"/>
-        </w:rPr>
-        <w:t>could</w:t>
-      </w:r>
-      <w:r>
-        <w:rPr>
-          <w:lang w:val="en-NZ"/>
-        </w:rPr>
-        <w:t xml:space="preserve"> help the group </w:t>
-      </w:r>
-      <w:r>
-        <w:rPr>
-          <w:lang w:val="en-NZ"/>
-        </w:rPr>
-        <w:t xml:space="preserve">to </w:t>
-      </w:r>
-      <w:r>
-        <w:rPr>
-          <w:lang w:val="en-NZ"/>
-        </w:rPr>
-        <w:t>focus on the work. Some students also mentioned that, if the workspace could be personalized, it would be an ideal tool to create a sense of identity for the group by offering a unique visualization for every team</w:t>
-      </w:r>
-      <w:r>
-        <w:rPr>
-          <w:lang w:val="en-NZ"/>
-        </w:rPr>
-        <w:t>.</w:t>
-      </w:r>
-    </w:p>
-    <w:p>
-      <w:pPr>
-        <w:jc w:val="both"/>
-        <w:rPr>
-          <w:lang w:val="en-NZ"/>
-        </w:rPr>
-      </w:pPr>
-      <w:r>
-        <w:rPr>
-          <w:lang w:val="en-NZ"/>
-        </w:rPr>
-        <w:t>The User Anchor also received some feedback, which echoed the information found on the test described in section 5.2.1.2. Some users found it interesting and a good tool to have at hand during that first meeting activity they were experiencing</w:t>
-      </w:r>
-      <w:r>
-        <w:rPr>
-          <w:lang w:val="en-NZ"/>
-        </w:rPr>
-        <w:t>.</w:t>
-      </w:r>
-      <w:r>
-        <w:rPr>
-          <w:lang w:val="en-NZ"/>
-        </w:rPr>
-        <w:t xml:space="preserve"> Others were concerned that the anchor could be very distracting and get in the way of other visuals. The main complaint was that it was too charged with information, and that it would be useful to have the option to hide it or to make it smaller and less intrusive.</w:t>
-      </w:r>
-    </w:p>
-    <w:p>
-      <w:pPr>
-        <w:jc w:val="both"/>
-        <w:rPr>
-          <w:lang w:val="en-NZ"/>
-        </w:rPr>
-      </w:pPr>
-      <w:r>
-        <w:rPr>
-          <w:lang w:val="en-NZ"/>
-        </w:rPr>
         <w:t>Table 2 shows a summary of the most relevant ideas discussed</w:t>
       </w:r>
       <w:r>
@@ -13223,12 +12908,30 @@
         <w:rPr>
           <w:lang w:val="en-NZ"/>
         </w:rPr>
-        <w:t>during the first two weeks of observations. Based on that data, it was considered important to work on the following adjustments before starting the second iteration of development:</w:t>
-      </w:r>
-    </w:p>
-    <w:p>
-      <w:pPr>
-        <w:pStyle w:val="ListParagraph"/>
+        <w:t xml:space="preserve">around the topic of the User Anchor during </w:t>
+      </w:r>
+      <w:r>
+        <w:rPr>
+          <w:lang w:val="en-NZ"/>
+        </w:rPr>
+        <w:t>8 different observations</w:t>
+      </w:r>
+      <w:r>
+        <w:rPr>
+          <w:lang w:val="en-NZ"/>
+        </w:rPr>
+        <w:t xml:space="preserve"> across two classroom session</w:t>
+      </w:r>
+      <w:r>
+        <w:rPr>
+          <w:lang w:val="en-NZ"/>
+        </w:rPr>
+        <w:t>. Based on that data, it was considered important to work on the following adjustments before starting the second iteration of development:</w:t>
+      </w:r>
+    </w:p>
+    <w:p>
+      <w:pPr>
+        <w:pStyle w:val="Prrafodelista"/>
         <w:numPr>
           <w:ilvl w:val="0"/>
           <w:numId w:val="19"/>
@@ -13247,7 +12950,7 @@
     </w:p>
     <w:p>
       <w:pPr>
-        <w:pStyle w:val="ListParagraph"/>
+        <w:pStyle w:val="Prrafodelista"/>
         <w:numPr>
           <w:ilvl w:val="0"/>
           <w:numId w:val="19"/>
@@ -15955,7 +15658,6 @@
                 <w:szCs w:val="18"/>
                 <w:lang w:val="en-NZ"/>
               </w:rPr>
-              <w:lastRenderedPageBreak/>
               <w:t>8</w:t>
             </w:r>
           </w:p>
@@ -16221,7 +15923,7 @@
     </w:tbl>
     <w:p>
       <w:pPr>
-        <w:pStyle w:val="Caption"/>
+        <w:pStyle w:val="Descripcin"/>
         <w:jc w:val="center"/>
         <w:rPr>
           <w:rFonts w:asciiTheme="majorHAnsi" w:hAnsiTheme="majorHAnsi" w:cstheme="majorHAnsi"/>
@@ -16297,6 +15999,20 @@
     </w:p>
     <w:p>
       <w:pPr>
+        <w:pStyle w:val="Ttulo2"/>
+        <w:rPr>
+          <w:lang w:val="en-NZ"/>
+        </w:rPr>
+      </w:pPr>
+      <w:r>
+        <w:rPr>
+          <w:lang w:val="en-NZ"/>
+        </w:rPr>
+        <w:t>5.2.3 Second Development Iteration</w:t>
+      </w:r>
+    </w:p>
+    <w:p>
+      <w:pPr>
         <w:jc w:val="both"/>
         <w:rPr>
           <w:lang w:val="en-NZ"/>
@@ -16306,21 +16022,19 @@
         <w:rPr>
           <w:lang w:val="en-NZ"/>
         </w:rPr>
-        <w:t>These were the most relevant changes considered important to offer the users a better experience and that could help to create a smoother integration of the tool into the workflow of the classroom.</w:t>
-      </w:r>
-    </w:p>
-    <w:p>
-      <w:pPr>
-        <w:pStyle w:val="Heading2"/>
-        <w:rPr>
-          <w:lang w:val="en-NZ"/>
-        </w:rPr>
-      </w:pPr>
-      <w:r>
-        <w:rPr>
-          <w:lang w:val="en-NZ"/>
-        </w:rPr>
-        <w:t>5.2.3 Second Development Iteration</w:t>
+        <w:t>After the period of adjustment derived from the feedback obtained, the second iteration of development took place for</w:t>
+      </w:r>
+      <w:r>
+        <w:rPr>
+          <w:lang w:val="en-NZ"/>
+        </w:rPr>
+        <w:t xml:space="preserve"> </w:t>
+      </w:r>
+      <w:r>
+        <w:rPr>
+          <w:lang w:val="en-NZ"/>
+        </w:rPr>
+        <w:t>approximately six months and focused on giving the students gradual access to the different proposed functionalities of WorkshopAR.</w:t>
       </w:r>
     </w:p>
     <w:p>
@@ -16334,7 +16048,19 @@
         <w:rPr>
           <w:lang w:val="en-NZ"/>
         </w:rPr>
-        <w:t>After the period of adjustment derived from the feedback obtained, the second iteration of development took place for</w:t>
+        <w:t xml:space="preserve">Throughout the first </w:t>
+      </w:r>
+      <w:r>
+        <w:rPr>
+          <w:lang w:val="en-NZ"/>
+        </w:rPr>
+        <w:t>sets of</w:t>
+      </w:r>
+      <w:r>
+        <w:rPr>
+          <w:lang w:val="en-NZ"/>
+        </w:rPr>
+        <w:t xml:space="preserve"> observation, it was possible to notice that the students were organizing their work around the weekly class time and hardly any group was meeting outside the classroom. The situation required to adjust the observation protocol to introduce the application during the class. To minimize the disruption to the classroom it was decided to give the students the opportunity to interact with WorkshopAR in smaller chunks and with focused elements of the software in mind.</w:t>
       </w:r>
       <w:r>
         <w:rPr>
@@ -16346,7 +16072,19 @@
         <w:rPr>
           <w:lang w:val="en-NZ"/>
         </w:rPr>
-        <w:t>approximately six months and focused on giving the students gradual access to the different proposed functionalities of WorkshopAR.</w:t>
+        <w:t>This approach</w:t>
+      </w:r>
+      <w:r>
+        <w:rPr>
+          <w:lang w:val="en-NZ"/>
+        </w:rPr>
+        <w:t xml:space="preserve"> </w:t>
+      </w:r>
+      <w:r>
+        <w:rPr>
+          <w:lang w:val="en-NZ"/>
+        </w:rPr>
+        <w:t>also helped in the organization of the development time and resources, as it was possible to focus on the key elements needed for the next functionality to be shown. It also allowed for more and faster opportunities to analyse and incorporate feedback into the development.</w:t>
       </w:r>
     </w:p>
     <w:p>
@@ -16360,19 +16098,50 @@
         <w:rPr>
           <w:lang w:val="en-NZ"/>
         </w:rPr>
-        <w:t xml:space="preserve">Throughout the first </w:t>
-      </w:r>
-      <w:r>
-        <w:rPr>
-          <w:lang w:val="en-NZ"/>
-        </w:rPr>
-        <w:t>sets of</w:t>
-      </w:r>
-      <w:r>
-        <w:rPr>
-          <w:lang w:val="en-NZ"/>
-        </w:rPr>
-        <w:t xml:space="preserve"> observation, it was possible to notice that the students were organizing their work around the weekly class time and hardly any group was meeting outside the classroom. The situation required to adjust the observation protocol to introduce the application during the class. To minimize the disruption to the classroom it was decided to give the students the opportunity to interact with WorkshopAR in smaller chunks and with focused elements of the software in mind.</w:t>
+        <w:lastRenderedPageBreak/>
+        <w:t>Based on the results of the first iteration and the comments gathered from the students, it was identified that the interactions with play models and tools focused on team management needed to be the priority of development, since those were the most highlighted features.</w:t>
+      </w:r>
+    </w:p>
+    <w:p>
+      <w:pPr>
+        <w:pStyle w:val="Ttulo3"/>
+        <w:rPr>
+          <w:lang w:val="en-NZ"/>
+        </w:rPr>
+      </w:pPr>
+      <w:r>
+        <w:rPr>
+          <w:lang w:val="en-NZ"/>
+        </w:rPr>
+        <w:t>5.2.3.1 Pointing</w:t>
+      </w:r>
+    </w:p>
+    <w:p>
+      <w:pPr>
+        <w:jc w:val="both"/>
+        <w:rPr>
+          <w:lang w:val="en-NZ"/>
+        </w:rPr>
+      </w:pPr>
+      <w:r>
+        <w:rPr>
+          <w:lang w:val="en-NZ"/>
+        </w:rPr>
+        <w:t>One of the use cases that was not properly implemented during the first iteration was the functionality to point at different elements in the Room, specifically play models, other participants and points in the physical space. This implementation lost priority due to some of the observation gathered during the first testing phase, as well due to the technical issues found for its implementation.</w:t>
+      </w:r>
+    </w:p>
+    <w:p>
+      <w:pPr>
+        <w:jc w:val="both"/>
+        <w:rPr>
+          <w:lang w:val="en-NZ"/>
+        </w:rPr>
+      </w:pPr>
+      <w:r>
+        <w:rPr>
+          <w:lang w:val="en-NZ"/>
+        </w:rPr>
+        <w:t>The most relevant issue identified emerged from observations and discussion with participants during the interaction design research (see section 5.1) and the initial interviews with students. During these</w:t>
       </w:r>
       <w:r>
         <w:rPr>
@@ -16384,7 +16153,31 @@
         <w:rPr>
           <w:lang w:val="en-NZ"/>
         </w:rPr>
-        <w:t>This approach</w:t>
+        <w:t xml:space="preserve">sessions several possible solutions </w:t>
+      </w:r>
+      <w:r>
+        <w:rPr>
+          <w:lang w:val="en-NZ"/>
+        </w:rPr>
+        <w:t>for</w:t>
+      </w:r>
+      <w:r>
+        <w:rPr>
+          <w:lang w:val="en-NZ"/>
+        </w:rPr>
+        <w:t xml:space="preserve"> the interaction design </w:t>
+      </w:r>
+      <w:r>
+        <w:rPr>
+          <w:lang w:val="en-NZ"/>
+        </w:rPr>
+        <w:t xml:space="preserve">of this functionality emerged </w:t>
+      </w:r>
+      <w:r>
+        <w:rPr>
+          <w:lang w:val="en-NZ"/>
+        </w:rPr>
+        <w:t>as well as</w:t>
       </w:r>
       <w:r>
         <w:rPr>
@@ -16396,7 +16189,73 @@
         <w:rPr>
           <w:lang w:val="en-NZ"/>
         </w:rPr>
-        <w:t>also helped in the organization of the development time and resources, as it was possible to focus on the key elements needed for the next functionality to be shown. It also allowed for more and faster opportunities to analyse and incorporate feedback into the development.</w:t>
+        <w:t xml:space="preserve">possible concerns. </w:t>
+      </w:r>
+      <w:r>
+        <w:rPr>
+          <w:lang w:val="en-NZ"/>
+        </w:rPr>
+        <w:t>A</w:t>
+      </w:r>
+      <w:r>
+        <w:rPr>
+          <w:lang w:val="en-NZ"/>
+        </w:rPr>
+        <w:t>lthough</w:t>
+      </w:r>
+      <w:r>
+        <w:rPr>
+          <w:lang w:val="en-NZ"/>
+        </w:rPr>
+        <w:t xml:space="preserve"> </w:t>
+      </w:r>
+      <w:r>
+        <w:rPr>
+          <w:lang w:val="en-NZ"/>
+        </w:rPr>
+        <w:t>pointing could be useful to clarify an intention and to avoid ambiguity in cluttered spaces, the functionality was seen as secondary to other options, since the participants found it easier and preferable to rely on direct communication with their peers, rather than defaulting to communication through their devices. The situation could change significantly in a</w:t>
+      </w:r>
+      <w:r>
+        <w:rPr>
+          <w:lang w:val="en-NZ"/>
+        </w:rPr>
+        <w:t xml:space="preserve"> </w:t>
+      </w:r>
+      <w:r>
+        <w:rPr>
+          <w:lang w:val="en-NZ"/>
+        </w:rPr>
+        <w:t>scenario with remote participants</w:t>
+      </w:r>
+      <w:r>
+        <w:rPr>
+          <w:lang w:val="en-NZ"/>
+        </w:rPr>
+        <w:t xml:space="preserve">, which </w:t>
+      </w:r>
+      <w:r>
+        <w:rPr>
+          <w:lang w:val="en-NZ"/>
+        </w:rPr>
+        <w:t>would need several tools to be able to convey</w:t>
+      </w:r>
+      <w:r>
+        <w:rPr>
+          <w:lang w:val="en-NZ"/>
+        </w:rPr>
+        <w:t xml:space="preserve"> </w:t>
+      </w:r>
+      <w:r>
+        <w:rPr>
+          <w:lang w:val="en-NZ"/>
+        </w:rPr>
+        <w:t>interactions and intentions</w:t>
+      </w:r>
+      <w:r>
+        <w:rPr>
+          <w:lang w:val="en-NZ"/>
+        </w:rPr>
+        <w:t>, but as it was presented to them, the users did not find too much value on the idea.</w:t>
       </w:r>
     </w:p>
     <w:p>
@@ -16410,230 +16269,53 @@
         <w:rPr>
           <w:lang w:val="en-NZ"/>
         </w:rPr>
-        <w:t>Based on the results of the first iteration and the comments gathered from the students, it was identified that the interactions with play models and tools focused on team management needed to be the priority of development, since those were the most highlighted features.</w:t>
-      </w:r>
-    </w:p>
-    <w:p>
-      <w:pPr>
-        <w:pStyle w:val="Heading3"/>
-        <w:rPr>
-          <w:lang w:val="en-NZ"/>
-        </w:rPr>
-      </w:pPr>
-      <w:r>
-        <w:rPr>
-          <w:lang w:val="en-NZ"/>
-        </w:rPr>
-        <w:t>5.2.3.1 Pointing</w:t>
-      </w:r>
-    </w:p>
-    <w:p>
-      <w:pPr>
-        <w:jc w:val="both"/>
-        <w:rPr>
-          <w:lang w:val="en-NZ"/>
-        </w:rPr>
-      </w:pPr>
-      <w:r>
-        <w:rPr>
-          <w:lang w:val="en-NZ"/>
-        </w:rPr>
-        <w:t>One of the use cases that was not properly implemented during the first iteration was the functionality to point at different elements in the Room, specifically play models, other participants and points in the physical space. This implementation lost priority due to some of the observation gathered during the first testing phase, as well due to the technical issues found for its implementation.</w:t>
-      </w:r>
-    </w:p>
-    <w:p>
-      <w:pPr>
-        <w:jc w:val="both"/>
-        <w:rPr>
-          <w:lang w:val="en-NZ"/>
-        </w:rPr>
-      </w:pPr>
-      <w:r>
-        <w:rPr>
-          <w:lang w:val="en-NZ"/>
-        </w:rPr>
-        <w:t>The most relevant issue identified emerged from observations and discussion with participants during the interaction design research (see section 5.1) and the initial interviews with students. During these</w:t>
-      </w:r>
-      <w:r>
-        <w:rPr>
+        <w:t xml:space="preserve">Another </w:t>
+      </w:r>
+      <w:r>
+        <w:rPr>
+          <w:lang w:val="en-NZ"/>
+        </w:rPr>
+        <w:t>issue found was related with the number of gestures being proposed for different actions and the need to remember them to execute the desired functionality. Users consistently proposed or remarked that a better approach was to link a single interaction, like a touch or an air tap, to open a menu or a list of contextual possibilities. This also mirrors the current UI design tendencies in similar applications and headsets (</w:t>
+      </w:r>
+      <w:r>
+        <w:rPr>
+          <w:lang w:val="en-NZ"/>
+        </w:rPr>
+        <w:t xml:space="preserve">see </w:t>
+      </w:r>
+      <w:proofErr w:type="spellStart"/>
+      <w:r>
+        <w:rPr>
+          <w:rStyle w:val="CitaCar"/>
+          <w:lang w:val="en-NZ"/>
+        </w:rPr>
+        <w:t>ARCore</w:t>
+      </w:r>
+      <w:proofErr w:type="spellEnd"/>
+      <w:r>
+        <w:rPr>
+          <w:rStyle w:val="CitaCar"/>
           <w:lang w:val="en-NZ"/>
         </w:rPr>
         <w:t xml:space="preserve"> </w:t>
       </w:r>
       <w:r>
         <w:rPr>
-          <w:lang w:val="en-NZ"/>
-        </w:rPr>
-        <w:t xml:space="preserve">sessions several possible solutions </w:t>
-      </w:r>
-      <w:r>
-        <w:rPr>
-          <w:lang w:val="en-NZ"/>
-        </w:rPr>
-        <w:t>for</w:t>
-      </w:r>
-      <w:r>
-        <w:rPr>
-          <w:lang w:val="en-NZ"/>
-        </w:rPr>
-        <w:t xml:space="preserve"> the interaction design </w:t>
-      </w:r>
-      <w:r>
-        <w:rPr>
-          <w:lang w:val="en-NZ"/>
-        </w:rPr>
-        <w:t xml:space="preserve">of this functionality emerged </w:t>
-      </w:r>
-      <w:r>
-        <w:rPr>
-          <w:lang w:val="en-NZ"/>
-        </w:rPr>
-        <w:t>as well as</w:t>
-      </w:r>
-      <w:r>
-        <w:rPr>
-          <w:lang w:val="en-NZ"/>
-        </w:rPr>
-        <w:t xml:space="preserve"> </w:t>
-      </w:r>
-      <w:r>
-        <w:rPr>
-          <w:lang w:val="en-NZ"/>
-        </w:rPr>
-        <w:t xml:space="preserve">possible concerns. </w:t>
-      </w:r>
-      <w:r>
-        <w:rPr>
-          <w:lang w:val="en-NZ"/>
-        </w:rPr>
-        <w:t>A</w:t>
-      </w:r>
-      <w:r>
-        <w:rPr>
-          <w:lang w:val="en-NZ"/>
-        </w:rPr>
-        <w:t>lthough</w:t>
-      </w:r>
-      <w:r>
-        <w:rPr>
-          <w:lang w:val="en-NZ"/>
-        </w:rPr>
-        <w:t xml:space="preserve"> </w:t>
-      </w:r>
-      <w:r>
-        <w:rPr>
-          <w:lang w:val="en-NZ"/>
-        </w:rPr>
-        <w:t>pointing could be useful to clarify an intention and to avoid ambiguity in cluttered spaces, the functionality was seen as secondary to other options, since the participants found it easier and preferable to rely on direct communication with their peers, rather than defaulting to communication through their devices. The situation could change significantly in a</w:t>
-      </w:r>
-      <w:r>
-        <w:rPr>
-          <w:lang w:val="en-NZ"/>
-        </w:rPr>
-        <w:t xml:space="preserve"> </w:t>
-      </w:r>
-      <w:r>
-        <w:rPr>
-          <w:lang w:val="en-NZ"/>
-        </w:rPr>
-        <w:t>scenario with remote participants</w:t>
-      </w:r>
-      <w:r>
-        <w:rPr>
-          <w:lang w:val="en-NZ"/>
-        </w:rPr>
-        <w:t xml:space="preserve">, which </w:t>
-      </w:r>
-      <w:r>
-        <w:rPr>
-          <w:lang w:val="en-NZ"/>
-        </w:rPr>
-        <w:t xml:space="preserve">would need several </w:t>
-      </w:r>
-      <w:r>
-        <w:rPr>
-          <w:lang w:val="en-NZ"/>
-        </w:rPr>
-        <w:lastRenderedPageBreak/>
-        <w:t>tools to be able to convey</w:t>
-      </w:r>
-      <w:r>
-        <w:rPr>
-          <w:lang w:val="en-NZ"/>
-        </w:rPr>
-        <w:t xml:space="preserve"> </w:t>
-      </w:r>
-      <w:r>
-        <w:rPr>
-          <w:lang w:val="en-NZ"/>
-        </w:rPr>
-        <w:t>interactions and intentions</w:t>
-      </w:r>
-      <w:r>
-        <w:rPr>
-          <w:lang w:val="en-NZ"/>
-        </w:rPr>
-        <w:t>, but as it was presented to them, the users did not find too much value on the idea.</w:t>
-      </w:r>
-    </w:p>
-    <w:p>
-      <w:pPr>
-        <w:jc w:val="both"/>
-        <w:rPr>
-          <w:lang w:val="en-NZ"/>
-        </w:rPr>
-      </w:pPr>
-      <w:r>
-        <w:rPr>
-          <w:lang w:val="en-NZ"/>
-        </w:rPr>
-        <w:t xml:space="preserve">Another </w:t>
-      </w:r>
-      <w:r>
-        <w:rPr>
-          <w:lang w:val="en-NZ"/>
-        </w:rPr>
-        <w:t>issue found was related with the number of gestures being proposed for different actions and the need to remember them to execute the desired functionality. Users consistently proposed or remarked that a better approach was to link a single interaction, like a touch or an air tap, to open a menu or a list of contextual possibilities. This also mirrors the current UI design tendencies in similar applications and headsets (</w:t>
-      </w:r>
-      <w:r>
-        <w:rPr>
-          <w:lang w:val="en-NZ"/>
-        </w:rPr>
-        <w:t xml:space="preserve">see </w:t>
-      </w:r>
-      <w:proofErr w:type="spellStart"/>
-      <w:r>
-        <w:rPr>
-          <w:rStyle w:val="QuoteChar"/>
-          <w:lang w:val="en-NZ"/>
-        </w:rPr>
-        <w:t>ARCore</w:t>
-      </w:r>
-      <w:proofErr w:type="spellEnd"/>
-      <w:r>
-        <w:rPr>
-          <w:rStyle w:val="QuoteChar"/>
-          <w:lang w:val="en-NZ"/>
-        </w:rPr>
-        <w:t xml:space="preserve"> </w:t>
-      </w:r>
-      <w:r>
-        <w:rPr>
-          <w:rStyle w:val="QuoteChar"/>
+          <w:rStyle w:val="CitaCar"/>
           <w:lang w:val="en-NZ"/>
         </w:rPr>
         <w:t>(</w:t>
       </w:r>
       <w:r>
         <w:rPr>
-          <w:rStyle w:val="QuoteChar"/>
+          <w:rStyle w:val="CitaCar"/>
           <w:lang w:val="en-NZ"/>
         </w:rPr>
         <w:t>2025</w:t>
       </w:r>
       <w:r>
         <w:rPr>
-          <w:rStyle w:val="QuoteChar"/>
+          <w:rStyle w:val="CitaCar"/>
           <w:lang w:val="en-NZ"/>
         </w:rPr>
         <w:t>)</w:t>
@@ -16646,21 +16328,21 @@
       </w:r>
       <w:r>
         <w:rPr>
-          <w:rStyle w:val="QuoteChar"/>
+          <w:rStyle w:val="CitaCar"/>
           <w:lang w:val="en-NZ"/>
         </w:rPr>
         <w:t>Meta Horizon</w:t>
       </w:r>
       <w:r>
         <w:rPr>
-          <w:rStyle w:val="QuoteChar"/>
+          <w:rStyle w:val="CitaCar"/>
           <w:lang w:val="en-NZ"/>
         </w:rPr>
         <w:t xml:space="preserve"> (</w:t>
       </w:r>
       <w:r>
         <w:rPr>
-          <w:rStyle w:val="QuoteChar"/>
+          <w:rStyle w:val="CitaCar"/>
           <w:lang w:val="en-NZ"/>
         </w:rPr>
         <w:t>2025)</w:t>
@@ -16806,7 +16488,7 @@
     </w:p>
     <w:p>
       <w:pPr>
-        <w:pStyle w:val="Caption"/>
+        <w:pStyle w:val="Descripcin"/>
         <w:jc w:val="center"/>
         <w:rPr>
           <w:rFonts w:asciiTheme="majorHAnsi" w:hAnsiTheme="majorHAnsi" w:cstheme="majorHAnsi"/>
@@ -16836,6 +16518,7 @@
         <w:rPr>
           <w:lang w:val="en-NZ"/>
         </w:rPr>
+        <w:lastRenderedPageBreak/>
         <w:t xml:space="preserve">Initially the visual design for the functionality focused on the single objective of pointing </w:t>
       </w:r>
       <w:r>
@@ -16944,7 +16627,6 @@
           <w:szCs w:val="24"/>
           <w:lang w:val="en-NZ"/>
         </w:rPr>
-        <w:lastRenderedPageBreak/>
         <w:drawing>
           <wp:inline distT="0" distB="0" distL="0" distR="0" wp14:anchorId="5DBBA01F" wp14:editId="01FAA6E6">
             <wp:extent cx="1285240" cy="2371725"/>
@@ -17084,7 +16766,7 @@
     </w:p>
     <w:p>
       <w:pPr>
-        <w:pStyle w:val="Caption"/>
+        <w:pStyle w:val="Descripcin"/>
         <w:jc w:val="center"/>
         <w:rPr>
           <w:rFonts w:asciiTheme="majorHAnsi" w:hAnsiTheme="majorHAnsi" w:cstheme="majorHAnsi"/>
@@ -17155,7 +16837,7 @@
     </w:p>
     <w:p>
       <w:pPr>
-        <w:pStyle w:val="ListParagraph"/>
+        <w:pStyle w:val="Prrafodelista"/>
         <w:numPr>
           <w:ilvl w:val="0"/>
           <w:numId w:val="20"/>
@@ -17174,7 +16856,7 @@
     </w:p>
     <w:p>
       <w:pPr>
-        <w:pStyle w:val="ListParagraph"/>
+        <w:pStyle w:val="Prrafodelista"/>
         <w:numPr>
           <w:ilvl w:val="0"/>
           <w:numId w:val="20"/>
@@ -17248,6 +16930,7 @@
           <w:szCs w:val="24"/>
           <w:lang w:val="en-NZ"/>
         </w:rPr>
+        <w:lastRenderedPageBreak/>
         <w:drawing>
           <wp:inline distT="0" distB="0" distL="0" distR="0" wp14:anchorId="17198177" wp14:editId="48886841">
             <wp:extent cx="1228725" cy="2730500"/>
@@ -17337,7 +17020,7 @@
     </w:p>
     <w:p>
       <w:pPr>
-        <w:pStyle w:val="Caption"/>
+        <w:pStyle w:val="Descripcin"/>
         <w:jc w:val="center"/>
         <w:rPr>
           <w:rFonts w:asciiTheme="majorHAnsi" w:hAnsiTheme="majorHAnsi" w:cstheme="majorHAnsi"/>
@@ -17403,7 +17086,6 @@
         <w:rPr>
           <w:lang w:val="en-NZ"/>
         </w:rPr>
-        <w:lastRenderedPageBreak/>
         <w:t>Expanding the plane detection offered the most precision at the cost of configuration time. It would be possible to ask the host to spend more time scanning more elements of the room to create this “holders” which could be turned on and off when positioning a pointer in space (or other digital objects, like annotations</w:t>
       </w:r>
       <w:r>
@@ -17420,44 +17102,35 @@
       </w:r>
       <w:r>
         <w:rPr>
-          <w:rStyle w:val="QuoteChar"/>
+          <w:rStyle w:val="CitaCar"/>
           <w:lang w:val="en-NZ"/>
         </w:rPr>
         <w:t>(</w:t>
       </w:r>
       <w:r>
         <w:rPr>
-          <w:rStyle w:val="QuoteChar"/>
+          <w:rStyle w:val="CitaCar"/>
           <w:lang w:val="en-NZ"/>
         </w:rPr>
         <w:t>Pereira et al., 2021</w:t>
       </w:r>
       <w:r>
         <w:rPr>
-          <w:rStyle w:val="QuoteChar"/>
+          <w:rStyle w:val="CitaCar"/>
           <w:lang w:val="en-NZ"/>
         </w:rPr>
         <w:t xml:space="preserve">, </w:t>
       </w:r>
-      <w:proofErr w:type="spellStart"/>
-      <w:r>
-        <w:rPr>
-          <w:rStyle w:val="QuoteChar"/>
-          <w:lang w:val="en-NZ"/>
-        </w:rPr>
-        <w:t>Braud</w:t>
-      </w:r>
-      <w:proofErr w:type="spellEnd"/>
-      <w:r>
-        <w:rPr>
-          <w:rStyle w:val="QuoteChar"/>
-          <w:lang w:val="en-NZ"/>
-        </w:rPr>
-        <w:t xml:space="preserve"> et al., 2017</w:t>
-      </w:r>
-      <w:r>
-        <w:rPr>
-          <w:rStyle w:val="QuoteChar"/>
+      <w:r>
+        <w:rPr>
+          <w:rStyle w:val="CitaCar"/>
+          <w:lang w:val="en-NZ"/>
+        </w:rPr>
+        <w:t>Braud et al., 2017</w:t>
+      </w:r>
+      <w:r>
+        <w:rPr>
+          <w:rStyle w:val="CitaCar"/>
           <w:lang w:val="en-NZ"/>
         </w:rPr>
         <w:t>)</w:t>
@@ -17606,6 +17279,7 @@
           <w:szCs w:val="24"/>
           <w:lang w:val="en-NZ"/>
         </w:rPr>
+        <w:lastRenderedPageBreak/>
         <w:drawing>
           <wp:inline distT="0" distB="0" distL="0" distR="0" wp14:anchorId="109E4708" wp14:editId="2317C504">
             <wp:extent cx="1561465" cy="2590800"/>
@@ -17696,7 +17370,7 @@
     </w:p>
     <w:p>
       <w:pPr>
-        <w:pStyle w:val="Caption"/>
+        <w:pStyle w:val="Descripcin"/>
         <w:jc w:val="center"/>
         <w:rPr>
           <w:rFonts w:asciiTheme="majorHAnsi" w:hAnsiTheme="majorHAnsi" w:cstheme="majorHAnsi"/>
@@ -17717,16 +17391,15 @@
     </w:p>
     <w:p>
       <w:pPr>
-        <w:pStyle w:val="Heading3"/>
-        <w:rPr>
-          <w:lang w:val="en-NZ"/>
-        </w:rPr>
-      </w:pPr>
-      <w:r>
-        <w:rPr>
-          <w:lang w:val="en-NZ"/>
-        </w:rPr>
-        <w:lastRenderedPageBreak/>
+        <w:pStyle w:val="Ttulo3"/>
+        <w:rPr>
+          <w:lang w:val="en-NZ"/>
+        </w:rPr>
+      </w:pPr>
+      <w:r>
+        <w:rPr>
+          <w:lang w:val="en-NZ"/>
+        </w:rPr>
         <w:t>5.2.3.2 Interacting with Play Models</w:t>
       </w:r>
     </w:p>
@@ -17760,7 +17433,7 @@
     </w:p>
     <w:p>
       <w:pPr>
-        <w:pStyle w:val="ListParagraph"/>
+        <w:pStyle w:val="Prrafodelista"/>
         <w:numPr>
           <w:ilvl w:val="0"/>
           <w:numId w:val="21"/>
@@ -17779,7 +17452,7 @@
     </w:p>
     <w:p>
       <w:pPr>
-        <w:pStyle w:val="ListParagraph"/>
+        <w:pStyle w:val="Prrafodelista"/>
         <w:numPr>
           <w:ilvl w:val="0"/>
           <w:numId w:val="21"/>
@@ -17798,7 +17471,7 @@
     </w:p>
     <w:p>
       <w:pPr>
-        <w:pStyle w:val="ListParagraph"/>
+        <w:pStyle w:val="Prrafodelista"/>
         <w:numPr>
           <w:ilvl w:val="0"/>
           <w:numId w:val="21"/>
@@ -17908,6 +17581,7 @@
           <w:szCs w:val="24"/>
           <w:lang w:val="en-NZ"/>
         </w:rPr>
+        <w:lastRenderedPageBreak/>
         <w:drawing>
           <wp:inline distT="0" distB="0" distL="0" distR="0" wp14:anchorId="341857A4" wp14:editId="24E6F889">
             <wp:extent cx="3306445" cy="2419350"/>
@@ -17950,7 +17624,7 @@
     </w:p>
     <w:p>
       <w:pPr>
-        <w:pStyle w:val="Caption"/>
+        <w:pStyle w:val="Descripcin"/>
         <w:jc w:val="center"/>
         <w:rPr>
           <w:rFonts w:asciiTheme="majorHAnsi" w:hAnsiTheme="majorHAnsi" w:cstheme="majorHAnsi"/>
@@ -18010,14 +17684,7 @@
         <w:rPr>
           <w:lang w:val="en-NZ"/>
         </w:rPr>
-        <w:t xml:space="preserve">n additional control point was added to the touch screen, where a widget would show the user what </w:t>
-      </w:r>
-      <w:r>
-        <w:rPr>
-          <w:lang w:val="en-NZ"/>
-        </w:rPr>
-        <w:lastRenderedPageBreak/>
-        <w:t>interaction</w:t>
+        <w:t>n additional control point was added to the touch screen, where a widget would show the user what interaction</w:t>
       </w:r>
       <w:r>
         <w:rPr>
@@ -18199,7 +17866,7 @@
     </w:p>
     <w:p>
       <w:pPr>
-        <w:pStyle w:val="Caption"/>
+        <w:pStyle w:val="Descripcin"/>
         <w:jc w:val="center"/>
         <w:rPr>
           <w:rFonts w:asciiTheme="majorHAnsi" w:hAnsiTheme="majorHAnsi" w:cstheme="majorHAnsi"/>
@@ -18271,7 +17938,14 @@
         <w:rPr>
           <w:lang w:val="en-NZ"/>
         </w:rPr>
-        <w:t>oom. The final implementation simply exp</w:t>
+        <w:t xml:space="preserve">oom. The final </w:t>
+      </w:r>
+      <w:r>
+        <w:rPr>
+          <w:lang w:val="en-NZ"/>
+        </w:rPr>
+        <w:lastRenderedPageBreak/>
+        <w:t>implementation simply exp</w:t>
       </w:r>
       <w:r>
         <w:rPr>
@@ -18331,7 +18005,6 @@
           <w:szCs w:val="24"/>
           <w:lang w:val="en-NZ"/>
         </w:rPr>
-        <w:lastRenderedPageBreak/>
         <w:drawing>
           <wp:inline distT="0" distB="0" distL="0" distR="0" wp14:anchorId="5C01C67D" wp14:editId="4B2882E0">
             <wp:extent cx="2040890" cy="2952750"/>
@@ -18374,7 +18047,7 @@
     </w:p>
     <w:p>
       <w:pPr>
-        <w:pStyle w:val="Caption"/>
+        <w:pStyle w:val="Descripcin"/>
         <w:jc w:val="center"/>
         <w:rPr>
           <w:rFonts w:asciiTheme="majorHAnsi" w:hAnsiTheme="majorHAnsi" w:cstheme="majorHAnsi"/>
@@ -18525,7 +18198,7 @@
     </w:p>
     <w:p>
       <w:pPr>
-        <w:pStyle w:val="Heading3"/>
+        <w:pStyle w:val="Ttulo3"/>
         <w:rPr>
           <w:lang w:val="en-NZ"/>
         </w:rPr>
@@ -18560,7 +18233,14 @@
         <w:rPr>
           <w:lang w:val="en-NZ"/>
         </w:rPr>
-        <w:t>, creating relationships between concepts, conveying new meaning or using the space as another resource to work with.</w:t>
+        <w:t xml:space="preserve">, </w:t>
+      </w:r>
+      <w:r>
+        <w:rPr>
+          <w:lang w:val="en-NZ"/>
+        </w:rPr>
+        <w:lastRenderedPageBreak/>
+        <w:t>creating relationships between concepts, conveying new meaning or using the space as another resource to work with.</w:t>
       </w:r>
     </w:p>
     <w:p>
@@ -18660,14 +18340,7 @@
         <w:rPr>
           <w:lang w:val="en-NZ"/>
         </w:rPr>
-        <w:t xml:space="preserve"> the annotations and by allowing each user to disable the visual an animation flare created for the digital objects associated to the annotations. Figure 35 shows </w:t>
-      </w:r>
-      <w:r>
-        <w:rPr>
-          <w:lang w:val="en-NZ"/>
-        </w:rPr>
-        <w:lastRenderedPageBreak/>
-        <w:t>examples of the localization and control mechanics create</w:t>
+        <w:t xml:space="preserve"> the annotations and by allowing each user to disable the visual an animation flare created for the digital objects associated to the annotations. Figure 35 shows examples of the localization and control mechanics create</w:t>
       </w:r>
       <w:r>
         <w:rPr>
@@ -18689,7 +18362,7 @@
       </w:r>
       <w:r>
         <w:rPr>
-          <w:rStyle w:val="QuoteChar"/>
+          <w:rStyle w:val="CitaCar"/>
           <w:lang w:val="en-NZ"/>
         </w:rPr>
         <w:t>(</w:t>
@@ -18697,7 +18370,7 @@
       <w:proofErr w:type="spellStart"/>
       <w:r>
         <w:rPr>
-          <w:rStyle w:val="QuoteChar"/>
+          <w:rStyle w:val="CitaCar"/>
           <w:lang w:val="en-NZ"/>
         </w:rPr>
         <w:t>Galimullina</w:t>
@@ -18705,44 +18378,35 @@
       <w:proofErr w:type="spellEnd"/>
       <w:r>
         <w:rPr>
-          <w:rStyle w:val="QuoteChar"/>
+          <w:rStyle w:val="CitaCar"/>
           <w:lang w:val="en-NZ"/>
         </w:rPr>
         <w:t xml:space="preserve"> et al., 2022</w:t>
       </w:r>
       <w:r>
         <w:rPr>
-          <w:rStyle w:val="QuoteChar"/>
+          <w:rStyle w:val="CitaCar"/>
           <w:lang w:val="en-NZ"/>
         </w:rPr>
         <w:t xml:space="preserve">, </w:t>
       </w:r>
-      <w:proofErr w:type="spellStart"/>
-      <w:r>
-        <w:rPr>
-          <w:rStyle w:val="QuoteChar"/>
-          <w:lang w:val="en-NZ"/>
-        </w:rPr>
-        <w:t>Ribble</w:t>
-      </w:r>
-      <w:proofErr w:type="spellEnd"/>
-      <w:r>
-        <w:rPr>
-          <w:rStyle w:val="QuoteChar"/>
-          <w:lang w:val="en-NZ"/>
-        </w:rPr>
-        <w:t xml:space="preserve"> et al., 2004</w:t>
-      </w:r>
-      <w:r>
-        <w:rPr>
-          <w:rStyle w:val="QuoteChar"/>
+      <w:r>
+        <w:rPr>
+          <w:rStyle w:val="CitaCar"/>
+          <w:lang w:val="en-NZ"/>
+        </w:rPr>
+        <w:t>Ribble et al., 2004</w:t>
+      </w:r>
+      <w:r>
+        <w:rPr>
+          <w:rStyle w:val="CitaCar"/>
           <w:lang w:val="en-NZ"/>
         </w:rPr>
         <w:t>)</w:t>
       </w:r>
       <w:r>
         <w:rPr>
-          <w:rStyle w:val="QuoteChar"/>
+          <w:rStyle w:val="CitaCar"/>
           <w:lang w:val="en-NZ"/>
         </w:rPr>
         <w:t>.</w:t>
@@ -18856,7 +18520,7 @@
     </w:p>
     <w:p>
       <w:pPr>
-        <w:pStyle w:val="Caption"/>
+        <w:pStyle w:val="Descripcin"/>
         <w:jc w:val="center"/>
         <w:rPr>
           <w:rFonts w:asciiTheme="majorHAnsi" w:hAnsiTheme="majorHAnsi" w:cstheme="majorHAnsi"/>
@@ -18939,15 +18603,16 @@
     </w:p>
     <w:p>
       <w:pPr>
-        <w:pStyle w:val="Heading3"/>
-        <w:rPr>
-          <w:lang w:val="en-NZ"/>
-        </w:rPr>
-      </w:pPr>
-      <w:r>
-        <w:rPr>
-          <w:lang w:val="en-NZ"/>
-        </w:rPr>
+        <w:pStyle w:val="Ttulo3"/>
+        <w:rPr>
+          <w:lang w:val="en-NZ"/>
+        </w:rPr>
+      </w:pPr>
+      <w:r>
+        <w:rPr>
+          <w:lang w:val="en-NZ"/>
+        </w:rPr>
+        <w:lastRenderedPageBreak/>
         <w:t>5.2.3.4 Debates and Emotes</w:t>
       </w:r>
     </w:p>
@@ -19000,14 +18665,7 @@
         <w:rPr>
           <w:lang w:val="en-NZ"/>
         </w:rPr>
-        <w:t xml:space="preserve">This proposal prompted two set of opposing opinions among the students. Some users questioned the necessity to interact at all with the application to organize the debate, highlighting how disruptive the idea sounded for the communication between participants. In contrasts, others found the idea of interacting with visuals that </w:t>
-      </w:r>
-      <w:r>
-        <w:rPr>
-          <w:lang w:val="en-NZ"/>
-        </w:rPr>
-        <w:lastRenderedPageBreak/>
-        <w:t xml:space="preserve">conveyed more information about the activity as useful and a way to “spice” the conversation and help make the activity </w:t>
+        <w:t xml:space="preserve">This proposal prompted two set of opposing opinions among the students. Some users questioned the necessity to interact at all with the application to organize the debate, highlighting how disruptive the idea sounded for the communication between participants. In contrasts, others found the idea of interacting with visuals that conveyed more information about the activity as useful and a way to “spice” the conversation and help make the activity </w:t>
       </w:r>
       <w:r>
         <w:rPr>
@@ -19062,7 +18720,7 @@
     </w:p>
     <w:p>
       <w:pPr>
-        <w:pStyle w:val="ListParagraph"/>
+        <w:pStyle w:val="Prrafodelista"/>
         <w:numPr>
           <w:ilvl w:val="0"/>
           <w:numId w:val="22"/>
@@ -19081,7 +18739,7 @@
     </w:p>
     <w:p>
       <w:pPr>
-        <w:pStyle w:val="ListParagraph"/>
+        <w:pStyle w:val="Prrafodelista"/>
         <w:numPr>
           <w:ilvl w:val="0"/>
           <w:numId w:val="22"/>
@@ -19100,7 +18758,7 @@
     </w:p>
     <w:p>
       <w:pPr>
-        <w:pStyle w:val="ListParagraph"/>
+        <w:pStyle w:val="Prrafodelista"/>
         <w:numPr>
           <w:ilvl w:val="0"/>
           <w:numId w:val="22"/>
@@ -19238,6 +18896,7 @@
           <w:szCs w:val="24"/>
           <w:lang w:val="en-NZ"/>
         </w:rPr>
+        <w:lastRenderedPageBreak/>
         <w:drawing>
           <wp:inline distT="0" distB="0" distL="0" distR="0" wp14:anchorId="3DC128B9" wp14:editId="3B3D0BF0">
             <wp:extent cx="1685925" cy="2324100"/>
@@ -19327,7 +18986,7 @@
     </w:p>
     <w:p>
       <w:pPr>
-        <w:pStyle w:val="Caption"/>
+        <w:pStyle w:val="Descripcin"/>
         <w:jc w:val="center"/>
         <w:rPr>
           <w:rFonts w:asciiTheme="majorHAnsi" w:hAnsiTheme="majorHAnsi" w:cstheme="majorHAnsi"/>
@@ -19357,14 +19016,7 @@
         <w:rPr>
           <w:lang w:val="en-NZ"/>
         </w:rPr>
-        <w:t xml:space="preserve">Interaction with the UI, especially during the voting process, was completely changed to avoid the major critique of forcing interaction with the device for an activity meant for face-to-face communication. Combining the ideas acquired from different users, a system of emotes was </w:t>
-      </w:r>
-      <w:r>
-        <w:rPr>
-          <w:lang w:val="en-NZ"/>
-        </w:rPr>
-        <w:lastRenderedPageBreak/>
-        <w:t xml:space="preserve">implemented linked to the visualization of the User Anchor, which was closer to the position of the device and to the person controlling it. The emotes would show a visual </w:t>
+        <w:t xml:space="preserve">Interaction with the UI, especially during the voting process, was completely changed to avoid the major critique of forcing interaction with the device for an activity meant for face-to-face communication. Combining the ideas acquired from different users, a system of emotes was implemented linked to the visualization of the User Anchor, which was closer to the position of the device and to the person controlling it. The emotes would show a visual </w:t>
       </w:r>
       <w:r>
         <w:rPr>
@@ -19872,7 +19524,7 @@
     </w:p>
     <w:p>
       <w:pPr>
-        <w:pStyle w:val="Caption"/>
+        <w:pStyle w:val="Descripcin"/>
         <w:jc w:val="center"/>
         <w:rPr>
           <w:rFonts w:asciiTheme="majorHAnsi" w:hAnsiTheme="majorHAnsi" w:cstheme="majorHAnsi"/>
@@ -19919,15 +19571,16 @@
     </w:p>
     <w:p>
       <w:pPr>
-        <w:pStyle w:val="Heading2"/>
-        <w:rPr>
-          <w:lang w:val="en-NZ"/>
-        </w:rPr>
-      </w:pPr>
-      <w:r>
-        <w:rPr>
-          <w:lang w:val="en-NZ"/>
-        </w:rPr>
+        <w:pStyle w:val="Ttulo2"/>
+        <w:rPr>
+          <w:lang w:val="en-NZ"/>
+        </w:rPr>
+      </w:pPr>
+      <w:r>
+        <w:rPr>
+          <w:lang w:val="en-NZ"/>
+        </w:rPr>
+        <w:lastRenderedPageBreak/>
         <w:t>5.2.4 Analysis of the Second Iteration</w:t>
       </w:r>
     </w:p>
@@ -19959,7 +19612,7 @@
     </w:p>
     <w:p>
       <w:pPr>
-        <w:pStyle w:val="Heading3"/>
+        <w:pStyle w:val="Ttulo3"/>
         <w:rPr>
           <w:lang w:val="en-NZ"/>
         </w:rPr>
@@ -20072,302 +19725,308 @@
         <w:rPr>
           <w:lang w:val="en-NZ"/>
         </w:rPr>
+        <w:t xml:space="preserve">A good example of this </w:t>
+      </w:r>
+      <w:r>
+        <w:rPr>
+          <w:lang w:val="en-NZ"/>
+        </w:rPr>
+        <w:t xml:space="preserve">feedback loop was the </w:t>
+      </w:r>
+      <w:r>
+        <w:rPr>
+          <w:lang w:val="en-NZ"/>
+        </w:rPr>
+        <w:t xml:space="preserve">process </w:t>
+      </w:r>
+      <w:r>
+        <w:rPr>
+          <w:lang w:val="en-NZ"/>
+        </w:rPr>
+        <w:t>of implementation for</w:t>
+      </w:r>
+      <w:r>
+        <w:rPr>
+          <w:lang w:val="en-NZ"/>
+        </w:rPr>
+        <w:t xml:space="preserve"> the pointing feature, which</w:t>
+      </w:r>
+      <w:r>
+        <w:rPr>
+          <w:lang w:val="en-NZ"/>
+        </w:rPr>
+        <w:t xml:space="preserve"> </w:t>
+      </w:r>
+      <w:r>
+        <w:rPr>
+          <w:lang w:val="en-NZ"/>
+        </w:rPr>
+        <w:t xml:space="preserve">was </w:t>
+      </w:r>
+      <w:r>
+        <w:rPr>
+          <w:lang w:val="en-NZ"/>
+        </w:rPr>
+        <w:t xml:space="preserve">initially </w:t>
+      </w:r>
+      <w:r>
+        <w:rPr>
+          <w:lang w:val="en-NZ"/>
+        </w:rPr>
+        <w:t>designed as a tool to avoid ambiguity in the 3D space. Users found this intended purpose unnecessary, defaulting to direct communication with their peers as an easier and more effective way of clarifying any doubt. Yet, they realized that the visualizations us</w:t>
+      </w:r>
+      <w:r>
+        <w:rPr>
+          <w:lang w:val="en-NZ"/>
+        </w:rPr>
+        <w:t>ed</w:t>
+      </w:r>
+      <w:r>
+        <w:rPr>
+          <w:lang w:val="en-NZ"/>
+        </w:rPr>
+        <w:t xml:space="preserve"> for pointing could be </w:t>
+      </w:r>
+      <w:r>
+        <w:rPr>
+          <w:lang w:val="en-NZ"/>
+        </w:rPr>
+        <w:t>recontextualized</w:t>
+      </w:r>
+      <w:r>
+        <w:rPr>
+          <w:lang w:val="en-NZ"/>
+        </w:rPr>
+        <w:t xml:space="preserve"> to convey more meanings</w:t>
+      </w:r>
+      <w:r>
+        <w:rPr>
+          <w:lang w:val="en-NZ"/>
+        </w:rPr>
+        <w:t>, like</w:t>
+      </w:r>
+      <w:r>
+        <w:rPr>
+          <w:lang w:val="en-NZ"/>
+        </w:rPr>
+        <w:t xml:space="preserve"> the use of emotes in others forms of media and communication. When given that connotation, users started to incorporate the tool more on their normal conversation</w:t>
+      </w:r>
+      <w:r>
+        <w:rPr>
+          <w:lang w:val="en-NZ"/>
+        </w:rPr>
+        <w:t>s</w:t>
+      </w:r>
+      <w:r>
+        <w:rPr>
+          <w:lang w:val="en-NZ"/>
+        </w:rPr>
+        <w:t>, eventually transferring the feature to the debate functionality as the</w:t>
+      </w:r>
+      <w:r>
+        <w:rPr>
+          <w:lang w:val="en-NZ"/>
+        </w:rPr>
+        <w:t>ir</w:t>
+      </w:r>
+      <w:r>
+        <w:rPr>
+          <w:lang w:val="en-NZ"/>
+        </w:rPr>
+        <w:t xml:space="preserve"> preferred form </w:t>
+      </w:r>
+      <w:r>
+        <w:rPr>
+          <w:lang w:val="en-NZ"/>
+        </w:rPr>
+        <w:t>of communication with</w:t>
+      </w:r>
+      <w:r>
+        <w:rPr>
+          <w:lang w:val="en-NZ"/>
+        </w:rPr>
+        <w:t xml:space="preserve"> other participants</w:t>
+      </w:r>
+      <w:r>
+        <w:rPr>
+          <w:lang w:val="en-NZ"/>
+        </w:rPr>
+        <w:t xml:space="preserve">, now </w:t>
+      </w:r>
+      <w:r>
+        <w:rPr>
+          <w:lang w:val="en-NZ"/>
+        </w:rPr>
+        <w:t>coated with an extra layer of emotional meaning.</w:t>
+      </w:r>
+    </w:p>
+    <w:p>
+      <w:pPr>
+        <w:jc w:val="both"/>
+        <w:rPr>
+          <w:lang w:val="en-NZ"/>
+        </w:rPr>
+      </w:pPr>
+      <w:r>
+        <w:rPr>
+          <w:lang w:val="en-NZ"/>
+        </w:rPr>
+        <w:t xml:space="preserve">An important amount of development time was invested on creating a consistent positioning of digital objects in the </w:t>
+      </w:r>
+      <w:r>
+        <w:rPr>
+          <w:lang w:val="en-NZ"/>
+        </w:rPr>
+        <w:t>R</w:t>
+      </w:r>
+      <w:r>
+        <w:rPr>
+          <w:lang w:val="en-NZ"/>
+        </w:rPr>
+        <w:t>oom, with mixed results obtained. A combination of the image tracking colocalization technique and the natural drift present in AR visualizations caused several issues with the overall visualization in each user’s device, which often made the users re-scan the target image or even forc</w:t>
+      </w:r>
+      <w:r>
+        <w:rPr>
+          <w:lang w:val="en-NZ"/>
+        </w:rPr>
+        <w:t>ed</w:t>
+      </w:r>
+      <w:r>
+        <w:rPr>
+          <w:lang w:val="en-NZ"/>
+        </w:rPr>
+        <w:t xml:space="preserve"> them to exit and re-enter the </w:t>
+      </w:r>
+      <w:r>
+        <w:rPr>
+          <w:lang w:val="en-NZ"/>
+        </w:rPr>
+        <w:t>R</w:t>
+      </w:r>
+      <w:r>
+        <w:rPr>
+          <w:lang w:val="en-NZ"/>
+        </w:rPr>
+        <w:t>oom to reset the visualization.</w:t>
+      </w:r>
+    </w:p>
+    <w:p>
+      <w:pPr>
+        <w:jc w:val="both"/>
+        <w:rPr>
+          <w:lang w:val="en-NZ"/>
+        </w:rPr>
+      </w:pPr>
+      <w:r>
+        <w:rPr>
+          <w:lang w:val="en-NZ"/>
+        </w:rPr>
+        <w:t xml:space="preserve">The problems observed were </w:t>
+      </w:r>
+      <w:r>
+        <w:rPr>
+          <w:lang w:val="en-NZ"/>
+        </w:rPr>
+        <w:t xml:space="preserve">not breaking the experience </w:t>
+      </w:r>
+      <w:r>
+        <w:rPr>
+          <w:lang w:val="en-NZ"/>
+        </w:rPr>
+        <w:t>and</w:t>
+      </w:r>
+      <w:r>
+        <w:rPr>
+          <w:lang w:val="en-NZ"/>
+        </w:rPr>
+        <w:t xml:space="preserve"> were</w:t>
+      </w:r>
+      <w:r>
+        <w:rPr>
+          <w:lang w:val="en-NZ"/>
+        </w:rPr>
+        <w:t xml:space="preserve"> completely expected, hence the tools to reset the whole visualization. Nonetheless, these issues represented a common focus of malcontent and an important aspect of the project to work upon in future research, adapting different techniques to work with drifting ad positioning issues such as the ones proposed by </w:t>
+      </w:r>
+      <w:r>
+        <w:rPr>
+          <w:lang w:val="en-NZ"/>
+        </w:rPr>
+        <w:t>Ran et al. (2020)</w:t>
+      </w:r>
+      <w:r>
+        <w:rPr>
+          <w:lang w:val="en-NZ"/>
+        </w:rPr>
+        <w:t>. It could be of interest to explore these solutions in a shared scenario, specially one with the characteris</w:t>
+      </w:r>
+      <w:r>
+        <w:rPr>
+          <w:lang w:val="en-NZ"/>
+        </w:rPr>
+        <w:t>tics</w:t>
+      </w:r>
+      <w:r>
+        <w:rPr>
+          <w:lang w:val="en-NZ"/>
+        </w:rPr>
+        <w:t xml:space="preserve"> observed in the case study, where the point of view of the users was constantly moving and the application was not in constant focus on the device.</w:t>
+      </w:r>
+    </w:p>
+    <w:p>
+      <w:pPr>
+        <w:jc w:val="both"/>
+        <w:rPr>
+          <w:lang w:val="en-NZ"/>
+        </w:rPr>
+      </w:pPr>
+      <w:r>
+        <w:rPr>
+          <w:lang w:val="en-NZ"/>
+        </w:rPr>
+        <w:t xml:space="preserve">The second biggest tweak of the initial design is strongly related to this situation, since </w:t>
+      </w:r>
+      <w:r>
+        <w:rPr>
+          <w:lang w:val="en-NZ"/>
+        </w:rPr>
+        <w:t xml:space="preserve">it </w:t>
+      </w:r>
+      <w:r>
+        <w:rPr>
+          <w:lang w:val="en-NZ"/>
+        </w:rPr>
+        <w:t>explain</w:t>
+      </w:r>
+      <w:r>
+        <w:rPr>
+          <w:lang w:val="en-NZ"/>
+        </w:rPr>
+        <w:t>s</w:t>
+      </w:r>
+      <w:r>
+        <w:rPr>
+          <w:lang w:val="en-NZ"/>
+        </w:rPr>
+        <w:t xml:space="preserve"> why the application was constantly losing focus on the device. Users needed to concentrate in other aspects of their work not </w:t>
+      </w:r>
+      <w:r>
+        <w:rPr>
+          <w:lang w:val="en-NZ"/>
+        </w:rPr>
+        <w:t xml:space="preserve">necessarily </w:t>
+      </w:r>
+      <w:r>
+        <w:rPr>
+          <w:lang w:val="en-NZ"/>
+        </w:rPr>
+        <w:t xml:space="preserve">related to the application, moving to </w:t>
+      </w:r>
+      <w:r>
+        <w:rPr>
+          <w:lang w:val="en-NZ"/>
+        </w:rPr>
         <w:lastRenderedPageBreak/>
-        <w:t xml:space="preserve">A good example of this </w:t>
-      </w:r>
-      <w:r>
-        <w:rPr>
-          <w:lang w:val="en-NZ"/>
-        </w:rPr>
-        <w:t xml:space="preserve">feedback loop was the </w:t>
-      </w:r>
-      <w:r>
-        <w:rPr>
-          <w:lang w:val="en-NZ"/>
-        </w:rPr>
-        <w:t xml:space="preserve">process </w:t>
-      </w:r>
-      <w:r>
-        <w:rPr>
-          <w:lang w:val="en-NZ"/>
-        </w:rPr>
-        <w:t>of implementation for</w:t>
-      </w:r>
-      <w:r>
-        <w:rPr>
-          <w:lang w:val="en-NZ"/>
-        </w:rPr>
-        <w:t xml:space="preserve"> the pointing feature, which</w:t>
-      </w:r>
-      <w:r>
-        <w:rPr>
-          <w:lang w:val="en-NZ"/>
-        </w:rPr>
-        <w:t xml:space="preserve"> </w:t>
-      </w:r>
-      <w:r>
-        <w:rPr>
-          <w:lang w:val="en-NZ"/>
-        </w:rPr>
-        <w:t xml:space="preserve">was </w:t>
-      </w:r>
-      <w:r>
-        <w:rPr>
-          <w:lang w:val="en-NZ"/>
-        </w:rPr>
-        <w:t xml:space="preserve">initially </w:t>
-      </w:r>
-      <w:r>
-        <w:rPr>
-          <w:lang w:val="en-NZ"/>
-        </w:rPr>
-        <w:t>designed as a tool to avoid ambiguity in the 3D space. Users found this intended purpose unnecessary, defaulting to direct communication with their peers as an easier and more effective way of clarifying any doubt. Yet, they realized that the visualizations us</w:t>
-      </w:r>
-      <w:r>
-        <w:rPr>
-          <w:lang w:val="en-NZ"/>
-        </w:rPr>
-        <w:t>ed</w:t>
-      </w:r>
-      <w:r>
-        <w:rPr>
-          <w:lang w:val="en-NZ"/>
-        </w:rPr>
-        <w:t xml:space="preserve"> for pointing could be </w:t>
-      </w:r>
-      <w:r>
-        <w:rPr>
-          <w:lang w:val="en-NZ"/>
-        </w:rPr>
-        <w:t>recontextualized</w:t>
-      </w:r>
-      <w:r>
-        <w:rPr>
-          <w:lang w:val="en-NZ"/>
-        </w:rPr>
-        <w:t xml:space="preserve"> to convey more meanings</w:t>
-      </w:r>
-      <w:r>
-        <w:rPr>
-          <w:lang w:val="en-NZ"/>
-        </w:rPr>
-        <w:t>, like</w:t>
-      </w:r>
-      <w:r>
-        <w:rPr>
-          <w:lang w:val="en-NZ"/>
-        </w:rPr>
-        <w:t xml:space="preserve"> the use of emotes in others forms of media and communication. When given that connotation, users started to incorporate the tool more on their normal conversation</w:t>
-      </w:r>
-      <w:r>
-        <w:rPr>
-          <w:lang w:val="en-NZ"/>
-        </w:rPr>
-        <w:t>s</w:t>
-      </w:r>
-      <w:r>
-        <w:rPr>
-          <w:lang w:val="en-NZ"/>
-        </w:rPr>
-        <w:t>, eventually transferring the feature to the debate functionality as the</w:t>
-      </w:r>
-      <w:r>
-        <w:rPr>
-          <w:lang w:val="en-NZ"/>
-        </w:rPr>
-        <w:t>ir</w:t>
-      </w:r>
-      <w:r>
-        <w:rPr>
-          <w:lang w:val="en-NZ"/>
-        </w:rPr>
-        <w:t xml:space="preserve"> preferred form </w:t>
-      </w:r>
-      <w:r>
-        <w:rPr>
-          <w:lang w:val="en-NZ"/>
-        </w:rPr>
-        <w:t>of communication with</w:t>
-      </w:r>
-      <w:r>
-        <w:rPr>
-          <w:lang w:val="en-NZ"/>
-        </w:rPr>
-        <w:t xml:space="preserve"> other participants</w:t>
-      </w:r>
-      <w:r>
-        <w:rPr>
-          <w:lang w:val="en-NZ"/>
-        </w:rPr>
-        <w:t xml:space="preserve">, now </w:t>
-      </w:r>
-      <w:r>
-        <w:rPr>
-          <w:lang w:val="en-NZ"/>
-        </w:rPr>
-        <w:t>coated with an extra layer of emotional meaning.</w:t>
-      </w:r>
-    </w:p>
-    <w:p>
-      <w:pPr>
-        <w:jc w:val="both"/>
-        <w:rPr>
-          <w:lang w:val="en-NZ"/>
-        </w:rPr>
-      </w:pPr>
-      <w:r>
-        <w:rPr>
-          <w:lang w:val="en-NZ"/>
-        </w:rPr>
-        <w:t xml:space="preserve">An important amount of development time was invested on creating a consistent positioning of digital objects in the </w:t>
-      </w:r>
-      <w:r>
-        <w:rPr>
-          <w:lang w:val="en-NZ"/>
-        </w:rPr>
-        <w:t>R</w:t>
-      </w:r>
-      <w:r>
-        <w:rPr>
-          <w:lang w:val="en-NZ"/>
-        </w:rPr>
-        <w:t>oom, with mixed results obtained. A combination of the image tracking colocalization technique and the natural drift present in AR visualizations caused several issues with the overall visualization in each user’s device, which often made the users re-scan the target image or even forc</w:t>
-      </w:r>
-      <w:r>
-        <w:rPr>
-          <w:lang w:val="en-NZ"/>
-        </w:rPr>
-        <w:t>ed</w:t>
-      </w:r>
-      <w:r>
-        <w:rPr>
-          <w:lang w:val="en-NZ"/>
-        </w:rPr>
-        <w:t xml:space="preserve"> them to exit and re-enter the </w:t>
-      </w:r>
-      <w:r>
-        <w:rPr>
-          <w:lang w:val="en-NZ"/>
-        </w:rPr>
-        <w:t>R</w:t>
-      </w:r>
-      <w:r>
-        <w:rPr>
-          <w:lang w:val="en-NZ"/>
-        </w:rPr>
-        <w:t>oom to reset the visualization.</w:t>
-      </w:r>
-    </w:p>
-    <w:p>
-      <w:pPr>
-        <w:jc w:val="both"/>
-        <w:rPr>
-          <w:lang w:val="en-NZ"/>
-        </w:rPr>
-      </w:pPr>
-      <w:r>
-        <w:rPr>
-          <w:lang w:val="en-NZ"/>
-        </w:rPr>
-        <w:t xml:space="preserve">The problems observed were </w:t>
-      </w:r>
-      <w:r>
-        <w:rPr>
-          <w:lang w:val="en-NZ"/>
-        </w:rPr>
-        <w:t xml:space="preserve">not breaking the experience </w:t>
-      </w:r>
-      <w:r>
-        <w:rPr>
-          <w:lang w:val="en-NZ"/>
-        </w:rPr>
-        <w:t>and</w:t>
-      </w:r>
-      <w:r>
-        <w:rPr>
-          <w:lang w:val="en-NZ"/>
-        </w:rPr>
-        <w:t xml:space="preserve"> were</w:t>
-      </w:r>
-      <w:r>
-        <w:rPr>
-          <w:lang w:val="en-NZ"/>
-        </w:rPr>
-        <w:t xml:space="preserve"> completely expected, hence the tools to reset the whole visualization. Nonetheless, these issues represented a common focus of malcontent and an important aspect of the project to work upon in future research, adapting different techniques to work with drifting ad positioning issues such as the ones proposed by </w:t>
-      </w:r>
-      <w:r>
-        <w:rPr>
-          <w:lang w:val="en-NZ"/>
-        </w:rPr>
-        <w:t>Ran et al. (2020)</w:t>
-      </w:r>
-      <w:r>
-        <w:rPr>
-          <w:lang w:val="en-NZ"/>
-        </w:rPr>
-        <w:t>. It could be of interest to explore these solutions in a shared scenario, specially one with the characteris</w:t>
-      </w:r>
-      <w:r>
-        <w:rPr>
-          <w:lang w:val="en-NZ"/>
-        </w:rPr>
-        <w:t>tics</w:t>
-      </w:r>
-      <w:r>
-        <w:rPr>
-          <w:lang w:val="en-NZ"/>
-        </w:rPr>
-        <w:t xml:space="preserve"> observed in the case study, where the point of view of the users was constantly moving and the application was not in constant focus on the device.</w:t>
-      </w:r>
-    </w:p>
-    <w:p>
-      <w:pPr>
-        <w:jc w:val="both"/>
-        <w:rPr>
-          <w:lang w:val="en-NZ"/>
-        </w:rPr>
-      </w:pPr>
-      <w:r>
-        <w:rPr>
-          <w:lang w:val="en-NZ"/>
-        </w:rPr>
-        <w:t xml:space="preserve">The second biggest tweak of the initial design is strongly related to this situation, since </w:t>
-      </w:r>
-      <w:r>
-        <w:rPr>
-          <w:lang w:val="en-NZ"/>
-        </w:rPr>
-        <w:t xml:space="preserve">it </w:t>
-      </w:r>
-      <w:r>
-        <w:rPr>
-          <w:lang w:val="en-NZ"/>
-        </w:rPr>
-        <w:t>explain</w:t>
-      </w:r>
-      <w:r>
-        <w:rPr>
-          <w:lang w:val="en-NZ"/>
-        </w:rPr>
-        <w:t>s</w:t>
-      </w:r>
-      <w:r>
-        <w:rPr>
-          <w:lang w:val="en-NZ"/>
-        </w:rPr>
-        <w:t xml:space="preserve"> why the application was constantly losing focus on the device. Users needed to concentrate in other aspects of their work not </w:t>
-      </w:r>
-      <w:r>
-        <w:rPr>
-          <w:lang w:val="en-NZ"/>
-        </w:rPr>
-        <w:t xml:space="preserve">necessarily </w:t>
-      </w:r>
-      <w:r>
-        <w:rPr>
-          <w:lang w:val="en-NZ"/>
-        </w:rPr>
-        <w:t>related to the application, moving to other apps</w:t>
+        <w:t>other apps</w:t>
       </w:r>
       <w:r>
         <w:rPr>
@@ -20451,7 +20110,6 @@
           <w:szCs w:val="24"/>
           <w:lang w:val="en-NZ"/>
         </w:rPr>
-        <w:lastRenderedPageBreak/>
         <w:drawing>
           <wp:inline distT="0" distB="0" distL="0" distR="0" wp14:anchorId="4CE88CE1" wp14:editId="298586B9">
             <wp:extent cx="3733524" cy="2800350"/>
@@ -20504,7 +20162,7 @@
     </w:p>
     <w:p>
       <w:pPr>
-        <w:pStyle w:val="Caption"/>
+        <w:pStyle w:val="Descripcin"/>
         <w:jc w:val="center"/>
         <w:rPr>
           <w:rFonts w:asciiTheme="majorHAnsi" w:hAnsiTheme="majorHAnsi" w:cstheme="majorHAnsi"/>
@@ -20758,6 +20416,7 @@
                 <w:szCs w:val="18"/>
                 <w:lang w:val="en-NZ" w:eastAsia="en-NZ"/>
               </w:rPr>
+              <w:lastRenderedPageBreak/>
               <w:t>User ID</w:t>
             </w:r>
           </w:p>
@@ -22582,7 +22241,7 @@
     </w:tbl>
     <w:p>
       <w:pPr>
-        <w:pStyle w:val="Caption"/>
+        <w:pStyle w:val="Descripcin"/>
         <w:jc w:val="center"/>
         <w:rPr>
           <w:rFonts w:asciiTheme="majorHAnsi" w:hAnsiTheme="majorHAnsi" w:cstheme="majorHAnsi"/>
@@ -22720,7 +22379,7 @@
     </w:p>
     <w:p>
       <w:pPr>
-        <w:pStyle w:val="Heading3"/>
+        <w:pStyle w:val="Ttulo3"/>
         <w:rPr>
           <w:lang w:val="en-NZ"/>
         </w:rPr>
@@ -22781,7 +22440,14 @@
         <w:rPr>
           <w:lang w:val="en-NZ"/>
         </w:rPr>
-        <w:t>Chapter 4 outlined two main objectives specifically concerned with the technological development of WorkshopAR (see section 4.1.3). The first goal was to provide a networking framework that allowed the students to configure a shared experience and create a sense of connection to the digital space to be use for the activity. Analysing the data obtained and observations of the activities performed by the students, it is possible to conclude that WorkshopAR successfully created such an experience</w:t>
+        <w:t xml:space="preserve">Chapter 4 outlined two main objectives specifically concerned with the technological development of WorkshopAR (see section 4.1.3). The first goal was to provide a networking framework that allowed the students to configure a shared experience and create a sense of connection to the digital space to be use for the activity. Analysing the data obtained and </w:t>
+      </w:r>
+      <w:r>
+        <w:rPr>
+          <w:lang w:val="en-NZ"/>
+        </w:rPr>
+        <w:lastRenderedPageBreak/>
+        <w:t>observations of the activities performed by the students, it is possible to conclude that WorkshopAR successfully created such an experience</w:t>
       </w:r>
       <w:r>
         <w:rPr>
@@ -22833,7 +22499,6 @@
         <w:rPr>
           <w:lang w:val="en-NZ"/>
         </w:rPr>
-        <w:lastRenderedPageBreak/>
         <w:t>In contrast, w</w:t>
       </w:r>
       <w:r>
@@ -23055,7 +22720,7 @@
     </w:p>
     <w:p>
       <w:pPr>
-        <w:pStyle w:val="ListParagraph"/>
+        <w:pStyle w:val="Prrafodelista"/>
         <w:numPr>
           <w:ilvl w:val="0"/>
           <w:numId w:val="23"/>
@@ -23074,7 +22739,7 @@
     </w:p>
     <w:p>
       <w:pPr>
-        <w:pStyle w:val="ListParagraph"/>
+        <w:pStyle w:val="Prrafodelista"/>
         <w:numPr>
           <w:ilvl w:val="0"/>
           <w:numId w:val="23"/>
@@ -23088,6 +22753,7 @@
         <w:rPr>
           <w:lang w:val="en-NZ"/>
         </w:rPr>
+        <w:lastRenderedPageBreak/>
         <w:t>To add layers of meaning to different elements and resources of the collaboration, such as the physical space, the resources at hand and the communication process taking place.</w:t>
       </w:r>
     </w:p>
@@ -23128,8 +22794,266 @@
         <w:rPr>
           <w:lang w:val="en-NZ"/>
         </w:rPr>
+        <w:t>The second goal proposed for the technical aspect of the research was to create a multiplatform experience that highlighted and enabled flexibility in terms of the hardware needed to implement the experience on the classroom, to offer increased accessibility and to align to a BYOD philosophy of TEL.</w:t>
+      </w:r>
+    </w:p>
+    <w:p>
+      <w:pPr>
+        <w:jc w:val="both"/>
+        <w:rPr>
+          <w:lang w:val="en-NZ"/>
+        </w:rPr>
+      </w:pPr>
+      <w:r>
+        <w:rPr>
+          <w:lang w:val="en-NZ"/>
+        </w:rPr>
+        <w:t>In terms of development, the tools at disposal in the current market and development environment offer an amazing opportunity to fulfil this objective almost to a 100%. It is possible to confirm that WorkshopAR covers a wide range of mobile devices with a single code base and can cover several more distinct devices with few adaptations.</w:t>
+      </w:r>
+    </w:p>
+    <w:p>
+      <w:pPr>
+        <w:jc w:val="both"/>
+        <w:rPr>
+          <w:lang w:val="en-NZ"/>
+        </w:rPr>
+      </w:pPr>
+      <w:r>
+        <w:rPr>
+          <w:lang w:val="en-NZ"/>
+        </w:rPr>
+        <w:t>The interaction design process followed to support the multiplatform objective was also successful, and the user-driven approach proved indispensable to obtain quick feedback and promote a development with constant iteration and adaptability, as mentioned several times previously. An interesting follow up to this line of research would be to offer flexibility on the interaction design and not only consistency, by coordinating the interaction with different types of input devices.</w:t>
+      </w:r>
+    </w:p>
+    <w:p>
+      <w:pPr>
+        <w:jc w:val="both"/>
+        <w:rPr>
+          <w:lang w:val="en-NZ"/>
+        </w:rPr>
+      </w:pPr>
+      <w:r>
+        <w:rPr>
+          <w:lang w:val="en-NZ"/>
+        </w:rPr>
+        <w:t>But the multiplatform design was not without its issues when tested against the real context of the implementation, and it managed to both overshoot and underperform in the eyes of the students.</w:t>
+      </w:r>
+      <w:r>
+        <w:rPr>
+          <w:lang w:val="en-NZ"/>
+        </w:rPr>
+        <w:t xml:space="preserve"> </w:t>
+      </w:r>
+      <w:r>
+        <w:rPr>
+          <w:lang w:val="en-NZ"/>
+        </w:rPr>
+        <w:t>Although</w:t>
+      </w:r>
+      <w:r>
+        <w:rPr>
+          <w:lang w:val="en-NZ"/>
+        </w:rPr>
+        <w:t xml:space="preserve"> </w:t>
+      </w:r>
+      <w:r>
+        <w:rPr>
+          <w:lang w:val="en-NZ"/>
+        </w:rPr>
+        <w:t xml:space="preserve">compelled for an experience using AR to explore and learn different concepts in their professions, </w:t>
+      </w:r>
+      <w:r>
+        <w:rPr>
+          <w:lang w:val="en-NZ"/>
+        </w:rPr>
+        <w:t xml:space="preserve">the students expressed </w:t>
+      </w:r>
+      <w:r>
+        <w:rPr>
+          <w:lang w:val="en-NZ"/>
+        </w:rPr>
+        <w:t>a strong reticence</w:t>
+      </w:r>
+      <w:r>
+        <w:rPr>
+          <w:lang w:val="en-NZ"/>
+        </w:rPr>
+        <w:t xml:space="preserve"> </w:t>
+      </w:r>
+      <w:r>
+        <w:rPr>
+          <w:lang w:val="en-NZ"/>
+        </w:rPr>
+        <w:t>to the idea of relying entirely on the technology to complete their academical work.</w:t>
+      </w:r>
+      <w:r>
+        <w:rPr>
+          <w:lang w:val="en-NZ"/>
+        </w:rPr>
+        <w:t xml:space="preserve"> </w:t>
+      </w:r>
+      <w:r>
+        <w:rPr>
+          <w:lang w:val="en-NZ"/>
+        </w:rPr>
+        <w:t xml:space="preserve">The responses aligned with previous </w:t>
+      </w:r>
+      <w:r>
+        <w:rPr>
+          <w:lang w:val="en-NZ"/>
+        </w:rPr>
+        <w:t xml:space="preserve">negative </w:t>
+      </w:r>
+      <w:r>
+        <w:rPr>
+          <w:lang w:val="en-NZ"/>
+        </w:rPr>
+        <w:t>observations</w:t>
+      </w:r>
+      <w:r>
+        <w:rPr>
+          <w:lang w:val="en-NZ"/>
+        </w:rPr>
+        <w:t xml:space="preserve"> </w:t>
+      </w:r>
+      <w:r>
+        <w:rPr>
+          <w:lang w:val="en-NZ"/>
+        </w:rPr>
+        <w:t>around the idea of constantly using the phone during the activity in class. The idea of working in the classroom while wearing a headset like the Meta Quest or the HoloLens was out of the question</w:t>
+      </w:r>
+      <w:r>
+        <w:rPr>
+          <w:lang w:val="en-NZ"/>
+        </w:rPr>
+        <w:t xml:space="preserve"> for the same reasons</w:t>
+      </w:r>
+      <w:r>
+        <w:rPr>
+          <w:lang w:val="en-NZ"/>
+        </w:rPr>
+        <w:t>, at least not “with the current bulky technology” as commented by one student.</w:t>
+      </w:r>
+    </w:p>
+    <w:p>
+      <w:pPr>
+        <w:jc w:val="both"/>
+        <w:rPr>
+          <w:lang w:val="en-NZ"/>
+        </w:rPr>
+      </w:pPr>
+      <w:r>
+        <w:rPr>
+          <w:lang w:val="en-NZ"/>
+        </w:rPr>
+        <w:t xml:space="preserve">On the other hand, the design of WorkshopAR failed to recognize the constant need of the students to jump in between applications and devices. The most important tool for work during the classroom session was </w:t>
+      </w:r>
+      <w:r>
+        <w:rPr>
+          <w:lang w:val="en-NZ"/>
+        </w:rPr>
+        <w:t>the</w:t>
+      </w:r>
+      <w:r>
+        <w:rPr>
+          <w:lang w:val="en-NZ"/>
+        </w:rPr>
+        <w:t xml:space="preserve"> laptops or work tablets</w:t>
+      </w:r>
+      <w:r>
+        <w:rPr>
+          <w:lang w:val="en-NZ"/>
+        </w:rPr>
+        <w:t xml:space="preserve"> or the students</w:t>
+      </w:r>
+      <w:r>
+        <w:rPr>
+          <w:lang w:val="en-NZ"/>
+        </w:rPr>
+        <w:t xml:space="preserve">, and WorkshopAR failed to acknowledge any other device as part of the experience, which caused the student to feel </w:t>
+      </w:r>
+      <w:r>
+        <w:rPr>
+          <w:lang w:val="en-NZ"/>
+        </w:rPr>
+        <w:t xml:space="preserve">that </w:t>
+      </w:r>
+      <w:r>
+        <w:rPr>
+          <w:lang w:val="en-NZ"/>
+        </w:rPr>
+        <w:t xml:space="preserve">WorkshopAR </w:t>
+      </w:r>
+      <w:r>
+        <w:rPr>
+          <w:lang w:val="en-NZ"/>
+        </w:rPr>
+        <w:t>w</w:t>
+      </w:r>
+      <w:r>
+        <w:rPr>
+          <w:lang w:val="en-NZ"/>
+        </w:rPr>
+        <w:t>as detached from the workflow. An important lesson here, worthy of further exploration and expansion, is that supporting collaboration between people also means supporting collaboration between tools, or the support won’t feel complete</w:t>
+      </w:r>
+      <w:r>
+        <w:rPr>
+          <w:lang w:val="en-NZ"/>
+        </w:rPr>
+        <w:t xml:space="preserve"> (check </w:t>
+      </w:r>
+      <w:r>
+        <w:rPr>
+          <w:rStyle w:val="CitaCar"/>
+          <w:lang w:val="en-US"/>
+        </w:rPr>
+        <w:t>Cole &amp; Stanton (2003)</w:t>
+      </w:r>
+      <w:r>
+        <w:rPr>
+          <w:lang w:val="en-NZ"/>
+        </w:rPr>
+        <w:t xml:space="preserve"> and </w:t>
+      </w:r>
+      <w:r>
+        <w:rPr>
+          <w:rStyle w:val="CitaCar"/>
+          <w:lang w:val="en-US"/>
+        </w:rPr>
+        <w:t>Iglesias Rodríguez et al. (2017)</w:t>
+      </w:r>
+      <w:r>
+        <w:rPr>
+          <w:lang w:val="en-NZ"/>
+        </w:rPr>
+        <w:t xml:space="preserve"> </w:t>
+      </w:r>
+      <w:r>
+        <w:rPr>
+          <w:lang w:val="en-NZ"/>
+        </w:rPr>
+        <w:t>for some early examples of these same issues in very similar contexts but with slightly different technologies)</w:t>
+      </w:r>
+      <w:r>
+        <w:rPr>
+          <w:lang w:val="en-NZ"/>
+        </w:rPr>
+        <w:t>.</w:t>
+      </w:r>
+    </w:p>
+    <w:p>
+      <w:pPr>
+        <w:pStyle w:val="Ttulo3"/>
+        <w:rPr>
+          <w:lang w:val="en-NZ"/>
+        </w:rPr>
+      </w:pPr>
+      <w:r>
+        <w:rPr>
+          <w:lang w:val="en-NZ"/>
+        </w:rPr>
         <w:lastRenderedPageBreak/>
-        <w:t>The second goal proposed for the technical aspect of the research was to create a multiplatform experience that highlighted and enabled flexibility in terms of the hardware needed to implement the experience on the classroom, to offer increased accessibility and to align to a BYOD philosophy of TEL.</w:t>
+        <w:t>5.2.4.3 Implications for the research goals</w:t>
       </w:r>
     </w:p>
     <w:p>
@@ -23143,7 +23067,55 @@
         <w:rPr>
           <w:lang w:val="en-NZ"/>
         </w:rPr>
-        <w:t>In terms of development, the tools at disposal in the current market and development environment offer an amazing opportunity to fulfil this objective almost to a 100%. It is possible to confirm that WorkshopAR covers a wide range of mobile devices with a single code base and can cover several more distinct devices with few adaptations.</w:t>
+        <w:t>At the beginning of the architectural design exercise, it was identified that the technological development of WorkshopAR would provide interesting information to build a final answer for research questions SQ5 and SQ6.</w:t>
+      </w:r>
+      <w:r>
+        <w:rPr>
+          <w:lang w:val="en-NZ"/>
+        </w:rPr>
+        <w:t xml:space="preserve"> </w:t>
+      </w:r>
+      <w:r>
+        <w:rPr>
+          <w:lang w:val="en-NZ"/>
+        </w:rPr>
+        <w:t>Previous sections already illustrated how creating choice and flexibility in the interaction design allowed for a higher impact in the user experience</w:t>
+      </w:r>
+      <w:r>
+        <w:rPr>
+          <w:lang w:val="en-NZ"/>
+        </w:rPr>
+        <w:t xml:space="preserve"> and added a</w:t>
+      </w:r>
+      <w:r>
+        <w:rPr>
+          <w:lang w:val="en-NZ"/>
+        </w:rPr>
+        <w:t xml:space="preserve"> sense of social relevance that the other tools created to manage or visualize the team</w:t>
+      </w:r>
+      <w:r>
+        <w:rPr>
+          <w:lang w:val="en-NZ"/>
+        </w:rPr>
+        <w:t xml:space="preserve"> failed to convey</w:t>
+      </w:r>
+      <w:r>
+        <w:rPr>
+          <w:lang w:val="en-NZ"/>
+        </w:rPr>
+        <w:t>.</w:t>
+      </w:r>
+      <w:r>
+        <w:rPr>
+          <w:lang w:val="en-NZ"/>
+        </w:rPr>
+        <w:t xml:space="preserve"> </w:t>
+      </w:r>
+      <w:r>
+        <w:rPr>
+          <w:lang w:val="en-NZ"/>
+        </w:rPr>
+        <w:t>Given these observations, it is possible to identify key elements that can be used to build the final answer for the related research questions.</w:t>
       </w:r>
     </w:p>
     <w:p>
@@ -23157,7 +23129,127 @@
         <w:rPr>
           <w:lang w:val="en-NZ"/>
         </w:rPr>
-        <w:t>The interaction design process followed to support the multiplatform objective was also successful, and the user-driven approach proved indispensable to obtain quick feedback and promote a development with constant iteration and adaptability, as mentioned several times previously. An interesting follow up to this line of research would be to offer flexibility on the interaction design and not only consistency, by coordinating the interaction with different types of input devices.</w:t>
+        <w:t>For question SQ5, visualization and flexibility were identified as the main advantages provided by AR technologies that c</w:t>
+      </w:r>
+      <w:r>
+        <w:rPr>
+          <w:lang w:val="en-NZ"/>
+        </w:rPr>
+        <w:t>ould</w:t>
+      </w:r>
+      <w:r>
+        <w:rPr>
+          <w:lang w:val="en-NZ"/>
+        </w:rPr>
+        <w:t xml:space="preserve"> be used </w:t>
+      </w:r>
+      <w:r>
+        <w:rPr>
+          <w:lang w:val="en-NZ"/>
+        </w:rPr>
+        <w:t>to</w:t>
+      </w:r>
+      <w:r>
+        <w:rPr>
+          <w:lang w:val="en-NZ"/>
+        </w:rPr>
+        <w:t xml:space="preserve"> create a significant impact in the student’s experience. </w:t>
+      </w:r>
+      <w:r>
+        <w:rPr>
+          <w:lang w:val="en-NZ"/>
+        </w:rPr>
+        <w:t>T</w:t>
+      </w:r>
+      <w:r>
+        <w:rPr>
+          <w:lang w:val="en-NZ"/>
+        </w:rPr>
+        <w:t xml:space="preserve">he students showed preference </w:t>
+      </w:r>
+      <w:r>
+        <w:rPr>
+          <w:lang w:val="en-NZ"/>
+        </w:rPr>
+        <w:t>for</w:t>
+      </w:r>
+      <w:r>
+        <w:rPr>
+          <w:lang w:val="en-NZ"/>
+        </w:rPr>
+        <w:t xml:space="preserve"> unintrusive visuals that could be approached only </w:t>
+      </w:r>
+      <w:r>
+        <w:rPr>
+          <w:lang w:val="en-NZ"/>
+        </w:rPr>
+        <w:t>w</w:t>
+      </w:r>
+      <w:r>
+        <w:rPr>
+          <w:lang w:val="en-NZ"/>
+        </w:rPr>
+        <w:t xml:space="preserve">hen desired and that could be used in different </w:t>
+      </w:r>
+      <w:r>
+        <w:rPr>
+          <w:lang w:val="en-NZ"/>
+        </w:rPr>
+        <w:t>contexts</w:t>
+      </w:r>
+      <w:r>
+        <w:rPr>
+          <w:lang w:val="en-NZ"/>
+        </w:rPr>
+        <w:t xml:space="preserve">, conveying meaning and utility based on the </w:t>
+      </w:r>
+      <w:r>
+        <w:rPr>
+          <w:lang w:val="en-NZ"/>
+        </w:rPr>
+        <w:t>situation</w:t>
+      </w:r>
+      <w:r>
+        <w:rPr>
+          <w:lang w:val="en-NZ"/>
+        </w:rPr>
+        <w:t xml:space="preserve"> without getting in the way of the work to be done. These observations could be extrapolated to any TEL intervention where it is important to consider that the learning activity and not the tool should be the centre of attention. </w:t>
+      </w:r>
+      <w:r>
+        <w:rPr>
+          <w:lang w:val="en-NZ"/>
+        </w:rPr>
+        <w:t>In the context of a</w:t>
+      </w:r>
+      <w:r>
+        <w:rPr>
+          <w:lang w:val="en-NZ"/>
+        </w:rPr>
+        <w:t xml:space="preserve"> collaborative</w:t>
+      </w:r>
+      <w:r>
+        <w:rPr>
+          <w:lang w:val="en-NZ"/>
+        </w:rPr>
+        <w:t xml:space="preserve"> activity</w:t>
+      </w:r>
+      <w:r>
+        <w:rPr>
+          <w:lang w:val="en-NZ"/>
+        </w:rPr>
+        <w:t xml:space="preserve">, it makes sense that the students would prefer for the tool to work as unnoticed as possible, providing aid and not hindrance. It is a difficult balance to achieve that requires </w:t>
+      </w:r>
+      <w:r>
+        <w:rPr>
+          <w:lang w:val="en-NZ"/>
+        </w:rPr>
+        <w:t xml:space="preserve">a </w:t>
+      </w:r>
+      <w:r>
+        <w:rPr>
+          <w:lang w:val="en-NZ"/>
+        </w:rPr>
+        <w:t>disciplined analysis of the feedback and a consistent iterative development.</w:t>
       </w:r>
     </w:p>
     <w:p>
@@ -23171,7 +23263,31 @@
         <w:rPr>
           <w:lang w:val="en-NZ"/>
         </w:rPr>
-        <w:t>But the multiplatform design was not without its issues when tested against the real context of the implementation, and it managed to both overshoot and underperform in the eyes of the students.</w:t>
+        <w:t>The idea of flexibility guided the design when proposing the play model tools and the overall motivation of transforming any space into a working space. It was observed that</w:t>
+      </w:r>
+      <w:r>
+        <w:rPr>
+          <w:lang w:val="en-NZ"/>
+        </w:rPr>
+        <w:t xml:space="preserve"> this idea of flexibility</w:t>
+      </w:r>
+      <w:r>
+        <w:rPr>
+          <w:lang w:val="en-NZ"/>
+        </w:rPr>
+        <w:t xml:space="preserve"> could permeate even more elements of the design, </w:t>
+      </w:r>
+      <w:r>
+        <w:rPr>
+          <w:lang w:val="en-NZ"/>
+        </w:rPr>
+        <w:t>such as</w:t>
+      </w:r>
+      <w:r>
+        <w:rPr>
+          <w:lang w:val="en-NZ"/>
+        </w:rPr>
+        <w:t xml:space="preserve"> the processes</w:t>
       </w:r>
       <w:r>
         <w:rPr>
@@ -23183,7 +23299,45 @@
         <w:rPr>
           <w:lang w:val="en-NZ"/>
         </w:rPr>
-        <w:t>Although</w:t>
+        <w:t xml:space="preserve">related to organize the team, organize discussions and communicate ideas through the app, </w:t>
+      </w:r>
+      <w:r>
+        <w:rPr>
+          <w:lang w:val="en-NZ"/>
+        </w:rPr>
+        <w:t>which where originally</w:t>
+      </w:r>
+      <w:r>
+        <w:rPr>
+          <w:lang w:val="en-NZ"/>
+        </w:rPr>
+        <w:t xml:space="preserve"> to rigidly structured.</w:t>
+      </w:r>
+    </w:p>
+    <w:p>
+      <w:pPr>
+        <w:jc w:val="both"/>
+        <w:rPr>
+          <w:lang w:val="en-NZ"/>
+        </w:rPr>
+      </w:pPr>
+      <w:r>
+        <w:rPr>
+          <w:lang w:val="en-NZ"/>
+        </w:rPr>
+        <w:t>Some students</w:t>
+      </w:r>
+      <w:r>
+        <w:rPr>
+          <w:lang w:val="en-NZ"/>
+        </w:rPr>
+        <w:t xml:space="preserve"> welcome</w:t>
+      </w:r>
+      <w:r>
+        <w:rPr>
+          <w:lang w:val="en-NZ"/>
+        </w:rPr>
+        <w:t>d</w:t>
       </w:r>
       <w:r>
         <w:rPr>
@@ -23195,19 +23349,43 @@
         <w:rPr>
           <w:lang w:val="en-NZ"/>
         </w:rPr>
-        <w:t xml:space="preserve">compelled for an experience using AR to explore and learn different concepts in their professions, </w:t>
-      </w:r>
-      <w:r>
-        <w:rPr>
-          <w:lang w:val="en-NZ"/>
-        </w:rPr>
-        <w:t xml:space="preserve">the students expressed </w:t>
-      </w:r>
-      <w:r>
-        <w:rPr>
-          <w:lang w:val="en-NZ"/>
-        </w:rPr>
-        <w:t>a strong reticence</w:t>
+        <w:t>the structure provided by the application</w:t>
+      </w:r>
+      <w:r>
+        <w:rPr>
+          <w:lang w:val="en-NZ"/>
+        </w:rPr>
+        <w:t>, those having problems organizing the group or needing explicit guideline</w:t>
+      </w:r>
+      <w:r>
+        <w:rPr>
+          <w:lang w:val="en-NZ"/>
+        </w:rPr>
+        <w:t>s</w:t>
+      </w:r>
+      <w:r>
+        <w:rPr>
+          <w:lang w:val="en-NZ"/>
+        </w:rPr>
+        <w:t xml:space="preserve"> for their work, but </w:t>
+      </w:r>
+      <w:r>
+        <w:rPr>
+          <w:lang w:val="en-NZ"/>
+        </w:rPr>
+        <w:t xml:space="preserve">it was </w:t>
+      </w:r>
+      <w:r>
+        <w:rPr>
+          <w:lang w:val="en-NZ"/>
+        </w:rPr>
+        <w:t xml:space="preserve">resented by more organized or veteran students, who felt the </w:t>
+      </w:r>
+      <w:r>
+        <w:rPr>
+          <w:lang w:val="en-NZ"/>
+        </w:rPr>
+        <w:t>activity</w:t>
       </w:r>
       <w:r>
         <w:rPr>
@@ -23219,7 +23397,175 @@
         <w:rPr>
           <w:lang w:val="en-NZ"/>
         </w:rPr>
-        <w:t>to the idea of relying entirely on the technology to complete their academical work.</w:t>
+        <w:t>w</w:t>
+      </w:r>
+      <w:r>
+        <w:rPr>
+          <w:lang w:val="en-NZ"/>
+        </w:rPr>
+        <w:t xml:space="preserve">as </w:t>
+      </w:r>
+      <w:r>
+        <w:rPr>
+          <w:lang w:val="en-NZ"/>
+        </w:rPr>
+        <w:t>too</w:t>
+      </w:r>
+      <w:r>
+        <w:rPr>
+          <w:lang w:val="en-NZ"/>
+        </w:rPr>
+        <w:t xml:space="preserve"> restrictive. This hints at a need </w:t>
+      </w:r>
+      <w:r>
+        <w:rPr>
+          <w:lang w:val="en-NZ"/>
+        </w:rPr>
+        <w:t xml:space="preserve">for </w:t>
+      </w:r>
+      <w:r>
+        <w:rPr>
+          <w:lang w:val="en-NZ"/>
+        </w:rPr>
+        <w:t>structure, but allowing for workarounds and configuration</w:t>
+      </w:r>
+      <w:r>
+        <w:rPr>
+          <w:lang w:val="en-NZ"/>
+        </w:rPr>
+        <w:t>.</w:t>
+      </w:r>
+      <w:r>
+        <w:rPr>
+          <w:lang w:val="en-NZ"/>
+        </w:rPr>
+        <w:t xml:space="preserve"> A similar situation</w:t>
+      </w:r>
+      <w:r>
+        <w:rPr>
+          <w:lang w:val="en-NZ"/>
+        </w:rPr>
+        <w:t xml:space="preserve"> was</w:t>
+      </w:r>
+      <w:r>
+        <w:rPr>
+          <w:lang w:val="en-NZ"/>
+        </w:rPr>
+        <w:t xml:space="preserve"> present when the students found ways of customizing their presence in the digital space and finding tools to create tailored forms of communication, which </w:t>
+      </w:r>
+      <w:r>
+        <w:rPr>
+          <w:lang w:val="en-NZ"/>
+        </w:rPr>
+        <w:t>were</w:t>
+      </w:r>
+      <w:r>
+        <w:rPr>
+          <w:lang w:val="en-NZ"/>
+        </w:rPr>
+        <w:t xml:space="preserve"> initially considered but not given the importance they finally acquired.</w:t>
+      </w:r>
+    </w:p>
+    <w:p>
+      <w:pPr>
+        <w:jc w:val="both"/>
+        <w:rPr>
+          <w:lang w:val="en-NZ"/>
+        </w:rPr>
+      </w:pPr>
+      <w:r>
+        <w:rPr>
+          <w:lang w:val="en-NZ"/>
+        </w:rPr>
+        <w:t>All of these o</w:t>
+      </w:r>
+      <w:r>
+        <w:rPr>
+          <w:lang w:val="en-NZ"/>
+        </w:rPr>
+        <w:t>bservations resonate very well with the educational nature of the tool: Useful visuals that do not st</w:t>
+      </w:r>
+      <w:r>
+        <w:rPr>
+          <w:lang w:val="en-NZ"/>
+        </w:rPr>
+        <w:t>eal</w:t>
+      </w:r>
+      <w:r>
+        <w:rPr>
+          <w:lang w:val="en-NZ"/>
+        </w:rPr>
+        <w:t xml:space="preserve"> the focus from the learning goal and a flexible structure that accommodates the different types of learners that could interact with the application.</w:t>
+      </w:r>
+    </w:p>
+    <w:p>
+      <w:pPr>
+        <w:jc w:val="both"/>
+        <w:rPr>
+          <w:lang w:val="en-NZ"/>
+        </w:rPr>
+      </w:pPr>
+      <w:r>
+        <w:rPr>
+          <w:lang w:val="en-NZ"/>
+        </w:rPr>
+        <w:t xml:space="preserve">Question SQ6 is more concerned with the opportunities created by a multiuser platform for education, and the effect of mediating communication by technology. Creating a mostly transparent networking process was helpful to ensure that the friction created by the introduction of the tool was minimized as much as possible, giving extra strength to the idea that any technological intervention works the best when it is as invisible as possible. It was also possible to identify </w:t>
+      </w:r>
+      <w:r>
+        <w:rPr>
+          <w:lang w:val="en-NZ"/>
+        </w:rPr>
+        <w:t>instances in which</w:t>
+      </w:r>
+      <w:r>
+        <w:rPr>
+          <w:lang w:val="en-NZ"/>
+        </w:rPr>
+        <w:t xml:space="preserve"> the usage of the tool itself was promoting social structures that were not desired (the responsibilities of the host user</w:t>
+      </w:r>
+      <w:r>
+        <w:rPr>
+          <w:lang w:val="en-NZ"/>
+        </w:rPr>
+        <w:t xml:space="preserve"> i.e.</w:t>
+      </w:r>
+      <w:r>
+        <w:rPr>
+          <w:lang w:val="en-NZ"/>
+        </w:rPr>
+        <w:t xml:space="preserve">) and </w:t>
+      </w:r>
+      <w:r>
+        <w:rPr>
+          <w:lang w:val="en-NZ"/>
+        </w:rPr>
+        <w:t xml:space="preserve">it was necessary to </w:t>
+      </w:r>
+      <w:r>
+        <w:rPr>
+          <w:lang w:val="en-NZ"/>
+        </w:rPr>
+        <w:t>redesign the approach so that any social structure, goal or task assigned to any participant came from the own team management process and supported by the tool, not enforced by it.</w:t>
+      </w:r>
+    </w:p>
+    <w:p>
+      <w:pPr>
+        <w:jc w:val="both"/>
+        <w:rPr>
+          <w:lang w:val="en-NZ"/>
+        </w:rPr>
+      </w:pPr>
+      <w:r>
+        <w:rPr>
+          <w:lang w:val="en-NZ"/>
+        </w:rPr>
+        <w:t xml:space="preserve">A final important lesson related to the multiuser approach was to not underestimate the importance of the social aspects present in any form of collaborative learning. It was possible to identify that there </w:t>
+      </w:r>
+      <w:r>
+        <w:rPr>
+          <w:lang w:val="en-NZ"/>
+        </w:rPr>
+        <w:t>was a</w:t>
       </w:r>
       <w:r>
         <w:rPr>
@@ -23231,19 +23577,7 @@
         <w:rPr>
           <w:lang w:val="en-NZ"/>
         </w:rPr>
-        <w:t xml:space="preserve">The responses aligned with previous </w:t>
-      </w:r>
-      <w:r>
-        <w:rPr>
-          <w:lang w:val="en-NZ"/>
-        </w:rPr>
-        <w:t xml:space="preserve">negative </w:t>
-      </w:r>
-      <w:r>
-        <w:rPr>
-          <w:lang w:val="en-NZ"/>
-        </w:rPr>
-        <w:t>observations</w:t>
+        <w:t>misplaced</w:t>
       </w:r>
       <w:r>
         <w:rPr>
@@ -23255,19 +23589,46 @@
         <w:rPr>
           <w:lang w:val="en-NZ"/>
         </w:rPr>
-        <w:t>around the idea of constantly using the phone during the activity in class. The idea of working in the classroom while wearing a headset like the Meta Quest or the HoloLens was out of the question</w:t>
-      </w:r>
-      <w:r>
-        <w:rPr>
-          <w:lang w:val="en-NZ"/>
-        </w:rPr>
-        <w:t xml:space="preserve"> for the same reasons</w:t>
-      </w:r>
-      <w:r>
-        <w:rPr>
-          <w:lang w:val="en-NZ"/>
-        </w:rPr>
-        <w:t>, at least not “with the current bulky technology” as commented by one student.</w:t>
+        <w:t xml:space="preserve">focus </w:t>
+      </w:r>
+      <w:r>
+        <w:rPr>
+          <w:lang w:val="en-NZ"/>
+        </w:rPr>
+        <w:t xml:space="preserve">on promoting management and organizational </w:t>
+      </w:r>
+      <w:r>
+        <w:rPr>
+          <w:lang w:val="en-NZ"/>
+        </w:rPr>
+        <w:lastRenderedPageBreak/>
+        <w:t xml:space="preserve">skills through the pedagogical design of the activities, sometimes </w:t>
+      </w:r>
+      <w:r>
+        <w:rPr>
+          <w:lang w:val="en-NZ"/>
+        </w:rPr>
+        <w:t xml:space="preserve">sabotaging </w:t>
+      </w:r>
+      <w:r>
+        <w:rPr>
+          <w:lang w:val="en-NZ"/>
+        </w:rPr>
+        <w:t>equally important skills related to socialization, communication and emotional management. This is true for both the design of WorkshopAR, that found the most success among the students when presenting interesting forms of communication on top of the team management tools, and the case study in general, in which the students struggled the most with the social and communications aspects of the project rather than the technical ones.</w:t>
+      </w:r>
+    </w:p>
+    <w:p>
+      <w:pPr>
+        <w:pStyle w:val="Ttulo1"/>
+        <w:rPr>
+          <w:lang w:val="en-NZ"/>
+        </w:rPr>
+      </w:pPr>
+      <w:r>
+        <w:rPr>
+          <w:lang w:val="en-NZ"/>
+        </w:rPr>
+        <w:t>5.3 Conclusions</w:t>
       </w:r>
     </w:p>
     <w:p>
@@ -23281,420 +23642,55 @@
         <w:rPr>
           <w:lang w:val="en-NZ"/>
         </w:rPr>
-        <w:t xml:space="preserve">On the other hand, the design of WorkshopAR failed to recognize the constant need of the students to jump in between applications and devices. The most important tool for work during the classroom session was </w:t>
-      </w:r>
-      <w:r>
-        <w:rPr>
-          <w:lang w:val="en-NZ"/>
-        </w:rPr>
-        <w:t>the</w:t>
-      </w:r>
-      <w:r>
-        <w:rPr>
-          <w:lang w:val="en-NZ"/>
-        </w:rPr>
-        <w:t xml:space="preserve"> laptops or work tablets</w:t>
-      </w:r>
-      <w:r>
-        <w:rPr>
-          <w:lang w:val="en-NZ"/>
-        </w:rPr>
-        <w:t xml:space="preserve"> or the students</w:t>
-      </w:r>
-      <w:r>
-        <w:rPr>
-          <w:lang w:val="en-NZ"/>
-        </w:rPr>
-        <w:t xml:space="preserve">, and WorkshopAR failed to acknowledge any other device as part of the experience, which caused the student to feel </w:t>
-      </w:r>
-      <w:r>
-        <w:rPr>
-          <w:lang w:val="en-NZ"/>
-        </w:rPr>
-        <w:t xml:space="preserve">that </w:t>
-      </w:r>
-      <w:r>
-        <w:rPr>
-          <w:lang w:val="en-NZ"/>
-        </w:rPr>
-        <w:t xml:space="preserve">WorkshopAR </w:t>
-      </w:r>
-      <w:r>
-        <w:rPr>
-          <w:lang w:val="en-NZ"/>
-        </w:rPr>
-        <w:t>w</w:t>
-      </w:r>
-      <w:r>
-        <w:rPr>
-          <w:lang w:val="en-NZ"/>
-        </w:rPr>
-        <w:t>as detached from the workflow. An important lesson here, worthy of further exploration and expansion, is that supporting collaboration between people also means supporting collaboration between tools, or the support won’t feel complete</w:t>
-      </w:r>
-      <w:r>
-        <w:rPr>
-          <w:lang w:val="en-NZ"/>
-        </w:rPr>
-        <w:t xml:space="preserve"> (check </w:t>
-      </w:r>
-      <w:r>
-        <w:rPr>
-          <w:rStyle w:val="QuoteChar"/>
-        </w:rPr>
-        <w:t>Cole &amp; Stanton (2003)</w:t>
-      </w:r>
-      <w:r>
-        <w:rPr>
-          <w:lang w:val="en-NZ"/>
-        </w:rPr>
-        <w:t xml:space="preserve"> and </w:t>
-      </w:r>
-      <w:r>
-        <w:rPr>
-          <w:rStyle w:val="QuoteChar"/>
-        </w:rPr>
-        <w:t>Iglesias Rodríguez et al. (2017)</w:t>
-      </w:r>
-      <w:r>
-        <w:rPr>
-          <w:lang w:val="en-NZ"/>
-        </w:rPr>
-        <w:t xml:space="preserve"> </w:t>
-      </w:r>
-      <w:r>
-        <w:rPr>
-          <w:lang w:val="en-NZ"/>
-        </w:rPr>
-        <w:t>for some early examples of these same issues in very similar contexts but with slightly different technologies)</w:t>
-      </w:r>
-      <w:r>
-        <w:rPr>
-          <w:lang w:val="en-NZ"/>
-        </w:rPr>
-        <w:t>.</w:t>
-      </w:r>
-    </w:p>
-    <w:p>
-      <w:pPr>
-        <w:pStyle w:val="Heading3"/>
-        <w:rPr>
-          <w:lang w:val="en-NZ"/>
-        </w:rPr>
-      </w:pPr>
-      <w:r>
-        <w:rPr>
-          <w:lang w:val="en-NZ"/>
-        </w:rPr>
-        <w:t>5.2.4.3 Implications for the research goals</w:t>
-      </w:r>
-    </w:p>
-    <w:p>
-      <w:pPr>
-        <w:jc w:val="both"/>
-        <w:rPr>
-          <w:lang w:val="en-NZ"/>
-        </w:rPr>
-      </w:pPr>
-      <w:r>
-        <w:rPr>
-          <w:lang w:val="en-NZ"/>
-        </w:rPr>
-        <w:t>At the beginning of the architectural design exercise, it was identified that the technological development of WorkshopAR would provide interesting information to build a final answer for research questions SQ5 and SQ6.</w:t>
-      </w:r>
-      <w:r>
-        <w:rPr>
-          <w:lang w:val="en-NZ"/>
-        </w:rPr>
-        <w:t xml:space="preserve"> </w:t>
-      </w:r>
-      <w:r>
-        <w:rPr>
-          <w:lang w:val="en-NZ"/>
-        </w:rPr>
-        <w:t>Previous sections already illustrated how creating choice and flexibility in the interaction design allowed for a higher impact in the user experience</w:t>
-      </w:r>
-      <w:r>
-        <w:rPr>
-          <w:lang w:val="en-NZ"/>
-        </w:rPr>
-        <w:t xml:space="preserve"> and added a</w:t>
-      </w:r>
-      <w:r>
-        <w:rPr>
-          <w:lang w:val="en-NZ"/>
-        </w:rPr>
-        <w:t xml:space="preserve"> sense of social relevance that the other tools created to manage or visualize the team</w:t>
-      </w:r>
-      <w:r>
-        <w:rPr>
-          <w:lang w:val="en-NZ"/>
-        </w:rPr>
-        <w:t xml:space="preserve"> failed to convey</w:t>
-      </w:r>
-      <w:r>
-        <w:rPr>
-          <w:lang w:val="en-NZ"/>
-        </w:rPr>
-        <w:t>.</w:t>
-      </w:r>
-      <w:r>
-        <w:rPr>
-          <w:lang w:val="en-NZ"/>
-        </w:rPr>
-        <w:t xml:space="preserve"> </w:t>
-      </w:r>
-      <w:r>
-        <w:rPr>
-          <w:lang w:val="en-NZ"/>
-        </w:rPr>
-        <w:t>Given these observations, it is possible to identify key elements that can be used to build the final answer for the related research questions.</w:t>
-      </w:r>
-    </w:p>
-    <w:p>
-      <w:pPr>
-        <w:jc w:val="both"/>
-        <w:rPr>
-          <w:lang w:val="en-NZ"/>
-        </w:rPr>
-      </w:pPr>
-      <w:r>
-        <w:rPr>
-          <w:lang w:val="en-NZ"/>
-        </w:rPr>
-        <w:t>For question SQ5, visualization and flexibility were identified as the main advantages provided by AR technologies that c</w:t>
-      </w:r>
-      <w:r>
-        <w:rPr>
-          <w:lang w:val="en-NZ"/>
-        </w:rPr>
-        <w:t>ould</w:t>
-      </w:r>
-      <w:r>
-        <w:rPr>
-          <w:lang w:val="en-NZ"/>
-        </w:rPr>
-        <w:t xml:space="preserve"> be used </w:t>
-      </w:r>
-      <w:r>
-        <w:rPr>
-          <w:lang w:val="en-NZ"/>
-        </w:rPr>
-        <w:t>to</w:t>
-      </w:r>
-      <w:r>
-        <w:rPr>
-          <w:lang w:val="en-NZ"/>
-        </w:rPr>
-        <w:t xml:space="preserve"> create a significant impact in the student’s experience. </w:t>
-      </w:r>
-      <w:r>
-        <w:rPr>
-          <w:lang w:val="en-NZ"/>
-        </w:rPr>
-        <w:t>T</w:t>
-      </w:r>
-      <w:r>
-        <w:rPr>
-          <w:lang w:val="en-NZ"/>
-        </w:rPr>
-        <w:t xml:space="preserve">he students showed preference </w:t>
-      </w:r>
-      <w:r>
-        <w:rPr>
-          <w:lang w:val="en-NZ"/>
-        </w:rPr>
-        <w:t>for</w:t>
-      </w:r>
-      <w:r>
-        <w:rPr>
-          <w:lang w:val="en-NZ"/>
-        </w:rPr>
-        <w:t xml:space="preserve"> unintrusive visuals that could be approached only </w:t>
-      </w:r>
-      <w:r>
-        <w:rPr>
-          <w:lang w:val="en-NZ"/>
-        </w:rPr>
-        <w:t>w</w:t>
-      </w:r>
-      <w:r>
-        <w:rPr>
-          <w:lang w:val="en-NZ"/>
-        </w:rPr>
-        <w:t xml:space="preserve">hen desired and that could be used in different </w:t>
-      </w:r>
-      <w:r>
-        <w:rPr>
-          <w:lang w:val="en-NZ"/>
-        </w:rPr>
-        <w:t>contexts</w:t>
-      </w:r>
-      <w:r>
-        <w:rPr>
-          <w:lang w:val="en-NZ"/>
-        </w:rPr>
-        <w:t xml:space="preserve">, conveying meaning and utility </w:t>
-      </w:r>
-      <w:r>
-        <w:rPr>
-          <w:lang w:val="en-NZ"/>
-        </w:rPr>
-        <w:lastRenderedPageBreak/>
-        <w:t xml:space="preserve">based on the </w:t>
-      </w:r>
-      <w:r>
-        <w:rPr>
-          <w:lang w:val="en-NZ"/>
-        </w:rPr>
-        <w:t>situation</w:t>
-      </w:r>
-      <w:r>
-        <w:rPr>
-          <w:lang w:val="en-NZ"/>
-        </w:rPr>
-        <w:t xml:space="preserve"> without getting in the way of the work to be done. These observations could be extrapolated to any TEL intervention where it is important to consider that the learning activity and not the tool should be the centre of attention. </w:t>
-      </w:r>
-      <w:r>
-        <w:rPr>
-          <w:lang w:val="en-NZ"/>
-        </w:rPr>
-        <w:t>In the context of a</w:t>
-      </w:r>
-      <w:r>
-        <w:rPr>
-          <w:lang w:val="en-NZ"/>
-        </w:rPr>
-        <w:t xml:space="preserve"> collaborative</w:t>
-      </w:r>
-      <w:r>
-        <w:rPr>
-          <w:lang w:val="en-NZ"/>
-        </w:rPr>
-        <w:t xml:space="preserve"> activity</w:t>
-      </w:r>
-      <w:r>
-        <w:rPr>
-          <w:lang w:val="en-NZ"/>
-        </w:rPr>
-        <w:t xml:space="preserve">, it makes sense that the students would prefer for the tool to work as unnoticed as possible, providing aid and not hindrance. It is a difficult balance to achieve that requires </w:t>
-      </w:r>
-      <w:r>
-        <w:rPr>
-          <w:lang w:val="en-NZ"/>
-        </w:rPr>
-        <w:t xml:space="preserve">a </w:t>
-      </w:r>
-      <w:r>
-        <w:rPr>
-          <w:lang w:val="en-NZ"/>
-        </w:rPr>
-        <w:t>disciplined analysis of the feedback and a consistent iterative development.</w:t>
-      </w:r>
-    </w:p>
-    <w:p>
-      <w:pPr>
-        <w:jc w:val="both"/>
-        <w:rPr>
-          <w:lang w:val="en-NZ"/>
-        </w:rPr>
-      </w:pPr>
-      <w:r>
-        <w:rPr>
-          <w:lang w:val="en-NZ"/>
-        </w:rPr>
-        <w:t>The idea of flexibility guided the design when proposing the play model tools and the overall motivation of transforming any space into a working space. It was observed that</w:t>
-      </w:r>
-      <w:r>
-        <w:rPr>
-          <w:lang w:val="en-NZ"/>
-        </w:rPr>
-        <w:t xml:space="preserve"> this idea of flexibility</w:t>
-      </w:r>
-      <w:r>
-        <w:rPr>
-          <w:lang w:val="en-NZ"/>
-        </w:rPr>
-        <w:t xml:space="preserve"> could permeate even more elements of the design, </w:t>
-      </w:r>
-      <w:r>
-        <w:rPr>
-          <w:lang w:val="en-NZ"/>
-        </w:rPr>
-        <w:t>such as</w:t>
-      </w:r>
-      <w:r>
-        <w:rPr>
-          <w:lang w:val="en-NZ"/>
-        </w:rPr>
-        <w:t xml:space="preserve"> the processes</w:t>
-      </w:r>
-      <w:r>
-        <w:rPr>
-          <w:lang w:val="en-NZ"/>
-        </w:rPr>
-        <w:t xml:space="preserve"> </w:t>
-      </w:r>
-      <w:r>
-        <w:rPr>
-          <w:lang w:val="en-NZ"/>
-        </w:rPr>
-        <w:t xml:space="preserve">related to organize the team, organize discussions and communicate ideas through the app, </w:t>
-      </w:r>
-      <w:r>
-        <w:rPr>
-          <w:lang w:val="en-NZ"/>
-        </w:rPr>
-        <w:t>which where originally</w:t>
-      </w:r>
-      <w:r>
-        <w:rPr>
-          <w:lang w:val="en-NZ"/>
-        </w:rPr>
-        <w:t xml:space="preserve"> to rigidly structured.</w:t>
-      </w:r>
-    </w:p>
-    <w:p>
-      <w:pPr>
-        <w:jc w:val="both"/>
-        <w:rPr>
-          <w:lang w:val="en-NZ"/>
-        </w:rPr>
-      </w:pPr>
-      <w:r>
-        <w:rPr>
-          <w:lang w:val="en-NZ"/>
-        </w:rPr>
-        <w:t>Some students</w:t>
-      </w:r>
-      <w:r>
-        <w:rPr>
-          <w:lang w:val="en-NZ"/>
-        </w:rPr>
-        <w:t xml:space="preserve"> welcome</w:t>
-      </w:r>
-      <w:r>
-        <w:rPr>
-          <w:lang w:val="en-NZ"/>
-        </w:rPr>
-        <w:t>d</w:t>
-      </w:r>
-      <w:r>
-        <w:rPr>
-          <w:lang w:val="en-NZ"/>
-        </w:rPr>
-        <w:t xml:space="preserve"> </w:t>
-      </w:r>
-      <w:r>
-        <w:rPr>
-          <w:lang w:val="en-NZ"/>
-        </w:rPr>
-        <w:t>the structure provided by the application</w:t>
-      </w:r>
-      <w:r>
-        <w:rPr>
-          <w:lang w:val="en-NZ"/>
-        </w:rPr>
-        <w:t>, those having problems organizing the group or needing explicit guideline</w:t>
+        <w:t xml:space="preserve">WorkshopAR was the result of an iterative software development aimed at understanding positive ways of using AR technologies </w:t>
+      </w:r>
+      <w:r>
+        <w:rPr>
+          <w:lang w:val="en-NZ"/>
+        </w:rPr>
+        <w:t>in</w:t>
+      </w:r>
+      <w:r>
+        <w:rPr>
+          <w:lang w:val="en-NZ"/>
+        </w:rPr>
+        <w:t xml:space="preserve"> a collaborative learning approach. The end result was a prototype that </w:t>
+      </w:r>
+      <w:r>
+        <w:rPr>
+          <w:lang w:val="en-NZ"/>
+        </w:rPr>
+        <w:t>allowed the users</w:t>
+      </w:r>
+      <w:r>
+        <w:rPr>
+          <w:lang w:val="en-NZ"/>
+        </w:rPr>
+        <w:t xml:space="preserve"> to integrate into the</w:t>
+      </w:r>
+      <w:r>
+        <w:rPr>
+          <w:lang w:val="en-NZ"/>
+        </w:rPr>
+        <w:t>ir</w:t>
+      </w:r>
+      <w:r>
+        <w:rPr>
+          <w:lang w:val="en-NZ"/>
+        </w:rPr>
+        <w:t xml:space="preserve"> workflow a</w:t>
+      </w:r>
+      <w:r>
+        <w:rPr>
+          <w:lang w:val="en-NZ"/>
+        </w:rPr>
+        <w:t xml:space="preserve"> set of </w:t>
+      </w:r>
+      <w:r>
+        <w:rPr>
+          <w:lang w:val="en-NZ"/>
+        </w:rPr>
+        <w:t>tool</w:t>
       </w:r>
       <w:r>
         <w:rPr>
@@ -23706,342 +23702,7 @@
         <w:rPr>
           <w:lang w:val="en-NZ"/>
         </w:rPr>
-        <w:t xml:space="preserve"> for their work, but </w:t>
-      </w:r>
-      <w:r>
-        <w:rPr>
-          <w:lang w:val="en-NZ"/>
-        </w:rPr>
-        <w:t xml:space="preserve">it was </w:t>
-      </w:r>
-      <w:r>
-        <w:rPr>
-          <w:lang w:val="en-NZ"/>
-        </w:rPr>
-        <w:t xml:space="preserve">resented by more organized or veteran students, who felt the </w:t>
-      </w:r>
-      <w:r>
-        <w:rPr>
-          <w:lang w:val="en-NZ"/>
-        </w:rPr>
-        <w:t>activity</w:t>
-      </w:r>
-      <w:r>
-        <w:rPr>
-          <w:lang w:val="en-NZ"/>
-        </w:rPr>
-        <w:t xml:space="preserve"> </w:t>
-      </w:r>
-      <w:r>
-        <w:rPr>
-          <w:lang w:val="en-NZ"/>
-        </w:rPr>
-        <w:t>w</w:t>
-      </w:r>
-      <w:r>
-        <w:rPr>
-          <w:lang w:val="en-NZ"/>
-        </w:rPr>
-        <w:t xml:space="preserve">as </w:t>
-      </w:r>
-      <w:r>
-        <w:rPr>
-          <w:lang w:val="en-NZ"/>
-        </w:rPr>
-        <w:t>too</w:t>
-      </w:r>
-      <w:r>
-        <w:rPr>
-          <w:lang w:val="en-NZ"/>
-        </w:rPr>
-        <w:t xml:space="preserve"> restrictive. This hints at a need </w:t>
-      </w:r>
-      <w:r>
-        <w:rPr>
-          <w:lang w:val="en-NZ"/>
-        </w:rPr>
-        <w:t xml:space="preserve">for </w:t>
-      </w:r>
-      <w:r>
-        <w:rPr>
-          <w:lang w:val="en-NZ"/>
-        </w:rPr>
-        <w:t>structure, but allowing for workarounds and configuration</w:t>
-      </w:r>
-      <w:r>
-        <w:rPr>
-          <w:lang w:val="en-NZ"/>
-        </w:rPr>
-        <w:t>.</w:t>
-      </w:r>
-      <w:r>
-        <w:rPr>
-          <w:lang w:val="en-NZ"/>
-        </w:rPr>
-        <w:t xml:space="preserve"> A similar situation</w:t>
-      </w:r>
-      <w:r>
-        <w:rPr>
-          <w:lang w:val="en-NZ"/>
-        </w:rPr>
-        <w:t xml:space="preserve"> was</w:t>
-      </w:r>
-      <w:r>
-        <w:rPr>
-          <w:lang w:val="en-NZ"/>
-        </w:rPr>
-        <w:t xml:space="preserve"> present when the students found ways of customizing their presence in the digital space and finding tools to create tailored forms of communication, which </w:t>
-      </w:r>
-      <w:r>
-        <w:rPr>
-          <w:lang w:val="en-NZ"/>
-        </w:rPr>
-        <w:t>were</w:t>
-      </w:r>
-      <w:r>
-        <w:rPr>
-          <w:lang w:val="en-NZ"/>
-        </w:rPr>
-        <w:t xml:space="preserve"> initially considered but not given the importance they finally acquired.</w:t>
-      </w:r>
-    </w:p>
-    <w:p>
-      <w:pPr>
-        <w:jc w:val="both"/>
-        <w:rPr>
-          <w:lang w:val="en-NZ"/>
-        </w:rPr>
-      </w:pPr>
-      <w:r>
-        <w:rPr>
-          <w:lang w:val="en-NZ"/>
-        </w:rPr>
-        <w:t>All of these o</w:t>
-      </w:r>
-      <w:r>
-        <w:rPr>
-          <w:lang w:val="en-NZ"/>
-        </w:rPr>
-        <w:t>bservations resonate very well with the educational nature of the tool: Useful visuals that do not st</w:t>
-      </w:r>
-      <w:r>
-        <w:rPr>
-          <w:lang w:val="en-NZ"/>
-        </w:rPr>
-        <w:t>eal</w:t>
-      </w:r>
-      <w:r>
-        <w:rPr>
-          <w:lang w:val="en-NZ"/>
-        </w:rPr>
-        <w:t xml:space="preserve"> the focus from the learning goal and a flexible structure that accommodates the different types of learners that could interact with the application.</w:t>
-      </w:r>
-    </w:p>
-    <w:p>
-      <w:pPr>
-        <w:jc w:val="both"/>
-        <w:rPr>
-          <w:lang w:val="en-NZ"/>
-        </w:rPr>
-      </w:pPr>
-      <w:r>
-        <w:rPr>
-          <w:lang w:val="en-NZ"/>
-        </w:rPr>
-        <w:t xml:space="preserve">Question SQ6 is more concerned with the opportunities created by a multiuser platform for education, and the effect of mediating communication by technology. Creating a mostly transparent networking process was helpful to ensure that the friction created by the introduction of the tool was minimized as much as possible, giving extra strength to the idea that any technological intervention works the best when it is as invisible as possible. It was also possible to identify </w:t>
-      </w:r>
-      <w:r>
-        <w:rPr>
-          <w:lang w:val="en-NZ"/>
-        </w:rPr>
-        <w:t>instances in which</w:t>
-      </w:r>
-      <w:r>
-        <w:rPr>
-          <w:lang w:val="en-NZ"/>
-        </w:rPr>
-        <w:t xml:space="preserve"> the usage of the tool itself was promoting social structures that were not desired (the responsibilities of the host user</w:t>
-      </w:r>
-      <w:r>
-        <w:rPr>
-          <w:lang w:val="en-NZ"/>
-        </w:rPr>
-        <w:t xml:space="preserve"> i.e.</w:t>
-      </w:r>
-      <w:r>
-        <w:rPr>
-          <w:lang w:val="en-NZ"/>
-        </w:rPr>
-        <w:t xml:space="preserve">) and </w:t>
-      </w:r>
-      <w:r>
-        <w:rPr>
-          <w:lang w:val="en-NZ"/>
-        </w:rPr>
-        <w:t xml:space="preserve">it was necessary to </w:t>
-      </w:r>
-      <w:r>
-        <w:rPr>
-          <w:lang w:val="en-NZ"/>
-        </w:rPr>
-        <w:t>redesign the approach so that any social structure, goal or task assigned to any participant came from the own team management process and supported by the tool, not enforced by it.</w:t>
-      </w:r>
-    </w:p>
-    <w:p>
-      <w:pPr>
-        <w:jc w:val="both"/>
-        <w:rPr>
-          <w:lang w:val="en-NZ"/>
-        </w:rPr>
-      </w:pPr>
-      <w:r>
-        <w:rPr>
-          <w:lang w:val="en-NZ"/>
-        </w:rPr>
-        <w:t xml:space="preserve">A final important lesson related to the multiuser approach was to not underestimate the importance of the social aspects present in any form of collaborative learning. It was possible to identify that there </w:t>
-      </w:r>
-      <w:r>
-        <w:rPr>
-          <w:lang w:val="en-NZ"/>
-        </w:rPr>
-        <w:t>was a</w:t>
-      </w:r>
-      <w:r>
-        <w:rPr>
-          <w:lang w:val="en-NZ"/>
-        </w:rPr>
-        <w:t xml:space="preserve"> </w:t>
-      </w:r>
-      <w:r>
-        <w:rPr>
-          <w:lang w:val="en-NZ"/>
-        </w:rPr>
-        <w:t>misplaced</w:t>
-      </w:r>
-      <w:r>
-        <w:rPr>
-          <w:lang w:val="en-NZ"/>
-        </w:rPr>
-        <w:t xml:space="preserve"> </w:t>
-      </w:r>
-      <w:r>
-        <w:rPr>
-          <w:lang w:val="en-NZ"/>
-        </w:rPr>
-        <w:t xml:space="preserve">focus </w:t>
-      </w:r>
-      <w:r>
-        <w:rPr>
-          <w:lang w:val="en-NZ"/>
-        </w:rPr>
-        <w:t xml:space="preserve">on promoting management and organizational skills through the pedagogical design of the activities, sometimes </w:t>
-      </w:r>
-      <w:r>
-        <w:rPr>
-          <w:lang w:val="en-NZ"/>
-        </w:rPr>
-        <w:t xml:space="preserve">sabotaging </w:t>
-      </w:r>
-      <w:r>
-        <w:rPr>
-          <w:lang w:val="en-NZ"/>
-        </w:rPr>
-        <w:t>equally important skills related to socialization, communication and emotional management. This is true for both the design of WorkshopAR, that found the most success among the students when presenting interesting forms of communication on top of the team management tools, and the case study in general, in which the students struggled the most with the social and communications aspects of the project rather than the technical ones.</w:t>
-      </w:r>
-    </w:p>
-    <w:p>
-      <w:pPr>
-        <w:pStyle w:val="Heading1"/>
-        <w:rPr>
-          <w:lang w:val="en-NZ"/>
-        </w:rPr>
-      </w:pPr>
-      <w:r>
-        <w:rPr>
-          <w:lang w:val="en-NZ"/>
-        </w:rPr>
-        <w:t>5.3 Conclusions</w:t>
-      </w:r>
-    </w:p>
-    <w:p>
-      <w:pPr>
-        <w:jc w:val="both"/>
-        <w:rPr>
-          <w:lang w:val="en-NZ"/>
-        </w:rPr>
-      </w:pPr>
-      <w:r>
-        <w:rPr>
-          <w:lang w:val="en-NZ"/>
-        </w:rPr>
-        <w:t xml:space="preserve">WorkshopAR was the result of an iterative software development aimed at understanding positive ways of using AR technologies </w:t>
-      </w:r>
-      <w:r>
-        <w:rPr>
-          <w:lang w:val="en-NZ"/>
-        </w:rPr>
-        <w:t>in</w:t>
-      </w:r>
-      <w:r>
-        <w:rPr>
-          <w:lang w:val="en-NZ"/>
-        </w:rPr>
-        <w:t xml:space="preserve"> a collaborative learning approach. The end result was a prototype that </w:t>
-      </w:r>
-      <w:r>
-        <w:rPr>
-          <w:lang w:val="en-NZ"/>
-        </w:rPr>
-        <w:t>allowed the users</w:t>
-      </w:r>
-      <w:r>
-        <w:rPr>
-          <w:lang w:val="en-NZ"/>
-        </w:rPr>
-        <w:t xml:space="preserve"> to integrate into the</w:t>
-      </w:r>
-      <w:r>
-        <w:rPr>
-          <w:lang w:val="en-NZ"/>
-        </w:rPr>
-        <w:t>ir</w:t>
-      </w:r>
-      <w:r>
-        <w:rPr>
-          <w:lang w:val="en-NZ"/>
-        </w:rPr>
-        <w:t xml:space="preserve"> workflow a</w:t>
-      </w:r>
-      <w:r>
-        <w:rPr>
-          <w:lang w:val="en-NZ"/>
-        </w:rPr>
-        <w:t xml:space="preserve"> set of </w:t>
-      </w:r>
-      <w:r>
-        <w:rPr>
-          <w:lang w:val="en-NZ"/>
-        </w:rPr>
-        <w:t>tool</w:t>
-      </w:r>
-      <w:r>
-        <w:rPr>
-          <w:lang w:val="en-NZ"/>
-        </w:rPr>
-        <w:t>s</w:t>
-      </w:r>
-      <w:r>
-        <w:rPr>
-          <w:lang w:val="en-NZ"/>
-        </w:rPr>
-        <w:t xml:space="preserve"> that helped </w:t>
-      </w:r>
-      <w:r>
-        <w:rPr>
-          <w:lang w:val="en-NZ"/>
-        </w:rPr>
-        <w:lastRenderedPageBreak/>
-        <w:t>them to visualize all the components in motion needed for an effective teamwork and to actively participate in the procedures that make such work possible</w:t>
+        <w:t xml:space="preserve"> that helped them to visualize all the components in motion needed for an effective teamwork and to actively participate in the procedures that make such work possible</w:t>
       </w:r>
       <w:r>
         <w:rPr>
@@ -24446,7 +24107,14 @@
         <w:rPr>
           <w:lang w:val="en-NZ"/>
         </w:rPr>
-        <w:t xml:space="preserve"> provided by WorkshopAR. The students resonated the most with the possibility of having a visual representation of themselves in the digital space, not only for personalization and general socialization, but as a point for interaction with their peers and the environment. Being able to see information about who is who and the tasks being performed created the biggest sense of “augmentation” of the activity and the biggest source of </w:t>
+        <w:t xml:space="preserve"> provided by WorkshopAR. The students resonated the most with the </w:t>
+      </w:r>
+      <w:r>
+        <w:rPr>
+          <w:lang w:val="en-NZ"/>
+        </w:rPr>
+        <w:lastRenderedPageBreak/>
+        <w:t xml:space="preserve">possibility of having a visual representation of themselves in the digital space, not only for personalization and general socialization, but as a point for interaction with their peers and the environment. Being able to see information about who is who and the tasks being performed created the biggest sense of “augmentation” of the activity and the biggest source of </w:t>
       </w:r>
       <w:r>
         <w:rPr>
@@ -24520,14 +24188,7 @@
         <w:rPr>
           <w:lang w:val="en-NZ"/>
         </w:rPr>
-        <w:t xml:space="preserve">to use them in diverse scenarios and adapt them to their needs and </w:t>
-      </w:r>
-      <w:r>
-        <w:rPr>
-          <w:lang w:val="en-NZ"/>
-        </w:rPr>
-        <w:lastRenderedPageBreak/>
-        <w:t>preferences, highlighting the social nature of the application and an important avenue for future research.</w:t>
+        <w:t>to use them in diverse scenarios and adapt them to their needs and preferences, highlighting the social nature of the application and an important avenue for future research.</w:t>
       </w:r>
     </w:p>
     <w:p>
@@ -24818,7 +24479,7 @@
     </w:p>
     <w:p>
       <w:pPr>
-        <w:pStyle w:val="ListParagraph"/>
+        <w:pStyle w:val="Prrafodelista"/>
         <w:numPr>
           <w:ilvl w:val="0"/>
           <w:numId w:val="26"/>
@@ -24852,7 +24513,14 @@
         <w:rPr>
           <w:lang w:val="en-NZ"/>
         </w:rPr>
-        <w:t>development. But it is important for the developer to understand that the teacher is the role that should be guiding the process, as it is the teacher who truly knows the issues and needs o</w:t>
+        <w:t xml:space="preserve">development. But it is important for the developer to understand that the teacher is the </w:t>
+      </w:r>
+      <w:r>
+        <w:rPr>
+          <w:lang w:val="en-NZ"/>
+        </w:rPr>
+        <w:lastRenderedPageBreak/>
+        <w:t>role that should be guiding the process, as it is the teacher who truly knows the issues and needs o</w:t>
       </w:r>
       <w:r>
         <w:rPr>
@@ -24947,14 +24615,7 @@
         <w:rPr>
           <w:lang w:val="en-NZ"/>
         </w:rPr>
-        <w:t xml:space="preserve">The development of WorkshopAR shined thanks to understanding this line of work and maintaining a constant conversation with students and teachers, which helped in understanding what was not working and why. It was thanks to the help of the teaching staff that a good understanding was achieved of the context of the Industry Project </w:t>
-      </w:r>
-      <w:r>
-        <w:rPr>
-          <w:lang w:val="en-NZ"/>
-        </w:rPr>
-        <w:lastRenderedPageBreak/>
-        <w:t xml:space="preserve">course, but a better involvement of the side of the educator in the development process is needed, </w:t>
+        <w:t xml:space="preserve">The development of WorkshopAR shined thanks to understanding this line of work and maintaining a constant conversation with students and teachers, which helped in understanding what was not working and why. It was thanks to the help of the teaching staff that a good understanding was achieved of the context of the Industry Project course, but a better involvement of the side of the educator in the development process is needed, </w:t>
       </w:r>
       <w:r>
         <w:rPr>
@@ -24971,7 +24632,7 @@
     </w:p>
     <w:p>
       <w:pPr>
-        <w:pStyle w:val="ListParagraph"/>
+        <w:pStyle w:val="Prrafodelista"/>
         <w:numPr>
           <w:ilvl w:val="0"/>
           <w:numId w:val="26"/>
@@ -25058,7 +24719,7 @@
     </w:p>
     <w:p>
       <w:pPr>
-        <w:pStyle w:val="ListParagraph"/>
+        <w:pStyle w:val="Prrafodelista"/>
         <w:numPr>
           <w:ilvl w:val="0"/>
           <w:numId w:val="26"/>
@@ -25258,7 +24919,7 @@
 </file>
 
 <file path=word/endnotes.xml><?xml version="1.0" encoding="utf-8"?>
-<w:endnotes xmlns:wpc="http://schemas.microsoft.com/office/word/2010/wordprocessingCanvas" xmlns:cx="http://schemas.microsoft.com/office/drawing/2014/chartex" xmlns:cx1="http://schemas.microsoft.com/office/drawing/2015/9/8/chartex" xmlns:cx2="http://schemas.microsoft.com/office/drawing/2015/10/21/chartex" xmlns:cx3="http://schemas.microsoft.com/office/drawing/2016/5/9/chartex" xmlns:cx4="http://schemas.microsoft.com/office/drawing/2016/5/10/chartex" xmlns:cx5="http://schemas.microsoft.com/office/drawing/2016/5/11/chartex" xmlns:cx6="http://schemas.microsoft.com/office/drawing/2016/5/12/chartex" xmlns:cx7="http://schemas.microsoft.com/office/drawing/2016/5/13/chartex" xmlns:cx8="http://schemas.microsoft.com/office/drawing/2016/5/14/chartex" xmlns:mc="http://schemas.openxmlformats.org/markup-compatibility/2006" xmlns:aink="http://schemas.microsoft.com/office/drawing/2016/ink" xmlns:am3d="http://schemas.microsoft.com/office/drawing/2017/model3d" xmlns:o="urn:schemas-microsoft-com:office:office" xmlns:r="http://schemas.openxmlformats.org/officeDocument/2006/relationships" xmlns:m="http://schemas.openxmlformats.org/officeDocument/2006/math" xmlns:v="urn:schemas-microsoft-com:vml" xmlns:wp14="http://schemas.microsoft.com/office/word/2010/wordprocessingDrawing" xmlns:wp="http://schemas.openxmlformats.org/drawingml/2006/wordprocessingDrawing" xmlns:w10="urn:schemas-microsoft-com:office:word" xmlns:w="http://schemas.openxmlformats.org/wordprocessingml/2006/main" xmlns:w14="http://schemas.microsoft.com/office/word/2010/wordml" xmlns:w15="http://schemas.microsoft.com/office/word/2012/wordml" xmlns:w16cex="http://schemas.microsoft.com/office/word/2018/wordml/cex" xmlns:w16cid="http://schemas.microsoft.com/office/word/2016/wordml/cid" xmlns:w16="http://schemas.microsoft.com/office/word/2018/wordml" xmlns:w16sdtdh="http://schemas.microsoft.com/office/word/2020/wordml/sdtdatahash" xmlns:w16se="http://schemas.microsoft.com/office/word/2015/wordml/symex" xmlns:wpg="http://schemas.microsoft.com/office/word/2010/wordprocessingGroup" xmlns:wpi="http://schemas.microsoft.com/office/word/2010/wordprocessingInk" xmlns:wne="http://schemas.microsoft.com/office/word/2006/wordml" xmlns:wps="http://schemas.microsoft.com/office/word/2010/wordprocessingShape" mc:Ignorable="w14 w15 w16se w16cid w16 w16cex w16sdtdh wp14">
+<w:endnotes xmlns:wpc="http://schemas.microsoft.com/office/word/2010/wordprocessingCanvas" xmlns:cx="http://schemas.microsoft.com/office/drawing/2014/chartex" xmlns:cx1="http://schemas.microsoft.com/office/drawing/2015/9/8/chartex" xmlns:cx2="http://schemas.microsoft.com/office/drawing/2015/10/21/chartex" xmlns:cx3="http://schemas.microsoft.com/office/drawing/2016/5/9/chartex" xmlns:cx4="http://schemas.microsoft.com/office/drawing/2016/5/10/chartex" xmlns:cx5="http://schemas.microsoft.com/office/drawing/2016/5/11/chartex" xmlns:cx6="http://schemas.microsoft.com/office/drawing/2016/5/12/chartex" xmlns:cx7="http://schemas.microsoft.com/office/drawing/2016/5/13/chartex" xmlns:cx8="http://schemas.microsoft.com/office/drawing/2016/5/14/chartex" xmlns:mc="http://schemas.openxmlformats.org/markup-compatibility/2006" xmlns:aink="http://schemas.microsoft.com/office/drawing/2016/ink" xmlns:am3d="http://schemas.microsoft.com/office/drawing/2017/model3d" xmlns:o="urn:schemas-microsoft-com:office:office" xmlns:oel="http://schemas.microsoft.com/office/2019/extlst" xmlns:r="http://schemas.openxmlformats.org/officeDocument/2006/relationships" xmlns:m="http://schemas.openxmlformats.org/officeDocument/2006/math" xmlns:v="urn:schemas-microsoft-com:vml" xmlns:wp14="http://schemas.microsoft.com/office/word/2010/wordprocessingDrawing" xmlns:wp="http://schemas.openxmlformats.org/drawingml/2006/wordprocessingDrawing" xmlns:w10="urn:schemas-microsoft-com:office:word" xmlns:w="http://schemas.openxmlformats.org/wordprocessingml/2006/main" xmlns:w14="http://schemas.microsoft.com/office/word/2010/wordml" xmlns:w15="http://schemas.microsoft.com/office/word/2012/wordml" xmlns:w16cex="http://schemas.microsoft.com/office/word/2018/wordml/cex" xmlns:w16cid="http://schemas.microsoft.com/office/word/2016/wordml/cid" xmlns:w16="http://schemas.microsoft.com/office/word/2018/wordml" xmlns:w16du="http://schemas.microsoft.com/office/word/2023/wordml/word16du" xmlns:w16sdtdh="http://schemas.microsoft.com/office/word/2020/wordml/sdtdatahash" xmlns:w16sdtfl="http://schemas.microsoft.com/office/word/2024/wordml/sdtformatlock" xmlns:w16se="http://schemas.microsoft.com/office/word/2015/wordml/symex" xmlns:wpg="http://schemas.microsoft.com/office/word/2010/wordprocessingGroup" xmlns:wpi="http://schemas.microsoft.com/office/word/2010/wordprocessingInk" xmlns:wne="http://schemas.microsoft.com/office/word/2006/wordml" xmlns:wps="http://schemas.microsoft.com/office/word/2010/wordprocessingShape" mc:Ignorable="w14 w15 w16se w16cid w16 w16cex w16sdtdh w16sdtfl w16du wp14">
   <w:endnote w:type="separator" w:id="-1">
     <w:p>
       <w:pPr>
@@ -25283,7 +24944,7 @@
 </file>
 
 <file path=word/footnotes.xml><?xml version="1.0" encoding="utf-8"?>
-<w:footnotes xmlns:wpc="http://schemas.microsoft.com/office/word/2010/wordprocessingCanvas" xmlns:cx="http://schemas.microsoft.com/office/drawing/2014/chartex" xmlns:cx1="http://schemas.microsoft.com/office/drawing/2015/9/8/chartex" xmlns:cx2="http://schemas.microsoft.com/office/drawing/2015/10/21/chartex" xmlns:cx3="http://schemas.microsoft.com/office/drawing/2016/5/9/chartex" xmlns:cx4="http://schemas.microsoft.com/office/drawing/2016/5/10/chartex" xmlns:cx5="http://schemas.microsoft.com/office/drawing/2016/5/11/chartex" xmlns:cx6="http://schemas.microsoft.com/office/drawing/2016/5/12/chartex" xmlns:cx7="http://schemas.microsoft.com/office/drawing/2016/5/13/chartex" xmlns:cx8="http://schemas.microsoft.com/office/drawing/2016/5/14/chartex" xmlns:mc="http://schemas.openxmlformats.org/markup-compatibility/2006" xmlns:aink="http://schemas.microsoft.com/office/drawing/2016/ink" xmlns:am3d="http://schemas.microsoft.com/office/drawing/2017/model3d" xmlns:o="urn:schemas-microsoft-com:office:office" xmlns:r="http://schemas.openxmlformats.org/officeDocument/2006/relationships" xmlns:m="http://schemas.openxmlformats.org/officeDocument/2006/math" xmlns:v="urn:schemas-microsoft-com:vml" xmlns:wp14="http://schemas.microsoft.com/office/word/2010/wordprocessingDrawing" xmlns:wp="http://schemas.openxmlformats.org/drawingml/2006/wordprocessingDrawing" xmlns:w10="urn:schemas-microsoft-com:office:word" xmlns:w="http://schemas.openxmlformats.org/wordprocessingml/2006/main" xmlns:w14="http://schemas.microsoft.com/office/word/2010/wordml" xmlns:w15="http://schemas.microsoft.com/office/word/2012/wordml" xmlns:w16cex="http://schemas.microsoft.com/office/word/2018/wordml/cex" xmlns:w16cid="http://schemas.microsoft.com/office/word/2016/wordml/cid" xmlns:w16="http://schemas.microsoft.com/office/word/2018/wordml" xmlns:w16sdtdh="http://schemas.microsoft.com/office/word/2020/wordml/sdtdatahash" xmlns:w16se="http://schemas.microsoft.com/office/word/2015/wordml/symex" xmlns:wpg="http://schemas.microsoft.com/office/word/2010/wordprocessingGroup" xmlns:wpi="http://schemas.microsoft.com/office/word/2010/wordprocessingInk" xmlns:wne="http://schemas.microsoft.com/office/word/2006/wordml" xmlns:wps="http://schemas.microsoft.com/office/word/2010/wordprocessingShape" mc:Ignorable="w14 w15 w16se w16cid w16 w16cex w16sdtdh wp14">
+<w:footnotes xmlns:wpc="http://schemas.microsoft.com/office/word/2010/wordprocessingCanvas" xmlns:cx="http://schemas.microsoft.com/office/drawing/2014/chartex" xmlns:cx1="http://schemas.microsoft.com/office/drawing/2015/9/8/chartex" xmlns:cx2="http://schemas.microsoft.com/office/drawing/2015/10/21/chartex" xmlns:cx3="http://schemas.microsoft.com/office/drawing/2016/5/9/chartex" xmlns:cx4="http://schemas.microsoft.com/office/drawing/2016/5/10/chartex" xmlns:cx5="http://schemas.microsoft.com/office/drawing/2016/5/11/chartex" xmlns:cx6="http://schemas.microsoft.com/office/drawing/2016/5/12/chartex" xmlns:cx7="http://schemas.microsoft.com/office/drawing/2016/5/13/chartex" xmlns:cx8="http://schemas.microsoft.com/office/drawing/2016/5/14/chartex" xmlns:mc="http://schemas.openxmlformats.org/markup-compatibility/2006" xmlns:aink="http://schemas.microsoft.com/office/drawing/2016/ink" xmlns:am3d="http://schemas.microsoft.com/office/drawing/2017/model3d" xmlns:o="urn:schemas-microsoft-com:office:office" xmlns:oel="http://schemas.microsoft.com/office/2019/extlst" xmlns:r="http://schemas.openxmlformats.org/officeDocument/2006/relationships" xmlns:m="http://schemas.openxmlformats.org/officeDocument/2006/math" xmlns:v="urn:schemas-microsoft-com:vml" xmlns:wp14="http://schemas.microsoft.com/office/word/2010/wordprocessingDrawing" xmlns:wp="http://schemas.openxmlformats.org/drawingml/2006/wordprocessingDrawing" xmlns:w10="urn:schemas-microsoft-com:office:word" xmlns:w="http://schemas.openxmlformats.org/wordprocessingml/2006/main" xmlns:w14="http://schemas.microsoft.com/office/word/2010/wordml" xmlns:w15="http://schemas.microsoft.com/office/word/2012/wordml" xmlns:w16cex="http://schemas.microsoft.com/office/word/2018/wordml/cex" xmlns:w16cid="http://schemas.microsoft.com/office/word/2016/wordml/cid" xmlns:w16="http://schemas.microsoft.com/office/word/2018/wordml" xmlns:w16du="http://schemas.microsoft.com/office/word/2023/wordml/word16du" xmlns:w16sdtdh="http://schemas.microsoft.com/office/word/2020/wordml/sdtdatahash" xmlns:w16sdtfl="http://schemas.microsoft.com/office/word/2024/wordml/sdtformatlock" xmlns:w16se="http://schemas.microsoft.com/office/word/2015/wordml/symex" xmlns:wpg="http://schemas.microsoft.com/office/word/2010/wordprocessingGroup" xmlns:wpi="http://schemas.microsoft.com/office/word/2010/wordprocessingInk" xmlns:wne="http://schemas.microsoft.com/office/word/2006/wordml" xmlns:wps="http://schemas.microsoft.com/office/word/2010/wordprocessingShape" mc:Ignorable="w14 w15 w16se w16cid w16 w16cex w16sdtdh w16sdtfl w16du wp14">
   <w:footnote w:type="separator" w:id="-1">
     <w:p>
       <w:r>
@@ -25301,7 +24962,7 @@
   <w:footnote w:id="1">
     <w:p>
       <w:pPr>
-        <w:pStyle w:val="FootnoteText"/>
+        <w:pStyle w:val="Textonotapie"/>
         <w:rPr>
           <w:lang w:val="en-NZ"/>
         </w:rPr>
@@ -25321,7 +24982,7 @@
       <w:hyperlink r:id="rId1">
         <w:r>
           <w:rPr>
-            <w:rStyle w:val="Hyperlink"/>
+            <w:rStyle w:val="Hipervnculo"/>
             <w:lang w:val="en-NZ"/>
           </w:rPr>
           <w:t>https://www.youtube.com/watch?v=Exu7r2vZpcw</w:t>
@@ -25336,7 +24997,7 @@
       <w:hyperlink r:id="rId2">
         <w:r>
           <w:rPr>
-            <w:rStyle w:val="Hyperlink"/>
+            <w:rStyle w:val="Hipervnculo"/>
             <w:lang w:val="en-NZ"/>
           </w:rPr>
           <w:t>https://www.youtube.com/watch?v=dtp6b76pMak</w:t>
@@ -25348,7 +25009,7 @@
 </file>
 
 <file path=word/numbering.xml><?xml version="1.0" encoding="utf-8"?>
-<w:numbering xmlns:wpc="http://schemas.microsoft.com/office/word/2010/wordprocessingCanvas" xmlns:cx="http://schemas.microsoft.com/office/drawing/2014/chartex" xmlns:cx1="http://schemas.microsoft.com/office/drawing/2015/9/8/chartex" xmlns:cx2="http://schemas.microsoft.com/office/drawing/2015/10/21/chartex" xmlns:cx3="http://schemas.microsoft.com/office/drawing/2016/5/9/chartex" xmlns:cx4="http://schemas.microsoft.com/office/drawing/2016/5/10/chartex" xmlns:cx5="http://schemas.microsoft.com/office/drawing/2016/5/11/chartex" xmlns:cx6="http://schemas.microsoft.com/office/drawing/2016/5/12/chartex" xmlns:cx7="http://schemas.microsoft.com/office/drawing/2016/5/13/chartex" xmlns:cx8="http://schemas.microsoft.com/office/drawing/2016/5/14/chartex" xmlns:mc="http://schemas.openxmlformats.org/markup-compatibility/2006" xmlns:aink="http://schemas.microsoft.com/office/drawing/2016/ink" xmlns:am3d="http://schemas.microsoft.com/office/drawing/2017/model3d" xmlns:o="urn:schemas-microsoft-com:office:office" xmlns:r="http://schemas.openxmlformats.org/officeDocument/2006/relationships" xmlns:m="http://schemas.openxmlformats.org/officeDocument/2006/math" xmlns:v="urn:schemas-microsoft-com:vml" xmlns:wp14="http://schemas.microsoft.com/office/word/2010/wordprocessingDrawing" xmlns:wp="http://schemas.openxmlformats.org/drawingml/2006/wordprocessingDrawing" xmlns:w10="urn:schemas-microsoft-com:office:word" xmlns:w="http://schemas.openxmlformats.org/wordprocessingml/2006/main" xmlns:w14="http://schemas.microsoft.com/office/word/2010/wordml" xmlns:w15="http://schemas.microsoft.com/office/word/2012/wordml" xmlns:w16cex="http://schemas.microsoft.com/office/word/2018/wordml/cex" xmlns:w16cid="http://schemas.microsoft.com/office/word/2016/wordml/cid" xmlns:w16="http://schemas.microsoft.com/office/word/2018/wordml" xmlns:w16sdtdh="http://schemas.microsoft.com/office/word/2020/wordml/sdtdatahash" xmlns:w16se="http://schemas.microsoft.com/office/word/2015/wordml/symex" xmlns:wpg="http://schemas.microsoft.com/office/word/2010/wordprocessingGroup" xmlns:wpi="http://schemas.microsoft.com/office/word/2010/wordprocessingInk" xmlns:wne="http://schemas.microsoft.com/office/word/2006/wordml" xmlns:wps="http://schemas.microsoft.com/office/word/2010/wordprocessingShape" mc:Ignorable="w14 w15 w16se w16cid w16 w16cex w16sdtdh wp14">
+<w:numbering xmlns:wpc="http://schemas.microsoft.com/office/word/2010/wordprocessingCanvas" xmlns:cx="http://schemas.microsoft.com/office/drawing/2014/chartex" xmlns:cx1="http://schemas.microsoft.com/office/drawing/2015/9/8/chartex" xmlns:cx2="http://schemas.microsoft.com/office/drawing/2015/10/21/chartex" xmlns:cx3="http://schemas.microsoft.com/office/drawing/2016/5/9/chartex" xmlns:cx4="http://schemas.microsoft.com/office/drawing/2016/5/10/chartex" xmlns:cx5="http://schemas.microsoft.com/office/drawing/2016/5/11/chartex" xmlns:cx6="http://schemas.microsoft.com/office/drawing/2016/5/12/chartex" xmlns:cx7="http://schemas.microsoft.com/office/drawing/2016/5/13/chartex" xmlns:cx8="http://schemas.microsoft.com/office/drawing/2016/5/14/chartex" xmlns:mc="http://schemas.openxmlformats.org/markup-compatibility/2006" xmlns:aink="http://schemas.microsoft.com/office/drawing/2016/ink" xmlns:am3d="http://schemas.microsoft.com/office/drawing/2017/model3d" xmlns:o="urn:schemas-microsoft-com:office:office" xmlns:oel="http://schemas.microsoft.com/office/2019/extlst" xmlns:r="http://schemas.openxmlformats.org/officeDocument/2006/relationships" xmlns:m="http://schemas.openxmlformats.org/officeDocument/2006/math" xmlns:v="urn:schemas-microsoft-com:vml" xmlns:wp14="http://schemas.microsoft.com/office/word/2010/wordprocessingDrawing" xmlns:wp="http://schemas.openxmlformats.org/drawingml/2006/wordprocessingDrawing" xmlns:w10="urn:schemas-microsoft-com:office:word" xmlns:w="http://schemas.openxmlformats.org/wordprocessingml/2006/main" xmlns:w14="http://schemas.microsoft.com/office/word/2010/wordml" xmlns:w15="http://schemas.microsoft.com/office/word/2012/wordml" xmlns:w16cex="http://schemas.microsoft.com/office/word/2018/wordml/cex" xmlns:w16cid="http://schemas.microsoft.com/office/word/2016/wordml/cid" xmlns:w16="http://schemas.microsoft.com/office/word/2018/wordml" xmlns:w16du="http://schemas.microsoft.com/office/word/2023/wordml/word16du" xmlns:w16sdtdh="http://schemas.microsoft.com/office/word/2020/wordml/sdtdatahash" xmlns:w16sdtfl="http://schemas.microsoft.com/office/word/2024/wordml/sdtformatlock" xmlns:w16se="http://schemas.microsoft.com/office/word/2015/wordml/symex" xmlns:wpg="http://schemas.microsoft.com/office/word/2010/wordprocessingGroup" xmlns:wpi="http://schemas.microsoft.com/office/word/2010/wordprocessingInk" xmlns:wne="http://schemas.microsoft.com/office/word/2006/wordml" xmlns:wps="http://schemas.microsoft.com/office/word/2010/wordprocessingShape" mc:Ignorable="w14 w15 w16se w16cid w16 w16cex w16sdtdh w16sdtfl w16du wp14">
   <w:abstractNum w:abstractNumId="0" w15:restartNumberingAfterBreak="0">
     <w:nsid w:val="064E0694"/>
     <w:multiLevelType w:val="multilevel"/>
@@ -28890,89 +28551,89 @@
       </w:rPr>
     </w:lvl>
   </w:abstractNum>
-  <w:num w:numId="1">
+  <w:num w:numId="1" w16cid:durableId="1044065844">
     <w:abstractNumId w:val="9"/>
   </w:num>
-  <w:num w:numId="2">
+  <w:num w:numId="2" w16cid:durableId="718287967">
     <w:abstractNumId w:val="5"/>
   </w:num>
-  <w:num w:numId="3">
+  <w:num w:numId="3" w16cid:durableId="2076008354">
     <w:abstractNumId w:val="14"/>
   </w:num>
-  <w:num w:numId="4">
+  <w:num w:numId="4" w16cid:durableId="679358454">
     <w:abstractNumId w:val="13"/>
   </w:num>
-  <w:num w:numId="5">
+  <w:num w:numId="5" w16cid:durableId="953559407">
     <w:abstractNumId w:val="17"/>
   </w:num>
-  <w:num w:numId="6">
+  <w:num w:numId="6" w16cid:durableId="169217127">
     <w:abstractNumId w:val="6"/>
   </w:num>
-  <w:num w:numId="7">
+  <w:num w:numId="7" w16cid:durableId="55856114">
     <w:abstractNumId w:val="19"/>
   </w:num>
-  <w:num w:numId="8">
+  <w:num w:numId="8" w16cid:durableId="1507092919">
     <w:abstractNumId w:val="3"/>
   </w:num>
-  <w:num w:numId="9">
+  <w:num w:numId="9" w16cid:durableId="989018392">
     <w:abstractNumId w:val="18"/>
   </w:num>
-  <w:num w:numId="10">
+  <w:num w:numId="10" w16cid:durableId="68119094">
     <w:abstractNumId w:val="24"/>
   </w:num>
-  <w:num w:numId="11">
+  <w:num w:numId="11" w16cid:durableId="393427912">
     <w:abstractNumId w:val="11"/>
   </w:num>
-  <w:num w:numId="12">
+  <w:num w:numId="12" w16cid:durableId="1959488689">
     <w:abstractNumId w:val="20"/>
   </w:num>
-  <w:num w:numId="13">
+  <w:num w:numId="13" w16cid:durableId="1008411275">
     <w:abstractNumId w:val="16"/>
   </w:num>
-  <w:num w:numId="14">
+  <w:num w:numId="14" w16cid:durableId="1205169543">
     <w:abstractNumId w:val="10"/>
   </w:num>
-  <w:num w:numId="15">
+  <w:num w:numId="15" w16cid:durableId="730546210">
     <w:abstractNumId w:val="0"/>
   </w:num>
-  <w:num w:numId="16">
+  <w:num w:numId="16" w16cid:durableId="487599443">
     <w:abstractNumId w:val="1"/>
   </w:num>
-  <w:num w:numId="17">
+  <w:num w:numId="17" w16cid:durableId="1970891044">
     <w:abstractNumId w:val="2"/>
   </w:num>
-  <w:num w:numId="18">
+  <w:num w:numId="18" w16cid:durableId="1280644614">
     <w:abstractNumId w:val="8"/>
   </w:num>
-  <w:num w:numId="19">
+  <w:num w:numId="19" w16cid:durableId="1539706749">
     <w:abstractNumId w:val="25"/>
   </w:num>
-  <w:num w:numId="20">
+  <w:num w:numId="20" w16cid:durableId="1072852656">
     <w:abstractNumId w:val="7"/>
   </w:num>
-  <w:num w:numId="21">
+  <w:num w:numId="21" w16cid:durableId="2066565166">
     <w:abstractNumId w:val="23"/>
   </w:num>
-  <w:num w:numId="22">
+  <w:num w:numId="22" w16cid:durableId="1261986859">
     <w:abstractNumId w:val="4"/>
   </w:num>
-  <w:num w:numId="23">
+  <w:num w:numId="23" w16cid:durableId="984361286">
     <w:abstractNumId w:val="12"/>
   </w:num>
-  <w:num w:numId="24">
+  <w:num w:numId="24" w16cid:durableId="1094127255">
     <w:abstractNumId w:val="22"/>
   </w:num>
-  <w:num w:numId="25">
+  <w:num w:numId="25" w16cid:durableId="150025669">
     <w:abstractNumId w:val="21"/>
   </w:num>
-  <w:num w:numId="26">
+  <w:num w:numId="26" w16cid:durableId="1970238337">
     <w:abstractNumId w:val="15"/>
   </w:num>
 </w:numbering>
 </file>
 
 <file path=word/styles.xml><?xml version="1.0" encoding="utf-8"?>
-<w:styles xmlns:mc="http://schemas.openxmlformats.org/markup-compatibility/2006" xmlns:r="http://schemas.openxmlformats.org/officeDocument/2006/relationships" xmlns:w="http://schemas.openxmlformats.org/wordprocessingml/2006/main" xmlns:w14="http://schemas.microsoft.com/office/word/2010/wordml" xmlns:w15="http://schemas.microsoft.com/office/word/2012/wordml" xmlns:w16cex="http://schemas.microsoft.com/office/word/2018/wordml/cex" xmlns:w16cid="http://schemas.microsoft.com/office/word/2016/wordml/cid" xmlns:w16="http://schemas.microsoft.com/office/word/2018/wordml" xmlns:w16sdtdh="http://schemas.microsoft.com/office/word/2020/wordml/sdtdatahash" xmlns:w16se="http://schemas.microsoft.com/office/word/2015/wordml/symex" mc:Ignorable="w14 w15 w16se w16cid w16 w16cex w16sdtdh">
+<w:styles xmlns:mc="http://schemas.openxmlformats.org/markup-compatibility/2006" xmlns:r="http://schemas.openxmlformats.org/officeDocument/2006/relationships" xmlns:w="http://schemas.openxmlformats.org/wordprocessingml/2006/main" xmlns:w14="http://schemas.microsoft.com/office/word/2010/wordml" xmlns:w15="http://schemas.microsoft.com/office/word/2012/wordml" xmlns:w16cex="http://schemas.microsoft.com/office/word/2018/wordml/cex" xmlns:w16cid="http://schemas.microsoft.com/office/word/2016/wordml/cid" xmlns:w16="http://schemas.microsoft.com/office/word/2018/wordml" xmlns:w16du="http://schemas.microsoft.com/office/word/2023/wordml/word16du" xmlns:w16sdtdh="http://schemas.microsoft.com/office/word/2020/wordml/sdtdatahash" xmlns:w16sdtfl="http://schemas.microsoft.com/office/word/2024/wordml/sdtformatlock" xmlns:w16se="http://schemas.microsoft.com/office/word/2015/wordml/symex" mc:Ignorable="w14 w15 w16se w16cid w16 w16cex w16sdtdh w16sdtfl w16du">
   <w:docDefaults>
     <w:rPrDefault>
       <w:rPr>
@@ -29371,7 +29032,7 @@
     <w:name w:val="Normal"/>
     <w:qFormat/>
   </w:style>
-  <w:style w:type="paragraph" w:styleId="Heading1">
+  <w:style w:type="paragraph" w:styleId="Ttulo1">
     <w:name w:val="heading 1"/>
     <w:basedOn w:val="Normal"/>
     <w:next w:val="Normal"/>
@@ -29388,7 +29049,7 @@
       <w:szCs w:val="40"/>
     </w:rPr>
   </w:style>
-  <w:style w:type="paragraph" w:styleId="Heading2">
+  <w:style w:type="paragraph" w:styleId="Ttulo2">
     <w:name w:val="heading 2"/>
     <w:basedOn w:val="Normal"/>
     <w:next w:val="Normal"/>
@@ -29406,7 +29067,7 @@
       <w:szCs w:val="32"/>
     </w:rPr>
   </w:style>
-  <w:style w:type="paragraph" w:styleId="Heading3">
+  <w:style w:type="paragraph" w:styleId="Ttulo3">
     <w:name w:val="heading 3"/>
     <w:basedOn w:val="Normal"/>
     <w:next w:val="Normal"/>
@@ -29425,7 +29086,7 @@
       <w:szCs w:val="28"/>
     </w:rPr>
   </w:style>
-  <w:style w:type="paragraph" w:styleId="Heading4">
+  <w:style w:type="paragraph" w:styleId="Ttulo4">
     <w:name w:val="heading 4"/>
     <w:basedOn w:val="Normal"/>
     <w:next w:val="Normal"/>
@@ -29445,7 +29106,7 @@
       <w:szCs w:val="24"/>
     </w:rPr>
   </w:style>
-  <w:style w:type="paragraph" w:styleId="Heading5">
+  <w:style w:type="paragraph" w:styleId="Ttulo5">
     <w:name w:val="heading 5"/>
     <w:basedOn w:val="Normal"/>
     <w:next w:val="Normal"/>
@@ -29463,7 +29124,7 @@
       <w:color w:val="666666"/>
     </w:rPr>
   </w:style>
-  <w:style w:type="paragraph" w:styleId="Heading6">
+  <w:style w:type="paragraph" w:styleId="Ttulo6">
     <w:name w:val="heading 6"/>
     <w:basedOn w:val="Normal"/>
     <w:next w:val="Normal"/>
@@ -29482,13 +29143,13 @@
       <w:color w:val="666666"/>
     </w:rPr>
   </w:style>
-  <w:style w:type="character" w:default="1" w:styleId="DefaultParagraphFont">
+  <w:style w:type="character" w:default="1" w:styleId="Fuentedeprrafopredeter">
     <w:name w:val="Default Paragraph Font"/>
     <w:uiPriority w:val="1"/>
     <w:semiHidden/>
     <w:unhideWhenUsed/>
   </w:style>
-  <w:style w:type="table" w:default="1" w:styleId="TableNormal">
+  <w:style w:type="table" w:default="1" w:styleId="Tablanormal">
     <w:name w:val="Normal Table"/>
     <w:uiPriority w:val="99"/>
     <w:semiHidden/>
@@ -29503,16 +29164,16 @@
       </w:tblCellMar>
     </w:tblPr>
   </w:style>
-  <w:style w:type="numbering" w:default="1" w:styleId="NoList">
+  <w:style w:type="numbering" w:default="1" w:styleId="Sinlista">
     <w:name w:val="No List"/>
     <w:uiPriority w:val="99"/>
     <w:semiHidden/>
     <w:unhideWhenUsed/>
   </w:style>
-  <w:style w:type="character" w:customStyle="1" w:styleId="QuoteChar">
-    <w:name w:val="Quote Char"/>
-    <w:basedOn w:val="DefaultParagraphFont"/>
-    <w:link w:val="Quote"/>
+  <w:style w:type="character" w:customStyle="1" w:styleId="CitaCar">
+    <w:name w:val="Cita Car"/>
+    <w:basedOn w:val="Fuentedeprrafopredeter"/>
+    <w:link w:val="Cita"/>
     <w:uiPriority w:val="29"/>
     <w:qFormat/>
     <w:rsid w:val="005D23D7"/>
@@ -29522,9 +29183,9 @@
       <w:color w:val="404040" w:themeColor="text1" w:themeTint="BF"/>
     </w:rPr>
   </w:style>
-  <w:style w:type="character" w:styleId="PlaceholderText">
+  <w:style w:type="character" w:styleId="Textodelmarcadordeposicin">
     <w:name w:val="Placeholder Text"/>
-    <w:basedOn w:val="DefaultParagraphFont"/>
+    <w:basedOn w:val="Fuentedeprrafopredeter"/>
     <w:uiPriority w:val="99"/>
     <w:semiHidden/>
     <w:qFormat/>
@@ -29533,10 +29194,10 @@
       <w:color w:val="666666"/>
     </w:rPr>
   </w:style>
-  <w:style w:type="character" w:customStyle="1" w:styleId="FootnoteTextChar">
-    <w:name w:val="Footnote Text Char"/>
-    <w:basedOn w:val="DefaultParagraphFont"/>
-    <w:link w:val="FootnoteText"/>
+  <w:style w:type="character" w:customStyle="1" w:styleId="TextonotapieCar">
+    <w:name w:val="Texto nota pie Car"/>
+    <w:basedOn w:val="Fuentedeprrafopredeter"/>
+    <w:link w:val="Textonotapie"/>
     <w:uiPriority w:val="99"/>
     <w:semiHidden/>
     <w:qFormat/>
@@ -29548,7 +29209,7 @@
   </w:style>
   <w:style w:type="character" w:customStyle="1" w:styleId="FootnoteCharacters">
     <w:name w:val="Footnote Characters"/>
-    <w:basedOn w:val="DefaultParagraphFont"/>
+    <w:basedOn w:val="Fuentedeprrafopredeter"/>
     <w:uiPriority w:val="99"/>
     <w:semiHidden/>
     <w:unhideWhenUsed/>
@@ -29558,15 +29219,15 @@
       <w:vertAlign w:val="superscript"/>
     </w:rPr>
   </w:style>
-  <w:style w:type="character" w:styleId="FootnoteReference">
+  <w:style w:type="character" w:styleId="Refdenotaalpie">
     <w:name w:val="footnote reference"/>
     <w:rPr>
       <w:vertAlign w:val="superscript"/>
     </w:rPr>
   </w:style>
-  <w:style w:type="character" w:styleId="Hyperlink">
+  <w:style w:type="character" w:styleId="Hipervnculo">
     <w:name w:val="Hyperlink"/>
-    <w:basedOn w:val="DefaultParagraphFont"/>
+    <w:basedOn w:val="Fuentedeprrafopredeter"/>
     <w:uiPriority w:val="99"/>
     <w:unhideWhenUsed/>
     <w:rsid w:val="00B220C6"/>
@@ -29575,9 +29236,9 @@
       <w:u w:val="single"/>
     </w:rPr>
   </w:style>
-  <w:style w:type="character" w:styleId="UnresolvedMention">
+  <w:style w:type="character" w:styleId="Mencinsinresolver">
     <w:name w:val="Unresolved Mention"/>
-    <w:basedOn w:val="DefaultParagraphFont"/>
+    <w:basedOn w:val="Fuentedeprrafopredeter"/>
     <w:uiPriority w:val="99"/>
     <w:semiHidden/>
     <w:unhideWhenUsed/>
@@ -29588,7 +29249,7 @@
       <w:shd w:val="clear" w:color="auto" w:fill="E1DFDD"/>
     </w:rPr>
   </w:style>
-  <w:style w:type="character" w:styleId="EndnoteReference">
+  <w:style w:type="character" w:styleId="Refdenotaalfinal">
     <w:name w:val="endnote reference"/>
     <w:rPr>
       <w:vertAlign w:val="superscript"/>
@@ -29608,7 +29269,7 @@
   <w:style w:type="paragraph" w:customStyle="1" w:styleId="Heading">
     <w:name w:val="Heading"/>
     <w:basedOn w:val="Normal"/>
-    <w:next w:val="BodyText"/>
+    <w:next w:val="Textoindependiente"/>
     <w:qFormat/>
     <w:pPr>
       <w:keepNext/>
@@ -29620,21 +29281,21 @@
       <w:szCs w:val="28"/>
     </w:rPr>
   </w:style>
-  <w:style w:type="paragraph" w:styleId="BodyText">
+  <w:style w:type="paragraph" w:styleId="Textoindependiente">
     <w:name w:val="Body Text"/>
     <w:basedOn w:val="Normal"/>
     <w:pPr>
       <w:spacing w:after="140"/>
     </w:pPr>
   </w:style>
-  <w:style w:type="paragraph" w:styleId="List">
+  <w:style w:type="paragraph" w:styleId="Lista">
     <w:name w:val="List"/>
-    <w:basedOn w:val="BodyText"/>
+    <w:basedOn w:val="Textoindependiente"/>
     <w:rPr>
       <w:rFonts w:cs="Noto Sans Devanagari"/>
     </w:rPr>
   </w:style>
-  <w:style w:type="paragraph" w:styleId="Caption">
+  <w:style w:type="paragraph" w:styleId="Descripcin">
     <w:name w:val="caption"/>
     <w:basedOn w:val="Normal"/>
     <w:next w:val="Normal"/>
@@ -29664,7 +29325,7 @@
       <w:rFonts w:cs="Noto Sans Devanagari"/>
     </w:rPr>
   </w:style>
-  <w:style w:type="paragraph" w:styleId="Title">
+  <w:style w:type="paragraph" w:styleId="Ttulo">
     <w:name w:val="Title"/>
     <w:basedOn w:val="Normal"/>
     <w:next w:val="Normal"/>
@@ -29680,7 +29341,7 @@
       <w:szCs w:val="52"/>
     </w:rPr>
   </w:style>
-  <w:style w:type="paragraph" w:styleId="Subtitle">
+  <w:style w:type="paragraph" w:styleId="Subttulo">
     <w:name w:val="Subtitle"/>
     <w:basedOn w:val="Normal"/>
     <w:next w:val="Normal"/>
@@ -29697,7 +29358,7 @@
       <w:szCs w:val="30"/>
     </w:rPr>
   </w:style>
-  <w:style w:type="paragraph" w:styleId="ListParagraph">
+  <w:style w:type="paragraph" w:styleId="Prrafodelista">
     <w:name w:val="List Paragraph"/>
     <w:basedOn w:val="Normal"/>
     <w:uiPriority w:val="34"/>
@@ -29708,11 +29369,11 @@
       <w:contextualSpacing/>
     </w:pPr>
   </w:style>
-  <w:style w:type="paragraph" w:styleId="Quote">
+  <w:style w:type="paragraph" w:styleId="Cita">
     <w:name w:val="Quote"/>
     <w:basedOn w:val="Normal"/>
     <w:next w:val="Normal"/>
-    <w:link w:val="QuoteChar"/>
+    <w:link w:val="CitaCar"/>
     <w:uiPriority w:val="29"/>
     <w:qFormat/>
     <w:rsid w:val="005D23D7"/>
@@ -29727,10 +29388,10 @@
       <w:color w:val="404040" w:themeColor="text1" w:themeTint="BF"/>
     </w:rPr>
   </w:style>
-  <w:style w:type="paragraph" w:styleId="FootnoteText">
+  <w:style w:type="paragraph" w:styleId="Textonotapie">
     <w:name w:val="footnote text"/>
     <w:basedOn w:val="Normal"/>
-    <w:link w:val="FootnoteTextChar"/>
+    <w:link w:val="TextonotapieCar"/>
     <w:uiPriority w:val="99"/>
     <w:semiHidden/>
     <w:unhideWhenUsed/>
